--- a/plantillas/plantilla_informe_multiple.docx
+++ b/plantillas/plantilla_informe_multiple.docx
@@ -20,83 +20,29 @@
       </w:pPr>
       <w:r>
         <w:rPr>
-          <w:rFonts w:ascii="Arial" w:eastAsia="Arial" w:hAnsi="Arial" w:cs="Arial"/>
+          <w:rFonts w:ascii="Arial" w:hAnsi="Arial"/>
           <w:b/>
-          <w:bCs/>
           <w:u w:val="single"/>
-          <w:lang w:val="es-ES"/>
         </w:rPr>
         <w:t xml:space="preserve">INFORME Nº </w:t>
       </w:r>
-      <w:r>
-        <w:rPr>
-          <w:rFonts w:ascii="Arial" w:eastAsia="Arial" w:hAnsi="Arial" w:cs="Arial"/>
+      <w:proofErr w:type="gramStart"/>
+      <w:r>
+        <w:rPr>
+          <w:rFonts w:ascii="Arial" w:hAnsi="Arial"/>
           <w:b/>
-          <w:bCs/>
           <w:u w:val="single"/>
-          <w:lang w:val="es-ES"/>
-        </w:rPr>
-        <w:t>6</w:t>
-      </w:r>
-      <w:r>
-        <w:rPr>
-          <w:rFonts w:ascii="Arial" w:eastAsia="Arial" w:hAnsi="Arial" w:cs="Arial"/>
+        </w:rPr>
+        <w:t>{{ NUMERO</w:t>
+      </w:r>
+      <w:proofErr w:type="gramEnd"/>
+      <w:r>
+        <w:rPr>
+          <w:rFonts w:ascii="Arial" w:hAnsi="Arial"/>
           <w:b/>
-          <w:bCs/>
           <w:u w:val="single"/>
-          <w:lang w:val="es-ES"/>
-        </w:rPr>
-        <w:t>5</w:t>
-      </w:r>
-      <w:r>
-        <w:rPr>
-          <w:rFonts w:ascii="Arial" w:eastAsia="Arial" w:hAnsi="Arial" w:cs="Arial"/>
-          <w:b/>
-          <w:bCs/>
-          <w:u w:val="single"/>
-          <w:lang w:val="es-ES"/>
-        </w:rPr>
-        <w:t>4</w:t>
-      </w:r>
-      <w:r>
-        <w:rPr>
-          <w:rFonts w:ascii="Arial" w:eastAsia="Arial" w:hAnsi="Arial" w:cs="Arial"/>
-          <w:b/>
-          <w:bCs/>
-          <w:u w:val="single"/>
-          <w:lang w:val="es-ES"/>
-        </w:rPr>
-        <w:t>1</w:t>
-      </w:r>
-      <w:r>
-        <w:rPr>
-          <w:rFonts w:ascii="Arial" w:eastAsia="Arial" w:hAnsi="Arial" w:cs="Arial"/>
-          <w:b/>
-          <w:bCs/>
-          <w:u w:val="single"/>
-          <w:lang w:val="es-ES"/>
-        </w:rPr>
-        <w:t>-202</w:t>
-      </w:r>
-      <w:r>
-        <w:rPr>
-          <w:rFonts w:ascii="Arial" w:eastAsia="Arial" w:hAnsi="Arial" w:cs="Arial"/>
-          <w:b/>
-          <w:bCs/>
-          <w:u w:val="single"/>
-          <w:lang w:val="es-ES"/>
-        </w:rPr>
-        <w:t>6</w:t>
-      </w:r>
-      <w:r>
-        <w:rPr>
-          <w:rFonts w:ascii="Arial" w:eastAsia="Arial" w:hAnsi="Arial" w:cs="Arial"/>
-          <w:b/>
-          <w:bCs/>
-          <w:u w:val="single"/>
-          <w:lang w:val="es-ES"/>
-        </w:rPr>
-        <w:t>-MINEDU/VMGI-PRONABEC-DIBEC-SUS</w:t>
+        </w:rPr>
+        <w:t>_INFORME_GENERAR }}-2026-MINEDU/VMGI-PRONABEC-DIBEC-SUS</w:t>
       </w:r>
     </w:p>
     <w:p>
@@ -468,7 +414,11 @@
               </w:rPr>
             </w:pPr>
             <w:r>
-              <w:t>Sobre ampliación excepcional de la duración del periodo de estudios por el semestre 2026-II presentado por {{ CANTIDAD_BECARIOS }} becarios de la Beca 18 - Convocatoria 2021 de la Universidad Peruana de Ciencias Aplicadas, en aplicación del artículo 30 del Reglamento del PRONABEC</w:t>
+              <w:rPr>
+                <w:rFonts w:ascii="Arial" w:hAnsi="Arial"/>
+                <w:sz w:val="22"/>
+              </w:rPr>
+              <w:t>Sobre ampliación excepcional de la duración del periodo de estudios por el semestre 2026-II presentado por {{ CANTIDAD_BECARIOS }} becarios de la {{ BECA_TITULO_GLOBAL }} de la {{ INSTITUCION_GLOBAL }}, en aplicación del artículo 30 del Reglamento del PRONABEC</w:t>
             </w:r>
           </w:p>
           <w:p>
@@ -484,7 +434,7 @@
       </w:tr>
       <w:tr>
         <w:trPr>
-          <w:trHeight w:val="472"/>
+          <w:trHeight w:val="634"/>
         </w:trPr>
         <w:tc>
           <w:tcPr>
@@ -536,11 +486,94 @@
             <w:tcW w:w="6592" w:type="dxa"/>
           </w:tcPr>
           <w:p>
-            <w:r>
-              <w:t>{% for ref in REFERENCIAS %}{{ ref }}</w:t>
+            <w:pPr>
+              <w:rPr>
+                <w:rFonts w:ascii="Arial" w:hAnsi="Arial" w:cs="Arial"/>
+              </w:rPr>
+            </w:pPr>
+            <w:r>
+              <w:rPr>
+                <w:rFonts w:ascii="Arial" w:hAnsi="Arial" w:cs="Arial"/>
+              </w:rPr>
+              <w:t xml:space="preserve">{% </w:t>
+            </w:r>
+            <w:proofErr w:type="spellStart"/>
+            <w:r>
+              <w:rPr>
+                <w:rFonts w:ascii="Arial" w:hAnsi="Arial" w:cs="Arial"/>
+              </w:rPr>
+              <w:t>for</w:t>
+            </w:r>
+            <w:proofErr w:type="spellEnd"/>
+            <w:r>
+              <w:rPr>
+                <w:rFonts w:ascii="Arial" w:hAnsi="Arial" w:cs="Arial"/>
+              </w:rPr>
+              <w:t xml:space="preserve"> </w:t>
+            </w:r>
+            <w:proofErr w:type="spellStart"/>
+            <w:r>
+              <w:rPr>
+                <w:rFonts w:ascii="Arial" w:hAnsi="Arial" w:cs="Arial"/>
+              </w:rPr>
+              <w:t>ref</w:t>
+            </w:r>
+            <w:proofErr w:type="spellEnd"/>
+            <w:r>
+              <w:rPr>
+                <w:rFonts w:ascii="Arial" w:hAnsi="Arial" w:cs="Arial"/>
+              </w:rPr>
+              <w:t xml:space="preserve"> in REFERENCIAS %}{{ </w:t>
+            </w:r>
+            <w:proofErr w:type="spellStart"/>
+            <w:r>
+              <w:rPr>
+                <w:rFonts w:ascii="Arial" w:hAnsi="Arial" w:cs="Arial"/>
+              </w:rPr>
+              <w:t>ref</w:t>
+            </w:r>
+            <w:proofErr w:type="spellEnd"/>
+            <w:r>
+              <w:rPr>
+                <w:rFonts w:ascii="Arial" w:hAnsi="Arial" w:cs="Arial"/>
+              </w:rPr>
+              <w:t xml:space="preserve"> }}</w:t>
+            </w:r>
+            <w:r>
+              <w:rPr>
+                <w:rFonts w:ascii="Arial" w:hAnsi="Arial" w:cs="Arial"/>
+              </w:rPr>
               <w:br/>
-              <w:t>{% endfor %}</w:t>
-            </w:r>
+              <w:t xml:space="preserve">{% </w:t>
+            </w:r>
+            <w:proofErr w:type="spellStart"/>
+            <w:r>
+              <w:rPr>
+                <w:rFonts w:ascii="Arial" w:hAnsi="Arial" w:cs="Arial"/>
+              </w:rPr>
+              <w:t>endfor</w:t>
+            </w:r>
+            <w:proofErr w:type="spellEnd"/>
+            <w:r>
+              <w:rPr>
+                <w:rFonts w:ascii="Arial" w:hAnsi="Arial" w:cs="Arial"/>
+              </w:rPr>
+              <w:t xml:space="preserve"> %}</w:t>
+            </w:r>
+          </w:p>
+          <w:p>
+            <w:pPr>
+              <w:rPr>
+                <w:rFonts w:ascii="Arial" w:hAnsi="Arial" w:cs="Arial"/>
+              </w:rPr>
+            </w:pPr>
+          </w:p>
+          <w:p>
+            <w:pPr>
+              <w:rPr>
+                <w:rFonts w:ascii="Arial" w:hAnsi="Arial" w:cs="Arial"/>
+              </w:rPr>
+            </w:pPr>
           </w:p>
         </w:tc>
       </w:tr>
@@ -597,13 +630,37 @@
           <w:p>
             <w:pPr>
               <w:rPr>
+                <w:rFonts w:ascii="Arial" w:hAnsi="Arial" w:cs="Arial"/>
+              </w:rPr>
+            </w:pPr>
+            <w:r>
+              <w:rPr>
+                <w:rFonts w:ascii="Arial" w:hAnsi="Arial" w:cs="Arial"/>
+              </w:rPr>
+              <w:t xml:space="preserve">San Isidro, </w:t>
+            </w:r>
+            <w:proofErr w:type="gramStart"/>
+            <w:r>
+              <w:rPr>
+                <w:rFonts w:ascii="Arial" w:hAnsi="Arial" w:cs="Arial"/>
+              </w:rPr>
+              <w:t>{{ FECHA</w:t>
+            </w:r>
+            <w:proofErr w:type="gramEnd"/>
+            <w:r>
+              <w:rPr>
+                <w:rFonts w:ascii="Arial" w:hAnsi="Arial" w:cs="Arial"/>
+              </w:rPr>
+              <w:t>_ACTUAL_TEXTO }}</w:t>
+            </w:r>
+          </w:p>
+          <w:p>
+            <w:pPr>
+              <w:rPr>
                 <w:rFonts w:ascii="Arial" w:eastAsia="Arial MT" w:hAnsi="Arial" w:cs="Arial"/>
                 <w:lang w:val="es-ES"/>
               </w:rPr>
             </w:pPr>
-            <w:r>
-              <w:t>San Isidro, {{ FECHA_ACTUAL_TEXTO }}</w:t>
-            </w:r>
           </w:p>
           <w:p>
             <w:pPr>
@@ -615,7 +672,25 @@
               </w:rPr>
             </w:pPr>
             <w:r>
-              <w:t>SIGEDO INTEGRADO {{ NUMERO_SIGEDO_GLOBAL }}</w:t>
+              <w:rPr>
+                <w:rFonts w:ascii="Arial" w:hAnsi="Arial" w:cs="Arial"/>
+                <w:b/>
+              </w:rPr>
+              <w:t>SIGEDO INTEGRADO</w:t>
+            </w:r>
+            <w:r>
+              <w:rPr>
+                <w:rFonts w:ascii="Arial" w:hAnsi="Arial" w:cs="Arial"/>
+                <w:b/>
+              </w:rPr>
+              <w:t>:</w:t>
+            </w:r>
+            <w:r>
+              <w:rPr>
+                <w:rFonts w:ascii="Arial" w:hAnsi="Arial" w:cs="Arial"/>
+                <w:b/>
+              </w:rPr>
+              <w:t xml:space="preserve"> {{ NUMERO_SIGEDO_GLOBAL }}</w:t>
             </w:r>
           </w:p>
         </w:tc>
@@ -881,6 +956,19 @@
     </w:p>
     <w:p>
       <w:pPr>
+        <w:widowControl w:val="0"/>
+        <w:autoSpaceDE w:val="0"/>
+        <w:autoSpaceDN w:val="0"/>
+        <w:spacing w:after="0" w:line="240" w:lineRule="auto"/>
+        <w:jc w:val="both"/>
+        <w:rPr>
+          <w:rFonts w:ascii="Arial" w:eastAsia="Arial" w:hAnsi="Arial" w:cs="Arial"/>
+          <w:lang w:val="es-ES"/>
+        </w:rPr>
+      </w:pPr>
+    </w:p>
+    <w:p>
+      <w:pPr>
         <w:pStyle w:val="Prrafodelista"/>
         <w:widowControl w:val="0"/>
         <w:numPr>
@@ -902,7 +990,6 @@
           <w:rFonts w:ascii="Arial" w:eastAsia="Arial" w:hAnsi="Arial" w:cs="Arial"/>
           <w:lang w:val="es-ES"/>
         </w:rPr>
-        <w:lastRenderedPageBreak/>
         <w:t xml:space="preserve">Resolución Directoral Ejecutiva N° </w:t>
       </w:r>
       <w:r>
@@ -1048,7 +1135,11 @@
         </w:rPr>
       </w:pPr>
       <w:r>
-        <w:t xml:space="preserve">Mediante el Informe N° 4164-2026-MINEDU/VMGI-PRONABEC-DICONCI-SUCCOR-LIMA, la Subdirección de Coordinación y Cooperación Regional Lima, traslada la solicitud de ampliación excepcional de la duración del periodo de estudios por el semestre 2026-II de {{ CANTIDAD_BECARIOS }} becarios de la Beca 18 - Convocatoria 2021, conforme al siguiente detalle:  </w:t>
+        <w:rPr>
+          <w:rFonts w:ascii="Arial" w:hAnsi="Arial"/>
+          <w:sz w:val="22"/>
+        </w:rPr>
+        <w:t xml:space="preserve">Mediante el {{ NOMBRE_INFORME_SUCCOR }}, la Subdirección de Coordinación y Cooperación Regional Lima, traslada la solicitud de ampliación excepcional de la duración del periodo de estudios por el semestre 2026-II de {{ CANTIDAD_BECARIOS }} becarios de la {{ BECA_TITULO_GLOBAL }}, conforme al siguiente detalle:  </w:t>
       </w:r>
     </w:p>
     <w:p>
@@ -1121,7 +1212,25 @@
           <w:szCs w:val="20"/>
           <w:lang w:val="es-ES"/>
         </w:rPr>
-        <w:t xml:space="preserve">Becarios que solicitan </w:t>
+        <w:t>Becarios</w:t>
+      </w:r>
+      <w:r>
+        <w:rPr>
+          <w:rFonts w:eastAsia="Arial"/>
+          <w:sz w:val="20"/>
+          <w:szCs w:val="20"/>
+          <w:lang w:val="es-ES"/>
+        </w:rPr>
+        <w:t>/as</w:t>
+      </w:r>
+      <w:r>
+        <w:rPr>
+          <w:rFonts w:eastAsia="Arial"/>
+          <w:sz w:val="20"/>
+          <w:szCs w:val="20"/>
+          <w:lang w:val="es-ES"/>
+        </w:rPr>
+        <w:t xml:space="preserve"> que solicitan </w:t>
       </w:r>
       <w:r>
         <w:rPr>
@@ -1162,12 +1271,12 @@
         <w:tblLook w:val="04A0" w:firstRow="1" w:lastRow="0" w:firstColumn="1" w:lastColumn="0" w:noHBand="0" w:noVBand="1"/>
       </w:tblPr>
       <w:tblGrid>
-        <w:gridCol w:w="471"/>
-        <w:gridCol w:w="1468"/>
-        <w:gridCol w:w="1446"/>
-        <w:gridCol w:w="1620"/>
-        <w:gridCol w:w="2036"/>
-        <w:gridCol w:w="1323"/>
+        <w:gridCol w:w="714"/>
+        <w:gridCol w:w="1044"/>
+        <w:gridCol w:w="1505"/>
+        <w:gridCol w:w="2528"/>
+        <w:gridCol w:w="1633"/>
+        <w:gridCol w:w="1071"/>
       </w:tblGrid>
       <w:tr>
         <w:trPr>
@@ -1402,10 +1511,68 @@
         </w:tc>
       </w:tr>
       <w:tr>
+        <w:trPr>
+          <w:gridAfter w:val="5"/>
+          <w:wAfter w:w="7893" w:type="dxa"/>
+          <w:jc w:val="center"/>
+        </w:trPr>
         <w:tc>
+          <w:tcPr>
+            <w:tcW w:w="0" w:type="auto"/>
+            <w:vAlign w:val="center"/>
+          </w:tcPr>
           <w:p>
-            <w:r>
-              <w:t>{%tr for b in becarios %}</w:t>
+            <w:pPr>
+              <w:jc w:val="center"/>
+              <w:rPr>
+                <w:rFonts w:ascii="Arial" w:hAnsi="Arial" w:cs="Arial"/>
+                <w:sz w:val="16"/>
+                <w:szCs w:val="16"/>
+              </w:rPr>
+            </w:pPr>
+            <w:r>
+              <w:rPr>
+                <w:rFonts w:ascii="Arial" w:hAnsi="Arial" w:cs="Arial"/>
+                <w:sz w:val="16"/>
+                <w:szCs w:val="16"/>
+              </w:rPr>
+              <w:t>{%</w:t>
+            </w:r>
+            <w:proofErr w:type="spellStart"/>
+            <w:r>
+              <w:rPr>
+                <w:rFonts w:ascii="Arial" w:hAnsi="Arial" w:cs="Arial"/>
+                <w:sz w:val="16"/>
+                <w:szCs w:val="16"/>
+              </w:rPr>
+              <w:t>tr</w:t>
+            </w:r>
+            <w:proofErr w:type="spellEnd"/>
+            <w:r>
+              <w:rPr>
+                <w:rFonts w:ascii="Arial" w:hAnsi="Arial" w:cs="Arial"/>
+                <w:sz w:val="16"/>
+                <w:szCs w:val="16"/>
+              </w:rPr>
+              <w:t xml:space="preserve"> </w:t>
+            </w:r>
+            <w:proofErr w:type="spellStart"/>
+            <w:r>
+              <w:rPr>
+                <w:rFonts w:ascii="Arial" w:hAnsi="Arial" w:cs="Arial"/>
+                <w:sz w:val="16"/>
+                <w:szCs w:val="16"/>
+              </w:rPr>
+              <w:t>for</w:t>
+            </w:r>
+            <w:proofErr w:type="spellEnd"/>
+            <w:r>
+              <w:rPr>
+                <w:rFonts w:ascii="Arial" w:hAnsi="Arial" w:cs="Arial"/>
+                <w:sz w:val="16"/>
+                <w:szCs w:val="16"/>
+              </w:rPr>
+              <w:t xml:space="preserve"> b in becarios %}</w:t>
             </w:r>
           </w:p>
         </w:tc>
@@ -1421,8 +1588,39 @@
             <w:vAlign w:val="center"/>
           </w:tcPr>
           <w:p>
-            <w:r>
-              <w:t>{{ loop.index }}</w:t>
+            <w:pPr>
+              <w:jc w:val="center"/>
+              <w:rPr>
+                <w:rFonts w:ascii="Arial" w:hAnsi="Arial" w:cs="Arial"/>
+                <w:sz w:val="16"/>
+                <w:szCs w:val="16"/>
+              </w:rPr>
+            </w:pPr>
+            <w:r>
+              <w:rPr>
+                <w:rFonts w:ascii="Arial" w:hAnsi="Arial" w:cs="Arial"/>
+                <w:sz w:val="16"/>
+                <w:szCs w:val="16"/>
+              </w:rPr>
+              <w:t xml:space="preserve">{{ </w:t>
+            </w:r>
+            <w:proofErr w:type="spellStart"/>
+            <w:r>
+              <w:rPr>
+                <w:rFonts w:ascii="Arial" w:hAnsi="Arial" w:cs="Arial"/>
+                <w:sz w:val="16"/>
+                <w:szCs w:val="16"/>
+              </w:rPr>
+              <w:t>loop.index</w:t>
+            </w:r>
+            <w:proofErr w:type="spellEnd"/>
+            <w:r>
+              <w:rPr>
+                <w:rFonts w:ascii="Arial" w:hAnsi="Arial" w:cs="Arial"/>
+                <w:sz w:val="16"/>
+                <w:szCs w:val="16"/>
+              </w:rPr>
+              <w:t xml:space="preserve"> }}</w:t>
             </w:r>
           </w:p>
         </w:tc>
@@ -1432,8 +1630,39 @@
             <w:vAlign w:val="center"/>
           </w:tcPr>
           <w:p>
-            <w:r>
-              <w:t>{{ b.EXPEDIENTE }}</w:t>
+            <w:pPr>
+              <w:jc w:val="center"/>
+              <w:rPr>
+                <w:rFonts w:ascii="Arial" w:hAnsi="Arial" w:cs="Arial"/>
+                <w:sz w:val="16"/>
+                <w:szCs w:val="16"/>
+              </w:rPr>
+            </w:pPr>
+            <w:r>
+              <w:rPr>
+                <w:rFonts w:ascii="Arial" w:hAnsi="Arial" w:cs="Arial"/>
+                <w:sz w:val="16"/>
+                <w:szCs w:val="16"/>
+              </w:rPr>
+              <w:t xml:space="preserve">{{ </w:t>
+            </w:r>
+            <w:proofErr w:type="spellStart"/>
+            <w:r>
+              <w:rPr>
+                <w:rFonts w:ascii="Arial" w:hAnsi="Arial" w:cs="Arial"/>
+                <w:sz w:val="16"/>
+                <w:szCs w:val="16"/>
+              </w:rPr>
+              <w:t>b.EXPEDIENTE</w:t>
+            </w:r>
+            <w:proofErr w:type="spellEnd"/>
+            <w:r>
+              <w:rPr>
+                <w:rFonts w:ascii="Arial" w:hAnsi="Arial" w:cs="Arial"/>
+                <w:sz w:val="16"/>
+                <w:szCs w:val="16"/>
+              </w:rPr>
+              <w:t xml:space="preserve"> }}</w:t>
             </w:r>
           </w:p>
         </w:tc>
@@ -1444,8 +1673,39 @@
             <w:vAlign w:val="center"/>
           </w:tcPr>
           <w:p>
-            <w:r>
-              <w:t>{{ b.RJD_ADJUDICACION }}</w:t>
+            <w:pPr>
+              <w:jc w:val="center"/>
+              <w:rPr>
+                <w:rFonts w:ascii="Arial" w:hAnsi="Arial" w:cs="Arial"/>
+                <w:sz w:val="16"/>
+                <w:szCs w:val="16"/>
+              </w:rPr>
+            </w:pPr>
+            <w:r>
+              <w:rPr>
+                <w:rFonts w:ascii="Arial" w:hAnsi="Arial" w:cs="Arial"/>
+                <w:sz w:val="16"/>
+                <w:szCs w:val="16"/>
+              </w:rPr>
+              <w:t xml:space="preserve">{{ </w:t>
+            </w:r>
+            <w:proofErr w:type="spellStart"/>
+            <w:r>
+              <w:rPr>
+                <w:rFonts w:ascii="Arial" w:hAnsi="Arial" w:cs="Arial"/>
+                <w:sz w:val="16"/>
+                <w:szCs w:val="16"/>
+              </w:rPr>
+              <w:t>b.RJD_ADJUDICACION</w:t>
+            </w:r>
+            <w:proofErr w:type="spellEnd"/>
+            <w:r>
+              <w:rPr>
+                <w:rFonts w:ascii="Arial" w:hAnsi="Arial" w:cs="Arial"/>
+                <w:sz w:val="16"/>
+                <w:szCs w:val="16"/>
+              </w:rPr>
+              <w:t xml:space="preserve"> }}</w:t>
             </w:r>
           </w:p>
         </w:tc>
@@ -1456,8 +1716,39 @@
             <w:vAlign w:val="center"/>
           </w:tcPr>
           <w:p>
-            <w:r>
-              <w:t>{{ b.BECA_Y_CONVOCATORIA_VALIDADA }}</w:t>
+            <w:pPr>
+              <w:jc w:val="center"/>
+              <w:rPr>
+                <w:rFonts w:ascii="Arial" w:hAnsi="Arial" w:cs="Arial"/>
+                <w:sz w:val="16"/>
+                <w:szCs w:val="16"/>
+              </w:rPr>
+            </w:pPr>
+            <w:r>
+              <w:rPr>
+                <w:rFonts w:ascii="Arial" w:hAnsi="Arial" w:cs="Arial"/>
+                <w:sz w:val="16"/>
+                <w:szCs w:val="16"/>
+              </w:rPr>
+              <w:t xml:space="preserve">{{ </w:t>
+            </w:r>
+            <w:proofErr w:type="spellStart"/>
+            <w:r>
+              <w:rPr>
+                <w:rFonts w:ascii="Arial" w:hAnsi="Arial" w:cs="Arial"/>
+                <w:sz w:val="16"/>
+                <w:szCs w:val="16"/>
+              </w:rPr>
+              <w:t>b.BECA_Y_CONVOCATORIA_VALIDADA</w:t>
+            </w:r>
+            <w:proofErr w:type="spellEnd"/>
+            <w:r>
+              <w:rPr>
+                <w:rFonts w:ascii="Arial" w:hAnsi="Arial" w:cs="Arial"/>
+                <w:sz w:val="16"/>
+                <w:szCs w:val="16"/>
+              </w:rPr>
+              <w:t xml:space="preserve"> }}</w:t>
             </w:r>
           </w:p>
         </w:tc>
@@ -1468,8 +1759,39 @@
             <w:vAlign w:val="center"/>
           </w:tcPr>
           <w:p>
-            <w:r>
-              <w:t>{{ b.INSTITUCION }}</w:t>
+            <w:pPr>
+              <w:jc w:val="center"/>
+              <w:rPr>
+                <w:rFonts w:ascii="Arial" w:hAnsi="Arial" w:cs="Arial"/>
+                <w:sz w:val="16"/>
+                <w:szCs w:val="16"/>
+              </w:rPr>
+            </w:pPr>
+            <w:r>
+              <w:rPr>
+                <w:rFonts w:ascii="Arial" w:hAnsi="Arial" w:cs="Arial"/>
+                <w:sz w:val="16"/>
+                <w:szCs w:val="16"/>
+              </w:rPr>
+              <w:t xml:space="preserve">{{ </w:t>
+            </w:r>
+            <w:proofErr w:type="spellStart"/>
+            <w:r>
+              <w:rPr>
+                <w:rFonts w:ascii="Arial" w:hAnsi="Arial" w:cs="Arial"/>
+                <w:sz w:val="16"/>
+                <w:szCs w:val="16"/>
+              </w:rPr>
+              <w:t>b.INSTITUCION</w:t>
+            </w:r>
+            <w:proofErr w:type="spellEnd"/>
+            <w:r>
+              <w:rPr>
+                <w:rFonts w:ascii="Arial" w:hAnsi="Arial" w:cs="Arial"/>
+                <w:sz w:val="16"/>
+                <w:szCs w:val="16"/>
+              </w:rPr>
+              <w:t xml:space="preserve"> }}</w:t>
             </w:r>
           </w:p>
         </w:tc>
@@ -1480,17 +1802,106 @@
             <w:vAlign w:val="center"/>
           </w:tcPr>
           <w:p>
-            <w:r>
-              <w:t>{{ b.CARRERA }}</w:t>
+            <w:pPr>
+              <w:jc w:val="center"/>
+              <w:rPr>
+                <w:rFonts w:ascii="Arial" w:hAnsi="Arial" w:cs="Arial"/>
+                <w:sz w:val="16"/>
+                <w:szCs w:val="16"/>
+              </w:rPr>
+            </w:pPr>
+            <w:r>
+              <w:rPr>
+                <w:rFonts w:ascii="Arial" w:hAnsi="Arial" w:cs="Arial"/>
+                <w:sz w:val="16"/>
+                <w:szCs w:val="16"/>
+              </w:rPr>
+              <w:t xml:space="preserve">{{ </w:t>
+            </w:r>
+            <w:proofErr w:type="spellStart"/>
+            <w:r>
+              <w:rPr>
+                <w:rFonts w:ascii="Arial" w:hAnsi="Arial" w:cs="Arial"/>
+                <w:sz w:val="16"/>
+                <w:szCs w:val="16"/>
+              </w:rPr>
+              <w:t>b.CARRERA</w:t>
+            </w:r>
+            <w:proofErr w:type="spellEnd"/>
+            <w:r>
+              <w:rPr>
+                <w:rFonts w:ascii="Arial" w:hAnsi="Arial" w:cs="Arial"/>
+                <w:sz w:val="16"/>
+                <w:szCs w:val="16"/>
+              </w:rPr>
+              <w:t xml:space="preserve"> }}</w:t>
             </w:r>
           </w:p>
         </w:tc>
       </w:tr>
       <w:tr>
+        <w:trPr>
+          <w:gridAfter w:val="5"/>
+          <w:wAfter w:w="7893" w:type="dxa"/>
+          <w:jc w:val="center"/>
+        </w:trPr>
         <w:tc>
+          <w:tcPr>
+            <w:tcW w:w="0" w:type="auto"/>
+            <w:vAlign w:val="center"/>
+          </w:tcPr>
           <w:p>
-            <w:r>
-              <w:t>{%tr endfor %}</w:t>
+            <w:pPr>
+              <w:jc w:val="center"/>
+              <w:rPr>
+                <w:rFonts w:ascii="Arial" w:hAnsi="Arial" w:cs="Arial"/>
+                <w:sz w:val="16"/>
+                <w:szCs w:val="16"/>
+              </w:rPr>
+            </w:pPr>
+            <w:r>
+              <w:rPr>
+                <w:rFonts w:ascii="Arial" w:hAnsi="Arial" w:cs="Arial"/>
+                <w:sz w:val="16"/>
+                <w:szCs w:val="16"/>
+              </w:rPr>
+              <w:t>{%</w:t>
+            </w:r>
+            <w:proofErr w:type="spellStart"/>
+            <w:r>
+              <w:rPr>
+                <w:rFonts w:ascii="Arial" w:hAnsi="Arial" w:cs="Arial"/>
+                <w:sz w:val="16"/>
+                <w:szCs w:val="16"/>
+              </w:rPr>
+              <w:t>tr</w:t>
+            </w:r>
+            <w:proofErr w:type="spellEnd"/>
+            <w:r>
+              <w:rPr>
+                <w:rFonts w:ascii="Arial" w:hAnsi="Arial" w:cs="Arial"/>
+                <w:sz w:val="16"/>
+                <w:szCs w:val="16"/>
+              </w:rPr>
+              <w:t xml:space="preserve"> </w:t>
+            </w:r>
+            <w:proofErr w:type="spellStart"/>
+            <w:r>
+              <w:rPr>
+                <w:rFonts w:ascii="Arial" w:hAnsi="Arial" w:cs="Arial"/>
+                <w:sz w:val="16"/>
+                <w:szCs w:val="16"/>
+              </w:rPr>
+              <w:t>endfor</w:t>
+            </w:r>
+            <w:proofErr w:type="spellEnd"/>
+            <w:r>
+              <w:rPr>
+                <w:rFonts w:ascii="Arial" w:hAnsi="Arial" w:cs="Arial"/>
+                <w:sz w:val="16"/>
+                <w:szCs w:val="16"/>
+              </w:rPr>
+              <w:t xml:space="preserve"> %}</w:t>
             </w:r>
           </w:p>
         </w:tc>
@@ -1814,7 +2225,6 @@
           <w:sz w:val="22"/>
           <w:szCs w:val="22"/>
         </w:rPr>
-        <w:lastRenderedPageBreak/>
         <w:t xml:space="preserve">“(…) </w:t>
       </w:r>
     </w:p>
@@ -1908,6 +2318,7 @@
           <w:sz w:val="22"/>
           <w:szCs w:val="22"/>
         </w:rPr>
+        <w:lastRenderedPageBreak/>
         <w:t xml:space="preserve">El becario presenta la solicitud de ampliación excepcional de un (01) periodo de estudios, por mesa de partes del PRONABEC al culminar su último periodo programado en el SIBEC </w:t>
       </w:r>
       <w:r>
@@ -2359,12 +2770,58 @@
         <w:ind w:left="567"/>
         <w:jc w:val="both"/>
         <w:rPr>
-          <w:sz w:val="20"/>
-          <w:szCs w:val="20"/>
-        </w:rPr>
-      </w:pPr>
-      <w:r>
-        <w:t>Las solicitudes de los {{ CANTIDAD_BECARIOS }} becarios fueron ingresadas por mesa de partes con fecha: {{ FECHAS_SOLICITUD_TEXTO }}. por lo tanto, de acuerdo al plazo de presentación de la ampliación, se verifica que fue presentado antes de la matrícula e inicio del periodo académico a ampliar.</w:t>
+          <w:sz w:val="22"/>
+          <w:szCs w:val="22"/>
+        </w:rPr>
+      </w:pPr>
+      <w:r>
+        <w:rPr>
+          <w:sz w:val="22"/>
+          <w:szCs w:val="22"/>
+        </w:rPr>
+        <w:t>Las solicitudes de los {{ CANTIDAD_BECARIOS }} becarios fueron ingresadas por mesa de partes con fecha {{ FECHAS_SOLICITUD_TEXTO }}</w:t>
+      </w:r>
+      <w:r>
+        <w:rPr>
+          <w:sz w:val="22"/>
+          <w:szCs w:val="22"/>
+        </w:rPr>
+        <w:t>,</w:t>
+      </w:r>
+      <w:r>
+        <w:rPr>
+          <w:sz w:val="22"/>
+          <w:szCs w:val="22"/>
+        </w:rPr>
+        <w:t xml:space="preserve"> por lo tanto, de acuerdo al plazo de presentación de la ampliación, se verifica que fue</w:t>
+      </w:r>
+      <w:r>
+        <w:rPr>
+          <w:sz w:val="22"/>
+          <w:szCs w:val="22"/>
+        </w:rPr>
+        <w:t>ron</w:t>
+      </w:r>
+      <w:r>
+        <w:rPr>
+          <w:sz w:val="22"/>
+          <w:szCs w:val="22"/>
+        </w:rPr>
+        <w:t xml:space="preserve"> presentad</w:t>
+      </w:r>
+      <w:r>
+        <w:rPr>
+          <w:sz w:val="22"/>
+          <w:szCs w:val="22"/>
+        </w:rPr>
+        <w:t>as</w:t>
+      </w:r>
+      <w:r>
+        <w:rPr>
+          <w:sz w:val="22"/>
+          <w:szCs w:val="22"/>
+        </w:rPr>
+        <w:t xml:space="preserve"> antes de la matrícula e inicio del periodo académico a ampliar.</w:t>
       </w:r>
     </w:p>
     <w:p>
@@ -2373,8 +2830,8 @@
         <w:ind w:left="567"/>
         <w:jc w:val="both"/>
         <w:rPr>
-          <w:sz w:val="20"/>
-          <w:szCs w:val="20"/>
+          <w:sz w:val="22"/>
+          <w:szCs w:val="22"/>
         </w:rPr>
       </w:pPr>
     </w:p>
@@ -2394,7 +2851,27 @@
         </w:rPr>
       </w:pPr>
       <w:r>
-        <w:t>Mediante {{ REFERENCIA_DOC_IES }}, la Universidad Peruana de Ciencias Aplicadas remite la relación de cursos que tienen pendientes los {{ CANTIDAD_BECARIOS }} becarios señalados en el Cuadro Nº 1 al finalizar el semestre 2026-I. De la revisión de dicho documento se observa que los citados becarios tienen cursos pendientes, los cuales acreditan que aún no ha culminado sus estudios y que dichos cursos pueden cursarse en un periodo académico adicional, en este caso, en el semestre 2026-II, conforme al siguiente detalle:</w:t>
+        <w:rPr>
+          <w:sz w:val="22"/>
+          <w:szCs w:val="22"/>
+        </w:rPr>
+        <w:t xml:space="preserve">Mediante </w:t>
+      </w:r>
+      <w:proofErr w:type="gramStart"/>
+      <w:r>
+        <w:rPr>
+          <w:sz w:val="22"/>
+          <w:szCs w:val="22"/>
+        </w:rPr>
+        <w:t>{{ REFERENCIA</w:t>
+      </w:r>
+      <w:proofErr w:type="gramEnd"/>
+      <w:r>
+        <w:rPr>
+          <w:sz w:val="22"/>
+          <w:szCs w:val="22"/>
+        </w:rPr>
+        <w:t>_DOC_IES }}, la {{ INSTITUCION_GLOBAL }} remite la relación de cursos que tienen pendientes los {{ CANTIDAD_BECARIOS }} becarios señalados en el Cuadro Nº 1 al finalizar el semestre 2026-I. De la revisión de dicho documento se observa que los citados becarios tienen cursos pendientes, los cuales acreditan que aún no ha culminado sus estudios y que dichos cursos pueden cursarse en un periodo académico adicional, en este caso, en el semestre 2026-II, conforme al siguiente detalle:</w:t>
       </w:r>
     </w:p>
     <w:p>
@@ -2435,32 +2912,24 @@
           <w:lang w:val="es-ES"/>
         </w:rPr>
       </w:pPr>
-    </w:p>
-    <w:p>
-      <w:pPr>
-        <w:pStyle w:val="Default"/>
-        <w:ind w:left="567"/>
-        <w:jc w:val="center"/>
+      <w:r>
         <w:rPr>
           <w:rFonts w:eastAsia="Arial"/>
           <w:sz w:val="20"/>
           <w:szCs w:val="20"/>
           <w:lang w:val="es-ES"/>
         </w:rPr>
-      </w:pPr>
-    </w:p>
-    <w:p>
-      <w:pPr>
-        <w:pStyle w:val="Default"/>
-        <w:ind w:left="567"/>
-        <w:jc w:val="center"/>
+        <w:t>Cuadro Nº</w:t>
+      </w:r>
+      <w:r>
         <w:rPr>
           <w:rFonts w:eastAsia="Arial"/>
           <w:sz w:val="20"/>
           <w:szCs w:val="20"/>
           <w:lang w:val="es-ES"/>
         </w:rPr>
-      </w:pPr>
+        <w:t xml:space="preserve"> </w:t>
+      </w:r>
       <w:r>
         <w:rPr>
           <w:rFonts w:eastAsia="Arial"/>
@@ -2468,18 +2937,21 @@
           <w:szCs w:val="20"/>
           <w:lang w:val="es-ES"/>
         </w:rPr>
-        <w:lastRenderedPageBreak/>
-        <w:t>Cuadro Nº</w:t>
-      </w:r>
-      <w:r>
+        <w:t>2</w:t>
+      </w:r>
+    </w:p>
+    <w:p>
+      <w:pPr>
+        <w:pStyle w:val="Default"/>
+        <w:ind w:left="567"/>
+        <w:jc w:val="center"/>
         <w:rPr>
           <w:rFonts w:eastAsia="Arial"/>
           <w:sz w:val="20"/>
           <w:szCs w:val="20"/>
           <w:lang w:val="es-ES"/>
         </w:rPr>
-        <w:t xml:space="preserve"> </w:t>
-      </w:r>
+      </w:pPr>
       <w:r>
         <w:rPr>
           <w:rFonts w:eastAsia="Arial"/>
@@ -2487,21 +2959,19 @@
           <w:szCs w:val="20"/>
           <w:lang w:val="es-ES"/>
         </w:rPr>
-        <w:t>2</w:t>
-      </w:r>
-    </w:p>
-    <w:p>
-      <w:pPr>
-        <w:pStyle w:val="Default"/>
-        <w:ind w:left="567"/>
-        <w:jc w:val="center"/>
+        <w:t>Becarios</w:t>
+      </w:r>
+      <w:r>
         <w:rPr>
           <w:rFonts w:eastAsia="Arial"/>
           <w:sz w:val="20"/>
           <w:szCs w:val="20"/>
           <w:lang w:val="es-ES"/>
         </w:rPr>
-      </w:pPr>
+        <w:t>/as</w:t>
+      </w:r>
+      <w:bookmarkStart w:id="0" w:name="_GoBack"/>
+      <w:bookmarkEnd w:id="0"/>
       <w:r>
         <w:rPr>
           <w:rFonts w:eastAsia="Arial"/>
@@ -2509,7 +2979,7 @@
           <w:szCs w:val="20"/>
           <w:lang w:val="es-ES"/>
         </w:rPr>
-        <w:t xml:space="preserve">Becarios </w:t>
+        <w:t xml:space="preserve"> </w:t>
       </w:r>
       <w:r>
         <w:rPr>
@@ -2562,11 +3032,11 @@
         <w:tblLook w:val="04A0" w:firstRow="1" w:lastRow="0" w:firstColumn="1" w:lastColumn="0" w:noHBand="0" w:noVBand="1"/>
       </w:tblPr>
       <w:tblGrid>
-        <w:gridCol w:w="279"/>
-        <w:gridCol w:w="1568"/>
-        <w:gridCol w:w="3737"/>
-        <w:gridCol w:w="1104"/>
-        <w:gridCol w:w="1104"/>
+        <w:gridCol w:w="870"/>
+        <w:gridCol w:w="1288"/>
+        <w:gridCol w:w="2070"/>
+        <w:gridCol w:w="1963"/>
+        <w:gridCol w:w="1732"/>
       </w:tblGrid>
       <w:tr>
         <w:trPr>
@@ -2853,10 +3323,77 @@
         </w:tc>
       </w:tr>
       <w:tr>
+        <w:trPr>
+          <w:gridAfter w:val="4"/>
+          <w:wAfter w:w="7513" w:type="dxa"/>
+          <w:jc w:val="center"/>
+        </w:trPr>
         <w:tc>
+          <w:tcPr>
+            <w:tcW w:w="0" w:type="auto"/>
+            <w:vAlign w:val="center"/>
+          </w:tcPr>
           <w:p>
-            <w:r>
-              <w:t>{%tr for b in becarios %}</w:t>
+            <w:pPr>
+              <w:jc w:val="center"/>
+              <w:rPr>
+                <w:rFonts w:ascii="Arial" w:hAnsi="Arial" w:cs="Arial"/>
+                <w:sz w:val="16"/>
+                <w:szCs w:val="16"/>
+              </w:rPr>
+            </w:pPr>
+            <w:r>
+              <w:rPr>
+                <w:rFonts w:ascii="Arial" w:hAnsi="Arial" w:cs="Arial"/>
+                <w:sz w:val="16"/>
+                <w:szCs w:val="16"/>
+              </w:rPr>
+              <w:t>{%</w:t>
+            </w:r>
+            <w:proofErr w:type="spellStart"/>
+            <w:r>
+              <w:rPr>
+                <w:rFonts w:ascii="Arial" w:hAnsi="Arial" w:cs="Arial"/>
+                <w:sz w:val="16"/>
+                <w:szCs w:val="16"/>
+              </w:rPr>
+              <w:t>tr</w:t>
+            </w:r>
+            <w:proofErr w:type="spellEnd"/>
+            <w:r>
+              <w:rPr>
+                <w:rFonts w:ascii="Arial" w:hAnsi="Arial" w:cs="Arial"/>
+                <w:sz w:val="16"/>
+                <w:szCs w:val="16"/>
+              </w:rPr>
+              <w:t xml:space="preserve"> </w:t>
+            </w:r>
+            <w:proofErr w:type="spellStart"/>
+            <w:r>
+              <w:rPr>
+                <w:rFonts w:ascii="Arial" w:hAnsi="Arial" w:cs="Arial"/>
+                <w:sz w:val="16"/>
+                <w:szCs w:val="16"/>
+              </w:rPr>
+              <w:t>for</w:t>
+            </w:r>
+            <w:proofErr w:type="spellEnd"/>
+            <w:r>
+              <w:rPr>
+                <w:rFonts w:ascii="Arial" w:hAnsi="Arial" w:cs="Arial"/>
+                <w:sz w:val="16"/>
+                <w:szCs w:val="16"/>
+              </w:rPr>
+              <w:t xml:space="preserve"> b in </w:t>
+            </w:r>
+            <w:r>
+              <w:rPr>
+                <w:rFonts w:ascii="Arial" w:hAnsi="Arial" w:cs="Arial"/>
+                <w:sz w:val="16"/>
+                <w:szCs w:val="16"/>
+              </w:rPr>
+              <w:lastRenderedPageBreak/>
+              <w:t>becarios %}</w:t>
             </w:r>
           </w:p>
         </w:tc>
@@ -2872,8 +3409,40 @@
             <w:vAlign w:val="center"/>
           </w:tcPr>
           <w:p>
-            <w:r>
-              <w:t>{{ loop.index }}</w:t>
+            <w:pPr>
+              <w:jc w:val="center"/>
+              <w:rPr>
+                <w:rFonts w:ascii="Arial" w:hAnsi="Arial" w:cs="Arial"/>
+                <w:sz w:val="16"/>
+                <w:szCs w:val="16"/>
+              </w:rPr>
+            </w:pPr>
+            <w:r>
+              <w:rPr>
+                <w:rFonts w:ascii="Arial" w:hAnsi="Arial" w:cs="Arial"/>
+                <w:sz w:val="16"/>
+                <w:szCs w:val="16"/>
+              </w:rPr>
+              <w:lastRenderedPageBreak/>
+              <w:t xml:space="preserve">{{ </w:t>
+            </w:r>
+            <w:proofErr w:type="spellStart"/>
+            <w:r>
+              <w:rPr>
+                <w:rFonts w:ascii="Arial" w:hAnsi="Arial" w:cs="Arial"/>
+                <w:sz w:val="16"/>
+                <w:szCs w:val="16"/>
+              </w:rPr>
+              <w:t>loop.index</w:t>
+            </w:r>
+            <w:proofErr w:type="spellEnd"/>
+            <w:r>
+              <w:rPr>
+                <w:rFonts w:ascii="Arial" w:hAnsi="Arial" w:cs="Arial"/>
+                <w:sz w:val="16"/>
+                <w:szCs w:val="16"/>
+              </w:rPr>
+              <w:t xml:space="preserve"> }}</w:t>
             </w:r>
           </w:p>
         </w:tc>
@@ -2883,8 +3452,39 @@
             <w:vAlign w:val="center"/>
           </w:tcPr>
           <w:p>
-            <w:r>
-              <w:t>{{ b.EXPEDIENTE }}</w:t>
+            <w:pPr>
+              <w:jc w:val="center"/>
+              <w:rPr>
+                <w:rFonts w:ascii="Arial" w:hAnsi="Arial" w:cs="Arial"/>
+                <w:sz w:val="16"/>
+                <w:szCs w:val="16"/>
+              </w:rPr>
+            </w:pPr>
+            <w:r>
+              <w:rPr>
+                <w:rFonts w:ascii="Arial" w:hAnsi="Arial" w:cs="Arial"/>
+                <w:sz w:val="16"/>
+                <w:szCs w:val="16"/>
+              </w:rPr>
+              <w:t xml:space="preserve">{{ </w:t>
+            </w:r>
+            <w:proofErr w:type="spellStart"/>
+            <w:r>
+              <w:rPr>
+                <w:rFonts w:ascii="Arial" w:hAnsi="Arial" w:cs="Arial"/>
+                <w:sz w:val="16"/>
+                <w:szCs w:val="16"/>
+              </w:rPr>
+              <w:t>b.EXPEDIENTE</w:t>
+            </w:r>
+            <w:proofErr w:type="spellEnd"/>
+            <w:r>
+              <w:rPr>
+                <w:rFonts w:ascii="Arial" w:hAnsi="Arial" w:cs="Arial"/>
+                <w:sz w:val="16"/>
+                <w:szCs w:val="16"/>
+              </w:rPr>
+              <w:t xml:space="preserve"> }}</w:t>
             </w:r>
           </w:p>
         </w:tc>
@@ -2894,8 +3494,39 @@
             <w:vAlign w:val="center"/>
           </w:tcPr>
           <w:p>
-            <w:r>
-              <w:t>{{ b.CURSOS_PENDIENTES }}</w:t>
+            <w:pPr>
+              <w:jc w:val="both"/>
+              <w:rPr>
+                <w:rFonts w:ascii="Arial" w:hAnsi="Arial" w:cs="Arial"/>
+                <w:sz w:val="16"/>
+                <w:szCs w:val="16"/>
+              </w:rPr>
+            </w:pPr>
+            <w:r>
+              <w:rPr>
+                <w:rFonts w:ascii="Arial" w:hAnsi="Arial" w:cs="Arial"/>
+                <w:sz w:val="16"/>
+                <w:szCs w:val="16"/>
+              </w:rPr>
+              <w:t xml:space="preserve">{{ </w:t>
+            </w:r>
+            <w:proofErr w:type="spellStart"/>
+            <w:r>
+              <w:rPr>
+                <w:rFonts w:ascii="Arial" w:hAnsi="Arial" w:cs="Arial"/>
+                <w:sz w:val="16"/>
+                <w:szCs w:val="16"/>
+              </w:rPr>
+              <w:t>b.CURSOS_PENDIENTES</w:t>
+            </w:r>
+            <w:proofErr w:type="spellEnd"/>
+            <w:r>
+              <w:rPr>
+                <w:rFonts w:ascii="Arial" w:hAnsi="Arial" w:cs="Arial"/>
+                <w:sz w:val="16"/>
+                <w:szCs w:val="16"/>
+              </w:rPr>
+              <w:t xml:space="preserve"> }}</w:t>
             </w:r>
           </w:p>
         </w:tc>
@@ -2905,8 +3536,39 @@
             <w:vAlign w:val="center"/>
           </w:tcPr>
           <w:p>
-            <w:r>
-              <w:t>{{ b.FECHA_INICIO_SIBEC }}</w:t>
+            <w:pPr>
+              <w:jc w:val="center"/>
+              <w:rPr>
+                <w:rFonts w:ascii="Arial" w:hAnsi="Arial" w:cs="Arial"/>
+                <w:sz w:val="16"/>
+                <w:szCs w:val="16"/>
+              </w:rPr>
+            </w:pPr>
+            <w:r>
+              <w:rPr>
+                <w:rFonts w:ascii="Arial" w:hAnsi="Arial" w:cs="Arial"/>
+                <w:sz w:val="16"/>
+                <w:szCs w:val="16"/>
+              </w:rPr>
+              <w:t xml:space="preserve">{{ </w:t>
+            </w:r>
+            <w:proofErr w:type="spellStart"/>
+            <w:r>
+              <w:rPr>
+                <w:rFonts w:ascii="Arial" w:hAnsi="Arial" w:cs="Arial"/>
+                <w:sz w:val="16"/>
+                <w:szCs w:val="16"/>
+              </w:rPr>
+              <w:t>b.FECHA_INICIO_SIBEC</w:t>
+            </w:r>
+            <w:proofErr w:type="spellEnd"/>
+            <w:r>
+              <w:rPr>
+                <w:rFonts w:ascii="Arial" w:hAnsi="Arial" w:cs="Arial"/>
+                <w:sz w:val="16"/>
+                <w:szCs w:val="16"/>
+              </w:rPr>
+              <w:t xml:space="preserve"> }}</w:t>
             </w:r>
           </w:p>
         </w:tc>
@@ -2916,17 +3578,106 @@
             <w:vAlign w:val="center"/>
           </w:tcPr>
           <w:p>
-            <w:r>
-              <w:t>{{ b.FECHA_FIN_SIBEC }}</w:t>
+            <w:pPr>
+              <w:jc w:val="center"/>
+              <w:rPr>
+                <w:rFonts w:ascii="Arial" w:hAnsi="Arial" w:cs="Arial"/>
+                <w:sz w:val="16"/>
+                <w:szCs w:val="16"/>
+              </w:rPr>
+            </w:pPr>
+            <w:r>
+              <w:rPr>
+                <w:rFonts w:ascii="Arial" w:hAnsi="Arial" w:cs="Arial"/>
+                <w:sz w:val="16"/>
+                <w:szCs w:val="16"/>
+              </w:rPr>
+              <w:t xml:space="preserve">{{ </w:t>
+            </w:r>
+            <w:proofErr w:type="spellStart"/>
+            <w:r>
+              <w:rPr>
+                <w:rFonts w:ascii="Arial" w:hAnsi="Arial" w:cs="Arial"/>
+                <w:sz w:val="16"/>
+                <w:szCs w:val="16"/>
+              </w:rPr>
+              <w:t>b.FECHA_FIN_SIBEC</w:t>
+            </w:r>
+            <w:proofErr w:type="spellEnd"/>
+            <w:r>
+              <w:rPr>
+                <w:rFonts w:ascii="Arial" w:hAnsi="Arial" w:cs="Arial"/>
+                <w:sz w:val="16"/>
+                <w:szCs w:val="16"/>
+              </w:rPr>
+              <w:t xml:space="preserve"> }}</w:t>
             </w:r>
           </w:p>
         </w:tc>
       </w:tr>
       <w:tr>
+        <w:trPr>
+          <w:gridAfter w:val="4"/>
+          <w:wAfter w:w="7513" w:type="dxa"/>
+          <w:jc w:val="center"/>
+        </w:trPr>
         <w:tc>
+          <w:tcPr>
+            <w:tcW w:w="0" w:type="auto"/>
+            <w:vAlign w:val="center"/>
+          </w:tcPr>
           <w:p>
-            <w:r>
-              <w:t>{%tr endfor %}</w:t>
+            <w:pPr>
+              <w:jc w:val="center"/>
+              <w:rPr>
+                <w:rFonts w:ascii="Arial" w:hAnsi="Arial" w:cs="Arial"/>
+                <w:sz w:val="16"/>
+                <w:szCs w:val="16"/>
+              </w:rPr>
+            </w:pPr>
+            <w:r>
+              <w:rPr>
+                <w:rFonts w:ascii="Arial" w:hAnsi="Arial" w:cs="Arial"/>
+                <w:sz w:val="16"/>
+                <w:szCs w:val="16"/>
+              </w:rPr>
+              <w:t>{%</w:t>
+            </w:r>
+            <w:proofErr w:type="spellStart"/>
+            <w:r>
+              <w:rPr>
+                <w:rFonts w:ascii="Arial" w:hAnsi="Arial" w:cs="Arial"/>
+                <w:sz w:val="16"/>
+                <w:szCs w:val="16"/>
+              </w:rPr>
+              <w:t>tr</w:t>
+            </w:r>
+            <w:proofErr w:type="spellEnd"/>
+            <w:r>
+              <w:rPr>
+                <w:rFonts w:ascii="Arial" w:hAnsi="Arial" w:cs="Arial"/>
+                <w:sz w:val="16"/>
+                <w:szCs w:val="16"/>
+              </w:rPr>
+              <w:t xml:space="preserve"> </w:t>
+            </w:r>
+            <w:proofErr w:type="spellStart"/>
+            <w:r>
+              <w:rPr>
+                <w:rFonts w:ascii="Arial" w:hAnsi="Arial" w:cs="Arial"/>
+                <w:sz w:val="16"/>
+                <w:szCs w:val="16"/>
+              </w:rPr>
+              <w:t>endfor</w:t>
+            </w:r>
+            <w:proofErr w:type="spellEnd"/>
+            <w:r>
+              <w:rPr>
+                <w:rFonts w:ascii="Arial" w:hAnsi="Arial" w:cs="Arial"/>
+                <w:sz w:val="16"/>
+                <w:szCs w:val="16"/>
+              </w:rPr>
+              <w:t xml:space="preserve"> %}</w:t>
             </w:r>
           </w:p>
         </w:tc>
@@ -2957,7 +3708,39 @@
         </w:rPr>
       </w:pPr>
       <w:r>
-        <w:t xml:space="preserve">Por lo tanto, de la revisión de la solicitud de los becarios y los documentos contenidos en el expediente se verifica que al culminar el semestre 2026-I, los {{ CANTIDAD_BECARIOS }} becarios señalados en el presente Informe cumplen con los supuestos establecidos en el literal a) del artículo 30 del Reglamento del PRONABEC de la Ley N° 29837 y las Disposiciones para el becario del PRONABEC, por lo que, resulta viable la ampliación excepcional de la duración del periodo de estudios por el semestre 2026-II, correspondiendo que la Subdirección de Seguimiento y Supervisión de la Dirección de Gestión de Becas actualice la fecha de fin de estudios en los sistemas del PRONABEC. </w:t>
+        <w:rPr>
+          <w:sz w:val="22"/>
+          <w:szCs w:val="22"/>
+        </w:rPr>
+        <w:t>Por lo tanto, de la revisión de la</w:t>
+      </w:r>
+      <w:r>
+        <w:rPr>
+          <w:sz w:val="22"/>
+          <w:szCs w:val="22"/>
+        </w:rPr>
+        <w:t>s</w:t>
+      </w:r>
+      <w:r>
+        <w:rPr>
+          <w:sz w:val="22"/>
+          <w:szCs w:val="22"/>
+        </w:rPr>
+        <w:t xml:space="preserve"> solicitud</w:t>
+      </w:r>
+      <w:r>
+        <w:rPr>
+          <w:sz w:val="22"/>
+          <w:szCs w:val="22"/>
+        </w:rPr>
+        <w:t>es</w:t>
+      </w:r>
+      <w:r>
+        <w:rPr>
+          <w:sz w:val="22"/>
+          <w:szCs w:val="22"/>
+        </w:rPr>
+        <w:t xml:space="preserve"> de los becarios y los documentos contenidos en el expediente se verifica que al culminar el semestre 2026-I, los {{ CANTIDAD_BECARIOS }} becarios señalados en el presente Informe cumplen con los supuestos establecidos en el literal a) del artículo 30 del Reglamento del PRONABEC de la Ley N° 29837 y las Disposiciones para el becario del PRONABEC, por lo que, resulta viable la ampliación excepcional de la duración del periodo de estudios por el semestre 2026-II, correspondiendo que la Subdirección de Seguimiento y Supervisión de la Dirección de Gestión de Becas actualice la fecha de fin de estudios en los sistemas del PRONABEC. </w:t>
       </w:r>
     </w:p>
     <w:p>
@@ -3057,7 +3840,11 @@
         </w:rPr>
       </w:pPr>
       <w:r>
-        <w:t xml:space="preserve">De conformidad a lo informado por la Subdirección de Coordinación y Cooperación Regional Lima mediante Informe N° 4164-2026-MINEDU/VMGI-PRONABEC-DICONCI-SUCCOR-LIMA se concluye que los {{ CANTIDAD_BECARIOS }} becarios detallados en el presente Informe cumplen con los supuestos establecidos en el literal a) del artículo 30 del Reglamento de la Ley N° 29837 y las Disposiciones para el becario del PRONABEC, por lo tanto, resulta viable la ampliación excepcional de la duración del periodo de estudios por el semestre 2026-II. </w:t>
+        <w:rPr>
+          <w:rFonts w:ascii="Arial" w:hAnsi="Arial"/>
+          <w:sz w:val="22"/>
+        </w:rPr>
+        <w:t xml:space="preserve">De conformidad a lo informado por la Subdirección de Coordinación y Cooperación Regional Lima mediante {{ NOMBRE_INFORME_SUCCOR }} se concluye que los {{ CANTIDAD_BECARIOS }} becarios detallados en el presente Informe cumplen con los supuestos establecidos en el literal a) del artículo 30 del Reglamento de la Ley N° 29837 y las Disposiciones para el becario del PRONABEC, por lo tanto, resulta viable la ampliación excepcional de la duración del periodo de estudios por el semestre 2026-II. </w:t>
       </w:r>
     </w:p>
     <w:p>
@@ -3326,7 +4113,6 @@
           <w:bCs/>
           <w:lang w:val="es-ES" w:eastAsia="es-ES"/>
         </w:rPr>
-        <w:lastRenderedPageBreak/>
         <w:t xml:space="preserve">Con la conformidad del </w:t>
       </w:r>
       <w:r>
@@ -3626,6 +4412,7 @@
                             </w:rPr>
                             <w:t xml:space="preserve">Av. </w:t>
                           </w:r>
+                          <w:proofErr w:type="spellStart"/>
                           <w:r>
                             <w:rPr>
                               <w:rFonts w:cs="Calibri"/>
@@ -3634,7 +4421,40 @@
                               <w:szCs w:val="17"/>
                               <w:lang w:val="pt-BR"/>
                             </w:rPr>
-                            <w:t>Paseo de la Republica</w:t>
+                            <w:t>Paseo</w:t>
+                          </w:r>
+                          <w:proofErr w:type="spellEnd"/>
+                          <w:r>
+                            <w:rPr>
+                              <w:rFonts w:cs="Calibri"/>
+                              <w:color w:val="404040"/>
+                              <w:sz w:val="17"/>
+                              <w:szCs w:val="17"/>
+                              <w:lang w:val="pt-BR"/>
+                            </w:rPr>
+                            <w:t xml:space="preserve"> de </w:t>
+                          </w:r>
+                          <w:proofErr w:type="spellStart"/>
+                          <w:r>
+                            <w:rPr>
+                              <w:rFonts w:cs="Calibri"/>
+                              <w:color w:val="404040"/>
+                              <w:sz w:val="17"/>
+                              <w:szCs w:val="17"/>
+                              <w:lang w:val="pt-BR"/>
+                            </w:rPr>
+                            <w:t>la</w:t>
+                          </w:r>
+                          <w:proofErr w:type="spellEnd"/>
+                          <w:r>
+                            <w:rPr>
+                              <w:rFonts w:cs="Calibri"/>
+                              <w:color w:val="404040"/>
+                              <w:sz w:val="17"/>
+                              <w:szCs w:val="17"/>
+                              <w:lang w:val="pt-BR"/>
+                            </w:rPr>
+                            <w:t xml:space="preserve"> Republica</w:t>
                           </w:r>
                           <w:r>
                             <w:rPr>
@@ -3706,8 +4526,20 @@
                               <w:szCs w:val="17"/>
                               <w:lang w:val="pt-BR"/>
                             </w:rPr>
-                            <w:t>, Lima, Perú</w:t>
+                            <w:t xml:space="preserve">, Lima, </w:t>
                           </w:r>
+                          <w:proofErr w:type="spellStart"/>
+                          <w:r>
+                            <w:rPr>
+                              <w:rFonts w:cs="Calibri"/>
+                              <w:color w:val="404040"/>
+                              <w:sz w:val="17"/>
+                              <w:szCs w:val="17"/>
+                              <w:lang w:val="pt-BR"/>
+                            </w:rPr>
+                            <w:t>Perú</w:t>
+                          </w:r>
+                          <w:proofErr w:type="spellEnd"/>
                         </w:p>
                         <w:p>
                           <w:pPr>
@@ -8964,7 +9796,7 @@
 </file>
 
 <file path=customXml/itemProps1.xml><?xml version="1.0" encoding="utf-8"?>
-<ds:datastoreItem xmlns:ds="http://schemas.openxmlformats.org/officeDocument/2006/customXml" ds:itemID="{0F268348-1734-40B0-ACD8-54A66E0A0E3A}">
+<ds:datastoreItem xmlns:ds="http://schemas.openxmlformats.org/officeDocument/2006/customXml" ds:itemID="{422C2035-0783-41B6-A486-F9521FDB5FE6}">
   <ds:schemaRefs>
     <ds:schemaRef ds:uri="http://schemas.openxmlformats.org/officeDocument/2006/bibliography"/>
   </ds:schemaRefs>

--- a/plantillas/plantilla_informe_multiple.docx
+++ b/plantillas/plantilla_informe_multiple.docx
@@ -20,83 +20,29 @@
       </w:pPr>
       <w:r>
         <w:rPr>
-          <w:rFonts w:ascii="Arial" w:eastAsia="Arial" w:hAnsi="Arial" w:cs="Arial"/>
+          <w:rFonts w:ascii="Arial" w:hAnsi="Arial"/>
           <w:b/>
-          <w:bCs/>
           <w:u w:val="single"/>
-          <w:lang w:val="es-ES"/>
         </w:rPr>
         <w:t xml:space="preserve">INFORME Nº </w:t>
       </w:r>
-      <w:r>
-        <w:rPr>
-          <w:rFonts w:ascii="Arial" w:eastAsia="Arial" w:hAnsi="Arial" w:cs="Arial"/>
+      <w:proofErr w:type="gramStart"/>
+      <w:r>
+        <w:rPr>
+          <w:rFonts w:ascii="Arial" w:hAnsi="Arial"/>
           <w:b/>
-          <w:bCs/>
           <w:u w:val="single"/>
-          <w:lang w:val="es-ES"/>
-        </w:rPr>
-        <w:t>6</w:t>
-      </w:r>
-      <w:r>
-        <w:rPr>
-          <w:rFonts w:ascii="Arial" w:eastAsia="Arial" w:hAnsi="Arial" w:cs="Arial"/>
+        </w:rPr>
+        <w:t>{{ NUMERO</w:t>
+      </w:r>
+      <w:proofErr w:type="gramEnd"/>
+      <w:r>
+        <w:rPr>
+          <w:rFonts w:ascii="Arial" w:hAnsi="Arial"/>
           <w:b/>
-          <w:bCs/>
           <w:u w:val="single"/>
-          <w:lang w:val="es-ES"/>
-        </w:rPr>
-        <w:t>5</w:t>
-      </w:r>
-      <w:r>
-        <w:rPr>
-          <w:rFonts w:ascii="Arial" w:eastAsia="Arial" w:hAnsi="Arial" w:cs="Arial"/>
-          <w:b/>
-          <w:bCs/>
-          <w:u w:val="single"/>
-          <w:lang w:val="es-ES"/>
-        </w:rPr>
-        <w:t>4</w:t>
-      </w:r>
-      <w:r>
-        <w:rPr>
-          <w:rFonts w:ascii="Arial" w:eastAsia="Arial" w:hAnsi="Arial" w:cs="Arial"/>
-          <w:b/>
-          <w:bCs/>
-          <w:u w:val="single"/>
-          <w:lang w:val="es-ES"/>
-        </w:rPr>
-        <w:t>1</w:t>
-      </w:r>
-      <w:r>
-        <w:rPr>
-          <w:rFonts w:ascii="Arial" w:eastAsia="Arial" w:hAnsi="Arial" w:cs="Arial"/>
-          <w:b/>
-          <w:bCs/>
-          <w:u w:val="single"/>
-          <w:lang w:val="es-ES"/>
-        </w:rPr>
-        <w:t>-202</w:t>
-      </w:r>
-      <w:r>
-        <w:rPr>
-          <w:rFonts w:ascii="Arial" w:eastAsia="Arial" w:hAnsi="Arial" w:cs="Arial"/>
-          <w:b/>
-          <w:bCs/>
-          <w:u w:val="single"/>
-          <w:lang w:val="es-ES"/>
-        </w:rPr>
-        <w:t>6</w:t>
-      </w:r>
-      <w:r>
-        <w:rPr>
-          <w:rFonts w:ascii="Arial" w:eastAsia="Arial" w:hAnsi="Arial" w:cs="Arial"/>
-          <w:b/>
-          <w:bCs/>
-          <w:u w:val="single"/>
-          <w:lang w:val="es-ES"/>
-        </w:rPr>
-        <w:t>-MINEDU/VMGI-PRONABEC-DIBEC-SUS</w:t>
+        </w:rPr>
+        <w:t>_INFORME_GENERAR }}-2026-MINEDU/VMGI-PRONABEC-DIBEC-SUS</w:t>
       </w:r>
     </w:p>
     <w:p>
@@ -468,7 +414,11 @@
               </w:rPr>
             </w:pPr>
             <w:r>
-              <w:t>Sobre ampliación excepcional de la duración del periodo de estudios por el semestre 2026-II presentado por {{ CANTIDAD_BECARIOS }} becarios de la Beca 18 - Convocatoria 2021 de la Universidad Peruana de Ciencias Aplicadas, en aplicación del artículo 30 del Reglamento del PRONABEC</w:t>
+              <w:rPr>
+                <w:rFonts w:ascii="Arial" w:hAnsi="Arial"/>
+                <w:sz w:val="22"/>
+              </w:rPr>
+              <w:t>Sobre ampliación excepcional de la duración del periodo de estudios por el semestre 2026-II presentado por {{ CANTIDAD_BECARIOS }} becarios de la {{ BECA_TITULO_GLOBAL }} de la {{ INSTITUCION_GLOBAL }}, en aplicación del artículo 30 del Reglamento del PRONABEC</w:t>
             </w:r>
           </w:p>
           <w:p>
@@ -484,7 +434,7 @@
       </w:tr>
       <w:tr>
         <w:trPr>
-          <w:trHeight w:val="472"/>
+          <w:trHeight w:val="634"/>
         </w:trPr>
         <w:tc>
           <w:tcPr>
@@ -536,11 +486,94 @@
             <w:tcW w:w="6592" w:type="dxa"/>
           </w:tcPr>
           <w:p>
-            <w:r>
-              <w:t>{% for ref in REFERENCIAS %}{{ ref }}</w:t>
+            <w:pPr>
+              <w:rPr>
+                <w:rFonts w:ascii="Arial" w:hAnsi="Arial" w:cs="Arial"/>
+              </w:rPr>
+            </w:pPr>
+            <w:r>
+              <w:rPr>
+                <w:rFonts w:ascii="Arial" w:hAnsi="Arial" w:cs="Arial"/>
+              </w:rPr>
+              <w:t xml:space="preserve">{% </w:t>
+            </w:r>
+            <w:proofErr w:type="spellStart"/>
+            <w:r>
+              <w:rPr>
+                <w:rFonts w:ascii="Arial" w:hAnsi="Arial" w:cs="Arial"/>
+              </w:rPr>
+              <w:t>for</w:t>
+            </w:r>
+            <w:proofErr w:type="spellEnd"/>
+            <w:r>
+              <w:rPr>
+                <w:rFonts w:ascii="Arial" w:hAnsi="Arial" w:cs="Arial"/>
+              </w:rPr>
+              <w:t xml:space="preserve"> </w:t>
+            </w:r>
+            <w:proofErr w:type="spellStart"/>
+            <w:r>
+              <w:rPr>
+                <w:rFonts w:ascii="Arial" w:hAnsi="Arial" w:cs="Arial"/>
+              </w:rPr>
+              <w:t>ref</w:t>
+            </w:r>
+            <w:proofErr w:type="spellEnd"/>
+            <w:r>
+              <w:rPr>
+                <w:rFonts w:ascii="Arial" w:hAnsi="Arial" w:cs="Arial"/>
+              </w:rPr>
+              <w:t xml:space="preserve"> in REFERENCIAS %}{{ </w:t>
+            </w:r>
+            <w:proofErr w:type="spellStart"/>
+            <w:r>
+              <w:rPr>
+                <w:rFonts w:ascii="Arial" w:hAnsi="Arial" w:cs="Arial"/>
+              </w:rPr>
+              <w:t>ref</w:t>
+            </w:r>
+            <w:proofErr w:type="spellEnd"/>
+            <w:r>
+              <w:rPr>
+                <w:rFonts w:ascii="Arial" w:hAnsi="Arial" w:cs="Arial"/>
+              </w:rPr>
+              <w:t xml:space="preserve"> }}</w:t>
+            </w:r>
+            <w:r>
+              <w:rPr>
+                <w:rFonts w:ascii="Arial" w:hAnsi="Arial" w:cs="Arial"/>
+              </w:rPr>
               <w:br/>
-              <w:t>{% endfor %}</w:t>
-            </w:r>
+              <w:t xml:space="preserve">{% </w:t>
+            </w:r>
+            <w:proofErr w:type="spellStart"/>
+            <w:r>
+              <w:rPr>
+                <w:rFonts w:ascii="Arial" w:hAnsi="Arial" w:cs="Arial"/>
+              </w:rPr>
+              <w:t>endfor</w:t>
+            </w:r>
+            <w:proofErr w:type="spellEnd"/>
+            <w:r>
+              <w:rPr>
+                <w:rFonts w:ascii="Arial" w:hAnsi="Arial" w:cs="Arial"/>
+              </w:rPr>
+              <w:t xml:space="preserve"> %}</w:t>
+            </w:r>
+          </w:p>
+          <w:p>
+            <w:pPr>
+              <w:rPr>
+                <w:rFonts w:ascii="Arial" w:hAnsi="Arial" w:cs="Arial"/>
+              </w:rPr>
+            </w:pPr>
+          </w:p>
+          <w:p>
+            <w:pPr>
+              <w:rPr>
+                <w:rFonts w:ascii="Arial" w:hAnsi="Arial" w:cs="Arial"/>
+              </w:rPr>
+            </w:pPr>
           </w:p>
         </w:tc>
       </w:tr>
@@ -597,13 +630,37 @@
           <w:p>
             <w:pPr>
               <w:rPr>
+                <w:rFonts w:ascii="Arial" w:hAnsi="Arial" w:cs="Arial"/>
+              </w:rPr>
+            </w:pPr>
+            <w:r>
+              <w:rPr>
+                <w:rFonts w:ascii="Arial" w:hAnsi="Arial" w:cs="Arial"/>
+              </w:rPr>
+              <w:t xml:space="preserve">San Isidro, </w:t>
+            </w:r>
+            <w:proofErr w:type="gramStart"/>
+            <w:r>
+              <w:rPr>
+                <w:rFonts w:ascii="Arial" w:hAnsi="Arial" w:cs="Arial"/>
+              </w:rPr>
+              <w:t>{{ FECHA</w:t>
+            </w:r>
+            <w:proofErr w:type="gramEnd"/>
+            <w:r>
+              <w:rPr>
+                <w:rFonts w:ascii="Arial" w:hAnsi="Arial" w:cs="Arial"/>
+              </w:rPr>
+              <w:t>_ACTUAL_TEXTO }}</w:t>
+            </w:r>
+          </w:p>
+          <w:p>
+            <w:pPr>
+              <w:rPr>
                 <w:rFonts w:ascii="Arial" w:eastAsia="Arial MT" w:hAnsi="Arial" w:cs="Arial"/>
                 <w:lang w:val="es-ES"/>
               </w:rPr>
             </w:pPr>
-            <w:r>
-              <w:t>San Isidro, {{ FECHA_ACTUAL_TEXTO }}</w:t>
-            </w:r>
           </w:p>
           <w:p>
             <w:pPr>
@@ -615,7 +672,25 @@
               </w:rPr>
             </w:pPr>
             <w:r>
-              <w:t>SIGEDO INTEGRADO {{ NUMERO_SIGEDO_GLOBAL }}</w:t>
+              <w:rPr>
+                <w:rFonts w:ascii="Arial" w:hAnsi="Arial" w:cs="Arial"/>
+                <w:b/>
+              </w:rPr>
+              <w:t>SIGEDO INTEGRADO</w:t>
+            </w:r>
+            <w:r>
+              <w:rPr>
+                <w:rFonts w:ascii="Arial" w:hAnsi="Arial" w:cs="Arial"/>
+                <w:b/>
+              </w:rPr>
+              <w:t>:</w:t>
+            </w:r>
+            <w:r>
+              <w:rPr>
+                <w:rFonts w:ascii="Arial" w:hAnsi="Arial" w:cs="Arial"/>
+                <w:b/>
+              </w:rPr>
+              <w:t xml:space="preserve"> {{ NUMERO_SIGEDO_GLOBAL }}</w:t>
             </w:r>
           </w:p>
         </w:tc>
@@ -881,6 +956,19 @@
     </w:p>
     <w:p>
       <w:pPr>
+        <w:widowControl w:val="0"/>
+        <w:autoSpaceDE w:val="0"/>
+        <w:autoSpaceDN w:val="0"/>
+        <w:spacing w:after="0" w:line="240" w:lineRule="auto"/>
+        <w:jc w:val="both"/>
+        <w:rPr>
+          <w:rFonts w:ascii="Arial" w:eastAsia="Arial" w:hAnsi="Arial" w:cs="Arial"/>
+          <w:lang w:val="es-ES"/>
+        </w:rPr>
+      </w:pPr>
+    </w:p>
+    <w:p>
+      <w:pPr>
         <w:pStyle w:val="Prrafodelista"/>
         <w:widowControl w:val="0"/>
         <w:numPr>
@@ -902,7 +990,6 @@
           <w:rFonts w:ascii="Arial" w:eastAsia="Arial" w:hAnsi="Arial" w:cs="Arial"/>
           <w:lang w:val="es-ES"/>
         </w:rPr>
-        <w:lastRenderedPageBreak/>
         <w:t xml:space="preserve">Resolución Directoral Ejecutiva N° </w:t>
       </w:r>
       <w:r>
@@ -1048,7 +1135,11 @@
         </w:rPr>
       </w:pPr>
       <w:r>
-        <w:t xml:space="preserve">Mediante el Informe N° 4164-2026-MINEDU/VMGI-PRONABEC-DICONCI-SUCCOR-LIMA, la Subdirección de Coordinación y Cooperación Regional Lima, traslada la solicitud de ampliación excepcional de la duración del periodo de estudios por el semestre 2026-II de {{ CANTIDAD_BECARIOS }} becarios de la Beca 18 - Convocatoria 2021, conforme al siguiente detalle:  </w:t>
+        <w:rPr>
+          <w:rFonts w:ascii="Arial" w:hAnsi="Arial"/>
+          <w:sz w:val="22"/>
+        </w:rPr>
+        <w:t xml:space="preserve">Mediante el {{ NOMBRE_INFORME_SUCCOR }}, la Subdirección de Coordinación y Cooperación Regional Lima, traslada la solicitud de ampliación excepcional de la duración del periodo de estudios por el semestre 2026-II de {{ CANTIDAD_BECARIOS }} becarios de la {{ BECA_TITULO_GLOBAL }}, conforme al siguiente detalle:  </w:t>
       </w:r>
     </w:p>
     <w:p>
@@ -1121,7 +1212,25 @@
           <w:szCs w:val="20"/>
           <w:lang w:val="es-ES"/>
         </w:rPr>
-        <w:t xml:space="preserve">Becarios que solicitan </w:t>
+        <w:t>Becarios</w:t>
+      </w:r>
+      <w:r>
+        <w:rPr>
+          <w:rFonts w:eastAsia="Arial"/>
+          <w:sz w:val="20"/>
+          <w:szCs w:val="20"/>
+          <w:lang w:val="es-ES"/>
+        </w:rPr>
+        <w:t>/as</w:t>
+      </w:r>
+      <w:r>
+        <w:rPr>
+          <w:rFonts w:eastAsia="Arial"/>
+          <w:sz w:val="20"/>
+          <w:szCs w:val="20"/>
+          <w:lang w:val="es-ES"/>
+        </w:rPr>
+        <w:t xml:space="preserve"> que solicitan </w:t>
       </w:r>
       <w:r>
         <w:rPr>
@@ -1162,12 +1271,12 @@
         <w:tblLook w:val="04A0" w:firstRow="1" w:lastRow="0" w:firstColumn="1" w:lastColumn="0" w:noHBand="0" w:noVBand="1"/>
       </w:tblPr>
       <w:tblGrid>
-        <w:gridCol w:w="471"/>
-        <w:gridCol w:w="1468"/>
-        <w:gridCol w:w="1446"/>
-        <w:gridCol w:w="1620"/>
-        <w:gridCol w:w="2036"/>
-        <w:gridCol w:w="1323"/>
+        <w:gridCol w:w="714"/>
+        <w:gridCol w:w="1044"/>
+        <w:gridCol w:w="1505"/>
+        <w:gridCol w:w="2528"/>
+        <w:gridCol w:w="1633"/>
+        <w:gridCol w:w="1071"/>
       </w:tblGrid>
       <w:tr>
         <w:trPr>
@@ -1403,6 +1512,73 @@
       </w:tr>
       <w:tr>
         <w:trPr>
+          <w:gridAfter w:val="5"/>
+          <w:wAfter w:w="7893" w:type="dxa"/>
+          <w:jc w:val="center"/>
+        </w:trPr>
+        <w:tc>
+          <w:tcPr>
+            <w:tcW w:w="0" w:type="auto"/>
+            <w:vAlign w:val="center"/>
+          </w:tcPr>
+          <w:p>
+            <w:pPr>
+              <w:jc w:val="center"/>
+              <w:rPr>
+                <w:rFonts w:ascii="Arial" w:hAnsi="Arial" w:cs="Arial"/>
+                <w:sz w:val="16"/>
+                <w:szCs w:val="16"/>
+              </w:rPr>
+            </w:pPr>
+            <w:r>
+              <w:rPr>
+                <w:rFonts w:ascii="Arial" w:hAnsi="Arial" w:cs="Arial"/>
+                <w:sz w:val="16"/>
+                <w:szCs w:val="16"/>
+              </w:rPr>
+              <w:t>{%</w:t>
+            </w:r>
+            <w:proofErr w:type="spellStart"/>
+            <w:r>
+              <w:rPr>
+                <w:rFonts w:ascii="Arial" w:hAnsi="Arial" w:cs="Arial"/>
+                <w:sz w:val="16"/>
+                <w:szCs w:val="16"/>
+              </w:rPr>
+              <w:t>tr</w:t>
+            </w:r>
+            <w:proofErr w:type="spellEnd"/>
+            <w:r>
+              <w:rPr>
+                <w:rFonts w:ascii="Arial" w:hAnsi="Arial" w:cs="Arial"/>
+                <w:sz w:val="16"/>
+                <w:szCs w:val="16"/>
+              </w:rPr>
+              <w:t xml:space="preserve"> </w:t>
+            </w:r>
+            <w:proofErr w:type="spellStart"/>
+            <w:r>
+              <w:rPr>
+                <w:rFonts w:ascii="Arial" w:hAnsi="Arial" w:cs="Arial"/>
+                <w:sz w:val="16"/>
+                <w:szCs w:val="16"/>
+              </w:rPr>
+              <w:t>for</w:t>
+            </w:r>
+            <w:proofErr w:type="spellEnd"/>
+            <w:r>
+              <w:rPr>
+                <w:rFonts w:ascii="Arial" w:hAnsi="Arial" w:cs="Arial"/>
+                <w:sz w:val="16"/>
+                <w:szCs w:val="16"/>
+              </w:rPr>
+              <w:t xml:space="preserve"> b in becarios %}</w:t>
+            </w:r>
+          </w:p>
+        </w:tc>
+      </w:tr>
+      <w:tr>
+        <w:trPr>
           <w:trHeight w:val="427"/>
           <w:jc w:val="center"/>
         </w:trPr>
@@ -1412,8 +1588,39 @@
             <w:vAlign w:val="center"/>
           </w:tcPr>
           <w:p>
-            <w:r>
-              <w:t>{% tr for b in becarios %}{{ loop.index }}</w:t>
+            <w:pPr>
+              <w:jc w:val="center"/>
+              <w:rPr>
+                <w:rFonts w:ascii="Arial" w:hAnsi="Arial" w:cs="Arial"/>
+                <w:sz w:val="16"/>
+                <w:szCs w:val="16"/>
+              </w:rPr>
+            </w:pPr>
+            <w:r>
+              <w:rPr>
+                <w:rFonts w:ascii="Arial" w:hAnsi="Arial" w:cs="Arial"/>
+                <w:sz w:val="16"/>
+                <w:szCs w:val="16"/>
+              </w:rPr>
+              <w:t xml:space="preserve">{{ </w:t>
+            </w:r>
+            <w:proofErr w:type="spellStart"/>
+            <w:r>
+              <w:rPr>
+                <w:rFonts w:ascii="Arial" w:hAnsi="Arial" w:cs="Arial"/>
+                <w:sz w:val="16"/>
+                <w:szCs w:val="16"/>
+              </w:rPr>
+              <w:t>loop.index</w:t>
+            </w:r>
+            <w:proofErr w:type="spellEnd"/>
+            <w:r>
+              <w:rPr>
+                <w:rFonts w:ascii="Arial" w:hAnsi="Arial" w:cs="Arial"/>
+                <w:sz w:val="16"/>
+                <w:szCs w:val="16"/>
+              </w:rPr>
+              <w:t xml:space="preserve"> }}</w:t>
             </w:r>
           </w:p>
         </w:tc>
@@ -1423,8 +1630,39 @@
             <w:vAlign w:val="center"/>
           </w:tcPr>
           <w:p>
-            <w:r>
-              <w:t>{{ b.EXPEDIENTE }}</w:t>
+            <w:pPr>
+              <w:jc w:val="center"/>
+              <w:rPr>
+                <w:rFonts w:ascii="Arial" w:hAnsi="Arial" w:cs="Arial"/>
+                <w:sz w:val="16"/>
+                <w:szCs w:val="16"/>
+              </w:rPr>
+            </w:pPr>
+            <w:r>
+              <w:rPr>
+                <w:rFonts w:ascii="Arial" w:hAnsi="Arial" w:cs="Arial"/>
+                <w:sz w:val="16"/>
+                <w:szCs w:val="16"/>
+              </w:rPr>
+              <w:t xml:space="preserve">{{ </w:t>
+            </w:r>
+            <w:proofErr w:type="spellStart"/>
+            <w:r>
+              <w:rPr>
+                <w:rFonts w:ascii="Arial" w:hAnsi="Arial" w:cs="Arial"/>
+                <w:sz w:val="16"/>
+                <w:szCs w:val="16"/>
+              </w:rPr>
+              <w:t>b.EXPEDIENTE</w:t>
+            </w:r>
+            <w:proofErr w:type="spellEnd"/>
+            <w:r>
+              <w:rPr>
+                <w:rFonts w:ascii="Arial" w:hAnsi="Arial" w:cs="Arial"/>
+                <w:sz w:val="16"/>
+                <w:szCs w:val="16"/>
+              </w:rPr>
+              <w:t xml:space="preserve"> }}</w:t>
             </w:r>
           </w:p>
         </w:tc>
@@ -1435,8 +1673,39 @@
             <w:vAlign w:val="center"/>
           </w:tcPr>
           <w:p>
-            <w:r>
-              <w:t>{{ b.RJD_ADJUDICACION }}</w:t>
+            <w:pPr>
+              <w:jc w:val="center"/>
+              <w:rPr>
+                <w:rFonts w:ascii="Arial" w:hAnsi="Arial" w:cs="Arial"/>
+                <w:sz w:val="16"/>
+                <w:szCs w:val="16"/>
+              </w:rPr>
+            </w:pPr>
+            <w:r>
+              <w:rPr>
+                <w:rFonts w:ascii="Arial" w:hAnsi="Arial" w:cs="Arial"/>
+                <w:sz w:val="16"/>
+                <w:szCs w:val="16"/>
+              </w:rPr>
+              <w:t xml:space="preserve">{{ </w:t>
+            </w:r>
+            <w:proofErr w:type="spellStart"/>
+            <w:r>
+              <w:rPr>
+                <w:rFonts w:ascii="Arial" w:hAnsi="Arial" w:cs="Arial"/>
+                <w:sz w:val="16"/>
+                <w:szCs w:val="16"/>
+              </w:rPr>
+              <w:t>b.RJD_ADJUDICACION</w:t>
+            </w:r>
+            <w:proofErr w:type="spellEnd"/>
+            <w:r>
+              <w:rPr>
+                <w:rFonts w:ascii="Arial" w:hAnsi="Arial" w:cs="Arial"/>
+                <w:sz w:val="16"/>
+                <w:szCs w:val="16"/>
+              </w:rPr>
+              <w:t xml:space="preserve"> }}</w:t>
             </w:r>
           </w:p>
         </w:tc>
@@ -1447,8 +1716,39 @@
             <w:vAlign w:val="center"/>
           </w:tcPr>
           <w:p>
-            <w:r>
-              <w:t>{{ b.BECA_Y_CONVOCATORIA_VALIDADA }}</w:t>
+            <w:pPr>
+              <w:jc w:val="center"/>
+              <w:rPr>
+                <w:rFonts w:ascii="Arial" w:hAnsi="Arial" w:cs="Arial"/>
+                <w:sz w:val="16"/>
+                <w:szCs w:val="16"/>
+              </w:rPr>
+            </w:pPr>
+            <w:r>
+              <w:rPr>
+                <w:rFonts w:ascii="Arial" w:hAnsi="Arial" w:cs="Arial"/>
+                <w:sz w:val="16"/>
+                <w:szCs w:val="16"/>
+              </w:rPr>
+              <w:t xml:space="preserve">{{ </w:t>
+            </w:r>
+            <w:proofErr w:type="spellStart"/>
+            <w:r>
+              <w:rPr>
+                <w:rFonts w:ascii="Arial" w:hAnsi="Arial" w:cs="Arial"/>
+                <w:sz w:val="16"/>
+                <w:szCs w:val="16"/>
+              </w:rPr>
+              <w:t>b.BECA_Y_CONVOCATORIA_VALIDADA</w:t>
+            </w:r>
+            <w:proofErr w:type="spellEnd"/>
+            <w:r>
+              <w:rPr>
+                <w:rFonts w:ascii="Arial" w:hAnsi="Arial" w:cs="Arial"/>
+                <w:sz w:val="16"/>
+                <w:szCs w:val="16"/>
+              </w:rPr>
+              <w:t xml:space="preserve"> }}</w:t>
             </w:r>
           </w:p>
         </w:tc>
@@ -1459,8 +1759,39 @@
             <w:vAlign w:val="center"/>
           </w:tcPr>
           <w:p>
-            <w:r>
-              <w:t>{{ b.INSTITUCION }}</w:t>
+            <w:pPr>
+              <w:jc w:val="center"/>
+              <w:rPr>
+                <w:rFonts w:ascii="Arial" w:hAnsi="Arial" w:cs="Arial"/>
+                <w:sz w:val="16"/>
+                <w:szCs w:val="16"/>
+              </w:rPr>
+            </w:pPr>
+            <w:r>
+              <w:rPr>
+                <w:rFonts w:ascii="Arial" w:hAnsi="Arial" w:cs="Arial"/>
+                <w:sz w:val="16"/>
+                <w:szCs w:val="16"/>
+              </w:rPr>
+              <w:t xml:space="preserve">{{ </w:t>
+            </w:r>
+            <w:proofErr w:type="spellStart"/>
+            <w:r>
+              <w:rPr>
+                <w:rFonts w:ascii="Arial" w:hAnsi="Arial" w:cs="Arial"/>
+                <w:sz w:val="16"/>
+                <w:szCs w:val="16"/>
+              </w:rPr>
+              <w:t>b.INSTITUCION</w:t>
+            </w:r>
+            <w:proofErr w:type="spellEnd"/>
+            <w:r>
+              <w:rPr>
+                <w:rFonts w:ascii="Arial" w:hAnsi="Arial" w:cs="Arial"/>
+                <w:sz w:val="16"/>
+                <w:szCs w:val="16"/>
+              </w:rPr>
+              <w:t xml:space="preserve"> }}</w:t>
             </w:r>
           </w:p>
         </w:tc>
@@ -1471,8 +1802,106 @@
             <w:vAlign w:val="center"/>
           </w:tcPr>
           <w:p>
-            <w:r>
-              <w:t>{{ b.CARRERA }}{% tr endfor %}</w:t>
+            <w:pPr>
+              <w:jc w:val="center"/>
+              <w:rPr>
+                <w:rFonts w:ascii="Arial" w:hAnsi="Arial" w:cs="Arial"/>
+                <w:sz w:val="16"/>
+                <w:szCs w:val="16"/>
+              </w:rPr>
+            </w:pPr>
+            <w:r>
+              <w:rPr>
+                <w:rFonts w:ascii="Arial" w:hAnsi="Arial" w:cs="Arial"/>
+                <w:sz w:val="16"/>
+                <w:szCs w:val="16"/>
+              </w:rPr>
+              <w:t xml:space="preserve">{{ </w:t>
+            </w:r>
+            <w:proofErr w:type="spellStart"/>
+            <w:r>
+              <w:rPr>
+                <w:rFonts w:ascii="Arial" w:hAnsi="Arial" w:cs="Arial"/>
+                <w:sz w:val="16"/>
+                <w:szCs w:val="16"/>
+              </w:rPr>
+              <w:t>b.CARRERA</w:t>
+            </w:r>
+            <w:proofErr w:type="spellEnd"/>
+            <w:r>
+              <w:rPr>
+                <w:rFonts w:ascii="Arial" w:hAnsi="Arial" w:cs="Arial"/>
+                <w:sz w:val="16"/>
+                <w:szCs w:val="16"/>
+              </w:rPr>
+              <w:t xml:space="preserve"> }}</w:t>
+            </w:r>
+          </w:p>
+        </w:tc>
+      </w:tr>
+      <w:tr>
+        <w:trPr>
+          <w:gridAfter w:val="5"/>
+          <w:wAfter w:w="7893" w:type="dxa"/>
+          <w:jc w:val="center"/>
+        </w:trPr>
+        <w:tc>
+          <w:tcPr>
+            <w:tcW w:w="0" w:type="auto"/>
+            <w:vAlign w:val="center"/>
+          </w:tcPr>
+          <w:p>
+            <w:pPr>
+              <w:jc w:val="center"/>
+              <w:rPr>
+                <w:rFonts w:ascii="Arial" w:hAnsi="Arial" w:cs="Arial"/>
+                <w:sz w:val="16"/>
+                <w:szCs w:val="16"/>
+              </w:rPr>
+            </w:pPr>
+            <w:r>
+              <w:rPr>
+                <w:rFonts w:ascii="Arial" w:hAnsi="Arial" w:cs="Arial"/>
+                <w:sz w:val="16"/>
+                <w:szCs w:val="16"/>
+              </w:rPr>
+              <w:t>{%</w:t>
+            </w:r>
+            <w:proofErr w:type="spellStart"/>
+            <w:r>
+              <w:rPr>
+                <w:rFonts w:ascii="Arial" w:hAnsi="Arial" w:cs="Arial"/>
+                <w:sz w:val="16"/>
+                <w:szCs w:val="16"/>
+              </w:rPr>
+              <w:t>tr</w:t>
+            </w:r>
+            <w:proofErr w:type="spellEnd"/>
+            <w:r>
+              <w:rPr>
+                <w:rFonts w:ascii="Arial" w:hAnsi="Arial" w:cs="Arial"/>
+                <w:sz w:val="16"/>
+                <w:szCs w:val="16"/>
+              </w:rPr>
+              <w:t xml:space="preserve"> </w:t>
+            </w:r>
+            <w:proofErr w:type="spellStart"/>
+            <w:r>
+              <w:rPr>
+                <w:rFonts w:ascii="Arial" w:hAnsi="Arial" w:cs="Arial"/>
+                <w:sz w:val="16"/>
+                <w:szCs w:val="16"/>
+              </w:rPr>
+              <w:t>endfor</w:t>
+            </w:r>
+            <w:proofErr w:type="spellEnd"/>
+            <w:r>
+              <w:rPr>
+                <w:rFonts w:ascii="Arial" w:hAnsi="Arial" w:cs="Arial"/>
+                <w:sz w:val="16"/>
+                <w:szCs w:val="16"/>
+              </w:rPr>
+              <w:t xml:space="preserve"> %}</w:t>
             </w:r>
           </w:p>
         </w:tc>
@@ -1796,7 +2225,6 @@
           <w:sz w:val="22"/>
           <w:szCs w:val="22"/>
         </w:rPr>
-        <w:lastRenderedPageBreak/>
         <w:t xml:space="preserve">“(…) </w:t>
       </w:r>
     </w:p>
@@ -1890,6 +2318,7 @@
           <w:sz w:val="22"/>
           <w:szCs w:val="22"/>
         </w:rPr>
+        <w:lastRenderedPageBreak/>
         <w:t xml:space="preserve">El becario presenta la solicitud de ampliación excepcional de un (01) periodo de estudios, por mesa de partes del PRONABEC al culminar su último periodo programado en el SIBEC </w:t>
       </w:r>
       <w:r>
@@ -2341,12 +2770,58 @@
         <w:ind w:left="567"/>
         <w:jc w:val="both"/>
         <w:rPr>
-          <w:sz w:val="20"/>
-          <w:szCs w:val="20"/>
-        </w:rPr>
-      </w:pPr>
-      <w:r>
-        <w:t>Las solicitudes de los {{ CANTIDAD_BECARIOS }} becarios fueron ingresadas por mesa de partes con fecha: {{ FECHAS_SOLICITUD_TEXTO }}. por lo tanto, de acuerdo al plazo de presentación de la ampliación, se verifica que fue presentado antes de la matrícula e inicio del periodo académico a ampliar.</w:t>
+          <w:sz w:val="22"/>
+          <w:szCs w:val="22"/>
+        </w:rPr>
+      </w:pPr>
+      <w:r>
+        <w:rPr>
+          <w:sz w:val="22"/>
+          <w:szCs w:val="22"/>
+        </w:rPr>
+        <w:t>Las solicitudes de los {{ CANTIDAD_BECARIOS }} becarios fueron ingresadas por mesa de partes con fecha {{ FECHAS_SOLICITUD_TEXTO }}</w:t>
+      </w:r>
+      <w:r>
+        <w:rPr>
+          <w:sz w:val="22"/>
+          <w:szCs w:val="22"/>
+        </w:rPr>
+        <w:t>,</w:t>
+      </w:r>
+      <w:r>
+        <w:rPr>
+          <w:sz w:val="22"/>
+          <w:szCs w:val="22"/>
+        </w:rPr>
+        <w:t xml:space="preserve"> por lo tanto, de acuerdo al plazo de presentación de la ampliación, se verifica que fue</w:t>
+      </w:r>
+      <w:r>
+        <w:rPr>
+          <w:sz w:val="22"/>
+          <w:szCs w:val="22"/>
+        </w:rPr>
+        <w:t>ron</w:t>
+      </w:r>
+      <w:r>
+        <w:rPr>
+          <w:sz w:val="22"/>
+          <w:szCs w:val="22"/>
+        </w:rPr>
+        <w:t xml:space="preserve"> presentad</w:t>
+      </w:r>
+      <w:r>
+        <w:rPr>
+          <w:sz w:val="22"/>
+          <w:szCs w:val="22"/>
+        </w:rPr>
+        <w:t>as</w:t>
+      </w:r>
+      <w:r>
+        <w:rPr>
+          <w:sz w:val="22"/>
+          <w:szCs w:val="22"/>
+        </w:rPr>
+        <w:t xml:space="preserve"> antes de la matrícula e inicio del periodo académico a ampliar.</w:t>
       </w:r>
     </w:p>
     <w:p>
@@ -2355,8 +2830,8 @@
         <w:ind w:left="567"/>
         <w:jc w:val="both"/>
         <w:rPr>
-          <w:sz w:val="20"/>
-          <w:szCs w:val="20"/>
+          <w:sz w:val="22"/>
+          <w:szCs w:val="22"/>
         </w:rPr>
       </w:pPr>
     </w:p>
@@ -2376,7 +2851,27 @@
         </w:rPr>
       </w:pPr>
       <w:r>
-        <w:t>Mediante {{ REFERENCIA_DOC_IES }}, la Universidad Peruana de Ciencias Aplicadas remite la relación de cursos que tienen pendientes los {{ CANTIDAD_BECARIOS }} becarios señalados en el Cuadro Nº 1 al finalizar el semestre 2026-I. De la revisión de dicho documento se observa que los citados becarios tienen cursos pendientes, los cuales acreditan que aún no ha culminado sus estudios y que dichos cursos pueden cursarse en un periodo académico adicional, en este caso, en el semestre 2026-II, conforme al siguiente detalle:</w:t>
+        <w:rPr>
+          <w:sz w:val="22"/>
+          <w:szCs w:val="22"/>
+        </w:rPr>
+        <w:t xml:space="preserve">Mediante </w:t>
+      </w:r>
+      <w:proofErr w:type="gramStart"/>
+      <w:r>
+        <w:rPr>
+          <w:sz w:val="22"/>
+          <w:szCs w:val="22"/>
+        </w:rPr>
+        <w:t>{{ REFERENCIA</w:t>
+      </w:r>
+      <w:proofErr w:type="gramEnd"/>
+      <w:r>
+        <w:rPr>
+          <w:sz w:val="22"/>
+          <w:szCs w:val="22"/>
+        </w:rPr>
+        <w:t>_DOC_IES }}, la {{ INSTITUCION_GLOBAL }} remite la relación de cursos que tienen pendientes los {{ CANTIDAD_BECARIOS }} becarios señalados en el Cuadro Nº 1 al finalizar el semestre 2026-I. De la revisión de dicho documento se observa que los citados becarios tienen cursos pendientes, los cuales acreditan que aún no ha culminado sus estudios y que dichos cursos pueden cursarse en un periodo académico adicional, en este caso, en el semestre 2026-II, conforme al siguiente detalle:</w:t>
       </w:r>
     </w:p>
     <w:p>
@@ -2417,32 +2912,24 @@
           <w:lang w:val="es-ES"/>
         </w:rPr>
       </w:pPr>
-    </w:p>
-    <w:p>
-      <w:pPr>
-        <w:pStyle w:val="Default"/>
-        <w:ind w:left="567"/>
-        <w:jc w:val="center"/>
+      <w:r>
         <w:rPr>
           <w:rFonts w:eastAsia="Arial"/>
           <w:sz w:val="20"/>
           <w:szCs w:val="20"/>
           <w:lang w:val="es-ES"/>
         </w:rPr>
-      </w:pPr>
-    </w:p>
-    <w:p>
-      <w:pPr>
-        <w:pStyle w:val="Default"/>
-        <w:ind w:left="567"/>
-        <w:jc w:val="center"/>
+        <w:t>Cuadro Nº</w:t>
+      </w:r>
+      <w:r>
         <w:rPr>
           <w:rFonts w:eastAsia="Arial"/>
           <w:sz w:val="20"/>
           <w:szCs w:val="20"/>
           <w:lang w:val="es-ES"/>
         </w:rPr>
-      </w:pPr>
+        <w:t xml:space="preserve"> </w:t>
+      </w:r>
       <w:r>
         <w:rPr>
           <w:rFonts w:eastAsia="Arial"/>
@@ -2450,18 +2937,21 @@
           <w:szCs w:val="20"/>
           <w:lang w:val="es-ES"/>
         </w:rPr>
-        <w:lastRenderedPageBreak/>
-        <w:t>Cuadro Nº</w:t>
-      </w:r>
-      <w:r>
+        <w:t>2</w:t>
+      </w:r>
+    </w:p>
+    <w:p>
+      <w:pPr>
+        <w:pStyle w:val="Default"/>
+        <w:ind w:left="567"/>
+        <w:jc w:val="center"/>
         <w:rPr>
           <w:rFonts w:eastAsia="Arial"/>
           <w:sz w:val="20"/>
           <w:szCs w:val="20"/>
           <w:lang w:val="es-ES"/>
         </w:rPr>
-        <w:t xml:space="preserve"> </w:t>
-      </w:r>
+      </w:pPr>
       <w:r>
         <w:rPr>
           <w:rFonts w:eastAsia="Arial"/>
@@ -2469,21 +2959,19 @@
           <w:szCs w:val="20"/>
           <w:lang w:val="es-ES"/>
         </w:rPr>
-        <w:t>2</w:t>
-      </w:r>
-    </w:p>
-    <w:p>
-      <w:pPr>
-        <w:pStyle w:val="Default"/>
-        <w:ind w:left="567"/>
-        <w:jc w:val="center"/>
+        <w:t>Becarios</w:t>
+      </w:r>
+      <w:r>
         <w:rPr>
           <w:rFonts w:eastAsia="Arial"/>
           <w:sz w:val="20"/>
           <w:szCs w:val="20"/>
           <w:lang w:val="es-ES"/>
         </w:rPr>
-      </w:pPr>
+        <w:t>/as</w:t>
+      </w:r>
+      <w:bookmarkStart w:id="0" w:name="_GoBack"/>
+      <w:bookmarkEnd w:id="0"/>
       <w:r>
         <w:rPr>
           <w:rFonts w:eastAsia="Arial"/>
@@ -2491,7 +2979,7 @@
           <w:szCs w:val="20"/>
           <w:lang w:val="es-ES"/>
         </w:rPr>
-        <w:t xml:space="preserve">Becarios </w:t>
+        <w:t xml:space="preserve"> </w:t>
       </w:r>
       <w:r>
         <w:rPr>
@@ -2544,11 +3032,11 @@
         <w:tblLook w:val="04A0" w:firstRow="1" w:lastRow="0" w:firstColumn="1" w:lastColumn="0" w:noHBand="0" w:noVBand="1"/>
       </w:tblPr>
       <w:tblGrid>
-        <w:gridCol w:w="279"/>
-        <w:gridCol w:w="1568"/>
-        <w:gridCol w:w="3737"/>
-        <w:gridCol w:w="1104"/>
-        <w:gridCol w:w="1104"/>
+        <w:gridCol w:w="870"/>
+        <w:gridCol w:w="1288"/>
+        <w:gridCol w:w="2070"/>
+        <w:gridCol w:w="1963"/>
+        <w:gridCol w:w="1732"/>
       </w:tblGrid>
       <w:tr>
         <w:trPr>
@@ -2836,6 +3324,82 @@
       </w:tr>
       <w:tr>
         <w:trPr>
+          <w:gridAfter w:val="4"/>
+          <w:wAfter w:w="7513" w:type="dxa"/>
+          <w:jc w:val="center"/>
+        </w:trPr>
+        <w:tc>
+          <w:tcPr>
+            <w:tcW w:w="0" w:type="auto"/>
+            <w:vAlign w:val="center"/>
+          </w:tcPr>
+          <w:p>
+            <w:pPr>
+              <w:jc w:val="center"/>
+              <w:rPr>
+                <w:rFonts w:ascii="Arial" w:hAnsi="Arial" w:cs="Arial"/>
+                <w:sz w:val="16"/>
+                <w:szCs w:val="16"/>
+              </w:rPr>
+            </w:pPr>
+            <w:r>
+              <w:rPr>
+                <w:rFonts w:ascii="Arial" w:hAnsi="Arial" w:cs="Arial"/>
+                <w:sz w:val="16"/>
+                <w:szCs w:val="16"/>
+              </w:rPr>
+              <w:t>{%</w:t>
+            </w:r>
+            <w:proofErr w:type="spellStart"/>
+            <w:r>
+              <w:rPr>
+                <w:rFonts w:ascii="Arial" w:hAnsi="Arial" w:cs="Arial"/>
+                <w:sz w:val="16"/>
+                <w:szCs w:val="16"/>
+              </w:rPr>
+              <w:t>tr</w:t>
+            </w:r>
+            <w:proofErr w:type="spellEnd"/>
+            <w:r>
+              <w:rPr>
+                <w:rFonts w:ascii="Arial" w:hAnsi="Arial" w:cs="Arial"/>
+                <w:sz w:val="16"/>
+                <w:szCs w:val="16"/>
+              </w:rPr>
+              <w:t xml:space="preserve"> </w:t>
+            </w:r>
+            <w:proofErr w:type="spellStart"/>
+            <w:r>
+              <w:rPr>
+                <w:rFonts w:ascii="Arial" w:hAnsi="Arial" w:cs="Arial"/>
+                <w:sz w:val="16"/>
+                <w:szCs w:val="16"/>
+              </w:rPr>
+              <w:t>for</w:t>
+            </w:r>
+            <w:proofErr w:type="spellEnd"/>
+            <w:r>
+              <w:rPr>
+                <w:rFonts w:ascii="Arial" w:hAnsi="Arial" w:cs="Arial"/>
+                <w:sz w:val="16"/>
+                <w:szCs w:val="16"/>
+              </w:rPr>
+              <w:t xml:space="preserve"> b in </w:t>
+            </w:r>
+            <w:r>
+              <w:rPr>
+                <w:rFonts w:ascii="Arial" w:hAnsi="Arial" w:cs="Arial"/>
+                <w:sz w:val="16"/>
+                <w:szCs w:val="16"/>
+              </w:rPr>
+              <w:lastRenderedPageBreak/>
+              <w:t>becarios %}</w:t>
+            </w:r>
+          </w:p>
+        </w:tc>
+      </w:tr>
+      <w:tr>
+        <w:trPr>
           <w:trHeight w:val="427"/>
           <w:jc w:val="center"/>
         </w:trPr>
@@ -2845,8 +3409,40 @@
             <w:vAlign w:val="center"/>
           </w:tcPr>
           <w:p>
-            <w:r>
-              <w:t>{% tr for b in becarios %}{{ loop.index }}</w:t>
+            <w:pPr>
+              <w:jc w:val="center"/>
+              <w:rPr>
+                <w:rFonts w:ascii="Arial" w:hAnsi="Arial" w:cs="Arial"/>
+                <w:sz w:val="16"/>
+                <w:szCs w:val="16"/>
+              </w:rPr>
+            </w:pPr>
+            <w:r>
+              <w:rPr>
+                <w:rFonts w:ascii="Arial" w:hAnsi="Arial" w:cs="Arial"/>
+                <w:sz w:val="16"/>
+                <w:szCs w:val="16"/>
+              </w:rPr>
+              <w:lastRenderedPageBreak/>
+              <w:t xml:space="preserve">{{ </w:t>
+            </w:r>
+            <w:proofErr w:type="spellStart"/>
+            <w:r>
+              <w:rPr>
+                <w:rFonts w:ascii="Arial" w:hAnsi="Arial" w:cs="Arial"/>
+                <w:sz w:val="16"/>
+                <w:szCs w:val="16"/>
+              </w:rPr>
+              <w:t>loop.index</w:t>
+            </w:r>
+            <w:proofErr w:type="spellEnd"/>
+            <w:r>
+              <w:rPr>
+                <w:rFonts w:ascii="Arial" w:hAnsi="Arial" w:cs="Arial"/>
+                <w:sz w:val="16"/>
+                <w:szCs w:val="16"/>
+              </w:rPr>
+              <w:t xml:space="preserve"> }}</w:t>
             </w:r>
           </w:p>
         </w:tc>
@@ -2856,8 +3452,39 @@
             <w:vAlign w:val="center"/>
           </w:tcPr>
           <w:p>
-            <w:r>
-              <w:t>{{ b.EXPEDIENTE }}</w:t>
+            <w:pPr>
+              <w:jc w:val="center"/>
+              <w:rPr>
+                <w:rFonts w:ascii="Arial" w:hAnsi="Arial" w:cs="Arial"/>
+                <w:sz w:val="16"/>
+                <w:szCs w:val="16"/>
+              </w:rPr>
+            </w:pPr>
+            <w:r>
+              <w:rPr>
+                <w:rFonts w:ascii="Arial" w:hAnsi="Arial" w:cs="Arial"/>
+                <w:sz w:val="16"/>
+                <w:szCs w:val="16"/>
+              </w:rPr>
+              <w:t xml:space="preserve">{{ </w:t>
+            </w:r>
+            <w:proofErr w:type="spellStart"/>
+            <w:r>
+              <w:rPr>
+                <w:rFonts w:ascii="Arial" w:hAnsi="Arial" w:cs="Arial"/>
+                <w:sz w:val="16"/>
+                <w:szCs w:val="16"/>
+              </w:rPr>
+              <w:t>b.EXPEDIENTE</w:t>
+            </w:r>
+            <w:proofErr w:type="spellEnd"/>
+            <w:r>
+              <w:rPr>
+                <w:rFonts w:ascii="Arial" w:hAnsi="Arial" w:cs="Arial"/>
+                <w:sz w:val="16"/>
+                <w:szCs w:val="16"/>
+              </w:rPr>
+              <w:t xml:space="preserve"> }}</w:t>
             </w:r>
           </w:p>
         </w:tc>
@@ -2867,8 +3494,39 @@
             <w:vAlign w:val="center"/>
           </w:tcPr>
           <w:p>
-            <w:r>
-              <w:t>{{ b.CURSOS_PENDIENTES }}</w:t>
+            <w:pPr>
+              <w:jc w:val="both"/>
+              <w:rPr>
+                <w:rFonts w:ascii="Arial" w:hAnsi="Arial" w:cs="Arial"/>
+                <w:sz w:val="16"/>
+                <w:szCs w:val="16"/>
+              </w:rPr>
+            </w:pPr>
+            <w:r>
+              <w:rPr>
+                <w:rFonts w:ascii="Arial" w:hAnsi="Arial" w:cs="Arial"/>
+                <w:sz w:val="16"/>
+                <w:szCs w:val="16"/>
+              </w:rPr>
+              <w:t xml:space="preserve">{{ </w:t>
+            </w:r>
+            <w:proofErr w:type="spellStart"/>
+            <w:r>
+              <w:rPr>
+                <w:rFonts w:ascii="Arial" w:hAnsi="Arial" w:cs="Arial"/>
+                <w:sz w:val="16"/>
+                <w:szCs w:val="16"/>
+              </w:rPr>
+              <w:t>b.CURSOS_PENDIENTES</w:t>
+            </w:r>
+            <w:proofErr w:type="spellEnd"/>
+            <w:r>
+              <w:rPr>
+                <w:rFonts w:ascii="Arial" w:hAnsi="Arial" w:cs="Arial"/>
+                <w:sz w:val="16"/>
+                <w:szCs w:val="16"/>
+              </w:rPr>
+              <w:t xml:space="preserve"> }}</w:t>
             </w:r>
           </w:p>
         </w:tc>
@@ -2878,8 +3536,39 @@
             <w:vAlign w:val="center"/>
           </w:tcPr>
           <w:p>
-            <w:r>
-              <w:t>{{ b.FECHA_INICIO_SIBEC }}</w:t>
+            <w:pPr>
+              <w:jc w:val="center"/>
+              <w:rPr>
+                <w:rFonts w:ascii="Arial" w:hAnsi="Arial" w:cs="Arial"/>
+                <w:sz w:val="16"/>
+                <w:szCs w:val="16"/>
+              </w:rPr>
+            </w:pPr>
+            <w:r>
+              <w:rPr>
+                <w:rFonts w:ascii="Arial" w:hAnsi="Arial" w:cs="Arial"/>
+                <w:sz w:val="16"/>
+                <w:szCs w:val="16"/>
+              </w:rPr>
+              <w:t xml:space="preserve">{{ </w:t>
+            </w:r>
+            <w:proofErr w:type="spellStart"/>
+            <w:r>
+              <w:rPr>
+                <w:rFonts w:ascii="Arial" w:hAnsi="Arial" w:cs="Arial"/>
+                <w:sz w:val="16"/>
+                <w:szCs w:val="16"/>
+              </w:rPr>
+              <w:t>b.FECHA_INICIO_SIBEC</w:t>
+            </w:r>
+            <w:proofErr w:type="spellEnd"/>
+            <w:r>
+              <w:rPr>
+                <w:rFonts w:ascii="Arial" w:hAnsi="Arial" w:cs="Arial"/>
+                <w:sz w:val="16"/>
+                <w:szCs w:val="16"/>
+              </w:rPr>
+              <w:t xml:space="preserve"> }}</w:t>
             </w:r>
           </w:p>
         </w:tc>
@@ -2889,8 +3578,106 @@
             <w:vAlign w:val="center"/>
           </w:tcPr>
           <w:p>
-            <w:r>
-              <w:t>{{ b.FECHA_FIN_SIBEC }}{% tr endfor %}</w:t>
+            <w:pPr>
+              <w:jc w:val="center"/>
+              <w:rPr>
+                <w:rFonts w:ascii="Arial" w:hAnsi="Arial" w:cs="Arial"/>
+                <w:sz w:val="16"/>
+                <w:szCs w:val="16"/>
+              </w:rPr>
+            </w:pPr>
+            <w:r>
+              <w:rPr>
+                <w:rFonts w:ascii="Arial" w:hAnsi="Arial" w:cs="Arial"/>
+                <w:sz w:val="16"/>
+                <w:szCs w:val="16"/>
+              </w:rPr>
+              <w:t xml:space="preserve">{{ </w:t>
+            </w:r>
+            <w:proofErr w:type="spellStart"/>
+            <w:r>
+              <w:rPr>
+                <w:rFonts w:ascii="Arial" w:hAnsi="Arial" w:cs="Arial"/>
+                <w:sz w:val="16"/>
+                <w:szCs w:val="16"/>
+              </w:rPr>
+              <w:t>b.FECHA_FIN_SIBEC</w:t>
+            </w:r>
+            <w:proofErr w:type="spellEnd"/>
+            <w:r>
+              <w:rPr>
+                <w:rFonts w:ascii="Arial" w:hAnsi="Arial" w:cs="Arial"/>
+                <w:sz w:val="16"/>
+                <w:szCs w:val="16"/>
+              </w:rPr>
+              <w:t xml:space="preserve"> }}</w:t>
+            </w:r>
+          </w:p>
+        </w:tc>
+      </w:tr>
+      <w:tr>
+        <w:trPr>
+          <w:gridAfter w:val="4"/>
+          <w:wAfter w:w="7513" w:type="dxa"/>
+          <w:jc w:val="center"/>
+        </w:trPr>
+        <w:tc>
+          <w:tcPr>
+            <w:tcW w:w="0" w:type="auto"/>
+            <w:vAlign w:val="center"/>
+          </w:tcPr>
+          <w:p>
+            <w:pPr>
+              <w:jc w:val="center"/>
+              <w:rPr>
+                <w:rFonts w:ascii="Arial" w:hAnsi="Arial" w:cs="Arial"/>
+                <w:sz w:val="16"/>
+                <w:szCs w:val="16"/>
+              </w:rPr>
+            </w:pPr>
+            <w:r>
+              <w:rPr>
+                <w:rFonts w:ascii="Arial" w:hAnsi="Arial" w:cs="Arial"/>
+                <w:sz w:val="16"/>
+                <w:szCs w:val="16"/>
+              </w:rPr>
+              <w:t>{%</w:t>
+            </w:r>
+            <w:proofErr w:type="spellStart"/>
+            <w:r>
+              <w:rPr>
+                <w:rFonts w:ascii="Arial" w:hAnsi="Arial" w:cs="Arial"/>
+                <w:sz w:val="16"/>
+                <w:szCs w:val="16"/>
+              </w:rPr>
+              <w:t>tr</w:t>
+            </w:r>
+            <w:proofErr w:type="spellEnd"/>
+            <w:r>
+              <w:rPr>
+                <w:rFonts w:ascii="Arial" w:hAnsi="Arial" w:cs="Arial"/>
+                <w:sz w:val="16"/>
+                <w:szCs w:val="16"/>
+              </w:rPr>
+              <w:t xml:space="preserve"> </w:t>
+            </w:r>
+            <w:proofErr w:type="spellStart"/>
+            <w:r>
+              <w:rPr>
+                <w:rFonts w:ascii="Arial" w:hAnsi="Arial" w:cs="Arial"/>
+                <w:sz w:val="16"/>
+                <w:szCs w:val="16"/>
+              </w:rPr>
+              <w:t>endfor</w:t>
+            </w:r>
+            <w:proofErr w:type="spellEnd"/>
+            <w:r>
+              <w:rPr>
+                <w:rFonts w:ascii="Arial" w:hAnsi="Arial" w:cs="Arial"/>
+                <w:sz w:val="16"/>
+                <w:szCs w:val="16"/>
+              </w:rPr>
+              <w:t xml:space="preserve"> %}</w:t>
             </w:r>
           </w:p>
         </w:tc>
@@ -2921,7 +3708,39 @@
         </w:rPr>
       </w:pPr>
       <w:r>
-        <w:t xml:space="preserve">Por lo tanto, de la revisión de la solicitud de los becarios y los documentos contenidos en el expediente se verifica que al culminar el semestre 2026-I, los {{ CANTIDAD_BECARIOS }} becarios señalados en el presente Informe cumplen con los supuestos establecidos en el literal a) del artículo 30 del Reglamento del PRONABEC de la Ley N° 29837 y las Disposiciones para el becario del PRONABEC, por lo que, resulta viable la ampliación excepcional de la duración del periodo de estudios por el semestre 2026-II, correspondiendo que la Subdirección de Seguimiento y Supervisión de la Dirección de Gestión de Becas actualice la fecha de fin de estudios en los sistemas del PRONABEC. </w:t>
+        <w:rPr>
+          <w:sz w:val="22"/>
+          <w:szCs w:val="22"/>
+        </w:rPr>
+        <w:t>Por lo tanto, de la revisión de la</w:t>
+      </w:r>
+      <w:r>
+        <w:rPr>
+          <w:sz w:val="22"/>
+          <w:szCs w:val="22"/>
+        </w:rPr>
+        <w:t>s</w:t>
+      </w:r>
+      <w:r>
+        <w:rPr>
+          <w:sz w:val="22"/>
+          <w:szCs w:val="22"/>
+        </w:rPr>
+        <w:t xml:space="preserve"> solicitud</w:t>
+      </w:r>
+      <w:r>
+        <w:rPr>
+          <w:sz w:val="22"/>
+          <w:szCs w:val="22"/>
+        </w:rPr>
+        <w:t>es</w:t>
+      </w:r>
+      <w:r>
+        <w:rPr>
+          <w:sz w:val="22"/>
+          <w:szCs w:val="22"/>
+        </w:rPr>
+        <w:t xml:space="preserve"> de los becarios y los documentos contenidos en el expediente se verifica que al culminar el semestre 2026-I, los {{ CANTIDAD_BECARIOS }} becarios señalados en el presente Informe cumplen con los supuestos establecidos en el literal a) del artículo 30 del Reglamento del PRONABEC de la Ley N° 29837 y las Disposiciones para el becario del PRONABEC, por lo que, resulta viable la ampliación excepcional de la duración del periodo de estudios por el semestre 2026-II, correspondiendo que la Subdirección de Seguimiento y Supervisión de la Dirección de Gestión de Becas actualice la fecha de fin de estudios en los sistemas del PRONABEC. </w:t>
       </w:r>
     </w:p>
     <w:p>
@@ -3021,7 +3840,11 @@
         </w:rPr>
       </w:pPr>
       <w:r>
-        <w:t xml:space="preserve">De conformidad a lo informado por la Subdirección de Coordinación y Cooperación Regional Lima mediante Informe N° 4164-2026-MINEDU/VMGI-PRONABEC-DICONCI-SUCCOR-LIMA se concluye que los {{ CANTIDAD_BECARIOS }} becarios detallados en el presente Informe cumplen con los supuestos establecidos en el literal a) del artículo 30 del Reglamento de la Ley N° 29837 y las Disposiciones para el becario del PRONABEC, por lo tanto, resulta viable la ampliación excepcional de la duración del periodo de estudios por el semestre 2026-II. </w:t>
+        <w:rPr>
+          <w:rFonts w:ascii="Arial" w:hAnsi="Arial"/>
+          <w:sz w:val="22"/>
+        </w:rPr>
+        <w:t xml:space="preserve">De conformidad a lo informado por la Subdirección de Coordinación y Cooperación Regional Lima mediante {{ NOMBRE_INFORME_SUCCOR }} se concluye que los {{ CANTIDAD_BECARIOS }} becarios detallados en el presente Informe cumplen con los supuestos establecidos en el literal a) del artículo 30 del Reglamento de la Ley N° 29837 y las Disposiciones para el becario del PRONABEC, por lo tanto, resulta viable la ampliación excepcional de la duración del periodo de estudios por el semestre 2026-II. </w:t>
       </w:r>
     </w:p>
     <w:p>
@@ -3290,7 +4113,6 @@
           <w:bCs/>
           <w:lang w:val="es-ES" w:eastAsia="es-ES"/>
         </w:rPr>
-        <w:lastRenderedPageBreak/>
         <w:t xml:space="preserve">Con la conformidad del </w:t>
       </w:r>
       <w:r>
@@ -3590,6 +4412,7 @@
                             </w:rPr>
                             <w:t xml:space="preserve">Av. </w:t>
                           </w:r>
+                          <w:proofErr w:type="spellStart"/>
                           <w:r>
                             <w:rPr>
                               <w:rFonts w:cs="Calibri"/>
@@ -3598,7 +4421,40 @@
                               <w:szCs w:val="17"/>
                               <w:lang w:val="pt-BR"/>
                             </w:rPr>
-                            <w:t>Paseo de la Republica</w:t>
+                            <w:t>Paseo</w:t>
+                          </w:r>
+                          <w:proofErr w:type="spellEnd"/>
+                          <w:r>
+                            <w:rPr>
+                              <w:rFonts w:cs="Calibri"/>
+                              <w:color w:val="404040"/>
+                              <w:sz w:val="17"/>
+                              <w:szCs w:val="17"/>
+                              <w:lang w:val="pt-BR"/>
+                            </w:rPr>
+                            <w:t xml:space="preserve"> de </w:t>
+                          </w:r>
+                          <w:proofErr w:type="spellStart"/>
+                          <w:r>
+                            <w:rPr>
+                              <w:rFonts w:cs="Calibri"/>
+                              <w:color w:val="404040"/>
+                              <w:sz w:val="17"/>
+                              <w:szCs w:val="17"/>
+                              <w:lang w:val="pt-BR"/>
+                            </w:rPr>
+                            <w:t>la</w:t>
+                          </w:r>
+                          <w:proofErr w:type="spellEnd"/>
+                          <w:r>
+                            <w:rPr>
+                              <w:rFonts w:cs="Calibri"/>
+                              <w:color w:val="404040"/>
+                              <w:sz w:val="17"/>
+                              <w:szCs w:val="17"/>
+                              <w:lang w:val="pt-BR"/>
+                            </w:rPr>
+                            <w:t xml:space="preserve"> Republica</w:t>
                           </w:r>
                           <w:r>
                             <w:rPr>
@@ -3670,8 +4526,20 @@
                               <w:szCs w:val="17"/>
                               <w:lang w:val="pt-BR"/>
                             </w:rPr>
-                            <w:t>, Lima, Perú</w:t>
+                            <w:t xml:space="preserve">, Lima, </w:t>
                           </w:r>
+                          <w:proofErr w:type="spellStart"/>
+                          <w:r>
+                            <w:rPr>
+                              <w:rFonts w:cs="Calibri"/>
+                              <w:color w:val="404040"/>
+                              <w:sz w:val="17"/>
+                              <w:szCs w:val="17"/>
+                              <w:lang w:val="pt-BR"/>
+                            </w:rPr>
+                            <w:t>Perú</w:t>
+                          </w:r>
+                          <w:proofErr w:type="spellEnd"/>
                         </w:p>
                         <w:p>
                           <w:pPr>
@@ -8928,7 +9796,7 @@
 </file>
 
 <file path=customXml/itemProps1.xml><?xml version="1.0" encoding="utf-8"?>
-<ds:datastoreItem xmlns:ds="http://schemas.openxmlformats.org/officeDocument/2006/customXml" ds:itemID="{0F268348-1734-40B0-ACD8-54A66E0A0E3A}">
+<ds:datastoreItem xmlns:ds="http://schemas.openxmlformats.org/officeDocument/2006/customXml" ds:itemID="{422C2035-0783-41B6-A486-F9521FDB5FE6}">
   <ds:schemaRefs>
     <ds:schemaRef ds:uri="http://schemas.openxmlformats.org/officeDocument/2006/bibliography"/>
   </ds:schemaRefs>

--- a/plantillas/plantilla_informe_multiple.docx
+++ b/plantillas/plantilla_informe_multiple.docx
@@ -1,6 +1,6 @@
 
 <file path=word/document.xml><?xml version="1.0" encoding="utf-8"?>
-<w:document xmlns:wpc="http://schemas.microsoft.com/office/word/2010/wordprocessingCanvas" xmlns:cx="http://schemas.microsoft.com/office/drawing/2014/chartex" xmlns:mc="http://schemas.openxmlformats.org/markup-compatibility/2006" xmlns:o="urn:schemas-microsoft-com:office:office" xmlns:r="http://schemas.openxmlformats.org/officeDocument/2006/relationships" xmlns:m="http://schemas.openxmlformats.org/officeDocument/2006/math" xmlns:v="urn:schemas-microsoft-com:vml" xmlns:wp14="http://schemas.microsoft.com/office/word/2010/wordprocessingDrawing" xmlns:wp="http://schemas.openxmlformats.org/drawingml/2006/wordprocessingDrawing" xmlns:w10="urn:schemas-microsoft-com:office:word" xmlns:w="http://schemas.openxmlformats.org/wordprocessingml/2006/main" xmlns:w14="http://schemas.microsoft.com/office/word/2010/wordml" xmlns:w15="http://schemas.microsoft.com/office/word/2012/wordml" xmlns:w16se="http://schemas.microsoft.com/office/word/2015/wordml/symex" xmlns:wpg="http://schemas.microsoft.com/office/word/2010/wordprocessingGroup" xmlns:wpi="http://schemas.microsoft.com/office/word/2010/wordprocessingInk" xmlns:wne="http://schemas.microsoft.com/office/word/2006/wordml" xmlns:wps="http://schemas.microsoft.com/office/word/2010/wordprocessingShape" mc:Ignorable="w14 w15 w16se wp14">
+<w:document xmlns:wpc="http://schemas.microsoft.com/office/word/2010/wordprocessingCanvas" xmlns:cx="http://schemas.microsoft.com/office/drawing/2014/chartex" xmlns:cx1="http://schemas.microsoft.com/office/drawing/2015/9/8/chartex" xmlns:cx2="http://schemas.microsoft.com/office/drawing/2015/10/21/chartex" xmlns:cx3="http://schemas.microsoft.com/office/drawing/2016/5/9/chartex" xmlns:cx4="http://schemas.microsoft.com/office/drawing/2016/5/10/chartex" xmlns:cx5="http://schemas.microsoft.com/office/drawing/2016/5/11/chartex" xmlns:cx6="http://schemas.microsoft.com/office/drawing/2016/5/12/chartex" xmlns:cx7="http://schemas.microsoft.com/office/drawing/2016/5/13/chartex" xmlns:cx8="http://schemas.microsoft.com/office/drawing/2016/5/14/chartex" xmlns:mc="http://schemas.openxmlformats.org/markup-compatibility/2006" xmlns:aink="http://schemas.microsoft.com/office/drawing/2016/ink" xmlns:am3d="http://schemas.microsoft.com/office/drawing/2017/model3d" xmlns:o="urn:schemas-microsoft-com:office:office" xmlns:oel="http://schemas.microsoft.com/office/2019/extlst" xmlns:r="http://schemas.openxmlformats.org/officeDocument/2006/relationships" xmlns:m="http://schemas.openxmlformats.org/officeDocument/2006/math" xmlns:v="urn:schemas-microsoft-com:vml" xmlns:wp14="http://schemas.microsoft.com/office/word/2010/wordprocessingDrawing" xmlns:wp="http://schemas.openxmlformats.org/drawingml/2006/wordprocessingDrawing" xmlns:w10="urn:schemas-microsoft-com:office:word" xmlns:w="http://schemas.openxmlformats.org/wordprocessingml/2006/main" xmlns:w14="http://schemas.microsoft.com/office/word/2010/wordml" xmlns:w15="http://schemas.microsoft.com/office/word/2012/wordml" xmlns:w16cex="http://schemas.microsoft.com/office/word/2018/wordml/cex" xmlns:w16cid="http://schemas.microsoft.com/office/word/2016/wordml/cid" xmlns:w16="http://schemas.microsoft.com/office/word/2018/wordml" xmlns:w16du="http://schemas.microsoft.com/office/word/2023/wordml/word16du" xmlns:w16sdtdh="http://schemas.microsoft.com/office/word/2020/wordml/sdtdatahash" xmlns:w16sdtfl="http://schemas.microsoft.com/office/word/2024/wordml/sdtformatlock" xmlns:w16se="http://schemas.microsoft.com/office/word/2015/wordml/symex" xmlns:wpg="http://schemas.microsoft.com/office/word/2010/wordprocessingGroup" xmlns:wpi="http://schemas.microsoft.com/office/word/2010/wordprocessingInk" xmlns:wne="http://schemas.microsoft.com/office/word/2006/wordml" xmlns:wps="http://schemas.microsoft.com/office/word/2010/wordprocessingShape" mc:Ignorable="w14 w15 w16se w16cid w16 w16cex w16sdtdh w16sdtfl w16du wp14">
   <w:body>
     <w:p>
       <w:pPr>
@@ -42,7 +42,25 @@
           <w:b/>
           <w:u w:val="single"/>
         </w:rPr>
-        <w:t>_INFORME_GENERAR }}-2026-MINEDU/VMGI-PRONABEC-DIBEC-SUS</w:t>
+        <w:t>_INFORME_</w:t>
+      </w:r>
+      <w:proofErr w:type="gramStart"/>
+      <w:r>
+        <w:rPr>
+          <w:rFonts w:ascii="Arial" w:hAnsi="Arial"/>
+          <w:b/>
+          <w:u w:val="single"/>
+        </w:rPr>
+        <w:t>GENERAR }}-</w:t>
+      </w:r>
+      <w:proofErr w:type="gramEnd"/>
+      <w:r>
+        <w:rPr>
+          <w:rFonts w:ascii="Arial" w:hAnsi="Arial"/>
+          <w:b/>
+          <w:u w:val="single"/>
+        </w:rPr>
+        <w:t>2026-MINEDU/VMGI-PRONABEC-DIBEC-SUS</w:t>
       </w:r>
     </w:p>
     <w:p>
@@ -416,9 +434,92 @@
             <w:r>
               <w:rPr>
                 <w:rFonts w:ascii="Arial" w:hAnsi="Arial"/>
-                <w:sz w:val="22"/>
-              </w:rPr>
-              <w:t>Sobre ampliación excepcional de la duración del periodo de estudios por el semestre 2026-II presentado por {{ CANTIDAD_BECARIOS }} becarios de la {{ BECA_TITULO_GLOBAL }} de la {{ INSTITUCION_GLOBAL }}, en aplicación del artículo 30 del Reglamento del PRONABEC</w:t>
+              </w:rPr>
+              <w:t xml:space="preserve">Sobre ampliación excepcional de la duración del periodo de estudios por el semestre 2026-II presentado por </w:t>
+            </w:r>
+            <w:proofErr w:type="gramStart"/>
+            <w:r>
+              <w:rPr>
+                <w:rFonts w:ascii="Arial" w:hAnsi="Arial"/>
+              </w:rPr>
+              <w:t>{{ CANTIDAD</w:t>
+            </w:r>
+            <w:proofErr w:type="gramEnd"/>
+            <w:r>
+              <w:rPr>
+                <w:rFonts w:ascii="Arial" w:hAnsi="Arial"/>
+              </w:rPr>
+              <w:t>_</w:t>
+            </w:r>
+            <w:proofErr w:type="gramStart"/>
+            <w:r>
+              <w:rPr>
+                <w:rFonts w:ascii="Arial" w:hAnsi="Arial"/>
+              </w:rPr>
+              <w:t>BECARIOS }</w:t>
+            </w:r>
+            <w:proofErr w:type="gramEnd"/>
+            <w:r>
+              <w:rPr>
+                <w:rFonts w:ascii="Arial" w:hAnsi="Arial"/>
+              </w:rPr>
+              <w:t xml:space="preserve">} becarios de la </w:t>
+            </w:r>
+            <w:proofErr w:type="gramStart"/>
+            <w:r>
+              <w:rPr>
+                <w:rFonts w:ascii="Arial" w:hAnsi="Arial"/>
+              </w:rPr>
+              <w:t>{{ BECA</w:t>
+            </w:r>
+            <w:proofErr w:type="gramEnd"/>
+            <w:r>
+              <w:rPr>
+                <w:rFonts w:ascii="Arial" w:hAnsi="Arial"/>
+              </w:rPr>
+              <w:t>_TITULO_</w:t>
+            </w:r>
+            <w:proofErr w:type="gramStart"/>
+            <w:r>
+              <w:rPr>
+                <w:rFonts w:ascii="Arial" w:hAnsi="Arial"/>
+              </w:rPr>
+              <w:t>GLOBAL }</w:t>
+            </w:r>
+            <w:proofErr w:type="gramEnd"/>
+            <w:r>
+              <w:rPr>
+                <w:rFonts w:ascii="Arial" w:hAnsi="Arial"/>
+              </w:rPr>
+              <w:t xml:space="preserve">} de la </w:t>
+            </w:r>
+            <w:proofErr w:type="gramStart"/>
+            <w:r>
+              <w:rPr>
+                <w:rFonts w:ascii="Arial" w:hAnsi="Arial"/>
+              </w:rPr>
+              <w:t>{{ INSTITUCION</w:t>
+            </w:r>
+            <w:proofErr w:type="gramEnd"/>
+            <w:r>
+              <w:rPr>
+                <w:rFonts w:ascii="Arial" w:hAnsi="Arial"/>
+              </w:rPr>
+              <w:t>_</w:t>
+            </w:r>
+            <w:proofErr w:type="gramStart"/>
+            <w:r>
+              <w:rPr>
+                <w:rFonts w:ascii="Arial" w:hAnsi="Arial"/>
+              </w:rPr>
+              <w:t>GLOBAL }</w:t>
+            </w:r>
+            <w:proofErr w:type="gramEnd"/>
+            <w:r>
+              <w:rPr>
+                <w:rFonts w:ascii="Arial" w:hAnsi="Arial"/>
+              </w:rPr>
+              <w:t>}, en aplicación del artículo 30 del Reglamento del PRONABEC</w:t>
             </w:r>
           </w:p>
           <w:p>
@@ -523,7 +624,14 @@
               <w:rPr>
                 <w:rFonts w:ascii="Arial" w:hAnsi="Arial" w:cs="Arial"/>
               </w:rPr>
-              <w:t xml:space="preserve"> in REFERENCIAS %}{{ </w:t>
+              <w:t xml:space="preserve"> in REFERENCIAS </w:t>
+            </w:r>
+            <w:proofErr w:type="gramStart"/>
+            <w:r>
+              <w:rPr>
+                <w:rFonts w:ascii="Arial" w:hAnsi="Arial" w:cs="Arial"/>
+              </w:rPr>
+              <w:t xml:space="preserve">%}{{ </w:t>
             </w:r>
             <w:proofErr w:type="spellStart"/>
             <w:r>
@@ -533,6 +641,7 @@
               <w:t>ref</w:t>
             </w:r>
             <w:proofErr w:type="spellEnd"/>
+            <w:proofErr w:type="gramEnd"/>
             <w:r>
               <w:rPr>
                 <w:rFonts w:ascii="Arial" w:hAnsi="Arial" w:cs="Arial"/>
@@ -651,7 +760,21 @@
               <w:rPr>
                 <w:rFonts w:ascii="Arial" w:hAnsi="Arial" w:cs="Arial"/>
               </w:rPr>
-              <w:t>_ACTUAL_TEXTO }}</w:t>
+              <w:t>_ACTUAL_</w:t>
+            </w:r>
+            <w:proofErr w:type="gramStart"/>
+            <w:r>
+              <w:rPr>
+                <w:rFonts w:ascii="Arial" w:hAnsi="Arial" w:cs="Arial"/>
+              </w:rPr>
+              <w:t>TEXTO }</w:t>
+            </w:r>
+            <w:proofErr w:type="gramEnd"/>
+            <w:r>
+              <w:rPr>
+                <w:rFonts w:ascii="Arial" w:hAnsi="Arial" w:cs="Arial"/>
+              </w:rPr>
+              <w:t>}</w:t>
             </w:r>
           </w:p>
           <w:p>
@@ -690,7 +813,23 @@
                 <w:rFonts w:ascii="Arial" w:hAnsi="Arial" w:cs="Arial"/>
                 <w:b/>
               </w:rPr>
-              <w:t xml:space="preserve"> {{ NUMERO_SIGEDO_GLOBAL }}</w:t>
+              <w:t xml:space="preserve"> </w:t>
+            </w:r>
+            <w:proofErr w:type="gramStart"/>
+            <w:r>
+              <w:rPr>
+                <w:rFonts w:ascii="Arial" w:hAnsi="Arial" w:cs="Arial"/>
+                <w:b/>
+              </w:rPr>
+              <w:t>{{ NUMERO</w:t>
+            </w:r>
+            <w:proofErr w:type="gramEnd"/>
+            <w:r>
+              <w:rPr>
+                <w:rFonts w:ascii="Arial" w:hAnsi="Arial" w:cs="Arial"/>
+                <w:b/>
+              </w:rPr>
+              <w:t>_SIGEDO_GLOBAL }}</w:t>
             </w:r>
           </w:p>
         </w:tc>
@@ -738,8 +877,8 @@
         <w:spacing w:before="10" w:after="0" w:line="240" w:lineRule="auto"/>
         <w:rPr>
           <w:rFonts w:ascii="Arial" w:eastAsia="Arial MT" w:hAnsi="Arial" w:cs="Arial"/>
-          <w:sz w:val="20"/>
-          <w:szCs w:val="20"/>
+          <w:sz w:val="16"/>
+          <w:szCs w:val="16"/>
           <w:lang w:val="es-ES"/>
         </w:rPr>
       </w:pPr>
@@ -829,8 +968,8 @@
         <w:jc w:val="both"/>
         <w:rPr>
           <w:rFonts w:ascii="Arial" w:eastAsia="Arial" w:hAnsi="Arial" w:cs="Arial"/>
-          <w:sz w:val="20"/>
-          <w:szCs w:val="20"/>
+          <w:sz w:val="16"/>
+          <w:szCs w:val="16"/>
           <w:lang w:val="es-ES"/>
         </w:rPr>
       </w:pPr>
@@ -858,7 +997,41 @@
           <w:rFonts w:ascii="Arial" w:eastAsia="Arial" w:hAnsi="Arial" w:cs="Arial"/>
           <w:lang w:val="es-ES"/>
         </w:rPr>
-        <w:t xml:space="preserve">Decreto Supremo N° 018-2020-MINEDU, que aprueba el Reglamento de la Ley N° 29837, Ley que crea el Programa Nacional de Becas y Crédito Educativo. </w:t>
+        <w:t>Decreto Supremo N°</w:t>
+      </w:r>
+      <w:r>
+        <w:rPr>
+          <w:rFonts w:ascii="Arial" w:eastAsia="Arial" w:hAnsi="Arial" w:cs="Arial"/>
+        </w:rPr>
+        <w:t xml:space="preserve"> 018-2020-MINEDU, modificado por los Decretos Supremos </w:t>
+      </w:r>
+      <w:proofErr w:type="spellStart"/>
+      <w:r>
+        <w:rPr>
+          <w:rFonts w:ascii="Arial" w:eastAsia="Arial" w:hAnsi="Arial" w:cs="Arial"/>
+        </w:rPr>
+        <w:t>Nros</w:t>
+      </w:r>
+      <w:proofErr w:type="spellEnd"/>
+      <w:r>
+        <w:rPr>
+          <w:rFonts w:ascii="Arial" w:eastAsia="Arial" w:hAnsi="Arial" w:cs="Arial"/>
+        </w:rPr>
+        <w:t xml:space="preserve">. 019-2023-MINEDU y 017-2026-MINEDU, que aprueba el Reglamento de la Ley N° 29837, </w:t>
+      </w:r>
+      <w:r>
+        <w:rPr>
+          <w:rFonts w:ascii="Arial" w:eastAsia="Arial" w:hAnsi="Arial" w:cs="Arial"/>
+          <w:lang w:val="es-ES"/>
+        </w:rPr>
+        <w:t>Ley que crea el Programa Nacional de Becas y Crédito Educativo</w:t>
+      </w:r>
+      <w:r>
+        <w:rPr>
+          <w:rFonts w:ascii="Arial" w:eastAsia="Arial" w:hAnsi="Arial" w:cs="Arial"/>
+          <w:lang w:val="es-ES"/>
+        </w:rPr>
+        <w:t xml:space="preserve">. </w:t>
       </w:r>
     </w:p>
     <w:p>
@@ -871,8 +1044,8 @@
         <w:jc w:val="both"/>
         <w:rPr>
           <w:rFonts w:ascii="Arial" w:eastAsia="Arial" w:hAnsi="Arial" w:cs="Arial"/>
-          <w:sz w:val="20"/>
-          <w:szCs w:val="20"/>
+          <w:sz w:val="16"/>
+          <w:szCs w:val="16"/>
           <w:lang w:val="es-ES"/>
         </w:rPr>
       </w:pPr>
@@ -909,8 +1082,8 @@
         <w:spacing w:after="0" w:line="240" w:lineRule="auto"/>
         <w:rPr>
           <w:rFonts w:ascii="Arial" w:eastAsia="Arial" w:hAnsi="Arial" w:cs="Arial"/>
-          <w:sz w:val="20"/>
-          <w:szCs w:val="20"/>
+          <w:sz w:val="16"/>
+          <w:szCs w:val="16"/>
           <w:lang w:val="es-ES"/>
         </w:rPr>
       </w:pPr>
@@ -938,7 +1111,23 @@
           <w:rFonts w:ascii="Arial" w:eastAsia="Arial" w:hAnsi="Arial" w:cs="Arial"/>
           <w:lang w:val="es-ES"/>
         </w:rPr>
-        <w:t xml:space="preserve">Resolución Directoral Ejecutiva N° </w:t>
+        <w:t xml:space="preserve">Resolución </w:t>
+      </w:r>
+      <w:proofErr w:type="gramStart"/>
+      <w:r>
+        <w:rPr>
+          <w:rFonts w:ascii="Arial" w:eastAsia="Arial" w:hAnsi="Arial" w:cs="Arial"/>
+          <w:lang w:val="es-ES"/>
+        </w:rPr>
+        <w:t>Directoral Ejecutiva</w:t>
+      </w:r>
+      <w:proofErr w:type="gramEnd"/>
+      <w:r>
+        <w:rPr>
+          <w:rFonts w:ascii="Arial" w:eastAsia="Arial" w:hAnsi="Arial" w:cs="Arial"/>
+          <w:lang w:val="es-ES"/>
+        </w:rPr>
+        <w:t xml:space="preserve"> N° </w:t>
       </w:r>
       <w:r>
         <w:rPr>
@@ -963,6 +1152,8 @@
         <w:jc w:val="both"/>
         <w:rPr>
           <w:rFonts w:ascii="Arial" w:eastAsia="Arial" w:hAnsi="Arial" w:cs="Arial"/>
+          <w:sz w:val="16"/>
+          <w:szCs w:val="16"/>
           <w:lang w:val="es-ES"/>
         </w:rPr>
       </w:pPr>
@@ -990,7 +1181,23 @@
           <w:rFonts w:ascii="Arial" w:eastAsia="Arial" w:hAnsi="Arial" w:cs="Arial"/>
           <w:lang w:val="es-ES"/>
         </w:rPr>
-        <w:t xml:space="preserve">Resolución Directoral Ejecutiva N° </w:t>
+        <w:t xml:space="preserve">Resolución </w:t>
+      </w:r>
+      <w:proofErr w:type="gramStart"/>
+      <w:r>
+        <w:rPr>
+          <w:rFonts w:ascii="Arial" w:eastAsia="Arial" w:hAnsi="Arial" w:cs="Arial"/>
+          <w:lang w:val="es-ES"/>
+        </w:rPr>
+        <w:t>Directoral Ejecutiva</w:t>
+      </w:r>
+      <w:proofErr w:type="gramEnd"/>
+      <w:r>
+        <w:rPr>
+          <w:rFonts w:ascii="Arial" w:eastAsia="Arial" w:hAnsi="Arial" w:cs="Arial"/>
+          <w:lang w:val="es-ES"/>
+        </w:rPr>
+        <w:t xml:space="preserve"> N° </w:t>
       </w:r>
       <w:r>
         <w:rPr>
@@ -1064,8 +1271,8 @@
         <w:jc w:val="both"/>
         <w:rPr>
           <w:rFonts w:ascii="Arial" w:eastAsia="Arial" w:hAnsi="Arial" w:cs="Arial"/>
-          <w:sz w:val="20"/>
-          <w:szCs w:val="20"/>
+          <w:sz w:val="16"/>
+          <w:szCs w:val="16"/>
           <w:lang w:val="es-ES"/>
         </w:rPr>
       </w:pPr>
@@ -1113,8 +1320,8 @@
           <w:rFonts w:ascii="Arial" w:eastAsia="Arial" w:hAnsi="Arial" w:cs="Arial"/>
           <w:b/>
           <w:bCs/>
-          <w:sz w:val="20"/>
-          <w:szCs w:val="20"/>
+          <w:sz w:val="16"/>
+          <w:szCs w:val="16"/>
           <w:u w:val="single"/>
           <w:lang w:val="es-ES"/>
         </w:rPr>
@@ -1136,10 +1343,94 @@
       </w:pPr>
       <w:r>
         <w:rPr>
-          <w:rFonts w:ascii="Arial" w:hAnsi="Arial"/>
-          <w:sz w:val="22"/>
-        </w:rPr>
-        <w:t xml:space="preserve">Mediante el {{ NOMBRE_INFORME_SUCCOR }}, la Subdirección de Coordinación y Cooperación Regional Lima, traslada la solicitud de ampliación excepcional de la duración del periodo de estudios por el semestre 2026-II de {{ CANTIDAD_BECARIOS }} becarios de la {{ BECA_TITULO_GLOBAL }}, conforme al siguiente detalle:  </w:t>
+          <w:sz w:val="22"/>
+        </w:rPr>
+        <w:lastRenderedPageBreak/>
+        <w:t xml:space="preserve">Mediante el </w:t>
+      </w:r>
+      <w:proofErr w:type="gramStart"/>
+      <w:r>
+        <w:rPr>
+          <w:sz w:val="22"/>
+        </w:rPr>
+        <w:t>{{ NOMBRE</w:t>
+      </w:r>
+      <w:proofErr w:type="gramEnd"/>
+      <w:r>
+        <w:rPr>
+          <w:sz w:val="22"/>
+        </w:rPr>
+        <w:t>_INFORME_</w:t>
+      </w:r>
+      <w:proofErr w:type="gramStart"/>
+      <w:r>
+        <w:rPr>
+          <w:sz w:val="22"/>
+        </w:rPr>
+        <w:t>SUCCOR }</w:t>
+      </w:r>
+      <w:proofErr w:type="gramEnd"/>
+      <w:r>
+        <w:rPr>
+          <w:sz w:val="22"/>
+        </w:rPr>
+        <w:t xml:space="preserve">}, la Subdirección de Coordinación y Cooperación Regional Lima, traslada la solicitud de ampliación excepcional de la duración del periodo de estudios por el semestre 2026-II de </w:t>
+      </w:r>
+      <w:proofErr w:type="gramStart"/>
+      <w:r>
+        <w:rPr>
+          <w:sz w:val="22"/>
+        </w:rPr>
+        <w:t>{{ CANTIDAD</w:t>
+      </w:r>
+      <w:proofErr w:type="gramEnd"/>
+      <w:r>
+        <w:rPr>
+          <w:sz w:val="22"/>
+        </w:rPr>
+        <w:t>_</w:t>
+      </w:r>
+      <w:proofErr w:type="gramStart"/>
+      <w:r>
+        <w:rPr>
+          <w:sz w:val="22"/>
+        </w:rPr>
+        <w:t>BECARIOS }</w:t>
+      </w:r>
+      <w:proofErr w:type="gramEnd"/>
+      <w:r>
+        <w:rPr>
+          <w:sz w:val="22"/>
+        </w:rPr>
+        <w:t xml:space="preserve">} becarios de la </w:t>
+      </w:r>
+      <w:proofErr w:type="gramStart"/>
+      <w:r>
+        <w:rPr>
+          <w:sz w:val="22"/>
+        </w:rPr>
+        <w:t>{{ BECA</w:t>
+      </w:r>
+      <w:proofErr w:type="gramEnd"/>
+      <w:r>
+        <w:rPr>
+          <w:sz w:val="22"/>
+        </w:rPr>
+        <w:t>_TITULO_</w:t>
+      </w:r>
+      <w:proofErr w:type="gramStart"/>
+      <w:r>
+        <w:rPr>
+          <w:sz w:val="22"/>
+        </w:rPr>
+        <w:t>GLOBAL }</w:t>
+      </w:r>
+      <w:proofErr w:type="gramEnd"/>
+      <w:r>
+        <w:rPr>
+          <w:sz w:val="22"/>
+        </w:rPr>
+        <w:t xml:space="preserve">}, conforme al siguiente detalle:  </w:t>
       </w:r>
     </w:p>
     <w:p>
@@ -1149,8 +1440,8 @@
         <w:jc w:val="both"/>
         <w:rPr>
           <w:rFonts w:eastAsia="Arial"/>
-          <w:sz w:val="22"/>
-          <w:szCs w:val="22"/>
+          <w:sz w:val="16"/>
+          <w:szCs w:val="16"/>
           <w:lang w:val="es-ES"/>
         </w:rPr>
       </w:pPr>
@@ -1254,7 +1545,7 @@
     </w:p>
     <w:tbl>
       <w:tblPr>
-        <w:tblW w:w="8364" w:type="dxa"/>
+        <w:tblW w:w="8495" w:type="dxa"/>
         <w:jc w:val="center"/>
         <w:tblBorders>
           <w:top w:val="single" w:sz="4" w:space="0" w:color="auto"/>
@@ -1271,12 +1562,13 @@
         <w:tblLook w:val="04A0" w:firstRow="1" w:lastRow="0" w:firstColumn="1" w:lastColumn="0" w:noHBand="0" w:noVBand="1"/>
       </w:tblPr>
       <w:tblGrid>
-        <w:gridCol w:w="714"/>
-        <w:gridCol w:w="1044"/>
-        <w:gridCol w:w="1505"/>
-        <w:gridCol w:w="2528"/>
-        <w:gridCol w:w="1633"/>
-        <w:gridCol w:w="1071"/>
+        <w:gridCol w:w="640"/>
+        <w:gridCol w:w="925"/>
+        <w:gridCol w:w="1325"/>
+        <w:gridCol w:w="2213"/>
+        <w:gridCol w:w="954"/>
+        <w:gridCol w:w="766"/>
+        <w:gridCol w:w="1672"/>
       </w:tblGrid>
       <w:tr>
         <w:trPr>
@@ -1286,7 +1578,7 @@
         </w:trPr>
         <w:tc>
           <w:tcPr>
-            <w:tcW w:w="471" w:type="dxa"/>
+            <w:tcW w:w="598" w:type="dxa"/>
             <w:vAlign w:val="center"/>
           </w:tcPr>
           <w:p>
@@ -1321,7 +1613,7 @@
         </w:tc>
         <w:tc>
           <w:tcPr>
-            <w:tcW w:w="1468" w:type="dxa"/>
+            <w:tcW w:w="861" w:type="dxa"/>
             <w:vAlign w:val="center"/>
           </w:tcPr>
           <w:p>
@@ -1365,7 +1657,7 @@
         </w:tc>
         <w:tc>
           <w:tcPr>
-            <w:tcW w:w="1446" w:type="dxa"/>
+            <w:tcW w:w="1229" w:type="dxa"/>
             <w:noWrap/>
             <w:vAlign w:val="center"/>
             <w:hideMark/>
@@ -1401,7 +1693,7 @@
         </w:tc>
         <w:tc>
           <w:tcPr>
-            <w:tcW w:w="1620" w:type="dxa"/>
+            <w:tcW w:w="2045" w:type="dxa"/>
             <w:noWrap/>
             <w:vAlign w:val="center"/>
             <w:hideMark/>
@@ -1437,7 +1729,7 @@
         </w:tc>
         <w:tc>
           <w:tcPr>
-            <w:tcW w:w="2036" w:type="dxa"/>
+            <w:tcW w:w="1331" w:type="dxa"/>
             <w:noWrap/>
             <w:vAlign w:val="center"/>
             <w:hideMark/>
@@ -1474,7 +1766,7 @@
         </w:tc>
         <w:tc>
           <w:tcPr>
-            <w:tcW w:w="1323" w:type="dxa"/>
+            <w:tcW w:w="883" w:type="dxa"/>
             <w:noWrap/>
             <w:vAlign w:val="center"/>
             <w:hideMark/>
@@ -1509,11 +1801,42 @@
             </w:r>
           </w:p>
         </w:tc>
+        <w:tc>
+          <w:tcPr>
+            <w:tcW w:w="1548" w:type="dxa"/>
+            <w:vAlign w:val="center"/>
+          </w:tcPr>
+          <w:p>
+            <w:pPr>
+              <w:spacing w:after="0" w:line="240" w:lineRule="auto"/>
+              <w:jc w:val="center"/>
+              <w:rPr>
+                <w:rFonts w:ascii="Arial" w:eastAsia="Arial" w:hAnsi="Arial" w:cs="Arial"/>
+                <w:b/>
+                <w:bCs/>
+                <w:sz w:val="16"/>
+                <w:szCs w:val="16"/>
+                <w:lang w:eastAsia="es-PE"/>
+              </w:rPr>
+            </w:pPr>
+            <w:r>
+              <w:rPr>
+                <w:rFonts w:ascii="Arial" w:eastAsia="Arial" w:hAnsi="Arial" w:cs="Arial"/>
+                <w:b/>
+                <w:bCs/>
+                <w:sz w:val="16"/>
+                <w:szCs w:val="16"/>
+                <w:lang w:eastAsia="es-PE"/>
+              </w:rPr>
+              <w:t>SOLICITUD INGRESADA POR MESA DE PARTES</w:t>
+            </w:r>
+          </w:p>
+        </w:tc>
       </w:tr>
       <w:tr>
         <w:trPr>
-          <w:gridAfter w:val="5"/>
-          <w:wAfter w:w="7893" w:type="dxa"/>
+          <w:gridAfter w:val="6"/>
+          <w:wAfter w:w="7897" w:type="dxa"/>
           <w:jc w:val="center"/>
         </w:trPr>
         <w:tc>
@@ -1584,7 +1907,7 @@
         </w:trPr>
         <w:tc>
           <w:tcPr>
-            <w:tcW w:w="471" w:type="dxa"/>
+            <w:tcW w:w="598" w:type="dxa"/>
             <w:vAlign w:val="center"/>
           </w:tcPr>
           <w:p>
@@ -1596,6 +1919,7 @@
                 <w:szCs w:val="16"/>
               </w:rPr>
             </w:pPr>
+            <w:proofErr w:type="gramStart"/>
             <w:r>
               <w:rPr>
                 <w:rFonts w:ascii="Arial" w:hAnsi="Arial" w:cs="Arial"/>
@@ -1611,7 +1935,16 @@
                 <w:sz w:val="16"/>
                 <w:szCs w:val="16"/>
               </w:rPr>
-              <w:t>loop.index</w:t>
+              <w:t>loop</w:t>
+            </w:r>
+            <w:proofErr w:type="gramEnd"/>
+            <w:r>
+              <w:rPr>
+                <w:rFonts w:ascii="Arial" w:hAnsi="Arial" w:cs="Arial"/>
+                <w:sz w:val="16"/>
+                <w:szCs w:val="16"/>
+              </w:rPr>
+              <w:t>.index</w:t>
             </w:r>
             <w:proofErr w:type="spellEnd"/>
             <w:r>
@@ -1626,7 +1959,7 @@
         </w:tc>
         <w:tc>
           <w:tcPr>
-            <w:tcW w:w="1468" w:type="dxa"/>
+            <w:tcW w:w="861" w:type="dxa"/>
             <w:vAlign w:val="center"/>
           </w:tcPr>
           <w:p>
@@ -1638,6 +1971,7 @@
                 <w:szCs w:val="16"/>
               </w:rPr>
             </w:pPr>
+            <w:proofErr w:type="gramStart"/>
             <w:r>
               <w:rPr>
                 <w:rFonts w:ascii="Arial" w:hAnsi="Arial" w:cs="Arial"/>
@@ -1653,7 +1987,16 @@
                 <w:sz w:val="16"/>
                 <w:szCs w:val="16"/>
               </w:rPr>
-              <w:t>b.EXPEDIENTE</w:t>
+              <w:t>b</w:t>
+            </w:r>
+            <w:proofErr w:type="gramEnd"/>
+            <w:r>
+              <w:rPr>
+                <w:rFonts w:ascii="Arial" w:hAnsi="Arial" w:cs="Arial"/>
+                <w:sz w:val="16"/>
+                <w:szCs w:val="16"/>
+              </w:rPr>
+              <w:t>.EXPEDIENTE</w:t>
             </w:r>
             <w:proofErr w:type="spellEnd"/>
             <w:r>
@@ -1668,7 +2011,7 @@
         </w:tc>
         <w:tc>
           <w:tcPr>
-            <w:tcW w:w="1446" w:type="dxa"/>
+            <w:tcW w:w="1229" w:type="dxa"/>
             <w:noWrap/>
             <w:vAlign w:val="center"/>
           </w:tcPr>
@@ -1681,6 +2024,7 @@
                 <w:szCs w:val="16"/>
               </w:rPr>
             </w:pPr>
+            <w:proofErr w:type="gramStart"/>
             <w:r>
               <w:rPr>
                 <w:rFonts w:ascii="Arial" w:hAnsi="Arial" w:cs="Arial"/>
@@ -1696,7 +2040,16 @@
                 <w:sz w:val="16"/>
                 <w:szCs w:val="16"/>
               </w:rPr>
-              <w:t>b.RJD_ADJUDICACION</w:t>
+              <w:t>b.RJD</w:t>
+            </w:r>
+            <w:proofErr w:type="gramEnd"/>
+            <w:r>
+              <w:rPr>
+                <w:rFonts w:ascii="Arial" w:hAnsi="Arial" w:cs="Arial"/>
+                <w:sz w:val="16"/>
+                <w:szCs w:val="16"/>
+              </w:rPr>
+              <w:t>_ADJUDICACION</w:t>
             </w:r>
             <w:proofErr w:type="spellEnd"/>
             <w:r>
@@ -1711,7 +2064,7 @@
         </w:tc>
         <w:tc>
           <w:tcPr>
-            <w:tcW w:w="1620" w:type="dxa"/>
+            <w:tcW w:w="2045" w:type="dxa"/>
             <w:noWrap/>
             <w:vAlign w:val="center"/>
           </w:tcPr>
@@ -1724,6 +2077,7 @@
                 <w:szCs w:val="16"/>
               </w:rPr>
             </w:pPr>
+            <w:proofErr w:type="gramStart"/>
             <w:r>
               <w:rPr>
                 <w:rFonts w:ascii="Arial" w:hAnsi="Arial" w:cs="Arial"/>
@@ -1739,7 +2093,16 @@
                 <w:sz w:val="16"/>
                 <w:szCs w:val="16"/>
               </w:rPr>
-              <w:t>b.BECA_Y_CONVOCATORIA_VALIDADA</w:t>
+              <w:t>b</w:t>
+            </w:r>
+            <w:proofErr w:type="gramEnd"/>
+            <w:r>
+              <w:rPr>
+                <w:rFonts w:ascii="Arial" w:hAnsi="Arial" w:cs="Arial"/>
+                <w:sz w:val="16"/>
+                <w:szCs w:val="16"/>
+              </w:rPr>
+              <w:t>.BECA_Y_CONVOCATORIA_VALIDADA</w:t>
             </w:r>
             <w:proofErr w:type="spellEnd"/>
             <w:r>
@@ -1754,7 +2117,7 @@
         </w:tc>
         <w:tc>
           <w:tcPr>
-            <w:tcW w:w="2036" w:type="dxa"/>
+            <w:tcW w:w="1331" w:type="dxa"/>
             <w:noWrap/>
             <w:vAlign w:val="center"/>
           </w:tcPr>
@@ -1767,6 +2130,7 @@
                 <w:szCs w:val="16"/>
               </w:rPr>
             </w:pPr>
+            <w:proofErr w:type="gramStart"/>
             <w:r>
               <w:rPr>
                 <w:rFonts w:ascii="Arial" w:hAnsi="Arial" w:cs="Arial"/>
@@ -1782,7 +2146,16 @@
                 <w:sz w:val="16"/>
                 <w:szCs w:val="16"/>
               </w:rPr>
-              <w:t>b.INSTITUCION</w:t>
+              <w:t>b</w:t>
+            </w:r>
+            <w:proofErr w:type="gramEnd"/>
+            <w:r>
+              <w:rPr>
+                <w:rFonts w:ascii="Arial" w:hAnsi="Arial" w:cs="Arial"/>
+                <w:sz w:val="16"/>
+                <w:szCs w:val="16"/>
+              </w:rPr>
+              <w:t>.INSTITUCION</w:t>
             </w:r>
             <w:proofErr w:type="spellEnd"/>
             <w:r>
@@ -1797,7 +2170,7 @@
         </w:tc>
         <w:tc>
           <w:tcPr>
-            <w:tcW w:w="1323" w:type="dxa"/>
+            <w:tcW w:w="883" w:type="dxa"/>
             <w:noWrap/>
             <w:vAlign w:val="center"/>
           </w:tcPr>
@@ -1810,6 +2183,7 @@
                 <w:szCs w:val="16"/>
               </w:rPr>
             </w:pPr>
+            <w:proofErr w:type="gramStart"/>
             <w:r>
               <w:rPr>
                 <w:rFonts w:ascii="Arial" w:hAnsi="Arial" w:cs="Arial"/>
@@ -1825,24 +2199,67 @@
                 <w:sz w:val="16"/>
                 <w:szCs w:val="16"/>
               </w:rPr>
-              <w:t>b.CARRERA</w:t>
-            </w:r>
-            <w:proofErr w:type="spellEnd"/>
+              <w:t>b</w:t>
+            </w:r>
+            <w:proofErr w:type="gramEnd"/>
             <w:r>
               <w:rPr>
                 <w:rFonts w:ascii="Arial" w:hAnsi="Arial" w:cs="Arial"/>
                 <w:sz w:val="16"/>
                 <w:szCs w:val="16"/>
               </w:rPr>
+              <w:t>.CARRERA</w:t>
+            </w:r>
+            <w:proofErr w:type="spellEnd"/>
+            <w:r>
+              <w:rPr>
+                <w:rFonts w:ascii="Arial" w:hAnsi="Arial" w:cs="Arial"/>
+                <w:sz w:val="16"/>
+                <w:szCs w:val="16"/>
+              </w:rPr>
               <w:t xml:space="preserve"> }}</w:t>
+            </w:r>
+          </w:p>
+        </w:tc>
+        <w:tc>
+          <w:tcPr>
+            <w:tcW w:w="1548" w:type="dxa"/>
+            <w:vAlign w:val="center"/>
+          </w:tcPr>
+          <w:p>
+            <w:pPr>
+              <w:jc w:val="center"/>
+              <w:rPr>
+                <w:rFonts w:ascii="Arial" w:hAnsi="Arial" w:cs="Arial"/>
+                <w:sz w:val="16"/>
+                <w:szCs w:val="16"/>
+              </w:rPr>
+            </w:pPr>
+            <w:proofErr w:type="gramStart"/>
+            <w:r>
+              <w:rPr>
+                <w:rFonts w:ascii="Arial" w:hAnsi="Arial" w:cs="Arial"/>
+                <w:sz w:val="16"/>
+                <w:szCs w:val="16"/>
+              </w:rPr>
+              <w:t>{{ b</w:t>
+            </w:r>
+            <w:proofErr w:type="gramEnd"/>
+            <w:r>
+              <w:rPr>
+                <w:rFonts w:ascii="Arial" w:hAnsi="Arial" w:cs="Arial"/>
+                <w:sz w:val="16"/>
+                <w:szCs w:val="16"/>
+              </w:rPr>
+              <w:t>.FECHA_SOLICITUD_TEXTO }}</w:t>
             </w:r>
           </w:p>
         </w:tc>
       </w:tr>
       <w:tr>
         <w:trPr>
-          <w:gridAfter w:val="5"/>
-          <w:wAfter w:w="7893" w:type="dxa"/>
+          <w:gridAfter w:val="6"/>
+          <w:wAfter w:w="7897" w:type="dxa"/>
           <w:jc w:val="center"/>
         </w:trPr>
         <w:tc>
@@ -1912,8 +2329,8 @@
         <w:pStyle w:val="Default"/>
         <w:jc w:val="both"/>
         <w:rPr>
-          <w:sz w:val="20"/>
-          <w:szCs w:val="20"/>
+          <w:sz w:val="16"/>
+          <w:szCs w:val="16"/>
         </w:rPr>
       </w:pPr>
     </w:p>
@@ -1947,8 +2364,8 @@
         <w:ind w:left="567"/>
         <w:jc w:val="both"/>
         <w:rPr>
-          <w:sz w:val="20"/>
-          <w:szCs w:val="20"/>
+          <w:sz w:val="16"/>
+          <w:szCs w:val="16"/>
         </w:rPr>
       </w:pPr>
     </w:p>
@@ -1987,8 +2404,8 @@
         <w:ind w:left="567"/>
         <w:jc w:val="both"/>
         <w:rPr>
-          <w:sz w:val="20"/>
-          <w:szCs w:val="20"/>
+          <w:sz w:val="16"/>
+          <w:szCs w:val="16"/>
         </w:rPr>
       </w:pPr>
     </w:p>
@@ -2085,7 +2502,27 @@
           <w:sz w:val="22"/>
           <w:szCs w:val="22"/>
         </w:rPr>
-        <w:t xml:space="preserve">Los costos académicos hasta por 1 (un) periodo académico adicional para estudios de pregrado, conforme a las disposiciones que emita el PRONABEC mediante Resolución Directoral Ejecutiva del PRONABEC. </w:t>
+        <w:t xml:space="preserve">Los costos académicos hasta por 1 (un) periodo académico adicional para estudios de pregrado, conforme a las disposiciones que emita el PRONABEC mediante Resolución </w:t>
+      </w:r>
+      <w:proofErr w:type="gramStart"/>
+      <w:r>
+        <w:rPr>
+          <w:i/>
+          <w:iCs/>
+          <w:sz w:val="22"/>
+          <w:szCs w:val="22"/>
+        </w:rPr>
+        <w:t>Directoral Ejecutiva</w:t>
+      </w:r>
+      <w:proofErr w:type="gramEnd"/>
+      <w:r>
+        <w:rPr>
+          <w:i/>
+          <w:iCs/>
+          <w:sz w:val="22"/>
+          <w:szCs w:val="22"/>
+        </w:rPr>
+        <w:t xml:space="preserve"> del PRONABEC. </w:t>
       </w:r>
     </w:p>
     <w:p>
@@ -2116,8 +2553,8 @@
         <w:ind w:left="567"/>
         <w:jc w:val="both"/>
         <w:rPr>
-          <w:sz w:val="20"/>
-          <w:szCs w:val="20"/>
+          <w:sz w:val="16"/>
+          <w:szCs w:val="16"/>
         </w:rPr>
       </w:pPr>
     </w:p>
@@ -2154,7 +2591,23 @@
           <w:sz w:val="22"/>
           <w:szCs w:val="22"/>
         </w:rPr>
-        <w:t xml:space="preserve">, aprobada mediante Resolución Directoral Ejecutiva N° </w:t>
+        <w:t xml:space="preserve">, aprobada mediante Resolución </w:t>
+      </w:r>
+      <w:proofErr w:type="gramStart"/>
+      <w:r>
+        <w:rPr>
+          <w:sz w:val="22"/>
+          <w:szCs w:val="22"/>
+        </w:rPr>
+        <w:t>Directoral Ejecutiva</w:t>
+      </w:r>
+      <w:proofErr w:type="gramEnd"/>
+      <w:r>
+        <w:rPr>
+          <w:sz w:val="22"/>
+          <w:szCs w:val="22"/>
+        </w:rPr>
+        <w:t xml:space="preserve"> N° </w:t>
       </w:r>
       <w:r>
         <w:rPr>
@@ -2205,6 +2658,19 @@
         </w:rPr>
         <w:t xml:space="preserve">: </w:t>
       </w:r>
+    </w:p>
+    <w:p>
+      <w:pPr>
+        <w:pStyle w:val="Default"/>
+        <w:ind w:left="567"/>
+        <w:jc w:val="both"/>
+        <w:rPr>
+          <w:i/>
+          <w:iCs/>
+          <w:sz w:val="22"/>
+          <w:szCs w:val="22"/>
+        </w:rPr>
+      </w:pPr>
     </w:p>
     <w:p>
       <w:pPr>
@@ -2557,8 +3023,8 @@
         <w:ind w:left="567"/>
         <w:jc w:val="both"/>
         <w:rPr>
-          <w:sz w:val="20"/>
-          <w:szCs w:val="20"/>
+          <w:sz w:val="16"/>
+          <w:szCs w:val="16"/>
         </w:rPr>
       </w:pPr>
     </w:p>
@@ -2595,22 +3061,42 @@
           <w:sz w:val="22"/>
           <w:szCs w:val="22"/>
         </w:rPr>
-        <w:t xml:space="preserve">, presenta su solicitud </w:t>
-      </w:r>
-      <w:r>
-        <w:rPr>
-          <w:sz w:val="22"/>
-          <w:szCs w:val="22"/>
-          <w:u w:val="single"/>
-        </w:rPr>
-        <w:t>antes de la matrícula e inicio del periodo académico a ampliar</w:t>
-      </w:r>
-      <w:r>
-        <w:rPr>
-          <w:sz w:val="22"/>
-          <w:szCs w:val="22"/>
-        </w:rPr>
-        <w:t>,</w:t>
+        <w:t xml:space="preserve">, presenta </w:t>
+      </w:r>
+      <w:r>
+        <w:rPr>
+          <w:sz w:val="22"/>
+          <w:szCs w:val="22"/>
+        </w:rPr>
+        <w:t>su solicitud antes de la matrícula e inicio del periodo académico a ampliar</w:t>
+      </w:r>
+      <w:r>
+        <w:rPr>
+          <w:sz w:val="22"/>
+          <w:szCs w:val="22"/>
+        </w:rPr>
+        <w:t xml:space="preserve">, </w:t>
+      </w:r>
+      <w:r>
+        <w:rPr>
+          <w:sz w:val="22"/>
+          <w:szCs w:val="22"/>
+        </w:rPr>
+        <w:t>acreditando</w:t>
+      </w:r>
+      <w:r>
+        <w:rPr>
+          <w:sz w:val="22"/>
+          <w:szCs w:val="22"/>
+        </w:rPr>
+        <w:t xml:space="preserve"> que </w:t>
+      </w:r>
+      <w:r>
+        <w:rPr>
+          <w:sz w:val="22"/>
+          <w:szCs w:val="22"/>
+        </w:rPr>
+        <w:t>aún no ha culminado sus estudios</w:t>
       </w:r>
       <w:r>
         <w:rPr>
@@ -2624,21 +3110,14 @@
           <w:sz w:val="22"/>
           <w:szCs w:val="22"/>
         </w:rPr>
-        <w:t>acreditando</w:t>
-      </w:r>
-      <w:r>
-        <w:rPr>
-          <w:sz w:val="22"/>
-          <w:szCs w:val="22"/>
-        </w:rPr>
-        <w:t xml:space="preserve"> que </w:t>
-      </w:r>
-      <w:r>
-        <w:rPr>
-          <w:sz w:val="22"/>
-          <w:szCs w:val="22"/>
-        </w:rPr>
-        <w:t>aún no ha culminado sus estudios</w:t>
+        <w:t xml:space="preserve">y tiene cursos pendientes, </w:t>
+      </w:r>
+      <w:r>
+        <w:rPr>
+          <w:sz w:val="22"/>
+          <w:szCs w:val="22"/>
+        </w:rPr>
+        <w:t>los cuales</w:t>
       </w:r>
       <w:r>
         <w:rPr>
@@ -2652,38 +3131,14 @@
           <w:sz w:val="22"/>
           <w:szCs w:val="22"/>
         </w:rPr>
-        <w:t xml:space="preserve">y tiene cursos pendientes, </w:t>
-      </w:r>
-      <w:r>
-        <w:rPr>
-          <w:sz w:val="22"/>
-          <w:szCs w:val="22"/>
-          <w:u w:val="single"/>
-        </w:rPr>
-        <w:t>los cuales</w:t>
-      </w:r>
-      <w:r>
-        <w:rPr>
-          <w:sz w:val="22"/>
-          <w:szCs w:val="22"/>
-          <w:u w:val="single"/>
-        </w:rPr>
-        <w:t xml:space="preserve"> </w:t>
-      </w:r>
-      <w:r>
-        <w:rPr>
-          <w:sz w:val="22"/>
-          <w:szCs w:val="22"/>
-          <w:u w:val="single"/>
-        </w:rPr>
-        <w:t>deben ser suficientes para culminar la carrera</w:t>
-      </w:r>
-      <w:r>
-        <w:rPr>
-          <w:sz w:val="22"/>
-          <w:szCs w:val="22"/>
-        </w:rPr>
-        <w:t>, es decir, que con los cursos pendientes que tiene el becario necesariamente culmine la carrera en</w:t>
+        <w:t>deben ser suficientes para culminar la carrera, es decir, que con los cursos</w:t>
+      </w:r>
+      <w:r>
+        <w:rPr>
+          <w:sz w:val="22"/>
+          <w:szCs w:val="22"/>
+        </w:rPr>
+        <w:t xml:space="preserve"> pendientes que tiene el becario necesariamente culmine la carrera en</w:t>
       </w:r>
       <w:r>
         <w:rPr>
@@ -2720,8 +3175,8 @@
         <w:ind w:left="567"/>
         <w:jc w:val="both"/>
         <w:rPr>
-          <w:sz w:val="20"/>
-          <w:szCs w:val="20"/>
+          <w:sz w:val="16"/>
+          <w:szCs w:val="16"/>
         </w:rPr>
       </w:pPr>
     </w:p>
@@ -2755,8 +3210,8 @@
         <w:ind w:left="567"/>
         <w:jc w:val="both"/>
         <w:rPr>
-          <w:sz w:val="20"/>
-          <w:szCs w:val="20"/>
+          <w:sz w:val="16"/>
+          <w:szCs w:val="16"/>
         </w:rPr>
       </w:pPr>
     </w:p>
@@ -2779,49 +3234,150 @@
           <w:sz w:val="22"/>
           <w:szCs w:val="22"/>
         </w:rPr>
-        <w:t>Las solicitudes de los {{ CANTIDAD_BECARIOS }} becarios fueron ingresadas por mesa de partes con fecha {{ FECHAS_SOLICITUD_TEXTO }}</w:t>
-      </w:r>
-      <w:r>
-        <w:rPr>
-          <w:sz w:val="22"/>
-          <w:szCs w:val="22"/>
-        </w:rPr>
-        <w:t>,</w:t>
-      </w:r>
-      <w:r>
-        <w:rPr>
-          <w:sz w:val="22"/>
-          <w:szCs w:val="22"/>
-        </w:rPr>
-        <w:t xml:space="preserve"> por lo tanto, de acuerdo al plazo de presentación de la ampliación, se verifica que fue</w:t>
-      </w:r>
-      <w:r>
-        <w:rPr>
-          <w:sz w:val="22"/>
-          <w:szCs w:val="22"/>
-        </w:rPr>
-        <w:t>ron</w:t>
-      </w:r>
-      <w:r>
-        <w:rPr>
-          <w:sz w:val="22"/>
-          <w:szCs w:val="22"/>
-        </w:rPr>
-        <w:t xml:space="preserve"> presentad</w:t>
-      </w:r>
-      <w:r>
-        <w:rPr>
-          <w:sz w:val="22"/>
-          <w:szCs w:val="22"/>
-        </w:rPr>
-        <w:t>as</w:t>
-      </w:r>
-      <w:r>
-        <w:rPr>
-          <w:sz w:val="22"/>
-          <w:szCs w:val="22"/>
-        </w:rPr>
-        <w:t xml:space="preserve"> antes de la matrícula e inicio del periodo académico a ampliar.</w:t>
+        <w:t xml:space="preserve">La norma </w:t>
+      </w:r>
+      <w:r>
+        <w:rPr>
+          <w:sz w:val="22"/>
+          <w:szCs w:val="22"/>
+        </w:rPr>
+        <w:t xml:space="preserve">técnica </w:t>
+      </w:r>
+      <w:r>
+        <w:rPr>
+          <w:sz w:val="22"/>
+          <w:szCs w:val="22"/>
+        </w:rPr>
+        <w:t>denominada “Disposiciones para el becario del PRONABEC”</w:t>
+      </w:r>
+      <w:r>
+        <w:rPr>
+          <w:sz w:val="22"/>
+          <w:szCs w:val="22"/>
+        </w:rPr>
+        <w:t xml:space="preserve"> versión 02, </w:t>
+      </w:r>
+      <w:r>
+        <w:rPr>
+          <w:sz w:val="22"/>
+          <w:szCs w:val="22"/>
+        </w:rPr>
+        <w:t xml:space="preserve">establece para </w:t>
+      </w:r>
+      <w:r>
+        <w:rPr>
+          <w:sz w:val="22"/>
+          <w:szCs w:val="22"/>
+        </w:rPr>
+        <w:t xml:space="preserve">el otorgamiento de </w:t>
+      </w:r>
+      <w:r>
+        <w:rPr>
+          <w:sz w:val="22"/>
+          <w:szCs w:val="22"/>
+        </w:rPr>
+        <w:t>la ampliación excepcional de la duración del periodo de estudios</w:t>
+      </w:r>
+      <w:r>
+        <w:rPr>
+          <w:sz w:val="22"/>
+          <w:szCs w:val="22"/>
+        </w:rPr>
+        <w:t>, lo siguiente:</w:t>
+      </w:r>
+      <w:r>
+        <w:rPr>
+          <w:sz w:val="22"/>
+          <w:szCs w:val="22"/>
+        </w:rPr>
+        <w:t xml:space="preserve"> </w:t>
+      </w:r>
+      <w:r>
+        <w:rPr>
+          <w:i/>
+          <w:sz w:val="22"/>
+          <w:szCs w:val="22"/>
+        </w:rPr>
+        <w:t xml:space="preserve">“el becario presenta la solicitud de ampliación excepcional de un (1) periodo de estudios, por </w:t>
+      </w:r>
+      <w:r>
+        <w:rPr>
+          <w:i/>
+          <w:sz w:val="22"/>
+          <w:szCs w:val="22"/>
+        </w:rPr>
+        <w:t>M</w:t>
+      </w:r>
+      <w:r>
+        <w:rPr>
+          <w:i/>
+          <w:sz w:val="22"/>
+          <w:szCs w:val="22"/>
+        </w:rPr>
+        <w:t xml:space="preserve">esa de </w:t>
+      </w:r>
+      <w:r>
+        <w:rPr>
+          <w:i/>
+          <w:sz w:val="22"/>
+          <w:szCs w:val="22"/>
+        </w:rPr>
+        <w:t>P</w:t>
+      </w:r>
+      <w:r>
+        <w:rPr>
+          <w:i/>
+          <w:sz w:val="22"/>
+          <w:szCs w:val="22"/>
+        </w:rPr>
+        <w:t>artes del PRONABEC al culminar su último periodo programado en el SIBEC</w:t>
+      </w:r>
+      <w:r>
+        <w:rPr>
+          <w:i/>
+          <w:sz w:val="22"/>
+          <w:szCs w:val="22"/>
+        </w:rPr>
+        <w:t xml:space="preserve"> y antes de la matricula e inicio del periodo académico a ampliar</w:t>
+      </w:r>
+      <w:r>
+        <w:rPr>
+          <w:i/>
+          <w:sz w:val="22"/>
+          <w:szCs w:val="22"/>
+        </w:rPr>
+        <w:t xml:space="preserve">, adjuntando la documentación que acredite que aún no ha culminado </w:t>
+      </w:r>
+      <w:r>
+        <w:rPr>
+          <w:i/>
+          <w:sz w:val="22"/>
+          <w:szCs w:val="22"/>
+        </w:rPr>
+        <w:t>la carrera o programa de</w:t>
+      </w:r>
+      <w:r>
+        <w:rPr>
+          <w:i/>
+          <w:sz w:val="22"/>
+          <w:szCs w:val="22"/>
+        </w:rPr>
+        <w:t xml:space="preserve"> estudios y que precise los cursos pendientes que tiene el becario”</w:t>
+      </w:r>
+      <w:r>
+        <w:rPr>
+          <w:i/>
+          <w:sz w:val="22"/>
+          <w:szCs w:val="22"/>
+        </w:rPr>
+        <w:t>.</w:t>
+      </w:r>
+      <w:r>
+        <w:rPr>
+          <w:sz w:val="22"/>
+          <w:szCs w:val="22"/>
+        </w:rPr>
+        <w:t xml:space="preserve"> </w:t>
       </w:r>
     </w:p>
     <w:p>
@@ -2830,8 +3386,8 @@
         <w:ind w:left="567"/>
         <w:jc w:val="both"/>
         <w:rPr>
-          <w:sz w:val="22"/>
-          <w:szCs w:val="22"/>
+          <w:sz w:val="16"/>
+          <w:szCs w:val="16"/>
         </w:rPr>
       </w:pPr>
     </w:p>
@@ -2845,6 +3401,455 @@
         <w:ind w:left="567"/>
         <w:jc w:val="both"/>
         <w:rPr>
+          <w:sz w:val="22"/>
+          <w:szCs w:val="22"/>
+        </w:rPr>
+      </w:pPr>
+      <w:r>
+        <w:rPr>
+          <w:sz w:val="22"/>
+          <w:szCs w:val="22"/>
+        </w:rPr>
+        <w:t xml:space="preserve">Por lo </w:t>
+      </w:r>
+      <w:r>
+        <w:rPr>
+          <w:sz w:val="22"/>
+          <w:szCs w:val="22"/>
+        </w:rPr>
+        <w:t>tanto, se deslinda que la</w:t>
+      </w:r>
+      <w:r>
+        <w:rPr>
+          <w:sz w:val="22"/>
+          <w:szCs w:val="22"/>
+        </w:rPr>
+        <w:t xml:space="preserve"> citada norma </w:t>
+      </w:r>
+      <w:r>
+        <w:rPr>
+          <w:sz w:val="22"/>
+          <w:szCs w:val="22"/>
+        </w:rPr>
+        <w:t>precisa</w:t>
+      </w:r>
+      <w:r>
+        <w:rPr>
+          <w:sz w:val="22"/>
+          <w:szCs w:val="22"/>
+        </w:rPr>
+        <w:t xml:space="preserve"> </w:t>
+      </w:r>
+      <w:r>
+        <w:rPr>
+          <w:sz w:val="22"/>
+          <w:szCs w:val="22"/>
+        </w:rPr>
+        <w:t>3</w:t>
+      </w:r>
+      <w:r>
+        <w:rPr>
+          <w:sz w:val="22"/>
+          <w:szCs w:val="22"/>
+        </w:rPr>
+        <w:t xml:space="preserve"> </w:t>
+      </w:r>
+      <w:r>
+        <w:rPr>
+          <w:sz w:val="22"/>
+          <w:szCs w:val="22"/>
+        </w:rPr>
+        <w:t>puntos a tomar en cuenta</w:t>
+      </w:r>
+      <w:r>
+        <w:rPr>
+          <w:sz w:val="22"/>
+          <w:szCs w:val="22"/>
+        </w:rPr>
+        <w:t xml:space="preserve"> para la evaluación de la </w:t>
+      </w:r>
+      <w:r>
+        <w:rPr>
+          <w:sz w:val="22"/>
+          <w:szCs w:val="22"/>
+        </w:rPr>
+        <w:t>ampliación excepcional de la duración del periodo de estudios</w:t>
+      </w:r>
+      <w:r>
+        <w:rPr>
+          <w:sz w:val="22"/>
+          <w:szCs w:val="22"/>
+        </w:rPr>
+        <w:t xml:space="preserve">: </w:t>
+      </w:r>
+    </w:p>
+    <w:p>
+      <w:pPr>
+        <w:pStyle w:val="Default"/>
+        <w:jc w:val="both"/>
+        <w:rPr>
+          <w:sz w:val="16"/>
+          <w:szCs w:val="16"/>
+        </w:rPr>
+      </w:pPr>
+    </w:p>
+    <w:p>
+      <w:pPr>
+        <w:pStyle w:val="Default"/>
+        <w:numPr>
+          <w:ilvl w:val="0"/>
+          <w:numId w:val="36"/>
+        </w:numPr>
+        <w:jc w:val="both"/>
+        <w:rPr>
+          <w:sz w:val="22"/>
+          <w:szCs w:val="22"/>
+        </w:rPr>
+      </w:pPr>
+      <w:r>
+        <w:rPr>
+          <w:sz w:val="22"/>
+          <w:szCs w:val="22"/>
+        </w:rPr>
+        <w:t>E</w:t>
+      </w:r>
+      <w:r>
+        <w:rPr>
+          <w:sz w:val="22"/>
+          <w:szCs w:val="22"/>
+        </w:rPr>
+        <w:t>l plazo de presentación</w:t>
+      </w:r>
+      <w:r>
+        <w:rPr>
+          <w:sz w:val="22"/>
+          <w:szCs w:val="22"/>
+        </w:rPr>
+        <w:t>.</w:t>
+      </w:r>
+    </w:p>
+    <w:p>
+      <w:pPr>
+        <w:pStyle w:val="Default"/>
+        <w:numPr>
+          <w:ilvl w:val="0"/>
+          <w:numId w:val="36"/>
+        </w:numPr>
+        <w:jc w:val="both"/>
+        <w:rPr>
+          <w:sz w:val="22"/>
+          <w:szCs w:val="22"/>
+        </w:rPr>
+      </w:pPr>
+      <w:r>
+        <w:rPr>
+          <w:sz w:val="22"/>
+          <w:szCs w:val="22"/>
+        </w:rPr>
+        <w:t>L</w:t>
+      </w:r>
+      <w:r>
+        <w:rPr>
+          <w:sz w:val="22"/>
+          <w:szCs w:val="22"/>
+        </w:rPr>
+        <w:t>os</w:t>
+      </w:r>
+      <w:r>
+        <w:rPr>
+          <w:sz w:val="22"/>
+          <w:szCs w:val="22"/>
+        </w:rPr>
+        <w:t xml:space="preserve"> </w:t>
+      </w:r>
+      <w:r>
+        <w:rPr>
+          <w:sz w:val="22"/>
+          <w:szCs w:val="22"/>
+        </w:rPr>
+        <w:t xml:space="preserve">documentos académicos a presentar para acreditar </w:t>
+      </w:r>
+      <w:r>
+        <w:rPr>
+          <w:sz w:val="22"/>
+          <w:szCs w:val="22"/>
+        </w:rPr>
+        <w:t xml:space="preserve">que </w:t>
+      </w:r>
+      <w:r>
+        <w:rPr>
+          <w:sz w:val="22"/>
+          <w:szCs w:val="22"/>
+        </w:rPr>
+        <w:t>aún no se ha culminado la carrera</w:t>
+      </w:r>
+      <w:r>
+        <w:rPr>
+          <w:sz w:val="22"/>
+          <w:szCs w:val="22"/>
+        </w:rPr>
+        <w:t xml:space="preserve"> (</w:t>
+      </w:r>
+      <w:r>
+        <w:rPr>
+          <w:sz w:val="22"/>
+          <w:szCs w:val="22"/>
+        </w:rPr>
+        <w:t>con</w:t>
+      </w:r>
+      <w:r>
+        <w:rPr>
+          <w:sz w:val="22"/>
+          <w:szCs w:val="22"/>
+        </w:rPr>
+        <w:t xml:space="preserve"> los cursos pendientes que tiene el becario</w:t>
+      </w:r>
+      <w:r>
+        <w:rPr>
+          <w:sz w:val="22"/>
+          <w:szCs w:val="22"/>
+        </w:rPr>
+        <w:t>)</w:t>
+      </w:r>
+      <w:r>
+        <w:rPr>
+          <w:sz w:val="22"/>
+          <w:szCs w:val="22"/>
+        </w:rPr>
+        <w:t>.</w:t>
+      </w:r>
+    </w:p>
+    <w:p>
+      <w:pPr>
+        <w:pStyle w:val="Default"/>
+        <w:numPr>
+          <w:ilvl w:val="0"/>
+          <w:numId w:val="36"/>
+        </w:numPr>
+        <w:jc w:val="both"/>
+        <w:rPr>
+          <w:sz w:val="22"/>
+          <w:szCs w:val="22"/>
+        </w:rPr>
+      </w:pPr>
+      <w:r>
+        <w:rPr>
+          <w:sz w:val="22"/>
+          <w:szCs w:val="22"/>
+        </w:rPr>
+        <w:t xml:space="preserve">Los cursos pendientes </w:t>
+      </w:r>
+      <w:r>
+        <w:rPr>
+          <w:sz w:val="22"/>
+          <w:szCs w:val="22"/>
+        </w:rPr>
+        <w:t xml:space="preserve">deben ser suficientes para culminar la carrera o programa de estudios y </w:t>
+      </w:r>
+      <w:r>
+        <w:rPr>
+          <w:sz w:val="22"/>
+          <w:szCs w:val="22"/>
+        </w:rPr>
+        <w:t>deben efectuar</w:t>
+      </w:r>
+      <w:r>
+        <w:rPr>
+          <w:sz w:val="22"/>
+          <w:szCs w:val="22"/>
+        </w:rPr>
+        <w:t>se</w:t>
+      </w:r>
+      <w:r>
+        <w:rPr>
+          <w:sz w:val="22"/>
+          <w:szCs w:val="22"/>
+        </w:rPr>
+        <w:t xml:space="preserve"> en el periodo académico inmediato posterior al término del periodo de estudios programado. </w:t>
+      </w:r>
+    </w:p>
+    <w:p>
+      <w:pPr>
+        <w:pStyle w:val="Default"/>
+        <w:ind w:left="567"/>
+        <w:jc w:val="both"/>
+        <w:rPr>
+          <w:sz w:val="22"/>
+          <w:szCs w:val="22"/>
+        </w:rPr>
+      </w:pPr>
+    </w:p>
+    <w:p>
+      <w:pPr>
+        <w:pStyle w:val="Default"/>
+        <w:numPr>
+          <w:ilvl w:val="1"/>
+          <w:numId w:val="11"/>
+        </w:numPr>
+        <w:ind w:left="567"/>
+        <w:jc w:val="both"/>
+        <w:rPr>
+          <w:sz w:val="22"/>
+          <w:szCs w:val="22"/>
+        </w:rPr>
+      </w:pPr>
+      <w:r>
+        <w:rPr>
+          <w:sz w:val="22"/>
+          <w:szCs w:val="22"/>
+        </w:rPr>
+        <w:t>Respecto al plazo de presentación</w:t>
+      </w:r>
+      <w:r>
+        <w:rPr>
+          <w:sz w:val="22"/>
+          <w:szCs w:val="22"/>
+        </w:rPr>
+        <w:t>, de la revisión de la documentación presentada, l</w:t>
+      </w:r>
+      <w:r>
+        <w:rPr>
+          <w:sz w:val="22"/>
+          <w:szCs w:val="22"/>
+        </w:rPr>
+        <w:t xml:space="preserve">as solicitudes de los </w:t>
+      </w:r>
+      <w:proofErr w:type="gramStart"/>
+      <w:r>
+        <w:rPr>
+          <w:sz w:val="22"/>
+          <w:szCs w:val="22"/>
+        </w:rPr>
+        <w:t>{{ CANTIDAD</w:t>
+      </w:r>
+      <w:proofErr w:type="gramEnd"/>
+      <w:r>
+        <w:rPr>
+          <w:sz w:val="22"/>
+          <w:szCs w:val="22"/>
+        </w:rPr>
+        <w:t>_</w:t>
+      </w:r>
+      <w:proofErr w:type="gramStart"/>
+      <w:r>
+        <w:rPr>
+          <w:sz w:val="22"/>
+          <w:szCs w:val="22"/>
+        </w:rPr>
+        <w:t>BECARIOS }</w:t>
+      </w:r>
+      <w:proofErr w:type="gramEnd"/>
+      <w:r>
+        <w:rPr>
+          <w:sz w:val="22"/>
+          <w:szCs w:val="22"/>
+        </w:rPr>
+        <w:t xml:space="preserve">} becarios fueron </w:t>
+      </w:r>
+      <w:r>
+        <w:rPr>
+          <w:sz w:val="22"/>
+          <w:szCs w:val="22"/>
+        </w:rPr>
+        <w:lastRenderedPageBreak/>
+        <w:t xml:space="preserve">ingresadas por mesa de partes con fecha </w:t>
+      </w:r>
+      <w:proofErr w:type="gramStart"/>
+      <w:r>
+        <w:rPr>
+          <w:sz w:val="22"/>
+          <w:szCs w:val="22"/>
+        </w:rPr>
+        <w:t>{{ FECHAS</w:t>
+      </w:r>
+      <w:proofErr w:type="gramEnd"/>
+      <w:r>
+        <w:rPr>
+          <w:sz w:val="22"/>
+          <w:szCs w:val="22"/>
+        </w:rPr>
+        <w:t>_SOLICITUD_</w:t>
+      </w:r>
+      <w:proofErr w:type="gramStart"/>
+      <w:r>
+        <w:rPr>
+          <w:sz w:val="22"/>
+          <w:szCs w:val="22"/>
+        </w:rPr>
+        <w:t>TEXTO }</w:t>
+      </w:r>
+      <w:proofErr w:type="gramEnd"/>
+      <w:r>
+        <w:rPr>
+          <w:sz w:val="22"/>
+          <w:szCs w:val="22"/>
+        </w:rPr>
+        <w:t>}</w:t>
+      </w:r>
+      <w:r>
+        <w:rPr>
+          <w:sz w:val="22"/>
+          <w:szCs w:val="22"/>
+        </w:rPr>
+        <w:t>,</w:t>
+      </w:r>
+      <w:r>
+        <w:rPr>
+          <w:sz w:val="22"/>
+          <w:szCs w:val="22"/>
+        </w:rPr>
+        <w:t xml:space="preserve"> por lo tanto, se verifica que fue</w:t>
+      </w:r>
+      <w:r>
+        <w:rPr>
+          <w:sz w:val="22"/>
+          <w:szCs w:val="22"/>
+        </w:rPr>
+        <w:t>ron</w:t>
+      </w:r>
+      <w:r>
+        <w:rPr>
+          <w:sz w:val="22"/>
+          <w:szCs w:val="22"/>
+        </w:rPr>
+        <w:t xml:space="preserve"> presentad</w:t>
+      </w:r>
+      <w:r>
+        <w:rPr>
+          <w:sz w:val="22"/>
+          <w:szCs w:val="22"/>
+        </w:rPr>
+        <w:t>as</w:t>
+      </w:r>
+      <w:r>
+        <w:rPr>
+          <w:sz w:val="22"/>
+          <w:szCs w:val="22"/>
+        </w:rPr>
+        <w:t xml:space="preserve"> antes de la matrícula e inicio del periodo académico a ampliar.</w:t>
+      </w:r>
+    </w:p>
+    <w:p>
+      <w:pPr>
+        <w:pStyle w:val="Default"/>
+        <w:ind w:left="567"/>
+        <w:jc w:val="both"/>
+        <w:rPr>
+          <w:sz w:val="16"/>
+          <w:szCs w:val="16"/>
+        </w:rPr>
+      </w:pPr>
+    </w:p>
+    <w:p>
+      <w:pPr>
+        <w:pStyle w:val="Default"/>
+        <w:numPr>
+          <w:ilvl w:val="1"/>
+          <w:numId w:val="11"/>
+        </w:numPr>
+        <w:ind w:left="567"/>
+        <w:jc w:val="both"/>
+        <w:rPr>
           <w:i/>
           <w:sz w:val="22"/>
           <w:szCs w:val="22"/>
@@ -2855,7 +3860,49 @@
           <w:sz w:val="22"/>
           <w:szCs w:val="22"/>
         </w:rPr>
-        <w:t xml:space="preserve">Mediante </w:t>
+        <w:t xml:space="preserve">Respecto a los </w:t>
+      </w:r>
+      <w:r>
+        <w:rPr>
+          <w:sz w:val="22"/>
+          <w:szCs w:val="22"/>
+        </w:rPr>
+        <w:t xml:space="preserve">documentos académicos a presentar para acreditar </w:t>
+      </w:r>
+      <w:r>
+        <w:rPr>
+          <w:sz w:val="22"/>
+          <w:szCs w:val="22"/>
+        </w:rPr>
+        <w:t xml:space="preserve">que </w:t>
+      </w:r>
+      <w:r>
+        <w:rPr>
+          <w:sz w:val="22"/>
+          <w:szCs w:val="22"/>
+        </w:rPr>
+        <w:t>aún no se ha culminado la carrera</w:t>
+      </w:r>
+      <w:r>
+        <w:rPr>
+          <w:sz w:val="22"/>
+          <w:szCs w:val="22"/>
+        </w:rPr>
+        <w:t>,</w:t>
+      </w:r>
+      <w:r>
+        <w:rPr>
+          <w:sz w:val="22"/>
+          <w:szCs w:val="22"/>
+        </w:rPr>
+        <w:t xml:space="preserve"> se revisó la información de los cursos pendientes informados por </w:t>
+      </w:r>
+      <w:r>
+        <w:rPr>
+          <w:sz w:val="22"/>
+          <w:szCs w:val="22"/>
+        </w:rPr>
+        <w:t xml:space="preserve">los </w:t>
       </w:r>
       <w:proofErr w:type="gramStart"/>
       <w:r>
@@ -2863,6 +3910,59 @@
           <w:sz w:val="22"/>
           <w:szCs w:val="22"/>
         </w:rPr>
+        <w:t>{{ CANTIDAD</w:t>
+      </w:r>
+      <w:proofErr w:type="gramEnd"/>
+      <w:r>
+        <w:rPr>
+          <w:sz w:val="22"/>
+          <w:szCs w:val="22"/>
+        </w:rPr>
+        <w:t>_</w:t>
+      </w:r>
+      <w:proofErr w:type="gramStart"/>
+      <w:r>
+        <w:rPr>
+          <w:sz w:val="22"/>
+          <w:szCs w:val="22"/>
+        </w:rPr>
+        <w:t>BECARIOS }</w:t>
+      </w:r>
+      <w:proofErr w:type="gramEnd"/>
+      <w:r>
+        <w:rPr>
+          <w:sz w:val="22"/>
+          <w:szCs w:val="22"/>
+        </w:rPr>
+        <w:t>} becarios</w:t>
+      </w:r>
+      <w:r>
+        <w:rPr>
+          <w:sz w:val="22"/>
+          <w:szCs w:val="22"/>
+        </w:rPr>
+        <w:t xml:space="preserve"> en sus solicitudes y la información remitida </w:t>
+      </w:r>
+      <w:r>
+        <w:rPr>
+          <w:sz w:val="22"/>
+          <w:szCs w:val="22"/>
+        </w:rPr>
+        <w:t>m</w:t>
+      </w:r>
+      <w:r>
+        <w:rPr>
+          <w:sz w:val="22"/>
+          <w:szCs w:val="22"/>
+        </w:rPr>
+        <w:t xml:space="preserve">ediante </w:t>
+      </w:r>
+      <w:proofErr w:type="gramStart"/>
+      <w:r>
+        <w:rPr>
+          <w:sz w:val="22"/>
+          <w:szCs w:val="22"/>
+        </w:rPr>
         <w:t>{{ REFERENCIA</w:t>
       </w:r>
       <w:proofErr w:type="gramEnd"/>
@@ -2871,8 +3971,143 @@
           <w:sz w:val="22"/>
           <w:szCs w:val="22"/>
         </w:rPr>
-        <w:t>_DOC_IES }}, la {{ INSTITUCION_GLOBAL }} remite la relación de cursos que tienen pendientes los {{ CANTIDAD_BECARIOS }} becarios señalados en el Cuadro Nº 1 al finalizar el semestre 2026-I. De la revisión de dicho documento se observa que los citados becarios tienen cursos pendientes, los cuales acreditan que aún no ha culminado sus estudios y que dichos cursos pueden cursarse en un periodo académico adicional, en este caso, en el semestre 2026-II, conforme al siguiente detalle:</w:t>
-      </w:r>
+        <w:t>_DOC_</w:t>
+      </w:r>
+      <w:proofErr w:type="gramStart"/>
+      <w:r>
+        <w:rPr>
+          <w:sz w:val="22"/>
+          <w:szCs w:val="22"/>
+        </w:rPr>
+        <w:t>IES }</w:t>
+      </w:r>
+      <w:proofErr w:type="gramEnd"/>
+      <w:r>
+        <w:rPr>
+          <w:sz w:val="22"/>
+          <w:szCs w:val="22"/>
+        </w:rPr>
+        <w:t xml:space="preserve">}, </w:t>
+      </w:r>
+      <w:r>
+        <w:rPr>
+          <w:sz w:val="22"/>
+          <w:szCs w:val="22"/>
+        </w:rPr>
+        <w:t xml:space="preserve">en la cual </w:t>
+      </w:r>
+      <w:r>
+        <w:rPr>
+          <w:sz w:val="22"/>
+          <w:szCs w:val="22"/>
+        </w:rPr>
+        <w:t xml:space="preserve">la </w:t>
+      </w:r>
+      <w:proofErr w:type="gramStart"/>
+      <w:r>
+        <w:rPr>
+          <w:sz w:val="22"/>
+          <w:szCs w:val="22"/>
+        </w:rPr>
+        <w:t>{{ INSTITUCION</w:t>
+      </w:r>
+      <w:proofErr w:type="gramEnd"/>
+      <w:r>
+        <w:rPr>
+          <w:sz w:val="22"/>
+          <w:szCs w:val="22"/>
+        </w:rPr>
+        <w:t>_</w:t>
+      </w:r>
+      <w:proofErr w:type="gramStart"/>
+      <w:r>
+        <w:rPr>
+          <w:sz w:val="22"/>
+          <w:szCs w:val="22"/>
+        </w:rPr>
+        <w:t>GLOBAL }</w:t>
+      </w:r>
+      <w:proofErr w:type="gramEnd"/>
+      <w:r>
+        <w:rPr>
+          <w:sz w:val="22"/>
+          <w:szCs w:val="22"/>
+        </w:rPr>
+        <w:t xml:space="preserve">} </w:t>
+      </w:r>
+      <w:r>
+        <w:rPr>
+          <w:sz w:val="22"/>
+          <w:szCs w:val="22"/>
+        </w:rPr>
+        <w:t>comunica</w:t>
+      </w:r>
+      <w:r>
+        <w:rPr>
+          <w:sz w:val="22"/>
+          <w:szCs w:val="22"/>
+        </w:rPr>
+        <w:t xml:space="preserve"> la relación de cursos que tienen pendientes los </w:t>
+      </w:r>
+      <w:proofErr w:type="gramStart"/>
+      <w:r>
+        <w:rPr>
+          <w:sz w:val="22"/>
+          <w:szCs w:val="22"/>
+        </w:rPr>
+        <w:t>{{ CANTIDAD</w:t>
+      </w:r>
+      <w:proofErr w:type="gramEnd"/>
+      <w:r>
+        <w:rPr>
+          <w:sz w:val="22"/>
+          <w:szCs w:val="22"/>
+        </w:rPr>
+        <w:t>_</w:t>
+      </w:r>
+      <w:proofErr w:type="gramStart"/>
+      <w:r>
+        <w:rPr>
+          <w:sz w:val="22"/>
+          <w:szCs w:val="22"/>
+        </w:rPr>
+        <w:t>BECARIOS }</w:t>
+      </w:r>
+      <w:proofErr w:type="gramEnd"/>
+      <w:r>
+        <w:rPr>
+          <w:sz w:val="22"/>
+          <w:szCs w:val="22"/>
+        </w:rPr>
+        <w:t>} becarios señalados en el Cuadro Nº 1 al finalizar el semestre 2026-I. De la revisión de</w:t>
+      </w:r>
+      <w:r>
+        <w:rPr>
+          <w:sz w:val="22"/>
+          <w:szCs w:val="22"/>
+        </w:rPr>
+        <w:t>l documento de la IES</w:t>
+      </w:r>
+      <w:r>
+        <w:rPr>
+          <w:sz w:val="22"/>
+          <w:szCs w:val="22"/>
+        </w:rPr>
+        <w:t xml:space="preserve"> se observa que los citados becarios tienen cursos pendientes, los cuales acreditan que aún no ha culminado sus estudios y que dichos cursos pueden cursarse en un periodo académico adicional, en este caso, en el semestre 2026-II, conforme al siguiente detalle:</w:t>
+      </w:r>
+    </w:p>
+    <w:p>
+      <w:pPr>
+        <w:pStyle w:val="Default"/>
+        <w:ind w:left="567"/>
+        <w:jc w:val="center"/>
+        <w:rPr>
+          <w:rFonts w:eastAsia="Arial"/>
+          <w:sz w:val="16"/>
+          <w:szCs w:val="16"/>
+          <w:lang w:val="es-ES"/>
+        </w:rPr>
+      </w:pPr>
     </w:p>
     <w:p>
       <w:pPr>
@@ -2886,32 +4121,24 @@
           <w:lang w:val="es-ES"/>
         </w:rPr>
       </w:pPr>
-    </w:p>
-    <w:p>
-      <w:pPr>
-        <w:pStyle w:val="Default"/>
-        <w:ind w:left="567"/>
-        <w:jc w:val="center"/>
+      <w:r>
         <w:rPr>
           <w:rFonts w:eastAsia="Arial"/>
           <w:sz w:val="20"/>
           <w:szCs w:val="20"/>
           <w:lang w:val="es-ES"/>
         </w:rPr>
-      </w:pPr>
-    </w:p>
-    <w:p>
-      <w:pPr>
-        <w:pStyle w:val="Default"/>
-        <w:ind w:left="567"/>
-        <w:jc w:val="center"/>
+        <w:t>Cuadro Nº</w:t>
+      </w:r>
+      <w:r>
         <w:rPr>
           <w:rFonts w:eastAsia="Arial"/>
           <w:sz w:val="20"/>
           <w:szCs w:val="20"/>
           <w:lang w:val="es-ES"/>
         </w:rPr>
-      </w:pPr>
+        <w:t xml:space="preserve"> </w:t>
+      </w:r>
       <w:r>
         <w:rPr>
           <w:rFonts w:eastAsia="Arial"/>
@@ -2919,17 +4146,21 @@
           <w:szCs w:val="20"/>
           <w:lang w:val="es-ES"/>
         </w:rPr>
-        <w:t>Cuadro Nº</w:t>
-      </w:r>
-      <w:r>
+        <w:t>2</w:t>
+      </w:r>
+    </w:p>
+    <w:p>
+      <w:pPr>
+        <w:pStyle w:val="Default"/>
+        <w:ind w:left="567"/>
+        <w:jc w:val="center"/>
         <w:rPr>
           <w:rFonts w:eastAsia="Arial"/>
           <w:sz w:val="20"/>
           <w:szCs w:val="20"/>
           <w:lang w:val="es-ES"/>
         </w:rPr>
-        <w:t xml:space="preserve"> </w:t>
-      </w:r>
+      </w:pPr>
       <w:r>
         <w:rPr>
           <w:rFonts w:eastAsia="Arial"/>
@@ -2937,21 +4168,17 @@
           <w:szCs w:val="20"/>
           <w:lang w:val="es-ES"/>
         </w:rPr>
-        <w:t>2</w:t>
-      </w:r>
-    </w:p>
-    <w:p>
-      <w:pPr>
-        <w:pStyle w:val="Default"/>
-        <w:ind w:left="567"/>
-        <w:jc w:val="center"/>
+        <w:t>Becarios</w:t>
+      </w:r>
+      <w:r>
         <w:rPr>
           <w:rFonts w:eastAsia="Arial"/>
           <w:sz w:val="20"/>
           <w:szCs w:val="20"/>
           <w:lang w:val="es-ES"/>
         </w:rPr>
-      </w:pPr>
+        <w:t>/as</w:t>
+      </w:r>
       <w:r>
         <w:rPr>
           <w:rFonts w:eastAsia="Arial"/>
@@ -2959,7 +4186,7 @@
           <w:szCs w:val="20"/>
           <w:lang w:val="es-ES"/>
         </w:rPr>
-        <w:t>Becarios</w:t>
+        <w:t>,</w:t>
       </w:r>
       <w:r>
         <w:rPr>
@@ -2968,10 +4195,8 @@
           <w:szCs w:val="20"/>
           <w:lang w:val="es-ES"/>
         </w:rPr>
-        <w:t>/as</w:t>
-      </w:r>
-      <w:bookmarkStart w:id="0" w:name="_GoBack"/>
-      <w:bookmarkEnd w:id="0"/>
+        <w:t xml:space="preserve"> relación de cursos pendientes</w:t>
+      </w:r>
       <w:r>
         <w:rPr>
           <w:rFonts w:eastAsia="Arial"/>
@@ -2979,25 +4204,7 @@
           <w:szCs w:val="20"/>
           <w:lang w:val="es-ES"/>
         </w:rPr>
-        <w:t xml:space="preserve"> </w:t>
-      </w:r>
-      <w:r>
-        <w:rPr>
-          <w:rFonts w:eastAsia="Arial"/>
-          <w:sz w:val="20"/>
-          <w:szCs w:val="20"/>
-          <w:lang w:val="es-ES"/>
-        </w:rPr>
-        <w:t>y relación de cursos pendientes</w:t>
-      </w:r>
-      <w:r>
-        <w:rPr>
-          <w:rFonts w:eastAsia="Arial"/>
-          <w:sz w:val="20"/>
-          <w:szCs w:val="20"/>
-          <w:lang w:val="es-ES"/>
-        </w:rPr>
-        <w:t xml:space="preserve"> para el semestre 2026-II</w:t>
+        <w:t xml:space="preserve"> (2026-II) y periodo de estudios actual</w:t>
       </w:r>
     </w:p>
     <w:p>
@@ -3384,16 +4591,7 @@
                 <w:sz w:val="16"/>
                 <w:szCs w:val="16"/>
               </w:rPr>
-              <w:t xml:space="preserve"> b in </w:t>
-            </w:r>
-            <w:r>
-              <w:rPr>
-                <w:rFonts w:ascii="Arial" w:hAnsi="Arial" w:cs="Arial"/>
-                <w:sz w:val="16"/>
-                <w:szCs w:val="16"/>
-              </w:rPr>
-              <w:lastRenderedPageBreak/>
-              <w:t>becarios %}</w:t>
+              <w:t xml:space="preserve"> b in becarios %}</w:t>
             </w:r>
           </w:p>
         </w:tc>
@@ -3417,13 +4615,13 @@
                 <w:szCs w:val="16"/>
               </w:rPr>
             </w:pPr>
+            <w:proofErr w:type="gramStart"/>
             <w:r>
               <w:rPr>
                 <w:rFonts w:ascii="Arial" w:hAnsi="Arial" w:cs="Arial"/>
                 <w:sz w:val="16"/>
                 <w:szCs w:val="16"/>
               </w:rPr>
-              <w:lastRenderedPageBreak/>
               <w:t xml:space="preserve">{{ </w:t>
             </w:r>
             <w:proofErr w:type="spellStart"/>
@@ -3433,7 +4631,16 @@
                 <w:sz w:val="16"/>
                 <w:szCs w:val="16"/>
               </w:rPr>
-              <w:t>loop.index</w:t>
+              <w:t>loop</w:t>
+            </w:r>
+            <w:proofErr w:type="gramEnd"/>
+            <w:r>
+              <w:rPr>
+                <w:rFonts w:ascii="Arial" w:hAnsi="Arial" w:cs="Arial"/>
+                <w:sz w:val="16"/>
+                <w:szCs w:val="16"/>
+              </w:rPr>
+              <w:t>.index</w:t>
             </w:r>
             <w:proofErr w:type="spellEnd"/>
             <w:r>
@@ -3460,6 +4667,7 @@
                 <w:szCs w:val="16"/>
               </w:rPr>
             </w:pPr>
+            <w:proofErr w:type="gramStart"/>
             <w:r>
               <w:rPr>
                 <w:rFonts w:ascii="Arial" w:hAnsi="Arial" w:cs="Arial"/>
@@ -3475,7 +4683,16 @@
                 <w:sz w:val="16"/>
                 <w:szCs w:val="16"/>
               </w:rPr>
-              <w:t>b.EXPEDIENTE</w:t>
+              <w:t>b</w:t>
+            </w:r>
+            <w:proofErr w:type="gramEnd"/>
+            <w:r>
+              <w:rPr>
+                <w:rFonts w:ascii="Arial" w:hAnsi="Arial" w:cs="Arial"/>
+                <w:sz w:val="16"/>
+                <w:szCs w:val="16"/>
+              </w:rPr>
+              <w:t>.EXPEDIENTE</w:t>
             </w:r>
             <w:proofErr w:type="spellEnd"/>
             <w:r>
@@ -3502,6 +4719,7 @@
                 <w:szCs w:val="16"/>
               </w:rPr>
             </w:pPr>
+            <w:proofErr w:type="gramStart"/>
             <w:r>
               <w:rPr>
                 <w:rFonts w:ascii="Arial" w:hAnsi="Arial" w:cs="Arial"/>
@@ -3517,7 +4735,16 @@
                 <w:sz w:val="16"/>
                 <w:szCs w:val="16"/>
               </w:rPr>
-              <w:t>b.CURSOS_PENDIENTES</w:t>
+              <w:t>b</w:t>
+            </w:r>
+            <w:proofErr w:type="gramEnd"/>
+            <w:r>
+              <w:rPr>
+                <w:rFonts w:ascii="Arial" w:hAnsi="Arial" w:cs="Arial"/>
+                <w:sz w:val="16"/>
+                <w:szCs w:val="16"/>
+              </w:rPr>
+              <w:t>.CURSOS_PENDIENTES</w:t>
             </w:r>
             <w:proofErr w:type="spellEnd"/>
             <w:r>
@@ -3544,6 +4771,7 @@
                 <w:szCs w:val="16"/>
               </w:rPr>
             </w:pPr>
+            <w:proofErr w:type="gramStart"/>
             <w:r>
               <w:rPr>
                 <w:rFonts w:ascii="Arial" w:hAnsi="Arial" w:cs="Arial"/>
@@ -3559,7 +4787,16 @@
                 <w:sz w:val="16"/>
                 <w:szCs w:val="16"/>
               </w:rPr>
-              <w:t>b.FECHA_INICIO_SIBEC</w:t>
+              <w:t>b</w:t>
+            </w:r>
+            <w:proofErr w:type="gramEnd"/>
+            <w:r>
+              <w:rPr>
+                <w:rFonts w:ascii="Arial" w:hAnsi="Arial" w:cs="Arial"/>
+                <w:sz w:val="16"/>
+                <w:szCs w:val="16"/>
+              </w:rPr>
+              <w:t>.FECHA_INICIO_SIBEC</w:t>
             </w:r>
             <w:proofErr w:type="spellEnd"/>
             <w:r>
@@ -3586,6 +4823,7 @@
                 <w:szCs w:val="16"/>
               </w:rPr>
             </w:pPr>
+            <w:proofErr w:type="gramStart"/>
             <w:r>
               <w:rPr>
                 <w:rFonts w:ascii="Arial" w:hAnsi="Arial" w:cs="Arial"/>
@@ -3601,7 +4839,16 @@
                 <w:sz w:val="16"/>
                 <w:szCs w:val="16"/>
               </w:rPr>
-              <w:t>b.FECHA_FIN_SIBEC</w:t>
+              <w:t>b</w:t>
+            </w:r>
+            <w:proofErr w:type="gramEnd"/>
+            <w:r>
+              <w:rPr>
+                <w:rFonts w:ascii="Arial" w:hAnsi="Arial" w:cs="Arial"/>
+                <w:sz w:val="16"/>
+                <w:szCs w:val="16"/>
+              </w:rPr>
+              <w:t>.FECHA_FIN_SIBEC</w:t>
             </w:r>
             <w:proofErr w:type="spellEnd"/>
             <w:r>
@@ -3690,6 +4937,8 @@
         <w:ind w:left="567"/>
         <w:rPr>
           <w:rFonts w:ascii="Arial" w:hAnsi="Arial" w:cs="Arial"/>
+          <w:sz w:val="16"/>
+          <w:szCs w:val="16"/>
         </w:rPr>
       </w:pPr>
     </w:p>
@@ -3712,7 +4961,14 @@
           <w:sz w:val="22"/>
           <w:szCs w:val="22"/>
         </w:rPr>
-        <w:t>Por lo tanto, de la revisión de la</w:t>
+        <w:t xml:space="preserve">Respecto a que los </w:t>
+      </w:r>
+      <w:r>
+        <w:rPr>
+          <w:sz w:val="22"/>
+          <w:szCs w:val="22"/>
+        </w:rPr>
+        <w:t>curso</w:t>
       </w:r>
       <w:r>
         <w:rPr>
@@ -3726,30 +4982,381 @@
           <w:sz w:val="22"/>
           <w:szCs w:val="22"/>
         </w:rPr>
-        <w:t xml:space="preserve"> solicitud</w:t>
-      </w:r>
-      <w:r>
-        <w:rPr>
-          <w:sz w:val="22"/>
-          <w:szCs w:val="22"/>
-        </w:rPr>
-        <w:t>es</w:t>
-      </w:r>
-      <w:r>
-        <w:rPr>
-          <w:sz w:val="22"/>
-          <w:szCs w:val="22"/>
-        </w:rPr>
-        <w:t xml:space="preserve"> de los becarios y los documentos contenidos en el expediente se verifica que al culminar el semestre 2026-I, los {{ CANTIDAD_BECARIOS }} becarios señalados en el presente Informe cumplen con los supuestos establecidos en el literal a) del artículo 30 del Reglamento del PRONABEC de la Ley N° 29837 y las Disposiciones para el becario del PRONABEC, por lo que, resulta viable la ampliación excepcional de la duración del periodo de estudios por el semestre 2026-II, correspondiendo que la Subdirección de Seguimiento y Supervisión de la Dirección de Gestión de Becas actualice la fecha de fin de estudios en los sistemas del PRONABEC. </w:t>
+        <w:t xml:space="preserve"> pendiente</w:t>
+      </w:r>
+      <w:r>
+        <w:rPr>
+          <w:sz w:val="22"/>
+          <w:szCs w:val="22"/>
+        </w:rPr>
+        <w:t xml:space="preserve">s </w:t>
+      </w:r>
+      <w:r>
+        <w:rPr>
+          <w:sz w:val="22"/>
+          <w:szCs w:val="22"/>
+        </w:rPr>
+        <w:t xml:space="preserve">deben ser suficientes para culminar la carrera o programa de estudios </w:t>
+      </w:r>
+      <w:r>
+        <w:rPr>
+          <w:sz w:val="22"/>
+          <w:szCs w:val="22"/>
+        </w:rPr>
+        <w:t xml:space="preserve">y </w:t>
+      </w:r>
+      <w:r>
+        <w:rPr>
+          <w:sz w:val="22"/>
+          <w:szCs w:val="22"/>
+        </w:rPr>
+        <w:t>deben efectuar</w:t>
+      </w:r>
+      <w:r>
+        <w:rPr>
+          <w:sz w:val="22"/>
+          <w:szCs w:val="22"/>
+        </w:rPr>
+        <w:t>se</w:t>
+      </w:r>
+      <w:r>
+        <w:rPr>
+          <w:sz w:val="22"/>
+          <w:szCs w:val="22"/>
+        </w:rPr>
+        <w:t xml:space="preserve"> en el periodo académico inmediato posterior al término del periodo de estudios programado</w:t>
+      </w:r>
+      <w:r>
+        <w:rPr>
+          <w:sz w:val="22"/>
+          <w:szCs w:val="22"/>
+        </w:rPr>
+        <w:t>, el documento de la IES informa que con dichos cursos</w:t>
+      </w:r>
+      <w:r>
+        <w:rPr>
+          <w:sz w:val="22"/>
+          <w:szCs w:val="22"/>
+        </w:rPr>
+        <w:t xml:space="preserve"> los</w:t>
+      </w:r>
+      <w:r>
+        <w:rPr>
+          <w:sz w:val="22"/>
+          <w:szCs w:val="22"/>
+        </w:rPr>
+        <w:t xml:space="preserve"> </w:t>
+      </w:r>
+      <w:proofErr w:type="gramStart"/>
+      <w:r>
+        <w:rPr>
+          <w:sz w:val="22"/>
+          <w:szCs w:val="22"/>
+        </w:rPr>
+        <w:t>{{ CANTIDAD</w:t>
+      </w:r>
+      <w:proofErr w:type="gramEnd"/>
+      <w:r>
+        <w:rPr>
+          <w:sz w:val="22"/>
+          <w:szCs w:val="22"/>
+        </w:rPr>
+        <w:t>_</w:t>
+      </w:r>
+      <w:proofErr w:type="gramStart"/>
+      <w:r>
+        <w:rPr>
+          <w:sz w:val="22"/>
+          <w:szCs w:val="22"/>
+        </w:rPr>
+        <w:t>BECARIOS }</w:t>
+      </w:r>
+      <w:proofErr w:type="gramEnd"/>
+      <w:r>
+        <w:rPr>
+          <w:sz w:val="22"/>
+          <w:szCs w:val="22"/>
+        </w:rPr>
+        <w:t>} becarios</w:t>
+      </w:r>
+      <w:r>
+        <w:rPr>
+          <w:sz w:val="22"/>
+          <w:szCs w:val="22"/>
+        </w:rPr>
+        <w:t xml:space="preserve"> </w:t>
+      </w:r>
+      <w:r>
+        <w:rPr>
+          <w:sz w:val="22"/>
+          <w:szCs w:val="22"/>
+        </w:rPr>
+        <w:t>podrían culminar sus respectivas carreras de estudios en el periodo académico solicitado</w:t>
+      </w:r>
+      <w:r>
+        <w:rPr>
+          <w:sz w:val="22"/>
+          <w:szCs w:val="22"/>
+        </w:rPr>
+        <w:t xml:space="preserve">. Asimismo, </w:t>
+      </w:r>
+      <w:r>
+        <w:rPr>
+          <w:sz w:val="22"/>
+          <w:szCs w:val="22"/>
+        </w:rPr>
+        <w:t xml:space="preserve">se verifica </w:t>
+      </w:r>
+      <w:r>
+        <w:rPr>
+          <w:sz w:val="22"/>
+          <w:szCs w:val="22"/>
+        </w:rPr>
+        <w:t xml:space="preserve">que </w:t>
+      </w:r>
+      <w:r>
+        <w:rPr>
+          <w:sz w:val="22"/>
+          <w:szCs w:val="22"/>
+        </w:rPr>
+        <w:t xml:space="preserve">el periodo </w:t>
+      </w:r>
+      <w:r>
+        <w:rPr>
+          <w:sz w:val="22"/>
+          <w:szCs w:val="22"/>
+        </w:rPr>
+        <w:t xml:space="preserve">de ampliación </w:t>
+      </w:r>
+      <w:r>
+        <w:rPr>
+          <w:sz w:val="22"/>
+          <w:szCs w:val="22"/>
+        </w:rPr>
+        <w:t>solicitado (2026-II) es posterior y continuo al último periodo programado en el SIBEC (2026-I).</w:t>
       </w:r>
     </w:p>
     <w:p>
       <w:pPr>
         <w:pStyle w:val="Default"/>
+        <w:ind w:left="567"/>
         <w:jc w:val="both"/>
         <w:rPr>
-          <w:sz w:val="22"/>
-          <w:szCs w:val="22"/>
+          <w:sz w:val="16"/>
+          <w:szCs w:val="16"/>
+        </w:rPr>
+      </w:pPr>
+    </w:p>
+    <w:p>
+      <w:pPr>
+        <w:pStyle w:val="Default"/>
+        <w:numPr>
+          <w:ilvl w:val="1"/>
+          <w:numId w:val="11"/>
+        </w:numPr>
+        <w:ind w:left="567"/>
+        <w:jc w:val="both"/>
+        <w:rPr>
+          <w:sz w:val="22"/>
+          <w:szCs w:val="22"/>
+        </w:rPr>
+      </w:pPr>
+      <w:r>
+        <w:rPr>
+          <w:sz w:val="22"/>
+          <w:szCs w:val="22"/>
+        </w:rPr>
+        <w:t xml:space="preserve">En </w:t>
+      </w:r>
+      <w:r>
+        <w:rPr>
+          <w:sz w:val="22"/>
+          <w:szCs w:val="22"/>
+        </w:rPr>
+        <w:t>ese sentido</w:t>
+      </w:r>
+      <w:r>
+        <w:rPr>
+          <w:sz w:val="22"/>
+          <w:szCs w:val="22"/>
+        </w:rPr>
+        <w:t>, de la revisión de la</w:t>
+      </w:r>
+      <w:r>
+        <w:rPr>
+          <w:sz w:val="22"/>
+          <w:szCs w:val="22"/>
+        </w:rPr>
+        <w:t>s</w:t>
+      </w:r>
+      <w:r>
+        <w:rPr>
+          <w:sz w:val="22"/>
+          <w:szCs w:val="22"/>
+        </w:rPr>
+        <w:t xml:space="preserve"> solicitud</w:t>
+      </w:r>
+      <w:r>
+        <w:rPr>
+          <w:sz w:val="22"/>
+          <w:szCs w:val="22"/>
+        </w:rPr>
+        <w:t>es</w:t>
+      </w:r>
+      <w:r>
+        <w:rPr>
+          <w:sz w:val="22"/>
+          <w:szCs w:val="22"/>
+        </w:rPr>
+        <w:t xml:space="preserve"> de los becarios y los documentos contenidos en el expediente se verifica que al culminar el semestre 2026-I, los </w:t>
+      </w:r>
+      <w:proofErr w:type="gramStart"/>
+      <w:r>
+        <w:rPr>
+          <w:sz w:val="22"/>
+          <w:szCs w:val="22"/>
+        </w:rPr>
+        <w:t>{{ CANTIDAD</w:t>
+      </w:r>
+      <w:proofErr w:type="gramEnd"/>
+      <w:r>
+        <w:rPr>
+          <w:sz w:val="22"/>
+          <w:szCs w:val="22"/>
+        </w:rPr>
+        <w:t>_</w:t>
+      </w:r>
+      <w:proofErr w:type="gramStart"/>
+      <w:r>
+        <w:rPr>
+          <w:sz w:val="22"/>
+          <w:szCs w:val="22"/>
+        </w:rPr>
+        <w:t>BECARIOS }</w:t>
+      </w:r>
+      <w:proofErr w:type="gramEnd"/>
+      <w:r>
+        <w:rPr>
+          <w:sz w:val="22"/>
+          <w:szCs w:val="22"/>
+        </w:rPr>
+        <w:t>} becarios señalados en el presente Informe cumplen con los supuestos establecidos en el literal a) del artículo 30 del Reglamento del PRONABEC de la Ley N° 29837 y las Disposiciones para el becario del PRONABEC</w:t>
+      </w:r>
+      <w:r>
+        <w:rPr>
+          <w:sz w:val="22"/>
+          <w:szCs w:val="22"/>
+        </w:rPr>
+        <w:t xml:space="preserve"> versión 02</w:t>
+      </w:r>
+      <w:r>
+        <w:rPr>
+          <w:sz w:val="22"/>
+          <w:szCs w:val="22"/>
+        </w:rPr>
+        <w:t>.</w:t>
+      </w:r>
+    </w:p>
+    <w:p>
+      <w:pPr>
+        <w:pStyle w:val="Default"/>
+        <w:ind w:left="567"/>
+        <w:jc w:val="both"/>
+        <w:rPr>
+          <w:sz w:val="16"/>
+          <w:szCs w:val="16"/>
+        </w:rPr>
+      </w:pPr>
+    </w:p>
+    <w:p>
+      <w:pPr>
+        <w:pStyle w:val="Default"/>
+        <w:numPr>
+          <w:ilvl w:val="1"/>
+          <w:numId w:val="11"/>
+        </w:numPr>
+        <w:ind w:left="567"/>
+        <w:jc w:val="both"/>
+        <w:rPr>
+          <w:sz w:val="22"/>
+          <w:szCs w:val="22"/>
+        </w:rPr>
+      </w:pPr>
+      <w:r>
+        <w:rPr>
+          <w:sz w:val="22"/>
+          <w:szCs w:val="22"/>
+        </w:rPr>
+        <w:t>Por lo tanto</w:t>
+      </w:r>
+      <w:r>
+        <w:rPr>
+          <w:sz w:val="22"/>
+          <w:szCs w:val="22"/>
+        </w:rPr>
+        <w:t xml:space="preserve">, resulta viable la ampliación excepcional de la duración del periodo de estudios por el semestre 2026-II, </w:t>
+      </w:r>
+      <w:r>
+        <w:rPr>
+          <w:sz w:val="22"/>
+          <w:szCs w:val="22"/>
+        </w:rPr>
+        <w:t xml:space="preserve">para los </w:t>
+      </w:r>
+      <w:proofErr w:type="gramStart"/>
+      <w:r>
+        <w:rPr>
+          <w:sz w:val="22"/>
+          <w:szCs w:val="22"/>
+        </w:rPr>
+        <w:t>{{ CANTIDAD</w:t>
+      </w:r>
+      <w:proofErr w:type="gramEnd"/>
+      <w:r>
+        <w:rPr>
+          <w:sz w:val="22"/>
+          <w:szCs w:val="22"/>
+        </w:rPr>
+        <w:t>_</w:t>
+      </w:r>
+      <w:proofErr w:type="gramStart"/>
+      <w:r>
+        <w:rPr>
+          <w:sz w:val="22"/>
+          <w:szCs w:val="22"/>
+        </w:rPr>
+        <w:t>BECARIOS }</w:t>
+      </w:r>
+      <w:proofErr w:type="gramEnd"/>
+      <w:r>
+        <w:rPr>
+          <w:sz w:val="22"/>
+          <w:szCs w:val="22"/>
+        </w:rPr>
+        <w:t>}</w:t>
+      </w:r>
+      <w:r>
+        <w:rPr>
+          <w:sz w:val="22"/>
+          <w:szCs w:val="22"/>
+        </w:rPr>
+        <w:t xml:space="preserve"> becarios señalados en el presente Informe, </w:t>
+      </w:r>
+      <w:r>
+        <w:rPr>
+          <w:sz w:val="22"/>
+          <w:szCs w:val="22"/>
+        </w:rPr>
+        <w:t xml:space="preserve">correspondiendo que la Subdirección de Seguimiento y Supervisión de la Dirección de Gestión de Becas actualice la fecha de fin de estudios en los sistemas del PRONABEC. </w:t>
+      </w:r>
+    </w:p>
+    <w:p>
+      <w:pPr>
+        <w:pStyle w:val="Default"/>
+        <w:jc w:val="both"/>
+        <w:rPr>
+          <w:sz w:val="16"/>
+          <w:szCs w:val="16"/>
         </w:rPr>
       </w:pPr>
     </w:p>
@@ -3842,9 +5449,20 @@
       <w:r>
         <w:rPr>
           <w:rFonts w:ascii="Arial" w:hAnsi="Arial"/>
-          <w:sz w:val="22"/>
-        </w:rPr>
-        <w:t xml:space="preserve">De conformidad a lo informado por la Subdirección de Coordinación y Cooperación Regional Lima mediante {{ NOMBRE_INFORME_SUCCOR }} se concluye que los {{ CANTIDAD_BECARIOS }} becarios detallados en el presente Informe cumplen con los supuestos establecidos en el literal a) del artículo 30 del Reglamento de la Ley N° 29837 y las Disposiciones para el becario del PRONABEC, por lo tanto, resulta viable la ampliación excepcional de la duración del periodo de estudios por el semestre 2026-II. </w:t>
+        </w:rPr>
+        <w:t>De conformidad a lo informado por la Subdirección de Coordinación y Cooperación Regional Lima mediante {{ NOMBRE_INFORME_SUCCOR }} se concluye que los {{ CANTIDAD_BECARIOS }} becarios detallados en el presente Informe cumplen con los supuestos establecidos en el literal a) del artículo 30 del Reglamento de la Ley N° 29837 y las Disposiciones para el becario del PRONABEC</w:t>
+      </w:r>
+      <w:r>
+        <w:rPr>
+          <w:rFonts w:ascii="Arial" w:hAnsi="Arial"/>
+        </w:rPr>
+        <w:t xml:space="preserve"> versión 02</w:t>
+      </w:r>
+      <w:r>
+        <w:rPr>
+          <w:rFonts w:ascii="Arial" w:hAnsi="Arial"/>
+        </w:rPr>
+        <w:t xml:space="preserve">, por lo tanto, resulta viable la ampliación excepcional de la duración del periodo de estudios por el semestre 2026-II. </w:t>
       </w:r>
     </w:p>
     <w:p>
@@ -3857,8 +5475,8 @@
         <w:jc w:val="both"/>
         <w:rPr>
           <w:rFonts w:ascii="Arial" w:eastAsia="Arial" w:hAnsi="Arial" w:cs="Arial"/>
-          <w:sz w:val="20"/>
-          <w:szCs w:val="20"/>
+          <w:sz w:val="16"/>
+          <w:szCs w:val="16"/>
           <w:lang w:val="es-ES"/>
         </w:rPr>
       </w:pPr>
@@ -3903,6 +5521,8 @@
         <w:rPr>
           <w:rFonts w:ascii="Arial" w:eastAsia="Arial" w:hAnsi="Arial" w:cs="Arial"/>
           <w:b/>
+          <w:sz w:val="16"/>
+          <w:szCs w:val="16"/>
           <w:u w:val="single"/>
           <w:lang w:val="es-ES"/>
         </w:rPr>
@@ -3949,6 +5569,8 @@
         <w:jc w:val="both"/>
         <w:rPr>
           <w:rFonts w:ascii="Arial" w:eastAsia="Arial" w:hAnsi="Arial" w:cs="Arial"/>
+          <w:sz w:val="16"/>
+          <w:szCs w:val="16"/>
           <w:lang w:val="es-ES"/>
         </w:rPr>
       </w:pPr>
@@ -3986,6 +5608,8 @@
         <w:ind w:left="567"/>
         <w:rPr>
           <w:rFonts w:ascii="Arial" w:eastAsia="Arial" w:hAnsi="Arial" w:cs="Arial"/>
+          <w:sz w:val="16"/>
+          <w:szCs w:val="16"/>
           <w:lang w:val="es-ES"/>
         </w:rPr>
       </w:pPr>
@@ -4017,6 +5641,8 @@
         <w:spacing w:after="0" w:line="240" w:lineRule="auto"/>
         <w:rPr>
           <w:rFonts w:ascii="Arial" w:eastAsia="Arial" w:hAnsi="Arial" w:cs="Arial"/>
+          <w:sz w:val="16"/>
+          <w:szCs w:val="16"/>
           <w:lang w:val="es-ES"/>
         </w:rPr>
       </w:pPr>
@@ -4115,21 +5741,23 @@
         </w:rPr>
         <w:t xml:space="preserve">Con la conformidad del </w:t>
       </w:r>
+      <w:proofErr w:type="gramStart"/>
       <w:r>
         <w:rPr>
           <w:rFonts w:ascii="Arial" w:eastAsia="Times New Roman" w:hAnsi="Arial" w:cs="Arial"/>
           <w:bCs/>
           <w:lang w:val="es-ES" w:eastAsia="es-ES"/>
         </w:rPr>
-        <w:t>Responsable del Equipo de</w:t>
-      </w:r>
+        <w:t>Responsable</w:t>
+      </w:r>
+      <w:proofErr w:type="gramEnd"/>
       <w:r>
         <w:rPr>
           <w:rFonts w:ascii="Arial" w:eastAsia="Times New Roman" w:hAnsi="Arial" w:cs="Arial"/>
           <w:bCs/>
           <w:lang w:val="es-ES" w:eastAsia="es-ES"/>
         </w:rPr>
-        <w:t xml:space="preserve"> Seguimiento Académico</w:t>
+        <w:t xml:space="preserve"> del Equipo de</w:t>
       </w:r>
       <w:r>
         <w:rPr>
@@ -4137,7 +5765,7 @@
           <w:bCs/>
           <w:lang w:val="es-ES" w:eastAsia="es-ES"/>
         </w:rPr>
-        <w:t xml:space="preserve"> que suscribe se remite el presente informe a la</w:t>
+        <w:t xml:space="preserve"> Seguimiento Académico</w:t>
       </w:r>
       <w:r>
         <w:rPr>
@@ -4145,7 +5773,7 @@
           <w:bCs/>
           <w:lang w:val="es-ES" w:eastAsia="es-ES"/>
         </w:rPr>
-        <w:t xml:space="preserve"> Subdirección de Seguimiento y Supervisión de la </w:t>
+        <w:t xml:space="preserve"> que suscribe se remite el presente informe a la</w:t>
       </w:r>
       <w:r>
         <w:rPr>
@@ -4153,7 +5781,7 @@
           <w:bCs/>
           <w:lang w:val="es-ES" w:eastAsia="es-ES"/>
         </w:rPr>
-        <w:t>Dirección de Gestión de Becas para su conocimiento y fines correspondientes</w:t>
+        <w:t xml:space="preserve"> Subdirección de Seguimiento y Supervisión de la </w:t>
       </w:r>
       <w:r>
         <w:rPr>
@@ -4161,6 +5789,14 @@
           <w:bCs/>
           <w:lang w:val="es-ES" w:eastAsia="es-ES"/>
         </w:rPr>
+        <w:t>Dirección de Gestión de Becas para su conocimiento y fines correspondientes</w:t>
+      </w:r>
+      <w:r>
+        <w:rPr>
+          <w:rFonts w:ascii="Arial" w:eastAsia="Times New Roman" w:hAnsi="Arial" w:cs="Arial"/>
+          <w:bCs/>
+          <w:lang w:val="es-ES" w:eastAsia="es-ES"/>
+        </w:rPr>
         <w:t>.</w:t>
       </w:r>
     </w:p>
@@ -4208,63 +5844,56 @@
           <w:rFonts w:ascii="Arial" w:hAnsi="Arial" w:cs="Arial"/>
         </w:rPr>
       </w:pPr>
-    </w:p>
-    <w:p>
-      <w:pPr>
-        <w:spacing w:after="0" w:line="240" w:lineRule="auto"/>
-        <w:jc w:val="both"/>
+      <w:r>
         <w:rPr>
           <w:rFonts w:ascii="Arial" w:hAnsi="Arial" w:cs="Arial"/>
         </w:rPr>
-      </w:pPr>
+        <w:t>Con la conformidad de</w:t>
+      </w:r>
       <w:r>
         <w:rPr>
           <w:rFonts w:ascii="Arial" w:hAnsi="Arial" w:cs="Arial"/>
         </w:rPr>
-        <w:t>Con la conformidad de</w:t>
+        <w:t xml:space="preserve"> </w:t>
       </w:r>
       <w:r>
         <w:rPr>
           <w:rFonts w:ascii="Arial" w:hAnsi="Arial" w:cs="Arial"/>
         </w:rPr>
+        <w:t>l</w:t>
+      </w:r>
+      <w:r>
+        <w:rPr>
+          <w:rFonts w:ascii="Arial" w:hAnsi="Arial" w:cs="Arial"/>
+        </w:rPr>
+        <w:t>a</w:t>
+      </w:r>
+      <w:r>
+        <w:rPr>
+          <w:rFonts w:ascii="Arial" w:hAnsi="Arial" w:cs="Arial"/>
+        </w:rPr>
         <w:t xml:space="preserve"> </w:t>
       </w:r>
+      <w:proofErr w:type="gramStart"/>
       <w:r>
         <w:rPr>
           <w:rFonts w:ascii="Arial" w:hAnsi="Arial" w:cs="Arial"/>
         </w:rPr>
-        <w:t>l</w:t>
+        <w:t>F</w:t>
       </w:r>
       <w:r>
         <w:rPr>
           <w:rFonts w:ascii="Arial" w:hAnsi="Arial" w:cs="Arial"/>
         </w:rPr>
+        <w:t>uncionari</w:t>
+      </w:r>
+      <w:r>
+        <w:rPr>
+          <w:rFonts w:ascii="Arial" w:hAnsi="Arial" w:cs="Arial"/>
+        </w:rPr>
         <w:t>a</w:t>
       </w:r>
-      <w:r>
-        <w:rPr>
-          <w:rFonts w:ascii="Arial" w:hAnsi="Arial" w:cs="Arial"/>
-        </w:rPr>
-        <w:t xml:space="preserve"> </w:t>
-      </w:r>
-      <w:r>
-        <w:rPr>
-          <w:rFonts w:ascii="Arial" w:hAnsi="Arial" w:cs="Arial"/>
-        </w:rPr>
-        <w:t>F</w:t>
-      </w:r>
-      <w:r>
-        <w:rPr>
-          <w:rFonts w:ascii="Arial" w:hAnsi="Arial" w:cs="Arial"/>
-        </w:rPr>
-        <w:t>uncionari</w:t>
-      </w:r>
-      <w:r>
-        <w:rPr>
-          <w:rFonts w:ascii="Arial" w:hAnsi="Arial" w:cs="Arial"/>
-        </w:rPr>
-        <w:t>a</w:t>
-      </w:r>
+      <w:proofErr w:type="gramEnd"/>
       <w:r>
         <w:rPr>
           <w:rFonts w:ascii="Arial" w:hAnsi="Arial" w:cs="Arial"/>
@@ -4294,6 +5923,118 @@
           <w:lang w:val="es-ES"/>
         </w:rPr>
       </w:pPr>
+    </w:p>
+    <w:p>
+      <w:pPr>
+        <w:pStyle w:val="Default"/>
+        <w:jc w:val="both"/>
+        <w:rPr>
+          <w:rFonts w:eastAsia="Arial"/>
+          <w:bCs/>
+          <w:lang w:val="es-ES"/>
+        </w:rPr>
+      </w:pPr>
+    </w:p>
+    <w:p>
+      <w:pPr>
+        <w:pStyle w:val="Default"/>
+        <w:jc w:val="both"/>
+        <w:rPr>
+          <w:rFonts w:eastAsia="Arial"/>
+          <w:bCs/>
+          <w:lang w:val="es-ES"/>
+        </w:rPr>
+      </w:pPr>
+    </w:p>
+    <w:p>
+      <w:pPr>
+        <w:pStyle w:val="Default"/>
+        <w:jc w:val="both"/>
+        <w:rPr>
+          <w:rFonts w:eastAsia="Arial"/>
+          <w:bCs/>
+          <w:lang w:val="es-ES"/>
+        </w:rPr>
+      </w:pPr>
+    </w:p>
+    <w:p>
+      <w:pPr>
+        <w:pStyle w:val="Default"/>
+        <w:jc w:val="both"/>
+        <w:rPr>
+          <w:rFonts w:eastAsia="Arial"/>
+          <w:bCs/>
+          <w:lang w:val="es-ES"/>
+        </w:rPr>
+      </w:pPr>
+    </w:p>
+    <w:p>
+      <w:pPr>
+        <w:pStyle w:val="Default"/>
+        <w:jc w:val="both"/>
+        <w:rPr>
+          <w:rFonts w:eastAsia="Arial"/>
+          <w:bCs/>
+          <w:lang w:val="es-ES"/>
+        </w:rPr>
+      </w:pPr>
+    </w:p>
+    <w:p>
+      <w:pPr>
+        <w:pStyle w:val="Default"/>
+        <w:jc w:val="both"/>
+        <w:rPr>
+          <w:rFonts w:eastAsia="Arial"/>
+          <w:bCs/>
+          <w:sz w:val="20"/>
+          <w:szCs w:val="20"/>
+          <w:lang w:val="es-ES"/>
+        </w:rPr>
+      </w:pPr>
+      <w:r>
+        <w:rPr>
+          <w:rFonts w:eastAsia="Arial"/>
+          <w:bCs/>
+          <w:sz w:val="20"/>
+          <w:szCs w:val="20"/>
+          <w:lang w:val="es-ES"/>
+        </w:rPr>
+        <w:t>ASV/</w:t>
+      </w:r>
+      <w:proofErr w:type="spellStart"/>
+      <w:r>
+        <w:rPr>
+          <w:rFonts w:eastAsia="Arial"/>
+          <w:bCs/>
+          <w:sz w:val="20"/>
+          <w:szCs w:val="20"/>
+          <w:lang w:val="es-ES"/>
+        </w:rPr>
+        <w:t>jobs</w:t>
+      </w:r>
+      <w:proofErr w:type="spellEnd"/>
+      <w:r>
+        <w:rPr>
+          <w:rFonts w:eastAsia="Arial"/>
+          <w:bCs/>
+          <w:sz w:val="20"/>
+          <w:szCs w:val="20"/>
+          <w:lang w:val="es-ES"/>
+        </w:rPr>
+        <w:t>/</w:t>
+      </w:r>
+      <w:proofErr w:type="spellStart"/>
+      <w:r>
+        <w:rPr>
+          <w:rFonts w:eastAsia="Arial"/>
+          <w:bCs/>
+          <w:sz w:val="20"/>
+          <w:szCs w:val="20"/>
+          <w:lang w:val="es-ES"/>
+        </w:rPr>
+        <w:t>jgds</w:t>
+      </w:r>
+      <w:proofErr w:type="spellEnd"/>
     </w:p>
     <w:sectPr>
       <w:headerReference w:type="default" r:id="rId8"/>
@@ -4308,7 +6049,7 @@
 </file>
 
 <file path=word/endnotes.xml><?xml version="1.0" encoding="utf-8"?>
-<w:endnotes xmlns:wpc="http://schemas.microsoft.com/office/word/2010/wordprocessingCanvas" xmlns:cx="http://schemas.microsoft.com/office/drawing/2014/chartex" xmlns:mc="http://schemas.openxmlformats.org/markup-compatibility/2006" xmlns:o="urn:schemas-microsoft-com:office:office" xmlns:r="http://schemas.openxmlformats.org/officeDocument/2006/relationships" xmlns:m="http://schemas.openxmlformats.org/officeDocument/2006/math" xmlns:v="urn:schemas-microsoft-com:vml" xmlns:wp14="http://schemas.microsoft.com/office/word/2010/wordprocessingDrawing" xmlns:wp="http://schemas.openxmlformats.org/drawingml/2006/wordprocessingDrawing" xmlns:w10="urn:schemas-microsoft-com:office:word" xmlns:w="http://schemas.openxmlformats.org/wordprocessingml/2006/main" xmlns:w14="http://schemas.microsoft.com/office/word/2010/wordml" xmlns:w15="http://schemas.microsoft.com/office/word/2012/wordml" xmlns:w16se="http://schemas.microsoft.com/office/word/2015/wordml/symex" xmlns:wpg="http://schemas.microsoft.com/office/word/2010/wordprocessingGroup" xmlns:wpi="http://schemas.microsoft.com/office/word/2010/wordprocessingInk" xmlns:wne="http://schemas.microsoft.com/office/word/2006/wordml" xmlns:wps="http://schemas.microsoft.com/office/word/2010/wordprocessingShape" mc:Ignorable="w14 w15 w16se wp14">
+<w:endnotes xmlns:wpc="http://schemas.microsoft.com/office/word/2010/wordprocessingCanvas" xmlns:cx="http://schemas.microsoft.com/office/drawing/2014/chartex" xmlns:cx1="http://schemas.microsoft.com/office/drawing/2015/9/8/chartex" xmlns:cx2="http://schemas.microsoft.com/office/drawing/2015/10/21/chartex" xmlns:cx3="http://schemas.microsoft.com/office/drawing/2016/5/9/chartex" xmlns:cx4="http://schemas.microsoft.com/office/drawing/2016/5/10/chartex" xmlns:cx5="http://schemas.microsoft.com/office/drawing/2016/5/11/chartex" xmlns:cx6="http://schemas.microsoft.com/office/drawing/2016/5/12/chartex" xmlns:cx7="http://schemas.microsoft.com/office/drawing/2016/5/13/chartex" xmlns:cx8="http://schemas.microsoft.com/office/drawing/2016/5/14/chartex" xmlns:mc="http://schemas.openxmlformats.org/markup-compatibility/2006" xmlns:aink="http://schemas.microsoft.com/office/drawing/2016/ink" xmlns:am3d="http://schemas.microsoft.com/office/drawing/2017/model3d" xmlns:o="urn:schemas-microsoft-com:office:office" xmlns:oel="http://schemas.microsoft.com/office/2019/extlst" xmlns:r="http://schemas.openxmlformats.org/officeDocument/2006/relationships" xmlns:m="http://schemas.openxmlformats.org/officeDocument/2006/math" xmlns:v="urn:schemas-microsoft-com:vml" xmlns:wp14="http://schemas.microsoft.com/office/word/2010/wordprocessingDrawing" xmlns:wp="http://schemas.openxmlformats.org/drawingml/2006/wordprocessingDrawing" xmlns:w10="urn:schemas-microsoft-com:office:word" xmlns:w="http://schemas.openxmlformats.org/wordprocessingml/2006/main" xmlns:w14="http://schemas.microsoft.com/office/word/2010/wordml" xmlns:w15="http://schemas.microsoft.com/office/word/2012/wordml" xmlns:w16cex="http://schemas.microsoft.com/office/word/2018/wordml/cex" xmlns:w16cid="http://schemas.microsoft.com/office/word/2016/wordml/cid" xmlns:w16="http://schemas.microsoft.com/office/word/2018/wordml" xmlns:w16du="http://schemas.microsoft.com/office/word/2023/wordml/word16du" xmlns:w16sdtdh="http://schemas.microsoft.com/office/word/2020/wordml/sdtdatahash" xmlns:w16sdtfl="http://schemas.microsoft.com/office/word/2024/wordml/sdtformatlock" xmlns:w16se="http://schemas.microsoft.com/office/word/2015/wordml/symex" xmlns:wpg="http://schemas.microsoft.com/office/word/2010/wordprocessingGroup" xmlns:wpi="http://schemas.microsoft.com/office/word/2010/wordprocessingInk" xmlns:wne="http://schemas.microsoft.com/office/word/2006/wordml" xmlns:wps="http://schemas.microsoft.com/office/word/2010/wordprocessingShape" mc:Ignorable="w14 w15 w16se w16cid w16 w16cex w16sdtdh w16sdtfl w16du wp14">
   <w:endnote w:type="separator" w:id="-1">
     <w:p>
       <w:pPr>
@@ -4333,7 +6074,7 @@
 </file>
 
 <file path=word/footer1.xml><?xml version="1.0" encoding="utf-8"?>
-<w:ftr xmlns:wpc="http://schemas.microsoft.com/office/word/2010/wordprocessingCanvas" xmlns:cx="http://schemas.microsoft.com/office/drawing/2014/chartex" xmlns:mc="http://schemas.openxmlformats.org/markup-compatibility/2006" xmlns:o="urn:schemas-microsoft-com:office:office" xmlns:r="http://schemas.openxmlformats.org/officeDocument/2006/relationships" xmlns:m="http://schemas.openxmlformats.org/officeDocument/2006/math" xmlns:v="urn:schemas-microsoft-com:vml" xmlns:wp14="http://schemas.microsoft.com/office/word/2010/wordprocessingDrawing" xmlns:wp="http://schemas.openxmlformats.org/drawingml/2006/wordprocessingDrawing" xmlns:w10="urn:schemas-microsoft-com:office:word" xmlns:w="http://schemas.openxmlformats.org/wordprocessingml/2006/main" xmlns:w14="http://schemas.microsoft.com/office/word/2010/wordml" xmlns:w15="http://schemas.microsoft.com/office/word/2012/wordml" xmlns:w16se="http://schemas.microsoft.com/office/word/2015/wordml/symex" xmlns:wpg="http://schemas.microsoft.com/office/word/2010/wordprocessingGroup" xmlns:wpi="http://schemas.microsoft.com/office/word/2010/wordprocessingInk" xmlns:wne="http://schemas.microsoft.com/office/word/2006/wordml" xmlns:wps="http://schemas.microsoft.com/office/word/2010/wordprocessingShape" mc:Ignorable="w14 w15 w16se wp14">
+<w:ftr xmlns:wpc="http://schemas.microsoft.com/office/word/2010/wordprocessingCanvas" xmlns:cx="http://schemas.microsoft.com/office/drawing/2014/chartex" xmlns:cx1="http://schemas.microsoft.com/office/drawing/2015/9/8/chartex" xmlns:cx2="http://schemas.microsoft.com/office/drawing/2015/10/21/chartex" xmlns:cx3="http://schemas.microsoft.com/office/drawing/2016/5/9/chartex" xmlns:cx4="http://schemas.microsoft.com/office/drawing/2016/5/10/chartex" xmlns:cx5="http://schemas.microsoft.com/office/drawing/2016/5/11/chartex" xmlns:cx6="http://schemas.microsoft.com/office/drawing/2016/5/12/chartex" xmlns:cx7="http://schemas.microsoft.com/office/drawing/2016/5/13/chartex" xmlns:cx8="http://schemas.microsoft.com/office/drawing/2016/5/14/chartex" xmlns:mc="http://schemas.openxmlformats.org/markup-compatibility/2006" xmlns:aink="http://schemas.microsoft.com/office/drawing/2016/ink" xmlns:am3d="http://schemas.microsoft.com/office/drawing/2017/model3d" xmlns:o="urn:schemas-microsoft-com:office:office" xmlns:oel="http://schemas.microsoft.com/office/2019/extlst" xmlns:r="http://schemas.openxmlformats.org/officeDocument/2006/relationships" xmlns:m="http://schemas.openxmlformats.org/officeDocument/2006/math" xmlns:v="urn:schemas-microsoft-com:vml" xmlns:wp14="http://schemas.microsoft.com/office/word/2010/wordprocessingDrawing" xmlns:wp="http://schemas.openxmlformats.org/drawingml/2006/wordprocessingDrawing" xmlns:w10="urn:schemas-microsoft-com:office:word" xmlns:w="http://schemas.openxmlformats.org/wordprocessingml/2006/main" xmlns:w14="http://schemas.microsoft.com/office/word/2010/wordml" xmlns:w15="http://schemas.microsoft.com/office/word/2012/wordml" xmlns:w16cex="http://schemas.microsoft.com/office/word/2018/wordml/cex" xmlns:w16cid="http://schemas.microsoft.com/office/word/2016/wordml/cid" xmlns:w16="http://schemas.microsoft.com/office/word/2018/wordml" xmlns:w16du="http://schemas.microsoft.com/office/word/2023/wordml/word16du" xmlns:w16sdtdh="http://schemas.microsoft.com/office/word/2020/wordml/sdtdatahash" xmlns:w16sdtfl="http://schemas.microsoft.com/office/word/2024/wordml/sdtformatlock" xmlns:w16se="http://schemas.microsoft.com/office/word/2015/wordml/symex" xmlns:wpg="http://schemas.microsoft.com/office/word/2010/wordprocessingGroup" xmlns:wpi="http://schemas.microsoft.com/office/word/2010/wordprocessingInk" xmlns:wne="http://schemas.microsoft.com/office/word/2006/wordml" xmlns:wps="http://schemas.microsoft.com/office/word/2010/wordprocessingShape" mc:Ignorable="w14 w15 w16se w16cid w16 w16cex w16sdtdh w16sdtfl w16du wp14">
   <w:p>
     <w:pPr>
       <w:spacing w:after="0" w:line="240" w:lineRule="auto"/>
@@ -4349,10 +6090,71 @@
         <w:noProof/>
         <w:lang w:eastAsia="es-PE"/>
       </w:rPr>
+      <w:drawing>
+        <wp:anchor distT="0" distB="0" distL="114300" distR="114300" simplePos="0" relativeHeight="251663360" behindDoc="0" locked="0" layoutInCell="1" allowOverlap="1" wp14:anchorId="1C7D7A11" wp14:editId="14C09B52">
+          <wp:simplePos x="0" y="0"/>
+          <wp:positionH relativeFrom="column">
+            <wp:posOffset>4029075</wp:posOffset>
+          </wp:positionH>
+          <wp:positionV relativeFrom="paragraph">
+            <wp:posOffset>154940</wp:posOffset>
+          </wp:positionV>
+          <wp:extent cx="1704975" cy="476885"/>
+          <wp:effectExtent l="0" t="0" r="9525" b="0"/>
+          <wp:wrapSquare wrapText="bothSides"/>
+          <wp:docPr id="1" name="Imagen 1"/>
+          <wp:cNvGraphicFramePr>
+            <a:graphicFrameLocks xmlns:a="http://schemas.openxmlformats.org/drawingml/2006/main" noChangeAspect="1"/>
+          </wp:cNvGraphicFramePr>
+          <a:graphic xmlns:a="http://schemas.openxmlformats.org/drawingml/2006/main">
+            <a:graphicData uri="http://schemas.openxmlformats.org/drawingml/2006/picture">
+              <pic:pic xmlns:pic="http://schemas.openxmlformats.org/drawingml/2006/picture">
+                <pic:nvPicPr>
+                  <pic:cNvPr id="1" name="peru-responde-logo.png"/>
+                  <pic:cNvPicPr/>
+                </pic:nvPicPr>
+                <pic:blipFill>
+                  <a:blip r:embed="rId1">
+                    <a:extLst>
+                      <a:ext uri="{28A0092B-C50C-407E-A947-70E740481C1C}">
+                        <a14:useLocalDpi xmlns:a14="http://schemas.microsoft.com/office/drawing/2010/main" val="0"/>
+                      </a:ext>
+                    </a:extLst>
+                  </a:blip>
+                  <a:stretch>
+                    <a:fillRect/>
+                  </a:stretch>
+                </pic:blipFill>
+                <pic:spPr>
+                  <a:xfrm>
+                    <a:off x="0" y="0"/>
+                    <a:ext cx="1704975" cy="476885"/>
+                  </a:xfrm>
+                  <a:prstGeom prst="rect">
+                    <a:avLst/>
+                  </a:prstGeom>
+                </pic:spPr>
+              </pic:pic>
+            </a:graphicData>
+          </a:graphic>
+          <wp14:sizeRelH relativeFrom="page">
+            <wp14:pctWidth>0</wp14:pctWidth>
+          </wp14:sizeRelH>
+          <wp14:sizeRelV relativeFrom="page">
+            <wp14:pctHeight>0</wp14:pctHeight>
+          </wp14:sizeRelV>
+        </wp:anchor>
+      </w:drawing>
+    </w:r>
+    <w:r>
+      <w:rPr>
+        <w:noProof/>
+        <w:lang w:eastAsia="es-PE"/>
+      </w:rPr>
       <mc:AlternateContent>
         <mc:Choice Requires="wps">
           <w:drawing>
-            <wp:anchor distT="45720" distB="45720" distL="114300" distR="114300" simplePos="0" relativeHeight="251660288" behindDoc="0" locked="0" layoutInCell="1" allowOverlap="1" wp14:anchorId="066252C6" wp14:editId="5076C5AD">
+            <wp:anchor distT="45720" distB="45720" distL="114300" distR="114300" simplePos="0" relativeHeight="251660288" behindDoc="0" locked="0" layoutInCell="1" allowOverlap="1" wp14:anchorId="5EC4C0D0" wp14:editId="3D25D67C">
               <wp:simplePos x="0" y="0"/>
               <wp:positionH relativeFrom="column">
                 <wp:posOffset>797560</wp:posOffset>
@@ -4580,7 +6382,7 @@
         </mc:Choice>
         <mc:Fallback>
           <w:pict>
-            <v:shapetype w14:anchorId="066252C6" id="_x0000_t202" coordsize="21600,21600" o:spt="202" path="m,l,21600r21600,l21600,xe">
+            <v:shapetype w14:anchorId="5EC4C0D0" id="_x0000_t202" coordsize="21600,21600" o:spt="202" path="m,l,21600r21600,l21600,xe">
               <v:stroke joinstyle="miter"/>
               <v:path gradientshapeok="t" o:connecttype="rect"/>
             </v:shapetype>
@@ -4608,6 +6410,7 @@
                       </w:rPr>
                       <w:t xml:space="preserve">Av. </w:t>
                     </w:r>
+                    <w:proofErr w:type="spellStart"/>
                     <w:r>
                       <w:rPr>
                         <w:rFonts w:cs="Calibri"/>
@@ -4616,7 +6419,40 @@
                         <w:szCs w:val="17"/>
                         <w:lang w:val="pt-BR"/>
                       </w:rPr>
-                      <w:t>Paseo de la Republica</w:t>
+                      <w:t>Paseo</w:t>
+                    </w:r>
+                    <w:proofErr w:type="spellEnd"/>
+                    <w:r>
+                      <w:rPr>
+                        <w:rFonts w:cs="Calibri"/>
+                        <w:color w:val="404040"/>
+                        <w:sz w:val="17"/>
+                        <w:szCs w:val="17"/>
+                        <w:lang w:val="pt-BR"/>
+                      </w:rPr>
+                      <w:t xml:space="preserve"> de </w:t>
+                    </w:r>
+                    <w:proofErr w:type="spellStart"/>
+                    <w:r>
+                      <w:rPr>
+                        <w:rFonts w:cs="Calibri"/>
+                        <w:color w:val="404040"/>
+                        <w:sz w:val="17"/>
+                        <w:szCs w:val="17"/>
+                        <w:lang w:val="pt-BR"/>
+                      </w:rPr>
+                      <w:t>la</w:t>
+                    </w:r>
+                    <w:proofErr w:type="spellEnd"/>
+                    <w:r>
+                      <w:rPr>
+                        <w:rFonts w:cs="Calibri"/>
+                        <w:color w:val="404040"/>
+                        <w:sz w:val="17"/>
+                        <w:szCs w:val="17"/>
+                        <w:lang w:val="pt-BR"/>
+                      </w:rPr>
+                      <w:t xml:space="preserve"> Republica</w:t>
                     </w:r>
                     <w:r>
                       <w:rPr>
@@ -4688,8 +6524,20 @@
                         <w:szCs w:val="17"/>
                         <w:lang w:val="pt-BR"/>
                       </w:rPr>
-                      <w:t>, Lima, Perú</w:t>
+                      <w:t xml:space="preserve">, Lima, </w:t>
                     </w:r>
+                    <w:proofErr w:type="spellStart"/>
+                    <w:r>
+                      <w:rPr>
+                        <w:rFonts w:cs="Calibri"/>
+                        <w:color w:val="404040"/>
+                        <w:sz w:val="17"/>
+                        <w:szCs w:val="17"/>
+                        <w:lang w:val="pt-BR"/>
+                      </w:rPr>
+                      <w:t>Perú</w:t>
+                    </w:r>
+                    <w:proofErr w:type="spellEnd"/>
                   </w:p>
                   <w:p>
                     <w:pPr>
@@ -4725,7 +6573,7 @@
         <w:lang w:eastAsia="es-PE"/>
       </w:rPr>
       <w:drawing>
-        <wp:anchor distT="0" distB="0" distL="114300" distR="114300" simplePos="0" relativeHeight="251661312" behindDoc="1" locked="0" layoutInCell="1" allowOverlap="1" wp14:anchorId="0A96B51F" wp14:editId="52AF20DB">
+        <wp:anchor distT="0" distB="0" distL="114300" distR="114300" simplePos="0" relativeHeight="251661312" behindDoc="1" locked="0" layoutInCell="1" allowOverlap="1" wp14:anchorId="6FA2349A" wp14:editId="3CC8E4D1">
           <wp:simplePos x="0" y="0"/>
           <wp:positionH relativeFrom="column">
             <wp:posOffset>-566420</wp:posOffset>
@@ -4750,7 +6598,7 @@
                   </pic:cNvPicPr>
                 </pic:nvPicPr>
                 <pic:blipFill>
-                  <a:blip r:embed="rId1">
+                  <a:blip r:embed="rId2">
                     <a:extLst>
                       <a:ext uri="{28A0092B-C50C-407E-A947-70E740481C1C}">
                         <a14:useLocalDpi xmlns:a14="http://schemas.microsoft.com/office/drawing/2010/main" val="0"/>
@@ -4831,7 +6679,7 @@
 </file>
 
 <file path=word/footnotes.xml><?xml version="1.0" encoding="utf-8"?>
-<w:footnotes xmlns:wpc="http://schemas.microsoft.com/office/word/2010/wordprocessingCanvas" xmlns:cx="http://schemas.microsoft.com/office/drawing/2014/chartex" xmlns:mc="http://schemas.openxmlformats.org/markup-compatibility/2006" xmlns:o="urn:schemas-microsoft-com:office:office" xmlns:r="http://schemas.openxmlformats.org/officeDocument/2006/relationships" xmlns:m="http://schemas.openxmlformats.org/officeDocument/2006/math" xmlns:v="urn:schemas-microsoft-com:vml" xmlns:wp14="http://schemas.microsoft.com/office/word/2010/wordprocessingDrawing" xmlns:wp="http://schemas.openxmlformats.org/drawingml/2006/wordprocessingDrawing" xmlns:w10="urn:schemas-microsoft-com:office:word" xmlns:w="http://schemas.openxmlformats.org/wordprocessingml/2006/main" xmlns:w14="http://schemas.microsoft.com/office/word/2010/wordml" xmlns:w15="http://schemas.microsoft.com/office/word/2012/wordml" xmlns:w16se="http://schemas.microsoft.com/office/word/2015/wordml/symex" xmlns:wpg="http://schemas.microsoft.com/office/word/2010/wordprocessingGroup" xmlns:wpi="http://schemas.microsoft.com/office/word/2010/wordprocessingInk" xmlns:wne="http://schemas.microsoft.com/office/word/2006/wordml" xmlns:wps="http://schemas.microsoft.com/office/word/2010/wordprocessingShape" mc:Ignorable="w14 w15 w16se wp14">
+<w:footnotes xmlns:wpc="http://schemas.microsoft.com/office/word/2010/wordprocessingCanvas" xmlns:cx="http://schemas.microsoft.com/office/drawing/2014/chartex" xmlns:cx1="http://schemas.microsoft.com/office/drawing/2015/9/8/chartex" xmlns:cx2="http://schemas.microsoft.com/office/drawing/2015/10/21/chartex" xmlns:cx3="http://schemas.microsoft.com/office/drawing/2016/5/9/chartex" xmlns:cx4="http://schemas.microsoft.com/office/drawing/2016/5/10/chartex" xmlns:cx5="http://schemas.microsoft.com/office/drawing/2016/5/11/chartex" xmlns:cx6="http://schemas.microsoft.com/office/drawing/2016/5/12/chartex" xmlns:cx7="http://schemas.microsoft.com/office/drawing/2016/5/13/chartex" xmlns:cx8="http://schemas.microsoft.com/office/drawing/2016/5/14/chartex" xmlns:mc="http://schemas.openxmlformats.org/markup-compatibility/2006" xmlns:aink="http://schemas.microsoft.com/office/drawing/2016/ink" xmlns:am3d="http://schemas.microsoft.com/office/drawing/2017/model3d" xmlns:o="urn:schemas-microsoft-com:office:office" xmlns:oel="http://schemas.microsoft.com/office/2019/extlst" xmlns:r="http://schemas.openxmlformats.org/officeDocument/2006/relationships" xmlns:m="http://schemas.openxmlformats.org/officeDocument/2006/math" xmlns:v="urn:schemas-microsoft-com:vml" xmlns:wp14="http://schemas.microsoft.com/office/word/2010/wordprocessingDrawing" xmlns:wp="http://schemas.openxmlformats.org/drawingml/2006/wordprocessingDrawing" xmlns:w10="urn:schemas-microsoft-com:office:word" xmlns:w="http://schemas.openxmlformats.org/wordprocessingml/2006/main" xmlns:w14="http://schemas.microsoft.com/office/word/2010/wordml" xmlns:w15="http://schemas.microsoft.com/office/word/2012/wordml" xmlns:w16cex="http://schemas.microsoft.com/office/word/2018/wordml/cex" xmlns:w16cid="http://schemas.microsoft.com/office/word/2016/wordml/cid" xmlns:w16="http://schemas.microsoft.com/office/word/2018/wordml" xmlns:w16du="http://schemas.microsoft.com/office/word/2023/wordml/word16du" xmlns:w16sdtdh="http://schemas.microsoft.com/office/word/2020/wordml/sdtdatahash" xmlns:w16sdtfl="http://schemas.microsoft.com/office/word/2024/wordml/sdtformatlock" xmlns:w16se="http://schemas.microsoft.com/office/word/2015/wordml/symex" xmlns:wpg="http://schemas.microsoft.com/office/word/2010/wordprocessingGroup" xmlns:wpi="http://schemas.microsoft.com/office/word/2010/wordprocessingInk" xmlns:wne="http://schemas.microsoft.com/office/word/2006/wordml" xmlns:wps="http://schemas.microsoft.com/office/word/2010/wordprocessingShape" mc:Ignorable="w14 w15 w16se w16cid w16 w16cex w16sdtdh w16sdtfl w16du wp14">
   <w:footnote w:type="separator" w:id="-1">
     <w:p>
       <w:pPr>
@@ -4887,7 +6735,7 @@
 </file>
 
 <file path=word/header1.xml><?xml version="1.0" encoding="utf-8"?>
-<w:hdr xmlns:wpc="http://schemas.microsoft.com/office/word/2010/wordprocessingCanvas" xmlns:cx="http://schemas.microsoft.com/office/drawing/2014/chartex" xmlns:mc="http://schemas.openxmlformats.org/markup-compatibility/2006" xmlns:o="urn:schemas-microsoft-com:office:office" xmlns:r="http://schemas.openxmlformats.org/officeDocument/2006/relationships" xmlns:m="http://schemas.openxmlformats.org/officeDocument/2006/math" xmlns:v="urn:schemas-microsoft-com:vml" xmlns:wp14="http://schemas.microsoft.com/office/word/2010/wordprocessingDrawing" xmlns:wp="http://schemas.openxmlformats.org/drawingml/2006/wordprocessingDrawing" xmlns:w10="urn:schemas-microsoft-com:office:word" xmlns:w="http://schemas.openxmlformats.org/wordprocessingml/2006/main" xmlns:w14="http://schemas.microsoft.com/office/word/2010/wordml" xmlns:w15="http://schemas.microsoft.com/office/word/2012/wordml" xmlns:w16se="http://schemas.microsoft.com/office/word/2015/wordml/symex" xmlns:wpg="http://schemas.microsoft.com/office/word/2010/wordprocessingGroup" xmlns:wpi="http://schemas.microsoft.com/office/word/2010/wordprocessingInk" xmlns:wne="http://schemas.microsoft.com/office/word/2006/wordml" xmlns:wps="http://schemas.microsoft.com/office/word/2010/wordprocessingShape" mc:Ignorable="w14 w15 w16se wp14">
+<w:hdr xmlns:wpc="http://schemas.microsoft.com/office/word/2010/wordprocessingCanvas" xmlns:cx="http://schemas.microsoft.com/office/drawing/2014/chartex" xmlns:cx1="http://schemas.microsoft.com/office/drawing/2015/9/8/chartex" xmlns:cx2="http://schemas.microsoft.com/office/drawing/2015/10/21/chartex" xmlns:cx3="http://schemas.microsoft.com/office/drawing/2016/5/9/chartex" xmlns:cx4="http://schemas.microsoft.com/office/drawing/2016/5/10/chartex" xmlns:cx5="http://schemas.microsoft.com/office/drawing/2016/5/11/chartex" xmlns:cx6="http://schemas.microsoft.com/office/drawing/2016/5/12/chartex" xmlns:cx7="http://schemas.microsoft.com/office/drawing/2016/5/13/chartex" xmlns:cx8="http://schemas.microsoft.com/office/drawing/2016/5/14/chartex" xmlns:mc="http://schemas.openxmlformats.org/markup-compatibility/2006" xmlns:aink="http://schemas.microsoft.com/office/drawing/2016/ink" xmlns:am3d="http://schemas.microsoft.com/office/drawing/2017/model3d" xmlns:o="urn:schemas-microsoft-com:office:office" xmlns:oel="http://schemas.microsoft.com/office/2019/extlst" xmlns:r="http://schemas.openxmlformats.org/officeDocument/2006/relationships" xmlns:m="http://schemas.openxmlformats.org/officeDocument/2006/math" xmlns:v="urn:schemas-microsoft-com:vml" xmlns:wp14="http://schemas.microsoft.com/office/word/2010/wordprocessingDrawing" xmlns:wp="http://schemas.openxmlformats.org/drawingml/2006/wordprocessingDrawing" xmlns:w10="urn:schemas-microsoft-com:office:word" xmlns:w="http://schemas.openxmlformats.org/wordprocessingml/2006/main" xmlns:w14="http://schemas.microsoft.com/office/word/2010/wordml" xmlns:w15="http://schemas.microsoft.com/office/word/2012/wordml" xmlns:w16cex="http://schemas.microsoft.com/office/word/2018/wordml/cex" xmlns:w16cid="http://schemas.microsoft.com/office/word/2016/wordml/cid" xmlns:w16="http://schemas.microsoft.com/office/word/2018/wordml" xmlns:w16du="http://schemas.microsoft.com/office/word/2023/wordml/word16du" xmlns:w16sdtdh="http://schemas.microsoft.com/office/word/2020/wordml/sdtdatahash" xmlns:w16sdtfl="http://schemas.microsoft.com/office/word/2024/wordml/sdtformatlock" xmlns:w16se="http://schemas.microsoft.com/office/word/2015/wordml/symex" xmlns:wpg="http://schemas.microsoft.com/office/word/2010/wordprocessingGroup" xmlns:wpi="http://schemas.microsoft.com/office/word/2010/wordprocessingInk" xmlns:wne="http://schemas.microsoft.com/office/word/2006/wordml" xmlns:wps="http://schemas.microsoft.com/office/word/2010/wordprocessingShape" mc:Ignorable="w14 w15 w16se w16cid w16 w16cex w16sdtdh w16sdtfl w16du wp14">
   <w:p>
     <w:pPr>
       <w:pStyle w:val="Encabezado"/>
@@ -4907,10 +6755,10 @@
         <wp:anchor distT="0" distB="0" distL="114300" distR="114300" simplePos="0" relativeHeight="251659264" behindDoc="1" locked="0" layoutInCell="1" allowOverlap="1" wp14:anchorId="65795235" wp14:editId="7A53A726">
           <wp:simplePos x="0" y="0"/>
           <wp:positionH relativeFrom="margin">
-            <wp:align>center</wp:align>
+            <wp:posOffset>-537845</wp:posOffset>
           </wp:positionH>
           <wp:positionV relativeFrom="paragraph">
-            <wp:posOffset>-383540</wp:posOffset>
+            <wp:posOffset>-354965</wp:posOffset>
           </wp:positionV>
           <wp:extent cx="5028204" cy="457835"/>
           <wp:effectExtent l="0" t="0" r="1270" b="0"/>
@@ -5030,7 +6878,7 @@
 </file>
 
 <file path=word/numbering.xml><?xml version="1.0" encoding="utf-8"?>
-<w:numbering xmlns:wpc="http://schemas.microsoft.com/office/word/2010/wordprocessingCanvas" xmlns:cx="http://schemas.microsoft.com/office/drawing/2014/chartex" xmlns:mc="http://schemas.openxmlformats.org/markup-compatibility/2006" xmlns:o="urn:schemas-microsoft-com:office:office" xmlns:r="http://schemas.openxmlformats.org/officeDocument/2006/relationships" xmlns:m="http://schemas.openxmlformats.org/officeDocument/2006/math" xmlns:v="urn:schemas-microsoft-com:vml" xmlns:wp14="http://schemas.microsoft.com/office/word/2010/wordprocessingDrawing" xmlns:wp="http://schemas.openxmlformats.org/drawingml/2006/wordprocessingDrawing" xmlns:w10="urn:schemas-microsoft-com:office:word" xmlns:w="http://schemas.openxmlformats.org/wordprocessingml/2006/main" xmlns:w14="http://schemas.microsoft.com/office/word/2010/wordml" xmlns:w15="http://schemas.microsoft.com/office/word/2012/wordml" xmlns:w16se="http://schemas.microsoft.com/office/word/2015/wordml/symex" xmlns:wpg="http://schemas.microsoft.com/office/word/2010/wordprocessingGroup" xmlns:wpi="http://schemas.microsoft.com/office/word/2010/wordprocessingInk" xmlns:wne="http://schemas.microsoft.com/office/word/2006/wordml" xmlns:wps="http://schemas.microsoft.com/office/word/2010/wordprocessingShape" mc:Ignorable="w14 w15 w16se wp14">
+<w:numbering xmlns:wpc="http://schemas.microsoft.com/office/word/2010/wordprocessingCanvas" xmlns:cx="http://schemas.microsoft.com/office/drawing/2014/chartex" xmlns:cx1="http://schemas.microsoft.com/office/drawing/2015/9/8/chartex" xmlns:cx2="http://schemas.microsoft.com/office/drawing/2015/10/21/chartex" xmlns:cx3="http://schemas.microsoft.com/office/drawing/2016/5/9/chartex" xmlns:cx4="http://schemas.microsoft.com/office/drawing/2016/5/10/chartex" xmlns:cx5="http://schemas.microsoft.com/office/drawing/2016/5/11/chartex" xmlns:cx6="http://schemas.microsoft.com/office/drawing/2016/5/12/chartex" xmlns:cx7="http://schemas.microsoft.com/office/drawing/2016/5/13/chartex" xmlns:cx8="http://schemas.microsoft.com/office/drawing/2016/5/14/chartex" xmlns:mc="http://schemas.openxmlformats.org/markup-compatibility/2006" xmlns:aink="http://schemas.microsoft.com/office/drawing/2016/ink" xmlns:am3d="http://schemas.microsoft.com/office/drawing/2017/model3d" xmlns:o="urn:schemas-microsoft-com:office:office" xmlns:oel="http://schemas.microsoft.com/office/2019/extlst" xmlns:r="http://schemas.openxmlformats.org/officeDocument/2006/relationships" xmlns:m="http://schemas.openxmlformats.org/officeDocument/2006/math" xmlns:v="urn:schemas-microsoft-com:vml" xmlns:wp14="http://schemas.microsoft.com/office/word/2010/wordprocessingDrawing" xmlns:wp="http://schemas.openxmlformats.org/drawingml/2006/wordprocessingDrawing" xmlns:w10="urn:schemas-microsoft-com:office:word" xmlns:w="http://schemas.openxmlformats.org/wordprocessingml/2006/main" xmlns:w14="http://schemas.microsoft.com/office/word/2010/wordml" xmlns:w15="http://schemas.microsoft.com/office/word/2012/wordml" xmlns:w16cex="http://schemas.microsoft.com/office/word/2018/wordml/cex" xmlns:w16cid="http://schemas.microsoft.com/office/word/2016/wordml/cid" xmlns:w16="http://schemas.microsoft.com/office/word/2018/wordml" xmlns:w16du="http://schemas.microsoft.com/office/word/2023/wordml/word16du" xmlns:w16sdtdh="http://schemas.microsoft.com/office/word/2020/wordml/sdtdatahash" xmlns:w16sdtfl="http://schemas.microsoft.com/office/word/2024/wordml/sdtformatlock" xmlns:w16se="http://schemas.microsoft.com/office/word/2015/wordml/symex" xmlns:wpg="http://schemas.microsoft.com/office/word/2010/wordprocessingGroup" xmlns:wpi="http://schemas.microsoft.com/office/word/2010/wordprocessingInk" xmlns:wne="http://schemas.microsoft.com/office/word/2006/wordml" xmlns:wps="http://schemas.microsoft.com/office/word/2010/wordprocessingShape" mc:Ignorable="w14 w15 w16se w16cid w16 w16cex w16sdtdh w16sdtfl w16du wp14">
   <w:abstractNum w:abstractNumId="0" w15:restartNumberingAfterBreak="0">
     <w:nsid w:val="00112996"/>
     <w:multiLevelType w:val="hybridMultilevel"/>
@@ -6343,626 +8191,7 @@
     </w:lvl>
   </w:abstractNum>
   <w:abstractNum w:abstractNumId="12" w15:restartNumberingAfterBreak="0">
-    <w:nsid w:val="28D665F1"/>
-    <w:multiLevelType w:val="hybridMultilevel"/>
-    <w:tmpl w:val="4E3CE676"/>
-    <w:lvl w:ilvl="0" w:tplc="280A0017">
-      <w:start w:val="1"/>
-      <w:numFmt w:val="lowerLetter"/>
-      <w:lvlText w:val="%1)"/>
-      <w:lvlJc w:val="left"/>
-      <w:pPr>
-        <w:ind w:left="720" w:hanging="360"/>
-      </w:pPr>
-      <w:rPr>
-        <w:rFonts w:hint="default"/>
-      </w:rPr>
-    </w:lvl>
-    <w:lvl w:ilvl="1" w:tplc="280A0019" w:tentative="1">
-      <w:start w:val="1"/>
-      <w:numFmt w:val="lowerLetter"/>
-      <w:lvlText w:val="%2."/>
-      <w:lvlJc w:val="left"/>
-      <w:pPr>
-        <w:ind w:left="1440" w:hanging="360"/>
-      </w:pPr>
-    </w:lvl>
-    <w:lvl w:ilvl="2" w:tplc="280A001B" w:tentative="1">
-      <w:start w:val="1"/>
-      <w:numFmt w:val="lowerRoman"/>
-      <w:lvlText w:val="%3."/>
-      <w:lvlJc w:val="right"/>
-      <w:pPr>
-        <w:ind w:left="2160" w:hanging="180"/>
-      </w:pPr>
-    </w:lvl>
-    <w:lvl w:ilvl="3" w:tplc="280A000F" w:tentative="1">
-      <w:start w:val="1"/>
-      <w:numFmt w:val="decimal"/>
-      <w:lvlText w:val="%4."/>
-      <w:lvlJc w:val="left"/>
-      <w:pPr>
-        <w:ind w:left="2880" w:hanging="360"/>
-      </w:pPr>
-    </w:lvl>
-    <w:lvl w:ilvl="4" w:tplc="280A0019" w:tentative="1">
-      <w:start w:val="1"/>
-      <w:numFmt w:val="lowerLetter"/>
-      <w:lvlText w:val="%5."/>
-      <w:lvlJc w:val="left"/>
-      <w:pPr>
-        <w:ind w:left="3600" w:hanging="360"/>
-      </w:pPr>
-    </w:lvl>
-    <w:lvl w:ilvl="5" w:tplc="280A001B" w:tentative="1">
-      <w:start w:val="1"/>
-      <w:numFmt w:val="lowerRoman"/>
-      <w:lvlText w:val="%6."/>
-      <w:lvlJc w:val="right"/>
-      <w:pPr>
-        <w:ind w:left="4320" w:hanging="180"/>
-      </w:pPr>
-    </w:lvl>
-    <w:lvl w:ilvl="6" w:tplc="280A000F" w:tentative="1">
-      <w:start w:val="1"/>
-      <w:numFmt w:val="decimal"/>
-      <w:lvlText w:val="%7."/>
-      <w:lvlJc w:val="left"/>
-      <w:pPr>
-        <w:ind w:left="5040" w:hanging="360"/>
-      </w:pPr>
-    </w:lvl>
-    <w:lvl w:ilvl="7" w:tplc="280A0019" w:tentative="1">
-      <w:start w:val="1"/>
-      <w:numFmt w:val="lowerLetter"/>
-      <w:lvlText w:val="%8."/>
-      <w:lvlJc w:val="left"/>
-      <w:pPr>
-        <w:ind w:left="5760" w:hanging="360"/>
-      </w:pPr>
-    </w:lvl>
-    <w:lvl w:ilvl="8" w:tplc="280A001B" w:tentative="1">
-      <w:start w:val="1"/>
-      <w:numFmt w:val="lowerRoman"/>
-      <w:lvlText w:val="%9."/>
-      <w:lvlJc w:val="right"/>
-      <w:pPr>
-        <w:ind w:left="6480" w:hanging="180"/>
-      </w:pPr>
-    </w:lvl>
-  </w:abstractNum>
-  <w:abstractNum w:abstractNumId="13" w15:restartNumberingAfterBreak="0">
-    <w:nsid w:val="292B1BDC"/>
-    <w:multiLevelType w:val="multilevel"/>
-    <w:tmpl w:val="BF0A5D3C"/>
-    <w:lvl w:ilvl="0">
-      <w:start w:val="1"/>
-      <w:numFmt w:val="decimal"/>
-      <w:lvlText w:val="%1"/>
-      <w:lvlJc w:val="left"/>
-      <w:pPr>
-        <w:ind w:left="1466" w:hanging="566"/>
-      </w:pPr>
-      <w:rPr>
-        <w:rFonts w:hint="default"/>
-        <w:lang w:val="es-ES" w:eastAsia="en-US" w:bidi="ar-SA"/>
-      </w:rPr>
-    </w:lvl>
-    <w:lvl w:ilvl="1">
-      <w:start w:val="1"/>
-      <w:numFmt w:val="decimal"/>
-      <w:lvlText w:val="%1.%2"/>
-      <w:lvlJc w:val="left"/>
-      <w:pPr>
-        <w:ind w:left="1466" w:hanging="566"/>
-      </w:pPr>
-      <w:rPr>
-        <w:rFonts w:ascii="Arial" w:eastAsia="Arial" w:hAnsi="Arial" w:cs="Arial" w:hint="default"/>
-        <w:b w:val="0"/>
-        <w:bCs/>
-        <w:spacing w:val="-2"/>
-        <w:w w:val="99"/>
-        <w:sz w:val="22"/>
-        <w:szCs w:val="22"/>
-        <w:lang w:val="es-ES" w:eastAsia="en-US" w:bidi="ar-SA"/>
-      </w:rPr>
-    </w:lvl>
-    <w:lvl w:ilvl="2">
-      <w:numFmt w:val="bullet"/>
-      <w:lvlText w:val="•"/>
-      <w:lvlJc w:val="left"/>
-      <w:pPr>
-        <w:ind w:left="3229" w:hanging="566"/>
-      </w:pPr>
-      <w:rPr>
-        <w:rFonts w:hint="default"/>
-        <w:lang w:val="es-ES" w:eastAsia="en-US" w:bidi="ar-SA"/>
-      </w:rPr>
-    </w:lvl>
-    <w:lvl w:ilvl="3">
-      <w:numFmt w:val="bullet"/>
-      <w:lvlText w:val="•"/>
-      <w:lvlJc w:val="left"/>
-      <w:pPr>
-        <w:ind w:left="4113" w:hanging="566"/>
-      </w:pPr>
-      <w:rPr>
-        <w:rFonts w:hint="default"/>
-        <w:lang w:val="es-ES" w:eastAsia="en-US" w:bidi="ar-SA"/>
-      </w:rPr>
-    </w:lvl>
-    <w:lvl w:ilvl="4">
-      <w:numFmt w:val="bullet"/>
-      <w:lvlText w:val="•"/>
-      <w:lvlJc w:val="left"/>
-      <w:pPr>
-        <w:ind w:left="4998" w:hanging="566"/>
-      </w:pPr>
-      <w:rPr>
-        <w:rFonts w:hint="default"/>
-        <w:lang w:val="es-ES" w:eastAsia="en-US" w:bidi="ar-SA"/>
-      </w:rPr>
-    </w:lvl>
-    <w:lvl w:ilvl="5">
-      <w:numFmt w:val="bullet"/>
-      <w:lvlText w:val="•"/>
-      <w:lvlJc w:val="left"/>
-      <w:pPr>
-        <w:ind w:left="5882" w:hanging="566"/>
-      </w:pPr>
-      <w:rPr>
-        <w:rFonts w:hint="default"/>
-        <w:lang w:val="es-ES" w:eastAsia="en-US" w:bidi="ar-SA"/>
-      </w:rPr>
-    </w:lvl>
-    <w:lvl w:ilvl="6">
-      <w:numFmt w:val="bullet"/>
-      <w:lvlText w:val="•"/>
-      <w:lvlJc w:val="left"/>
-      <w:pPr>
-        <w:ind w:left="6767" w:hanging="566"/>
-      </w:pPr>
-      <w:rPr>
-        <w:rFonts w:hint="default"/>
-        <w:lang w:val="es-ES" w:eastAsia="en-US" w:bidi="ar-SA"/>
-      </w:rPr>
-    </w:lvl>
-    <w:lvl w:ilvl="7">
-      <w:numFmt w:val="bullet"/>
-      <w:lvlText w:val="•"/>
-      <w:lvlJc w:val="left"/>
-      <w:pPr>
-        <w:ind w:left="7651" w:hanging="566"/>
-      </w:pPr>
-      <w:rPr>
-        <w:rFonts w:hint="default"/>
-        <w:lang w:val="es-ES" w:eastAsia="en-US" w:bidi="ar-SA"/>
-      </w:rPr>
-    </w:lvl>
-    <w:lvl w:ilvl="8">
-      <w:numFmt w:val="bullet"/>
-      <w:lvlText w:val="•"/>
-      <w:lvlJc w:val="left"/>
-      <w:pPr>
-        <w:ind w:left="8536" w:hanging="566"/>
-      </w:pPr>
-      <w:rPr>
-        <w:rFonts w:hint="default"/>
-        <w:lang w:val="es-ES" w:eastAsia="en-US" w:bidi="ar-SA"/>
-      </w:rPr>
-    </w:lvl>
-  </w:abstractNum>
-  <w:abstractNum w:abstractNumId="14" w15:restartNumberingAfterBreak="0">
-    <w:nsid w:val="2E9A07C7"/>
-    <w:multiLevelType w:val="hybridMultilevel"/>
-    <w:tmpl w:val="9440F6F2"/>
-    <w:lvl w:ilvl="0" w:tplc="FDF40830">
-      <w:start w:val="3"/>
-      <w:numFmt w:val="bullet"/>
-      <w:lvlText w:val="-"/>
-      <w:lvlJc w:val="left"/>
-      <w:pPr>
-        <w:ind w:left="927" w:hanging="360"/>
-      </w:pPr>
-      <w:rPr>
-        <w:rFonts w:ascii="Arial" w:eastAsia="Times New Roman" w:hAnsi="Arial" w:cs="Arial" w:hint="default"/>
-      </w:rPr>
-    </w:lvl>
-    <w:lvl w:ilvl="1" w:tplc="280A0003" w:tentative="1">
-      <w:start w:val="1"/>
-      <w:numFmt w:val="bullet"/>
-      <w:lvlText w:val="o"/>
-      <w:lvlJc w:val="left"/>
-      <w:pPr>
-        <w:ind w:left="1647" w:hanging="360"/>
-      </w:pPr>
-      <w:rPr>
-        <w:rFonts w:ascii="Courier New" w:hAnsi="Courier New" w:cs="Courier New" w:hint="default"/>
-      </w:rPr>
-    </w:lvl>
-    <w:lvl w:ilvl="2" w:tplc="280A0005" w:tentative="1">
-      <w:start w:val="1"/>
-      <w:numFmt w:val="bullet"/>
-      <w:lvlText w:val=""/>
-      <w:lvlJc w:val="left"/>
-      <w:pPr>
-        <w:ind w:left="2367" w:hanging="360"/>
-      </w:pPr>
-      <w:rPr>
-        <w:rFonts w:ascii="Wingdings" w:hAnsi="Wingdings" w:hint="default"/>
-      </w:rPr>
-    </w:lvl>
-    <w:lvl w:ilvl="3" w:tplc="280A0001" w:tentative="1">
-      <w:start w:val="1"/>
-      <w:numFmt w:val="bullet"/>
-      <w:lvlText w:val=""/>
-      <w:lvlJc w:val="left"/>
-      <w:pPr>
-        <w:ind w:left="3087" w:hanging="360"/>
-      </w:pPr>
-      <w:rPr>
-        <w:rFonts w:ascii="Symbol" w:hAnsi="Symbol" w:hint="default"/>
-      </w:rPr>
-    </w:lvl>
-    <w:lvl w:ilvl="4" w:tplc="280A0003" w:tentative="1">
-      <w:start w:val="1"/>
-      <w:numFmt w:val="bullet"/>
-      <w:lvlText w:val="o"/>
-      <w:lvlJc w:val="left"/>
-      <w:pPr>
-        <w:ind w:left="3807" w:hanging="360"/>
-      </w:pPr>
-      <w:rPr>
-        <w:rFonts w:ascii="Courier New" w:hAnsi="Courier New" w:cs="Courier New" w:hint="default"/>
-      </w:rPr>
-    </w:lvl>
-    <w:lvl w:ilvl="5" w:tplc="280A0005" w:tentative="1">
-      <w:start w:val="1"/>
-      <w:numFmt w:val="bullet"/>
-      <w:lvlText w:val=""/>
-      <w:lvlJc w:val="left"/>
-      <w:pPr>
-        <w:ind w:left="4527" w:hanging="360"/>
-      </w:pPr>
-      <w:rPr>
-        <w:rFonts w:ascii="Wingdings" w:hAnsi="Wingdings" w:hint="default"/>
-      </w:rPr>
-    </w:lvl>
-    <w:lvl w:ilvl="6" w:tplc="280A0001" w:tentative="1">
-      <w:start w:val="1"/>
-      <w:numFmt w:val="bullet"/>
-      <w:lvlText w:val=""/>
-      <w:lvlJc w:val="left"/>
-      <w:pPr>
-        <w:ind w:left="5247" w:hanging="360"/>
-      </w:pPr>
-      <w:rPr>
-        <w:rFonts w:ascii="Symbol" w:hAnsi="Symbol" w:hint="default"/>
-      </w:rPr>
-    </w:lvl>
-    <w:lvl w:ilvl="7" w:tplc="280A0003" w:tentative="1">
-      <w:start w:val="1"/>
-      <w:numFmt w:val="bullet"/>
-      <w:lvlText w:val="o"/>
-      <w:lvlJc w:val="left"/>
-      <w:pPr>
-        <w:ind w:left="5967" w:hanging="360"/>
-      </w:pPr>
-      <w:rPr>
-        <w:rFonts w:ascii="Courier New" w:hAnsi="Courier New" w:cs="Courier New" w:hint="default"/>
-      </w:rPr>
-    </w:lvl>
-    <w:lvl w:ilvl="8" w:tplc="280A0005" w:tentative="1">
-      <w:start w:val="1"/>
-      <w:numFmt w:val="bullet"/>
-      <w:lvlText w:val=""/>
-      <w:lvlJc w:val="left"/>
-      <w:pPr>
-        <w:ind w:left="6687" w:hanging="360"/>
-      </w:pPr>
-      <w:rPr>
-        <w:rFonts w:ascii="Wingdings" w:hAnsi="Wingdings" w:hint="default"/>
-      </w:rPr>
-    </w:lvl>
-  </w:abstractNum>
-  <w:abstractNum w:abstractNumId="15" w15:restartNumberingAfterBreak="0">
-    <w:nsid w:val="34EB6304"/>
-    <w:multiLevelType w:val="hybridMultilevel"/>
-    <w:tmpl w:val="CECA9136"/>
-    <w:lvl w:ilvl="0" w:tplc="280A0017">
-      <w:start w:val="1"/>
-      <w:numFmt w:val="lowerLetter"/>
-      <w:lvlText w:val="%1)"/>
-      <w:lvlJc w:val="left"/>
-      <w:pPr>
-        <w:ind w:left="2138" w:hanging="360"/>
-      </w:pPr>
-    </w:lvl>
-    <w:lvl w:ilvl="1" w:tplc="280A0019" w:tentative="1">
-      <w:start w:val="1"/>
-      <w:numFmt w:val="lowerLetter"/>
-      <w:lvlText w:val="%2."/>
-      <w:lvlJc w:val="left"/>
-      <w:pPr>
-        <w:ind w:left="2858" w:hanging="360"/>
-      </w:pPr>
-    </w:lvl>
-    <w:lvl w:ilvl="2" w:tplc="280A001B" w:tentative="1">
-      <w:start w:val="1"/>
-      <w:numFmt w:val="lowerRoman"/>
-      <w:lvlText w:val="%3."/>
-      <w:lvlJc w:val="right"/>
-      <w:pPr>
-        <w:ind w:left="3578" w:hanging="180"/>
-      </w:pPr>
-    </w:lvl>
-    <w:lvl w:ilvl="3" w:tplc="280A000F" w:tentative="1">
-      <w:start w:val="1"/>
-      <w:numFmt w:val="decimal"/>
-      <w:lvlText w:val="%4."/>
-      <w:lvlJc w:val="left"/>
-      <w:pPr>
-        <w:ind w:left="4298" w:hanging="360"/>
-      </w:pPr>
-    </w:lvl>
-    <w:lvl w:ilvl="4" w:tplc="280A0019" w:tentative="1">
-      <w:start w:val="1"/>
-      <w:numFmt w:val="lowerLetter"/>
-      <w:lvlText w:val="%5."/>
-      <w:lvlJc w:val="left"/>
-      <w:pPr>
-        <w:ind w:left="5018" w:hanging="360"/>
-      </w:pPr>
-    </w:lvl>
-    <w:lvl w:ilvl="5" w:tplc="280A001B" w:tentative="1">
-      <w:start w:val="1"/>
-      <w:numFmt w:val="lowerRoman"/>
-      <w:lvlText w:val="%6."/>
-      <w:lvlJc w:val="right"/>
-      <w:pPr>
-        <w:ind w:left="5738" w:hanging="180"/>
-      </w:pPr>
-    </w:lvl>
-    <w:lvl w:ilvl="6" w:tplc="280A000F" w:tentative="1">
-      <w:start w:val="1"/>
-      <w:numFmt w:val="decimal"/>
-      <w:lvlText w:val="%7."/>
-      <w:lvlJc w:val="left"/>
-      <w:pPr>
-        <w:ind w:left="6458" w:hanging="360"/>
-      </w:pPr>
-    </w:lvl>
-    <w:lvl w:ilvl="7" w:tplc="280A0019" w:tentative="1">
-      <w:start w:val="1"/>
-      <w:numFmt w:val="lowerLetter"/>
-      <w:lvlText w:val="%8."/>
-      <w:lvlJc w:val="left"/>
-      <w:pPr>
-        <w:ind w:left="7178" w:hanging="360"/>
-      </w:pPr>
-    </w:lvl>
-    <w:lvl w:ilvl="8" w:tplc="280A001B" w:tentative="1">
-      <w:start w:val="1"/>
-      <w:numFmt w:val="lowerRoman"/>
-      <w:lvlText w:val="%9."/>
-      <w:lvlJc w:val="right"/>
-      <w:pPr>
-        <w:ind w:left="7898" w:hanging="180"/>
-      </w:pPr>
-    </w:lvl>
-  </w:abstractNum>
-  <w:abstractNum w:abstractNumId="16" w15:restartNumberingAfterBreak="0">
-    <w:nsid w:val="4066448E"/>
-    <w:multiLevelType w:val="multilevel"/>
-    <w:tmpl w:val="DE586F6A"/>
-    <w:lvl w:ilvl="0">
-      <w:start w:val="2"/>
-      <w:numFmt w:val="decimal"/>
-      <w:lvlText w:val="%1"/>
-      <w:lvlJc w:val="left"/>
-      <w:pPr>
-        <w:ind w:left="1466" w:hanging="566"/>
-      </w:pPr>
-      <w:rPr>
-        <w:rFonts w:hint="default"/>
-        <w:lang w:val="es-ES" w:eastAsia="en-US" w:bidi="ar-SA"/>
-      </w:rPr>
-    </w:lvl>
-    <w:lvl w:ilvl="1">
-      <w:start w:val="1"/>
-      <w:numFmt w:val="decimal"/>
-      <w:lvlText w:val="%1.%2."/>
-      <w:lvlJc w:val="left"/>
-      <w:pPr>
-        <w:ind w:left="1466" w:hanging="566"/>
-      </w:pPr>
-      <w:rPr>
-        <w:rFonts w:ascii="Arial" w:eastAsia="Arial" w:hAnsi="Arial" w:cs="Arial" w:hint="default"/>
-        <w:b/>
-        <w:bCs/>
-        <w:spacing w:val="-2"/>
-        <w:w w:val="99"/>
-        <w:sz w:val="22"/>
-        <w:szCs w:val="22"/>
-        <w:lang w:val="es-ES" w:eastAsia="en-US" w:bidi="ar-SA"/>
-      </w:rPr>
-    </w:lvl>
-    <w:lvl w:ilvl="2">
-      <w:numFmt w:val="bullet"/>
-      <w:lvlText w:val="•"/>
-      <w:lvlJc w:val="left"/>
-      <w:pPr>
-        <w:ind w:left="3229" w:hanging="566"/>
-      </w:pPr>
-      <w:rPr>
-        <w:rFonts w:hint="default"/>
-        <w:lang w:val="es-ES" w:eastAsia="en-US" w:bidi="ar-SA"/>
-      </w:rPr>
-    </w:lvl>
-    <w:lvl w:ilvl="3">
-      <w:numFmt w:val="bullet"/>
-      <w:lvlText w:val="•"/>
-      <w:lvlJc w:val="left"/>
-      <w:pPr>
-        <w:ind w:left="4113" w:hanging="566"/>
-      </w:pPr>
-      <w:rPr>
-        <w:rFonts w:hint="default"/>
-        <w:lang w:val="es-ES" w:eastAsia="en-US" w:bidi="ar-SA"/>
-      </w:rPr>
-    </w:lvl>
-    <w:lvl w:ilvl="4">
-      <w:numFmt w:val="bullet"/>
-      <w:lvlText w:val="•"/>
-      <w:lvlJc w:val="left"/>
-      <w:pPr>
-        <w:ind w:left="4998" w:hanging="566"/>
-      </w:pPr>
-      <w:rPr>
-        <w:rFonts w:hint="default"/>
-        <w:lang w:val="es-ES" w:eastAsia="en-US" w:bidi="ar-SA"/>
-      </w:rPr>
-    </w:lvl>
-    <w:lvl w:ilvl="5">
-      <w:numFmt w:val="bullet"/>
-      <w:lvlText w:val="•"/>
-      <w:lvlJc w:val="left"/>
-      <w:pPr>
-        <w:ind w:left="5882" w:hanging="566"/>
-      </w:pPr>
-      <w:rPr>
-        <w:rFonts w:hint="default"/>
-        <w:lang w:val="es-ES" w:eastAsia="en-US" w:bidi="ar-SA"/>
-      </w:rPr>
-    </w:lvl>
-    <w:lvl w:ilvl="6">
-      <w:numFmt w:val="bullet"/>
-      <w:lvlText w:val="•"/>
-      <w:lvlJc w:val="left"/>
-      <w:pPr>
-        <w:ind w:left="6767" w:hanging="566"/>
-      </w:pPr>
-      <w:rPr>
-        <w:rFonts w:hint="default"/>
-        <w:lang w:val="es-ES" w:eastAsia="en-US" w:bidi="ar-SA"/>
-      </w:rPr>
-    </w:lvl>
-    <w:lvl w:ilvl="7">
-      <w:numFmt w:val="bullet"/>
-      <w:lvlText w:val="•"/>
-      <w:lvlJc w:val="left"/>
-      <w:pPr>
-        <w:ind w:left="7651" w:hanging="566"/>
-      </w:pPr>
-      <w:rPr>
-        <w:rFonts w:hint="default"/>
-        <w:lang w:val="es-ES" w:eastAsia="en-US" w:bidi="ar-SA"/>
-      </w:rPr>
-    </w:lvl>
-    <w:lvl w:ilvl="8">
-      <w:numFmt w:val="bullet"/>
-      <w:lvlText w:val="•"/>
-      <w:lvlJc w:val="left"/>
-      <w:pPr>
-        <w:ind w:left="8536" w:hanging="566"/>
-      </w:pPr>
-      <w:rPr>
-        <w:rFonts w:hint="default"/>
-        <w:lang w:val="es-ES" w:eastAsia="en-US" w:bidi="ar-SA"/>
-      </w:rPr>
-    </w:lvl>
-  </w:abstractNum>
-  <w:abstractNum w:abstractNumId="17" w15:restartNumberingAfterBreak="0">
-    <w:nsid w:val="45906257"/>
-    <w:multiLevelType w:val="hybridMultilevel"/>
-    <w:tmpl w:val="43C09100"/>
-    <w:lvl w:ilvl="0" w:tplc="2C482FF4">
-      <w:start w:val="1"/>
-      <w:numFmt w:val="lowerLetter"/>
-      <w:lvlText w:val="%1)"/>
-      <w:lvlJc w:val="left"/>
-      <w:pPr>
-        <w:ind w:left="1287" w:hanging="360"/>
-      </w:pPr>
-      <w:rPr>
-        <w:i w:val="0"/>
-      </w:rPr>
-    </w:lvl>
-    <w:lvl w:ilvl="1" w:tplc="280A0019" w:tentative="1">
-      <w:start w:val="1"/>
-      <w:numFmt w:val="lowerLetter"/>
-      <w:lvlText w:val="%2."/>
-      <w:lvlJc w:val="left"/>
-      <w:pPr>
-        <w:ind w:left="2007" w:hanging="360"/>
-      </w:pPr>
-    </w:lvl>
-    <w:lvl w:ilvl="2" w:tplc="280A001B" w:tentative="1">
-      <w:start w:val="1"/>
-      <w:numFmt w:val="lowerRoman"/>
-      <w:lvlText w:val="%3."/>
-      <w:lvlJc w:val="right"/>
-      <w:pPr>
-        <w:ind w:left="2727" w:hanging="180"/>
-      </w:pPr>
-    </w:lvl>
-    <w:lvl w:ilvl="3" w:tplc="280A000F" w:tentative="1">
-      <w:start w:val="1"/>
-      <w:numFmt w:val="decimal"/>
-      <w:lvlText w:val="%4."/>
-      <w:lvlJc w:val="left"/>
-      <w:pPr>
-        <w:ind w:left="3447" w:hanging="360"/>
-      </w:pPr>
-    </w:lvl>
-    <w:lvl w:ilvl="4" w:tplc="280A0019" w:tentative="1">
-      <w:start w:val="1"/>
-      <w:numFmt w:val="lowerLetter"/>
-      <w:lvlText w:val="%5."/>
-      <w:lvlJc w:val="left"/>
-      <w:pPr>
-        <w:ind w:left="4167" w:hanging="360"/>
-      </w:pPr>
-    </w:lvl>
-    <w:lvl w:ilvl="5" w:tplc="280A001B" w:tentative="1">
-      <w:start w:val="1"/>
-      <w:numFmt w:val="lowerRoman"/>
-      <w:lvlText w:val="%6."/>
-      <w:lvlJc w:val="right"/>
-      <w:pPr>
-        <w:ind w:left="4887" w:hanging="180"/>
-      </w:pPr>
-    </w:lvl>
-    <w:lvl w:ilvl="6" w:tplc="280A000F" w:tentative="1">
-      <w:start w:val="1"/>
-      <w:numFmt w:val="decimal"/>
-      <w:lvlText w:val="%7."/>
-      <w:lvlJc w:val="left"/>
-      <w:pPr>
-        <w:ind w:left="5607" w:hanging="360"/>
-      </w:pPr>
-    </w:lvl>
-    <w:lvl w:ilvl="7" w:tplc="280A0019" w:tentative="1">
-      <w:start w:val="1"/>
-      <w:numFmt w:val="lowerLetter"/>
-      <w:lvlText w:val="%8."/>
-      <w:lvlJc w:val="left"/>
-      <w:pPr>
-        <w:ind w:left="6327" w:hanging="360"/>
-      </w:pPr>
-    </w:lvl>
-    <w:lvl w:ilvl="8" w:tplc="280A001B" w:tentative="1">
-      <w:start w:val="1"/>
-      <w:numFmt w:val="lowerRoman"/>
-      <w:lvlText w:val="%9."/>
-      <w:lvlJc w:val="right"/>
-      <w:pPr>
-        <w:ind w:left="7047" w:hanging="180"/>
-      </w:pPr>
-    </w:lvl>
-  </w:abstractNum>
-  <w:abstractNum w:abstractNumId="18" w15:restartNumberingAfterBreak="0">
-    <w:nsid w:val="4DD40551"/>
+    <w:nsid w:val="276500B9"/>
     <w:multiLevelType w:val="multilevel"/>
     <w:tmpl w:val="7CB4A43A"/>
     <w:lvl w:ilvl="0">
@@ -7084,7 +8313,961 @@
       </w:rPr>
     </w:lvl>
   </w:abstractNum>
+  <w:abstractNum w:abstractNumId="13" w15:restartNumberingAfterBreak="0">
+    <w:nsid w:val="28D665F1"/>
+    <w:multiLevelType w:val="hybridMultilevel"/>
+    <w:tmpl w:val="4E3CE676"/>
+    <w:lvl w:ilvl="0" w:tplc="280A0017">
+      <w:start w:val="1"/>
+      <w:numFmt w:val="lowerLetter"/>
+      <w:lvlText w:val="%1)"/>
+      <w:lvlJc w:val="left"/>
+      <w:pPr>
+        <w:ind w:left="720" w:hanging="360"/>
+      </w:pPr>
+      <w:rPr>
+        <w:rFonts w:hint="default"/>
+      </w:rPr>
+    </w:lvl>
+    <w:lvl w:ilvl="1" w:tplc="280A0019" w:tentative="1">
+      <w:start w:val="1"/>
+      <w:numFmt w:val="lowerLetter"/>
+      <w:lvlText w:val="%2."/>
+      <w:lvlJc w:val="left"/>
+      <w:pPr>
+        <w:ind w:left="1440" w:hanging="360"/>
+      </w:pPr>
+    </w:lvl>
+    <w:lvl w:ilvl="2" w:tplc="280A001B" w:tentative="1">
+      <w:start w:val="1"/>
+      <w:numFmt w:val="lowerRoman"/>
+      <w:lvlText w:val="%3."/>
+      <w:lvlJc w:val="right"/>
+      <w:pPr>
+        <w:ind w:left="2160" w:hanging="180"/>
+      </w:pPr>
+    </w:lvl>
+    <w:lvl w:ilvl="3" w:tplc="280A000F" w:tentative="1">
+      <w:start w:val="1"/>
+      <w:numFmt w:val="decimal"/>
+      <w:lvlText w:val="%4."/>
+      <w:lvlJc w:val="left"/>
+      <w:pPr>
+        <w:ind w:left="2880" w:hanging="360"/>
+      </w:pPr>
+    </w:lvl>
+    <w:lvl w:ilvl="4" w:tplc="280A0019" w:tentative="1">
+      <w:start w:val="1"/>
+      <w:numFmt w:val="lowerLetter"/>
+      <w:lvlText w:val="%5."/>
+      <w:lvlJc w:val="left"/>
+      <w:pPr>
+        <w:ind w:left="3600" w:hanging="360"/>
+      </w:pPr>
+    </w:lvl>
+    <w:lvl w:ilvl="5" w:tplc="280A001B" w:tentative="1">
+      <w:start w:val="1"/>
+      <w:numFmt w:val="lowerRoman"/>
+      <w:lvlText w:val="%6."/>
+      <w:lvlJc w:val="right"/>
+      <w:pPr>
+        <w:ind w:left="4320" w:hanging="180"/>
+      </w:pPr>
+    </w:lvl>
+    <w:lvl w:ilvl="6" w:tplc="280A000F" w:tentative="1">
+      <w:start w:val="1"/>
+      <w:numFmt w:val="decimal"/>
+      <w:lvlText w:val="%7."/>
+      <w:lvlJc w:val="left"/>
+      <w:pPr>
+        <w:ind w:left="5040" w:hanging="360"/>
+      </w:pPr>
+    </w:lvl>
+    <w:lvl w:ilvl="7" w:tplc="280A0019" w:tentative="1">
+      <w:start w:val="1"/>
+      <w:numFmt w:val="lowerLetter"/>
+      <w:lvlText w:val="%8."/>
+      <w:lvlJc w:val="left"/>
+      <w:pPr>
+        <w:ind w:left="5760" w:hanging="360"/>
+      </w:pPr>
+    </w:lvl>
+    <w:lvl w:ilvl="8" w:tplc="280A001B" w:tentative="1">
+      <w:start w:val="1"/>
+      <w:numFmt w:val="lowerRoman"/>
+      <w:lvlText w:val="%9."/>
+      <w:lvlJc w:val="right"/>
+      <w:pPr>
+        <w:ind w:left="6480" w:hanging="180"/>
+      </w:pPr>
+    </w:lvl>
+  </w:abstractNum>
+  <w:abstractNum w:abstractNumId="14" w15:restartNumberingAfterBreak="0">
+    <w:nsid w:val="292B1BDC"/>
+    <w:multiLevelType w:val="multilevel"/>
+    <w:tmpl w:val="BF0A5D3C"/>
+    <w:lvl w:ilvl="0">
+      <w:start w:val="1"/>
+      <w:numFmt w:val="decimal"/>
+      <w:lvlText w:val="%1"/>
+      <w:lvlJc w:val="left"/>
+      <w:pPr>
+        <w:ind w:left="1466" w:hanging="566"/>
+      </w:pPr>
+      <w:rPr>
+        <w:rFonts w:hint="default"/>
+        <w:lang w:val="es-ES" w:eastAsia="en-US" w:bidi="ar-SA"/>
+      </w:rPr>
+    </w:lvl>
+    <w:lvl w:ilvl="1">
+      <w:start w:val="1"/>
+      <w:numFmt w:val="decimal"/>
+      <w:lvlText w:val="%1.%2"/>
+      <w:lvlJc w:val="left"/>
+      <w:pPr>
+        <w:ind w:left="1466" w:hanging="566"/>
+      </w:pPr>
+      <w:rPr>
+        <w:rFonts w:ascii="Arial" w:eastAsia="Arial" w:hAnsi="Arial" w:cs="Arial" w:hint="default"/>
+        <w:b w:val="0"/>
+        <w:bCs/>
+        <w:spacing w:val="-2"/>
+        <w:w w:val="99"/>
+        <w:sz w:val="22"/>
+        <w:szCs w:val="22"/>
+        <w:lang w:val="es-ES" w:eastAsia="en-US" w:bidi="ar-SA"/>
+      </w:rPr>
+    </w:lvl>
+    <w:lvl w:ilvl="2">
+      <w:numFmt w:val="bullet"/>
+      <w:lvlText w:val="•"/>
+      <w:lvlJc w:val="left"/>
+      <w:pPr>
+        <w:ind w:left="3229" w:hanging="566"/>
+      </w:pPr>
+      <w:rPr>
+        <w:rFonts w:hint="default"/>
+        <w:lang w:val="es-ES" w:eastAsia="en-US" w:bidi="ar-SA"/>
+      </w:rPr>
+    </w:lvl>
+    <w:lvl w:ilvl="3">
+      <w:numFmt w:val="bullet"/>
+      <w:lvlText w:val="•"/>
+      <w:lvlJc w:val="left"/>
+      <w:pPr>
+        <w:ind w:left="4113" w:hanging="566"/>
+      </w:pPr>
+      <w:rPr>
+        <w:rFonts w:hint="default"/>
+        <w:lang w:val="es-ES" w:eastAsia="en-US" w:bidi="ar-SA"/>
+      </w:rPr>
+    </w:lvl>
+    <w:lvl w:ilvl="4">
+      <w:numFmt w:val="bullet"/>
+      <w:lvlText w:val="•"/>
+      <w:lvlJc w:val="left"/>
+      <w:pPr>
+        <w:ind w:left="4998" w:hanging="566"/>
+      </w:pPr>
+      <w:rPr>
+        <w:rFonts w:hint="default"/>
+        <w:lang w:val="es-ES" w:eastAsia="en-US" w:bidi="ar-SA"/>
+      </w:rPr>
+    </w:lvl>
+    <w:lvl w:ilvl="5">
+      <w:numFmt w:val="bullet"/>
+      <w:lvlText w:val="•"/>
+      <w:lvlJc w:val="left"/>
+      <w:pPr>
+        <w:ind w:left="5882" w:hanging="566"/>
+      </w:pPr>
+      <w:rPr>
+        <w:rFonts w:hint="default"/>
+        <w:lang w:val="es-ES" w:eastAsia="en-US" w:bidi="ar-SA"/>
+      </w:rPr>
+    </w:lvl>
+    <w:lvl w:ilvl="6">
+      <w:numFmt w:val="bullet"/>
+      <w:lvlText w:val="•"/>
+      <w:lvlJc w:val="left"/>
+      <w:pPr>
+        <w:ind w:left="6767" w:hanging="566"/>
+      </w:pPr>
+      <w:rPr>
+        <w:rFonts w:hint="default"/>
+        <w:lang w:val="es-ES" w:eastAsia="en-US" w:bidi="ar-SA"/>
+      </w:rPr>
+    </w:lvl>
+    <w:lvl w:ilvl="7">
+      <w:numFmt w:val="bullet"/>
+      <w:lvlText w:val="•"/>
+      <w:lvlJc w:val="left"/>
+      <w:pPr>
+        <w:ind w:left="7651" w:hanging="566"/>
+      </w:pPr>
+      <w:rPr>
+        <w:rFonts w:hint="default"/>
+        <w:lang w:val="es-ES" w:eastAsia="en-US" w:bidi="ar-SA"/>
+      </w:rPr>
+    </w:lvl>
+    <w:lvl w:ilvl="8">
+      <w:numFmt w:val="bullet"/>
+      <w:lvlText w:val="•"/>
+      <w:lvlJc w:val="left"/>
+      <w:pPr>
+        <w:ind w:left="8536" w:hanging="566"/>
+      </w:pPr>
+      <w:rPr>
+        <w:rFonts w:hint="default"/>
+        <w:lang w:val="es-ES" w:eastAsia="en-US" w:bidi="ar-SA"/>
+      </w:rPr>
+    </w:lvl>
+  </w:abstractNum>
+  <w:abstractNum w:abstractNumId="15" w15:restartNumberingAfterBreak="0">
+    <w:nsid w:val="2CFD2404"/>
+    <w:multiLevelType w:val="multilevel"/>
+    <w:tmpl w:val="B7D4F002"/>
+    <w:lvl w:ilvl="0">
+      <w:start w:val="4"/>
+      <w:numFmt w:val="decimal"/>
+      <w:lvlText w:val="%1."/>
+      <w:lvlJc w:val="left"/>
+      <w:pPr>
+        <w:ind w:left="360" w:hanging="360"/>
+      </w:pPr>
+      <w:rPr>
+        <w:rFonts w:hint="default"/>
+        <w:sz w:val="22"/>
+      </w:rPr>
+    </w:lvl>
+    <w:lvl w:ilvl="1">
+      <w:start w:val="1"/>
+      <w:numFmt w:val="decimal"/>
+      <w:lvlText w:val="%1.%2."/>
+      <w:lvlJc w:val="left"/>
+      <w:pPr>
+        <w:ind w:left="720" w:hanging="720"/>
+      </w:pPr>
+      <w:rPr>
+        <w:rFonts w:ascii="Arial" w:hAnsi="Arial" w:cs="Arial" w:hint="default"/>
+        <w:i w:val="0"/>
+        <w:sz w:val="22"/>
+      </w:rPr>
+    </w:lvl>
+    <w:lvl w:ilvl="2">
+      <w:start w:val="1"/>
+      <w:numFmt w:val="decimal"/>
+      <w:lvlText w:val="%1.%2.%3."/>
+      <w:lvlJc w:val="left"/>
+      <w:pPr>
+        <w:ind w:left="720" w:hanging="720"/>
+      </w:pPr>
+      <w:rPr>
+        <w:rFonts w:hint="default"/>
+        <w:sz w:val="22"/>
+      </w:rPr>
+    </w:lvl>
+    <w:lvl w:ilvl="3">
+      <w:start w:val="1"/>
+      <w:numFmt w:val="decimal"/>
+      <w:lvlText w:val="%1.%2.%3.%4."/>
+      <w:lvlJc w:val="left"/>
+      <w:pPr>
+        <w:ind w:left="1080" w:hanging="1080"/>
+      </w:pPr>
+      <w:rPr>
+        <w:rFonts w:hint="default"/>
+        <w:sz w:val="22"/>
+      </w:rPr>
+    </w:lvl>
+    <w:lvl w:ilvl="4">
+      <w:start w:val="1"/>
+      <w:numFmt w:val="decimal"/>
+      <w:lvlText w:val="%1.%2.%3.%4.%5."/>
+      <w:lvlJc w:val="left"/>
+      <w:pPr>
+        <w:ind w:left="1080" w:hanging="1080"/>
+      </w:pPr>
+      <w:rPr>
+        <w:rFonts w:hint="default"/>
+        <w:sz w:val="22"/>
+      </w:rPr>
+    </w:lvl>
+    <w:lvl w:ilvl="5">
+      <w:start w:val="1"/>
+      <w:numFmt w:val="decimal"/>
+      <w:lvlText w:val="%1.%2.%3.%4.%5.%6."/>
+      <w:lvlJc w:val="left"/>
+      <w:pPr>
+        <w:ind w:left="1440" w:hanging="1440"/>
+      </w:pPr>
+      <w:rPr>
+        <w:rFonts w:hint="default"/>
+        <w:sz w:val="22"/>
+      </w:rPr>
+    </w:lvl>
+    <w:lvl w:ilvl="6">
+      <w:start w:val="1"/>
+      <w:numFmt w:val="decimal"/>
+      <w:lvlText w:val="%1.%2.%3.%4.%5.%6.%7."/>
+      <w:lvlJc w:val="left"/>
+      <w:pPr>
+        <w:ind w:left="1440" w:hanging="1440"/>
+      </w:pPr>
+      <w:rPr>
+        <w:rFonts w:hint="default"/>
+        <w:sz w:val="22"/>
+      </w:rPr>
+    </w:lvl>
+    <w:lvl w:ilvl="7">
+      <w:start w:val="1"/>
+      <w:numFmt w:val="decimal"/>
+      <w:lvlText w:val="%1.%2.%3.%4.%5.%6.%7.%8."/>
+      <w:lvlJc w:val="left"/>
+      <w:pPr>
+        <w:ind w:left="1800" w:hanging="1800"/>
+      </w:pPr>
+      <w:rPr>
+        <w:rFonts w:hint="default"/>
+        <w:sz w:val="22"/>
+      </w:rPr>
+    </w:lvl>
+    <w:lvl w:ilvl="8">
+      <w:start w:val="1"/>
+      <w:numFmt w:val="decimal"/>
+      <w:lvlText w:val="%1.%2.%3.%4.%5.%6.%7.%8.%9."/>
+      <w:lvlJc w:val="left"/>
+      <w:pPr>
+        <w:ind w:left="2160" w:hanging="2160"/>
+      </w:pPr>
+      <w:rPr>
+        <w:rFonts w:hint="default"/>
+        <w:sz w:val="22"/>
+      </w:rPr>
+    </w:lvl>
+  </w:abstractNum>
+  <w:abstractNum w:abstractNumId="16" w15:restartNumberingAfterBreak="0">
+    <w:nsid w:val="2E9A07C7"/>
+    <w:multiLevelType w:val="hybridMultilevel"/>
+    <w:tmpl w:val="9440F6F2"/>
+    <w:lvl w:ilvl="0" w:tplc="FDF40830">
+      <w:start w:val="3"/>
+      <w:numFmt w:val="bullet"/>
+      <w:lvlText w:val="-"/>
+      <w:lvlJc w:val="left"/>
+      <w:pPr>
+        <w:ind w:left="927" w:hanging="360"/>
+      </w:pPr>
+      <w:rPr>
+        <w:rFonts w:ascii="Arial" w:eastAsia="Times New Roman" w:hAnsi="Arial" w:cs="Arial" w:hint="default"/>
+      </w:rPr>
+    </w:lvl>
+    <w:lvl w:ilvl="1" w:tplc="280A0003" w:tentative="1">
+      <w:start w:val="1"/>
+      <w:numFmt w:val="bullet"/>
+      <w:lvlText w:val="o"/>
+      <w:lvlJc w:val="left"/>
+      <w:pPr>
+        <w:ind w:left="1647" w:hanging="360"/>
+      </w:pPr>
+      <w:rPr>
+        <w:rFonts w:ascii="Courier New" w:hAnsi="Courier New" w:cs="Courier New" w:hint="default"/>
+      </w:rPr>
+    </w:lvl>
+    <w:lvl w:ilvl="2" w:tplc="280A0005" w:tentative="1">
+      <w:start w:val="1"/>
+      <w:numFmt w:val="bullet"/>
+      <w:lvlText w:val=""/>
+      <w:lvlJc w:val="left"/>
+      <w:pPr>
+        <w:ind w:left="2367" w:hanging="360"/>
+      </w:pPr>
+      <w:rPr>
+        <w:rFonts w:ascii="Wingdings" w:hAnsi="Wingdings" w:hint="default"/>
+      </w:rPr>
+    </w:lvl>
+    <w:lvl w:ilvl="3" w:tplc="280A0001" w:tentative="1">
+      <w:start w:val="1"/>
+      <w:numFmt w:val="bullet"/>
+      <w:lvlText w:val=""/>
+      <w:lvlJc w:val="left"/>
+      <w:pPr>
+        <w:ind w:left="3087" w:hanging="360"/>
+      </w:pPr>
+      <w:rPr>
+        <w:rFonts w:ascii="Symbol" w:hAnsi="Symbol" w:hint="default"/>
+      </w:rPr>
+    </w:lvl>
+    <w:lvl w:ilvl="4" w:tplc="280A0003" w:tentative="1">
+      <w:start w:val="1"/>
+      <w:numFmt w:val="bullet"/>
+      <w:lvlText w:val="o"/>
+      <w:lvlJc w:val="left"/>
+      <w:pPr>
+        <w:ind w:left="3807" w:hanging="360"/>
+      </w:pPr>
+      <w:rPr>
+        <w:rFonts w:ascii="Courier New" w:hAnsi="Courier New" w:cs="Courier New" w:hint="default"/>
+      </w:rPr>
+    </w:lvl>
+    <w:lvl w:ilvl="5" w:tplc="280A0005" w:tentative="1">
+      <w:start w:val="1"/>
+      <w:numFmt w:val="bullet"/>
+      <w:lvlText w:val=""/>
+      <w:lvlJc w:val="left"/>
+      <w:pPr>
+        <w:ind w:left="4527" w:hanging="360"/>
+      </w:pPr>
+      <w:rPr>
+        <w:rFonts w:ascii="Wingdings" w:hAnsi="Wingdings" w:hint="default"/>
+      </w:rPr>
+    </w:lvl>
+    <w:lvl w:ilvl="6" w:tplc="280A0001" w:tentative="1">
+      <w:start w:val="1"/>
+      <w:numFmt w:val="bullet"/>
+      <w:lvlText w:val=""/>
+      <w:lvlJc w:val="left"/>
+      <w:pPr>
+        <w:ind w:left="5247" w:hanging="360"/>
+      </w:pPr>
+      <w:rPr>
+        <w:rFonts w:ascii="Symbol" w:hAnsi="Symbol" w:hint="default"/>
+      </w:rPr>
+    </w:lvl>
+    <w:lvl w:ilvl="7" w:tplc="280A0003" w:tentative="1">
+      <w:start w:val="1"/>
+      <w:numFmt w:val="bullet"/>
+      <w:lvlText w:val="o"/>
+      <w:lvlJc w:val="left"/>
+      <w:pPr>
+        <w:ind w:left="5967" w:hanging="360"/>
+      </w:pPr>
+      <w:rPr>
+        <w:rFonts w:ascii="Courier New" w:hAnsi="Courier New" w:cs="Courier New" w:hint="default"/>
+      </w:rPr>
+    </w:lvl>
+    <w:lvl w:ilvl="8" w:tplc="280A0005" w:tentative="1">
+      <w:start w:val="1"/>
+      <w:numFmt w:val="bullet"/>
+      <w:lvlText w:val=""/>
+      <w:lvlJc w:val="left"/>
+      <w:pPr>
+        <w:ind w:left="6687" w:hanging="360"/>
+      </w:pPr>
+      <w:rPr>
+        <w:rFonts w:ascii="Wingdings" w:hAnsi="Wingdings" w:hint="default"/>
+      </w:rPr>
+    </w:lvl>
+  </w:abstractNum>
+  <w:abstractNum w:abstractNumId="17" w15:restartNumberingAfterBreak="0">
+    <w:nsid w:val="34EB6304"/>
+    <w:multiLevelType w:val="hybridMultilevel"/>
+    <w:tmpl w:val="CECA9136"/>
+    <w:lvl w:ilvl="0" w:tplc="280A0017">
+      <w:start w:val="1"/>
+      <w:numFmt w:val="lowerLetter"/>
+      <w:lvlText w:val="%1)"/>
+      <w:lvlJc w:val="left"/>
+      <w:pPr>
+        <w:ind w:left="2138" w:hanging="360"/>
+      </w:pPr>
+    </w:lvl>
+    <w:lvl w:ilvl="1" w:tplc="280A0019" w:tentative="1">
+      <w:start w:val="1"/>
+      <w:numFmt w:val="lowerLetter"/>
+      <w:lvlText w:val="%2."/>
+      <w:lvlJc w:val="left"/>
+      <w:pPr>
+        <w:ind w:left="2858" w:hanging="360"/>
+      </w:pPr>
+    </w:lvl>
+    <w:lvl w:ilvl="2" w:tplc="280A001B" w:tentative="1">
+      <w:start w:val="1"/>
+      <w:numFmt w:val="lowerRoman"/>
+      <w:lvlText w:val="%3."/>
+      <w:lvlJc w:val="right"/>
+      <w:pPr>
+        <w:ind w:left="3578" w:hanging="180"/>
+      </w:pPr>
+    </w:lvl>
+    <w:lvl w:ilvl="3" w:tplc="280A000F" w:tentative="1">
+      <w:start w:val="1"/>
+      <w:numFmt w:val="decimal"/>
+      <w:lvlText w:val="%4."/>
+      <w:lvlJc w:val="left"/>
+      <w:pPr>
+        <w:ind w:left="4298" w:hanging="360"/>
+      </w:pPr>
+    </w:lvl>
+    <w:lvl w:ilvl="4" w:tplc="280A0019" w:tentative="1">
+      <w:start w:val="1"/>
+      <w:numFmt w:val="lowerLetter"/>
+      <w:lvlText w:val="%5."/>
+      <w:lvlJc w:val="left"/>
+      <w:pPr>
+        <w:ind w:left="5018" w:hanging="360"/>
+      </w:pPr>
+    </w:lvl>
+    <w:lvl w:ilvl="5" w:tplc="280A001B" w:tentative="1">
+      <w:start w:val="1"/>
+      <w:numFmt w:val="lowerRoman"/>
+      <w:lvlText w:val="%6."/>
+      <w:lvlJc w:val="right"/>
+      <w:pPr>
+        <w:ind w:left="5738" w:hanging="180"/>
+      </w:pPr>
+    </w:lvl>
+    <w:lvl w:ilvl="6" w:tplc="280A000F" w:tentative="1">
+      <w:start w:val="1"/>
+      <w:numFmt w:val="decimal"/>
+      <w:lvlText w:val="%7."/>
+      <w:lvlJc w:val="left"/>
+      <w:pPr>
+        <w:ind w:left="6458" w:hanging="360"/>
+      </w:pPr>
+    </w:lvl>
+    <w:lvl w:ilvl="7" w:tplc="280A0019" w:tentative="1">
+      <w:start w:val="1"/>
+      <w:numFmt w:val="lowerLetter"/>
+      <w:lvlText w:val="%8."/>
+      <w:lvlJc w:val="left"/>
+      <w:pPr>
+        <w:ind w:left="7178" w:hanging="360"/>
+      </w:pPr>
+    </w:lvl>
+    <w:lvl w:ilvl="8" w:tplc="280A001B" w:tentative="1">
+      <w:start w:val="1"/>
+      <w:numFmt w:val="lowerRoman"/>
+      <w:lvlText w:val="%9."/>
+      <w:lvlJc w:val="right"/>
+      <w:pPr>
+        <w:ind w:left="7898" w:hanging="180"/>
+      </w:pPr>
+    </w:lvl>
+  </w:abstractNum>
+  <w:abstractNum w:abstractNumId="18" w15:restartNumberingAfterBreak="0">
+    <w:nsid w:val="3E353BAF"/>
+    <w:multiLevelType w:val="hybridMultilevel"/>
+    <w:tmpl w:val="CD3E4940"/>
+    <w:lvl w:ilvl="0" w:tplc="D0EA4014">
+      <w:start w:val="1"/>
+      <w:numFmt w:val="lowerLetter"/>
+      <w:lvlText w:val="%1)"/>
+      <w:lvlJc w:val="left"/>
+      <w:pPr>
+        <w:ind w:left="927" w:hanging="360"/>
+      </w:pPr>
+      <w:rPr>
+        <w:rFonts w:hint="default"/>
+      </w:rPr>
+    </w:lvl>
+    <w:lvl w:ilvl="1" w:tplc="280A0019" w:tentative="1">
+      <w:start w:val="1"/>
+      <w:numFmt w:val="lowerLetter"/>
+      <w:lvlText w:val="%2."/>
+      <w:lvlJc w:val="left"/>
+      <w:pPr>
+        <w:ind w:left="1647" w:hanging="360"/>
+      </w:pPr>
+    </w:lvl>
+    <w:lvl w:ilvl="2" w:tplc="280A001B" w:tentative="1">
+      <w:start w:val="1"/>
+      <w:numFmt w:val="lowerRoman"/>
+      <w:lvlText w:val="%3."/>
+      <w:lvlJc w:val="right"/>
+      <w:pPr>
+        <w:ind w:left="2367" w:hanging="180"/>
+      </w:pPr>
+    </w:lvl>
+    <w:lvl w:ilvl="3" w:tplc="280A000F" w:tentative="1">
+      <w:start w:val="1"/>
+      <w:numFmt w:val="decimal"/>
+      <w:lvlText w:val="%4."/>
+      <w:lvlJc w:val="left"/>
+      <w:pPr>
+        <w:ind w:left="3087" w:hanging="360"/>
+      </w:pPr>
+    </w:lvl>
+    <w:lvl w:ilvl="4" w:tplc="280A0019" w:tentative="1">
+      <w:start w:val="1"/>
+      <w:numFmt w:val="lowerLetter"/>
+      <w:lvlText w:val="%5."/>
+      <w:lvlJc w:val="left"/>
+      <w:pPr>
+        <w:ind w:left="3807" w:hanging="360"/>
+      </w:pPr>
+    </w:lvl>
+    <w:lvl w:ilvl="5" w:tplc="280A001B" w:tentative="1">
+      <w:start w:val="1"/>
+      <w:numFmt w:val="lowerRoman"/>
+      <w:lvlText w:val="%6."/>
+      <w:lvlJc w:val="right"/>
+      <w:pPr>
+        <w:ind w:left="4527" w:hanging="180"/>
+      </w:pPr>
+    </w:lvl>
+    <w:lvl w:ilvl="6" w:tplc="280A000F" w:tentative="1">
+      <w:start w:val="1"/>
+      <w:numFmt w:val="decimal"/>
+      <w:lvlText w:val="%7."/>
+      <w:lvlJc w:val="left"/>
+      <w:pPr>
+        <w:ind w:left="5247" w:hanging="360"/>
+      </w:pPr>
+    </w:lvl>
+    <w:lvl w:ilvl="7" w:tplc="280A0019" w:tentative="1">
+      <w:start w:val="1"/>
+      <w:numFmt w:val="lowerLetter"/>
+      <w:lvlText w:val="%8."/>
+      <w:lvlJc w:val="left"/>
+      <w:pPr>
+        <w:ind w:left="5967" w:hanging="360"/>
+      </w:pPr>
+    </w:lvl>
+    <w:lvl w:ilvl="8" w:tplc="280A001B" w:tentative="1">
+      <w:start w:val="1"/>
+      <w:numFmt w:val="lowerRoman"/>
+      <w:lvlText w:val="%9."/>
+      <w:lvlJc w:val="right"/>
+      <w:pPr>
+        <w:ind w:left="6687" w:hanging="180"/>
+      </w:pPr>
+    </w:lvl>
+  </w:abstractNum>
   <w:abstractNum w:abstractNumId="19" w15:restartNumberingAfterBreak="0">
+    <w:nsid w:val="4066448E"/>
+    <w:multiLevelType w:val="multilevel"/>
+    <w:tmpl w:val="DE586F6A"/>
+    <w:lvl w:ilvl="0">
+      <w:start w:val="2"/>
+      <w:numFmt w:val="decimal"/>
+      <w:lvlText w:val="%1"/>
+      <w:lvlJc w:val="left"/>
+      <w:pPr>
+        <w:ind w:left="1466" w:hanging="566"/>
+      </w:pPr>
+      <w:rPr>
+        <w:rFonts w:hint="default"/>
+        <w:lang w:val="es-ES" w:eastAsia="en-US" w:bidi="ar-SA"/>
+      </w:rPr>
+    </w:lvl>
+    <w:lvl w:ilvl="1">
+      <w:start w:val="1"/>
+      <w:numFmt w:val="decimal"/>
+      <w:lvlText w:val="%1.%2."/>
+      <w:lvlJc w:val="left"/>
+      <w:pPr>
+        <w:ind w:left="1466" w:hanging="566"/>
+      </w:pPr>
+      <w:rPr>
+        <w:rFonts w:ascii="Arial" w:eastAsia="Arial" w:hAnsi="Arial" w:cs="Arial" w:hint="default"/>
+        <w:b/>
+        <w:bCs/>
+        <w:spacing w:val="-2"/>
+        <w:w w:val="99"/>
+        <w:sz w:val="22"/>
+        <w:szCs w:val="22"/>
+        <w:lang w:val="es-ES" w:eastAsia="en-US" w:bidi="ar-SA"/>
+      </w:rPr>
+    </w:lvl>
+    <w:lvl w:ilvl="2">
+      <w:numFmt w:val="bullet"/>
+      <w:lvlText w:val="•"/>
+      <w:lvlJc w:val="left"/>
+      <w:pPr>
+        <w:ind w:left="3229" w:hanging="566"/>
+      </w:pPr>
+      <w:rPr>
+        <w:rFonts w:hint="default"/>
+        <w:lang w:val="es-ES" w:eastAsia="en-US" w:bidi="ar-SA"/>
+      </w:rPr>
+    </w:lvl>
+    <w:lvl w:ilvl="3">
+      <w:numFmt w:val="bullet"/>
+      <w:lvlText w:val="•"/>
+      <w:lvlJc w:val="left"/>
+      <w:pPr>
+        <w:ind w:left="4113" w:hanging="566"/>
+      </w:pPr>
+      <w:rPr>
+        <w:rFonts w:hint="default"/>
+        <w:lang w:val="es-ES" w:eastAsia="en-US" w:bidi="ar-SA"/>
+      </w:rPr>
+    </w:lvl>
+    <w:lvl w:ilvl="4">
+      <w:numFmt w:val="bullet"/>
+      <w:lvlText w:val="•"/>
+      <w:lvlJc w:val="left"/>
+      <w:pPr>
+        <w:ind w:left="4998" w:hanging="566"/>
+      </w:pPr>
+      <w:rPr>
+        <w:rFonts w:hint="default"/>
+        <w:lang w:val="es-ES" w:eastAsia="en-US" w:bidi="ar-SA"/>
+      </w:rPr>
+    </w:lvl>
+    <w:lvl w:ilvl="5">
+      <w:numFmt w:val="bullet"/>
+      <w:lvlText w:val="•"/>
+      <w:lvlJc w:val="left"/>
+      <w:pPr>
+        <w:ind w:left="5882" w:hanging="566"/>
+      </w:pPr>
+      <w:rPr>
+        <w:rFonts w:hint="default"/>
+        <w:lang w:val="es-ES" w:eastAsia="en-US" w:bidi="ar-SA"/>
+      </w:rPr>
+    </w:lvl>
+    <w:lvl w:ilvl="6">
+      <w:numFmt w:val="bullet"/>
+      <w:lvlText w:val="•"/>
+      <w:lvlJc w:val="left"/>
+      <w:pPr>
+        <w:ind w:left="6767" w:hanging="566"/>
+      </w:pPr>
+      <w:rPr>
+        <w:rFonts w:hint="default"/>
+        <w:lang w:val="es-ES" w:eastAsia="en-US" w:bidi="ar-SA"/>
+      </w:rPr>
+    </w:lvl>
+    <w:lvl w:ilvl="7">
+      <w:numFmt w:val="bullet"/>
+      <w:lvlText w:val="•"/>
+      <w:lvlJc w:val="left"/>
+      <w:pPr>
+        <w:ind w:left="7651" w:hanging="566"/>
+      </w:pPr>
+      <w:rPr>
+        <w:rFonts w:hint="default"/>
+        <w:lang w:val="es-ES" w:eastAsia="en-US" w:bidi="ar-SA"/>
+      </w:rPr>
+    </w:lvl>
+    <w:lvl w:ilvl="8">
+      <w:numFmt w:val="bullet"/>
+      <w:lvlText w:val="•"/>
+      <w:lvlJc w:val="left"/>
+      <w:pPr>
+        <w:ind w:left="8536" w:hanging="566"/>
+      </w:pPr>
+      <w:rPr>
+        <w:rFonts w:hint="default"/>
+        <w:lang w:val="es-ES" w:eastAsia="en-US" w:bidi="ar-SA"/>
+      </w:rPr>
+    </w:lvl>
+  </w:abstractNum>
+  <w:abstractNum w:abstractNumId="20" w15:restartNumberingAfterBreak="0">
+    <w:nsid w:val="45906257"/>
+    <w:multiLevelType w:val="hybridMultilevel"/>
+    <w:tmpl w:val="43C09100"/>
+    <w:lvl w:ilvl="0" w:tplc="2C482FF4">
+      <w:start w:val="1"/>
+      <w:numFmt w:val="lowerLetter"/>
+      <w:lvlText w:val="%1)"/>
+      <w:lvlJc w:val="left"/>
+      <w:pPr>
+        <w:ind w:left="1287" w:hanging="360"/>
+      </w:pPr>
+      <w:rPr>
+        <w:i w:val="0"/>
+      </w:rPr>
+    </w:lvl>
+    <w:lvl w:ilvl="1" w:tplc="280A0019" w:tentative="1">
+      <w:start w:val="1"/>
+      <w:numFmt w:val="lowerLetter"/>
+      <w:lvlText w:val="%2."/>
+      <w:lvlJc w:val="left"/>
+      <w:pPr>
+        <w:ind w:left="2007" w:hanging="360"/>
+      </w:pPr>
+    </w:lvl>
+    <w:lvl w:ilvl="2" w:tplc="280A001B" w:tentative="1">
+      <w:start w:val="1"/>
+      <w:numFmt w:val="lowerRoman"/>
+      <w:lvlText w:val="%3."/>
+      <w:lvlJc w:val="right"/>
+      <w:pPr>
+        <w:ind w:left="2727" w:hanging="180"/>
+      </w:pPr>
+    </w:lvl>
+    <w:lvl w:ilvl="3" w:tplc="280A000F" w:tentative="1">
+      <w:start w:val="1"/>
+      <w:numFmt w:val="decimal"/>
+      <w:lvlText w:val="%4."/>
+      <w:lvlJc w:val="left"/>
+      <w:pPr>
+        <w:ind w:left="3447" w:hanging="360"/>
+      </w:pPr>
+    </w:lvl>
+    <w:lvl w:ilvl="4" w:tplc="280A0019" w:tentative="1">
+      <w:start w:val="1"/>
+      <w:numFmt w:val="lowerLetter"/>
+      <w:lvlText w:val="%5."/>
+      <w:lvlJc w:val="left"/>
+      <w:pPr>
+        <w:ind w:left="4167" w:hanging="360"/>
+      </w:pPr>
+    </w:lvl>
+    <w:lvl w:ilvl="5" w:tplc="280A001B" w:tentative="1">
+      <w:start w:val="1"/>
+      <w:numFmt w:val="lowerRoman"/>
+      <w:lvlText w:val="%6."/>
+      <w:lvlJc w:val="right"/>
+      <w:pPr>
+        <w:ind w:left="4887" w:hanging="180"/>
+      </w:pPr>
+    </w:lvl>
+    <w:lvl w:ilvl="6" w:tplc="280A000F" w:tentative="1">
+      <w:start w:val="1"/>
+      <w:numFmt w:val="decimal"/>
+      <w:lvlText w:val="%7."/>
+      <w:lvlJc w:val="left"/>
+      <w:pPr>
+        <w:ind w:left="5607" w:hanging="360"/>
+      </w:pPr>
+    </w:lvl>
+    <w:lvl w:ilvl="7" w:tplc="280A0019" w:tentative="1">
+      <w:start w:val="1"/>
+      <w:numFmt w:val="lowerLetter"/>
+      <w:lvlText w:val="%8."/>
+      <w:lvlJc w:val="left"/>
+      <w:pPr>
+        <w:ind w:left="6327" w:hanging="360"/>
+      </w:pPr>
+    </w:lvl>
+    <w:lvl w:ilvl="8" w:tplc="280A001B" w:tentative="1">
+      <w:start w:val="1"/>
+      <w:numFmt w:val="lowerRoman"/>
+      <w:lvlText w:val="%9."/>
+      <w:lvlJc w:val="right"/>
+      <w:pPr>
+        <w:ind w:left="7047" w:hanging="180"/>
+      </w:pPr>
+    </w:lvl>
+  </w:abstractNum>
+  <w:abstractNum w:abstractNumId="21" w15:restartNumberingAfterBreak="0">
+    <w:nsid w:val="4DD40551"/>
+    <w:multiLevelType w:val="multilevel"/>
+    <w:tmpl w:val="7CB4A43A"/>
+    <w:lvl w:ilvl="0">
+      <w:start w:val="2"/>
+      <w:numFmt w:val="decimal"/>
+      <w:lvlText w:val="%1"/>
+      <w:lvlJc w:val="left"/>
+      <w:pPr>
+        <w:ind w:left="1466" w:hanging="566"/>
+      </w:pPr>
+      <w:rPr>
+        <w:rFonts w:hint="default"/>
+        <w:lang w:val="es-ES" w:eastAsia="en-US" w:bidi="ar-SA"/>
+      </w:rPr>
+    </w:lvl>
+    <w:lvl w:ilvl="1">
+      <w:start w:val="1"/>
+      <w:numFmt w:val="decimal"/>
+      <w:lvlText w:val="%1.%2."/>
+      <w:lvlJc w:val="left"/>
+      <w:pPr>
+        <w:ind w:left="1559" w:hanging="566"/>
+      </w:pPr>
+      <w:rPr>
+        <w:rFonts w:ascii="Arial" w:eastAsia="Arial" w:hAnsi="Arial" w:cs="Arial" w:hint="default"/>
+        <w:b w:val="0"/>
+        <w:bCs/>
+        <w:i w:val="0"/>
+        <w:iCs w:val="0"/>
+        <w:spacing w:val="-2"/>
+        <w:w w:val="99"/>
+        <w:sz w:val="22"/>
+        <w:szCs w:val="22"/>
+        <w:lang w:val="es-ES" w:eastAsia="en-US" w:bidi="ar-SA"/>
+      </w:rPr>
+    </w:lvl>
+    <w:lvl w:ilvl="2">
+      <w:numFmt w:val="bullet"/>
+      <w:lvlText w:val="•"/>
+      <w:lvlJc w:val="left"/>
+      <w:pPr>
+        <w:ind w:left="3229" w:hanging="566"/>
+      </w:pPr>
+      <w:rPr>
+        <w:rFonts w:hint="default"/>
+        <w:lang w:val="es-ES" w:eastAsia="en-US" w:bidi="ar-SA"/>
+      </w:rPr>
+    </w:lvl>
+    <w:lvl w:ilvl="3">
+      <w:numFmt w:val="bullet"/>
+      <w:lvlText w:val="•"/>
+      <w:lvlJc w:val="left"/>
+      <w:pPr>
+        <w:ind w:left="4113" w:hanging="566"/>
+      </w:pPr>
+      <w:rPr>
+        <w:rFonts w:hint="default"/>
+        <w:lang w:val="es-ES" w:eastAsia="en-US" w:bidi="ar-SA"/>
+      </w:rPr>
+    </w:lvl>
+    <w:lvl w:ilvl="4">
+      <w:numFmt w:val="bullet"/>
+      <w:lvlText w:val="•"/>
+      <w:lvlJc w:val="left"/>
+      <w:pPr>
+        <w:ind w:left="4998" w:hanging="566"/>
+      </w:pPr>
+      <w:rPr>
+        <w:rFonts w:hint="default"/>
+        <w:lang w:val="es-ES" w:eastAsia="en-US" w:bidi="ar-SA"/>
+      </w:rPr>
+    </w:lvl>
+    <w:lvl w:ilvl="5">
+      <w:numFmt w:val="bullet"/>
+      <w:lvlText w:val="•"/>
+      <w:lvlJc w:val="left"/>
+      <w:pPr>
+        <w:ind w:left="5882" w:hanging="566"/>
+      </w:pPr>
+      <w:rPr>
+        <w:rFonts w:hint="default"/>
+        <w:lang w:val="es-ES" w:eastAsia="en-US" w:bidi="ar-SA"/>
+      </w:rPr>
+    </w:lvl>
+    <w:lvl w:ilvl="6">
+      <w:numFmt w:val="bullet"/>
+      <w:lvlText w:val="•"/>
+      <w:lvlJc w:val="left"/>
+      <w:pPr>
+        <w:ind w:left="6767" w:hanging="566"/>
+      </w:pPr>
+      <w:rPr>
+        <w:rFonts w:hint="default"/>
+        <w:lang w:val="es-ES" w:eastAsia="en-US" w:bidi="ar-SA"/>
+      </w:rPr>
+    </w:lvl>
+    <w:lvl w:ilvl="7">
+      <w:numFmt w:val="bullet"/>
+      <w:lvlText w:val="•"/>
+      <w:lvlJc w:val="left"/>
+      <w:pPr>
+        <w:ind w:left="7651" w:hanging="566"/>
+      </w:pPr>
+      <w:rPr>
+        <w:rFonts w:hint="default"/>
+        <w:lang w:val="es-ES" w:eastAsia="en-US" w:bidi="ar-SA"/>
+      </w:rPr>
+    </w:lvl>
+    <w:lvl w:ilvl="8">
+      <w:numFmt w:val="bullet"/>
+      <w:lvlText w:val="•"/>
+      <w:lvlJc w:val="left"/>
+      <w:pPr>
+        <w:ind w:left="8536" w:hanging="566"/>
+      </w:pPr>
+      <w:rPr>
+        <w:rFonts w:hint="default"/>
+        <w:lang w:val="es-ES" w:eastAsia="en-US" w:bidi="ar-SA"/>
+      </w:rPr>
+    </w:lvl>
+  </w:abstractNum>
+  <w:abstractNum w:abstractNumId="22" w15:restartNumberingAfterBreak="0">
     <w:nsid w:val="4E0B3DCD"/>
     <w:multiLevelType w:val="hybridMultilevel"/>
     <w:tmpl w:val="B0D21666"/>
@@ -7173,7 +9356,7 @@
       </w:pPr>
     </w:lvl>
   </w:abstractNum>
-  <w:abstractNum w:abstractNumId="20" w15:restartNumberingAfterBreak="0">
+  <w:abstractNum w:abstractNumId="23" w15:restartNumberingAfterBreak="0">
     <w:nsid w:val="5077EDB2"/>
     <w:multiLevelType w:val="hybridMultilevel"/>
     <w:tmpl w:val="1A895284"/>
@@ -7224,7 +9407,7 @@
       <w:lvlJc w:val="left"/>
     </w:lvl>
   </w:abstractNum>
-  <w:abstractNum w:abstractNumId="21" w15:restartNumberingAfterBreak="0">
+  <w:abstractNum w:abstractNumId="24" w15:restartNumberingAfterBreak="0">
     <w:nsid w:val="50CD0CCE"/>
     <w:multiLevelType w:val="multilevel"/>
     <w:tmpl w:val="C0620BCA"/>
@@ -7337,7 +9520,7 @@
       </w:rPr>
     </w:lvl>
   </w:abstractNum>
-  <w:abstractNum w:abstractNumId="22" w15:restartNumberingAfterBreak="0">
+  <w:abstractNum w:abstractNumId="25" w15:restartNumberingAfterBreak="0">
     <w:nsid w:val="56875437"/>
     <w:multiLevelType w:val="multilevel"/>
     <w:tmpl w:val="0D70FCC2"/>
@@ -7486,7 +9669,7 @@
       </w:rPr>
     </w:lvl>
   </w:abstractNum>
-  <w:abstractNum w:abstractNumId="23" w15:restartNumberingAfterBreak="0">
+  <w:abstractNum w:abstractNumId="26" w15:restartNumberingAfterBreak="0">
     <w:nsid w:val="59043FEA"/>
     <w:multiLevelType w:val="multilevel"/>
     <w:tmpl w:val="7B92FAD2"/>
@@ -7600,7 +9783,7 @@
       </w:rPr>
     </w:lvl>
   </w:abstractNum>
-  <w:abstractNum w:abstractNumId="24" w15:restartNumberingAfterBreak="0">
+  <w:abstractNum w:abstractNumId="27" w15:restartNumberingAfterBreak="0">
     <w:nsid w:val="5A5D73AC"/>
     <w:multiLevelType w:val="hybridMultilevel"/>
     <w:tmpl w:val="21AC45B2"/>
@@ -7689,7 +9872,7 @@
       </w:pPr>
     </w:lvl>
   </w:abstractNum>
-  <w:abstractNum w:abstractNumId="25" w15:restartNumberingAfterBreak="0">
+  <w:abstractNum w:abstractNumId="28" w15:restartNumberingAfterBreak="0">
     <w:nsid w:val="5A6068D8"/>
     <w:multiLevelType w:val="multilevel"/>
     <w:tmpl w:val="C1C65BC2"/>
@@ -7805,7 +9988,7 @@
       </w:rPr>
     </w:lvl>
   </w:abstractNum>
-  <w:abstractNum w:abstractNumId="26" w15:restartNumberingAfterBreak="0">
+  <w:abstractNum w:abstractNumId="29" w15:restartNumberingAfterBreak="0">
     <w:nsid w:val="5D734E90"/>
     <w:multiLevelType w:val="multilevel"/>
     <w:tmpl w:val="7B92FAD2"/>
@@ -7919,7 +10102,7 @@
       </w:rPr>
     </w:lvl>
   </w:abstractNum>
-  <w:abstractNum w:abstractNumId="27" w15:restartNumberingAfterBreak="0">
+  <w:abstractNum w:abstractNumId="30" w15:restartNumberingAfterBreak="0">
     <w:nsid w:val="5FA86D92"/>
     <w:multiLevelType w:val="hybridMultilevel"/>
     <w:tmpl w:val="D206B798"/>
@@ -8010,7 +10193,7 @@
       </w:pPr>
     </w:lvl>
   </w:abstractNum>
-  <w:abstractNum w:abstractNumId="28" w15:restartNumberingAfterBreak="0">
+  <w:abstractNum w:abstractNumId="31" w15:restartNumberingAfterBreak="0">
     <w:nsid w:val="649D2D1D"/>
     <w:multiLevelType w:val="multilevel"/>
     <w:tmpl w:val="BEAE9FB6"/>
@@ -8123,7 +10306,7 @@
       </w:rPr>
     </w:lvl>
   </w:abstractNum>
-  <w:abstractNum w:abstractNumId="29" w15:restartNumberingAfterBreak="0">
+  <w:abstractNum w:abstractNumId="32" w15:restartNumberingAfterBreak="0">
     <w:nsid w:val="6BF553B2"/>
     <w:multiLevelType w:val="multilevel"/>
     <w:tmpl w:val="0F36D642"/>
@@ -8239,7 +10422,7 @@
       </w:rPr>
     </w:lvl>
   </w:abstractNum>
-  <w:abstractNum w:abstractNumId="30" w15:restartNumberingAfterBreak="0">
+  <w:abstractNum w:abstractNumId="33" w15:restartNumberingAfterBreak="0">
     <w:nsid w:val="718724B8"/>
     <w:multiLevelType w:val="hybridMultilevel"/>
     <w:tmpl w:val="AADEAF0A"/>
@@ -8328,7 +10511,7 @@
       </w:pPr>
     </w:lvl>
   </w:abstractNum>
-  <w:abstractNum w:abstractNumId="31" w15:restartNumberingAfterBreak="0">
+  <w:abstractNum w:abstractNumId="34" w15:restartNumberingAfterBreak="0">
     <w:nsid w:val="74CD1FD2"/>
     <w:multiLevelType w:val="hybridMultilevel"/>
     <w:tmpl w:val="B9FED904"/>
@@ -8417,7 +10600,7 @@
       </w:pPr>
     </w:lvl>
   </w:abstractNum>
-  <w:abstractNum w:abstractNumId="32" w15:restartNumberingAfterBreak="0">
+  <w:abstractNum w:abstractNumId="35" w15:restartNumberingAfterBreak="0">
     <w:nsid w:val="77BE13EA"/>
     <w:multiLevelType w:val="multilevel"/>
     <w:tmpl w:val="25B8830C"/>
@@ -8532,7 +10715,7 @@
       </w:rPr>
     </w:lvl>
   </w:abstractNum>
-  <w:abstractNum w:abstractNumId="33" w15:restartNumberingAfterBreak="0">
+  <w:abstractNum w:abstractNumId="36" w15:restartNumberingAfterBreak="0">
     <w:nsid w:val="791738E3"/>
     <w:multiLevelType w:val="hybridMultilevel"/>
     <w:tmpl w:val="2C261002"/>
@@ -8645,7 +10828,7 @@
       </w:rPr>
     </w:lvl>
   </w:abstractNum>
-  <w:abstractNum w:abstractNumId="34" w15:restartNumberingAfterBreak="0">
+  <w:abstractNum w:abstractNumId="37" w15:restartNumberingAfterBreak="0">
     <w:nsid w:val="7F3E3829"/>
     <w:multiLevelType w:val="hybridMultilevel"/>
     <w:tmpl w:val="8A125D5C"/>
@@ -8734,116 +10917,125 @@
       </w:pPr>
     </w:lvl>
   </w:abstractNum>
-  <w:num w:numId="1">
+  <w:num w:numId="1" w16cid:durableId="923488740">
     <w:abstractNumId w:val="7"/>
   </w:num>
-  <w:num w:numId="2">
+  <w:num w:numId="2" w16cid:durableId="1499615309">
+    <w:abstractNumId w:val="24"/>
+  </w:num>
+  <w:num w:numId="3" w16cid:durableId="2039429278">
+    <w:abstractNumId w:val="3"/>
+  </w:num>
+  <w:num w:numId="4" w16cid:durableId="1597982715">
+    <w:abstractNumId w:val="26"/>
+  </w:num>
+  <w:num w:numId="5" w16cid:durableId="1696536968">
+    <w:abstractNumId w:val="28"/>
+  </w:num>
+  <w:num w:numId="6" w16cid:durableId="1452899795">
+    <w:abstractNumId w:val="32"/>
+  </w:num>
+  <w:num w:numId="7" w16cid:durableId="1081293344">
+    <w:abstractNumId w:val="31"/>
+  </w:num>
+  <w:num w:numId="8" w16cid:durableId="404258306">
+    <w:abstractNumId w:val="4"/>
+  </w:num>
+  <w:num w:numId="9" w16cid:durableId="1589342364">
+    <w:abstractNumId w:val="29"/>
+  </w:num>
+  <w:num w:numId="10" w16cid:durableId="431821149">
+    <w:abstractNumId w:val="16"/>
+  </w:num>
+  <w:num w:numId="11" w16cid:durableId="1273826658">
     <w:abstractNumId w:val="21"/>
   </w:num>
-  <w:num w:numId="3">
-    <w:abstractNumId w:val="3"/>
+  <w:num w:numId="12" w16cid:durableId="1207255843">
+    <w:abstractNumId w:val="14"/>
   </w:num>
-  <w:num w:numId="4">
+  <w:num w:numId="13" w16cid:durableId="1351687375">
+    <w:abstractNumId w:val="0"/>
+  </w:num>
+  <w:num w:numId="14" w16cid:durableId="1779135839">
+    <w:abstractNumId w:val="19"/>
+  </w:num>
+  <w:num w:numId="15" w16cid:durableId="1013847988">
+    <w:abstractNumId w:val="34"/>
+  </w:num>
+  <w:num w:numId="16" w16cid:durableId="922644748">
+    <w:abstractNumId w:val="10"/>
+  </w:num>
+  <w:num w:numId="17" w16cid:durableId="1305624670">
     <w:abstractNumId w:val="23"/>
   </w:num>
-  <w:num w:numId="5">
+  <w:num w:numId="18" w16cid:durableId="963585575">
+    <w:abstractNumId w:val="17"/>
+  </w:num>
+  <w:num w:numId="19" w16cid:durableId="921374376">
+    <w:abstractNumId w:val="35"/>
+  </w:num>
+  <w:num w:numId="20" w16cid:durableId="402878699">
+    <w:abstractNumId w:val="6"/>
+  </w:num>
+  <w:num w:numId="21" w16cid:durableId="1016692703">
+    <w:abstractNumId w:val="37"/>
+  </w:num>
+  <w:num w:numId="22" w16cid:durableId="319039496">
+    <w:abstractNumId w:val="27"/>
+  </w:num>
+  <w:num w:numId="23" w16cid:durableId="617444214">
+    <w:abstractNumId w:val="9"/>
+  </w:num>
+  <w:num w:numId="24" w16cid:durableId="1884904132">
+    <w:abstractNumId w:val="11"/>
+  </w:num>
+  <w:num w:numId="25" w16cid:durableId="171990317">
+    <w:abstractNumId w:val="13"/>
+  </w:num>
+  <w:num w:numId="26" w16cid:durableId="2098480154">
+    <w:abstractNumId w:val="36"/>
+  </w:num>
+  <w:num w:numId="27" w16cid:durableId="482158957">
+    <w:abstractNumId w:val="22"/>
+  </w:num>
+  <w:num w:numId="28" w16cid:durableId="2047176541">
+    <w:abstractNumId w:val="20"/>
+  </w:num>
+  <w:num w:numId="29" w16cid:durableId="1919629848">
+    <w:abstractNumId w:val="33"/>
+  </w:num>
+  <w:num w:numId="30" w16cid:durableId="1476949721">
+    <w:abstractNumId w:val="2"/>
+  </w:num>
+  <w:num w:numId="31" w16cid:durableId="278029106">
+    <w:abstractNumId w:val="8"/>
+  </w:num>
+  <w:num w:numId="32" w16cid:durableId="141970651">
+    <w:abstractNumId w:val="30"/>
+  </w:num>
+  <w:num w:numId="33" w16cid:durableId="1591543735">
     <w:abstractNumId w:val="25"/>
   </w:num>
-  <w:num w:numId="6">
-    <w:abstractNumId w:val="29"/>
+  <w:num w:numId="34" w16cid:durableId="1622105029">
+    <w:abstractNumId w:val="5"/>
   </w:num>
-  <w:num w:numId="7">
-    <w:abstractNumId w:val="28"/>
+  <w:num w:numId="35" w16cid:durableId="310407938">
+    <w:abstractNumId w:val="1"/>
   </w:num>
-  <w:num w:numId="8">
-    <w:abstractNumId w:val="4"/>
-  </w:num>
-  <w:num w:numId="9">
-    <w:abstractNumId w:val="26"/>
-  </w:num>
-  <w:num w:numId="10">
-    <w:abstractNumId w:val="14"/>
-  </w:num>
-  <w:num w:numId="11">
+  <w:num w:numId="36" w16cid:durableId="1892423785">
     <w:abstractNumId w:val="18"/>
   </w:num>
-  <w:num w:numId="12">
-    <w:abstractNumId w:val="13"/>
-  </w:num>
-  <w:num w:numId="13">
-    <w:abstractNumId w:val="0"/>
-  </w:num>
-  <w:num w:numId="14">
-    <w:abstractNumId w:val="16"/>
-  </w:num>
-  <w:num w:numId="15">
-    <w:abstractNumId w:val="31"/>
-  </w:num>
-  <w:num w:numId="16">
-    <w:abstractNumId w:val="10"/>
-  </w:num>
-  <w:num w:numId="17">
-    <w:abstractNumId w:val="20"/>
-  </w:num>
-  <w:num w:numId="18">
+  <w:num w:numId="37" w16cid:durableId="1275094994">
     <w:abstractNumId w:val="15"/>
   </w:num>
-  <w:num w:numId="19">
-    <w:abstractNumId w:val="32"/>
-  </w:num>
-  <w:num w:numId="20">
-    <w:abstractNumId w:val="6"/>
-  </w:num>
-  <w:num w:numId="21">
-    <w:abstractNumId w:val="34"/>
-  </w:num>
-  <w:num w:numId="22">
-    <w:abstractNumId w:val="24"/>
-  </w:num>
-  <w:num w:numId="23">
-    <w:abstractNumId w:val="9"/>
-  </w:num>
-  <w:num w:numId="24">
-    <w:abstractNumId w:val="11"/>
-  </w:num>
-  <w:num w:numId="25">
+  <w:num w:numId="38" w16cid:durableId="53772083">
     <w:abstractNumId w:val="12"/>
-  </w:num>
-  <w:num w:numId="26">
-    <w:abstractNumId w:val="33"/>
-  </w:num>
-  <w:num w:numId="27">
-    <w:abstractNumId w:val="19"/>
-  </w:num>
-  <w:num w:numId="28">
-    <w:abstractNumId w:val="17"/>
-  </w:num>
-  <w:num w:numId="29">
-    <w:abstractNumId w:val="30"/>
-  </w:num>
-  <w:num w:numId="30">
-    <w:abstractNumId w:val="2"/>
-  </w:num>
-  <w:num w:numId="31">
-    <w:abstractNumId w:val="8"/>
-  </w:num>
-  <w:num w:numId="32">
-    <w:abstractNumId w:val="27"/>
-  </w:num>
-  <w:num w:numId="33">
-    <w:abstractNumId w:val="22"/>
-  </w:num>
-  <w:num w:numId="34">
-    <w:abstractNumId w:val="5"/>
-  </w:num>
-  <w:num w:numId="35">
-    <w:abstractNumId w:val="1"/>
   </w:num>
 </w:numbering>
 </file>
 
 <file path=word/styles.xml><?xml version="1.0" encoding="utf-8"?>
-<w:styles xmlns:mc="http://schemas.openxmlformats.org/markup-compatibility/2006" xmlns:r="http://schemas.openxmlformats.org/officeDocument/2006/relationships" xmlns:w="http://schemas.openxmlformats.org/wordprocessingml/2006/main" xmlns:w14="http://schemas.microsoft.com/office/word/2010/wordml" xmlns:w15="http://schemas.microsoft.com/office/word/2012/wordml" xmlns:w16se="http://schemas.microsoft.com/office/word/2015/wordml/symex" mc:Ignorable="w14 w15 w16se">
+<w:styles xmlns:mc="http://schemas.openxmlformats.org/markup-compatibility/2006" xmlns:r="http://schemas.openxmlformats.org/officeDocument/2006/relationships" xmlns:w="http://schemas.openxmlformats.org/wordprocessingml/2006/main" xmlns:w14="http://schemas.microsoft.com/office/word/2010/wordml" xmlns:w15="http://schemas.microsoft.com/office/word/2012/wordml" xmlns:w16cex="http://schemas.microsoft.com/office/word/2018/wordml/cex" xmlns:w16cid="http://schemas.microsoft.com/office/word/2016/wordml/cid" xmlns:w16="http://schemas.microsoft.com/office/word/2018/wordml" xmlns:w16du="http://schemas.microsoft.com/office/word/2023/wordml/word16du" xmlns:w16sdtdh="http://schemas.microsoft.com/office/word/2020/wordml/sdtdatahash" xmlns:w16sdtfl="http://schemas.microsoft.com/office/word/2024/wordml/sdtformatlock" xmlns:w16se="http://schemas.microsoft.com/office/word/2015/wordml/symex" mc:Ignorable="w14 w15 w16se w16cid w16 w16cex w16sdtdh w16sdtfl w16du">
   <w:docDefaults>
     <w:rPrDefault>
       <w:rPr>
@@ -8859,7 +11051,7 @@
       </w:pPr>
     </w:pPrDefault>
   </w:docDefaults>
-  <w:latentStyles w:defLockedState="0" w:defUIPriority="99" w:defSemiHidden="0" w:defUnhideWhenUsed="0" w:defQFormat="0" w:count="371">
+  <w:latentStyles w:defLockedState="0" w:defUIPriority="99" w:defSemiHidden="0" w:defUnhideWhenUsed="0" w:defQFormat="0" w:count="376">
     <w:lsdException w:name="Normal" w:uiPriority="0" w:qFormat="1"/>
     <w:lsdException w:name="heading 1" w:uiPriority="9" w:qFormat="1"/>
     <w:lsdException w:name="heading 2" w:semiHidden="1" w:uiPriority="9" w:unhideWhenUsed="1" w:qFormat="1"/>
@@ -9231,6 +11423,11 @@
     <w:lsdException w:name="List Table 5 Dark Accent 6" w:uiPriority="50"/>
     <w:lsdException w:name="List Table 6 Colorful Accent 6" w:uiPriority="51"/>
     <w:lsdException w:name="List Table 7 Colorful Accent 6" w:uiPriority="52"/>
+    <w:lsdException w:name="Mention" w:semiHidden="1" w:unhideWhenUsed="1"/>
+    <w:lsdException w:name="Smart Hyperlink" w:semiHidden="1" w:unhideWhenUsed="1"/>
+    <w:lsdException w:name="Hashtag" w:semiHidden="1" w:unhideWhenUsed="1"/>
+    <w:lsdException w:name="Unresolved Mention" w:semiHidden="1" w:unhideWhenUsed="1"/>
+    <w:lsdException w:name="Smart Link" w:semiHidden="1" w:unhideWhenUsed="1"/>
   </w:latentStyles>
   <w:style w:type="paragraph" w:default="1" w:styleId="Normal">
     <w:name w:val="Normal"/>
@@ -9515,8 +11712,8 @@
       <w:u w:val="single"/>
     </w:rPr>
   </w:style>
-  <w:style w:type="character" w:customStyle="1" w:styleId="UnresolvedMention">
-    <w:name w:val="Unresolved Mention"/>
+  <w:style w:type="character" w:customStyle="1" w:styleId="Mencinsinresolver1">
+    <w:name w:val="Mención sin resolver1"/>
     <w:basedOn w:val="Fuentedeprrafopredeter"/>
     <w:uiPriority w:val="99"/>
     <w:semiHidden/>
@@ -9796,7 +11993,7 @@
 </file>
 
 <file path=customXml/itemProps1.xml><?xml version="1.0" encoding="utf-8"?>
-<ds:datastoreItem xmlns:ds="http://schemas.openxmlformats.org/officeDocument/2006/customXml" ds:itemID="{422C2035-0783-41B6-A486-F9521FDB5FE6}">
+<ds:datastoreItem xmlns:ds="http://schemas.openxmlformats.org/officeDocument/2006/customXml" ds:itemID="{6D4D26CB-3947-48FA-9FF6-F78ECFB6CB98}">
   <ds:schemaRefs>
     <ds:schemaRef ds:uri="http://schemas.openxmlformats.org/officeDocument/2006/bibliography"/>
   </ds:schemaRefs>

--- a/plantillas/plantilla_informe_multiple.docx
+++ b/plantillas/plantilla_informe_multiple.docx
@@ -1,6 +1,6 @@
 
 <file path=word/document.xml><?xml version="1.0" encoding="utf-8"?>
-<w:document xmlns:wpc="http://schemas.microsoft.com/office/word/2010/wordprocessingCanvas" xmlns:cx="http://schemas.microsoft.com/office/drawing/2014/chartex" xmlns:cx1="http://schemas.microsoft.com/office/drawing/2015/9/8/chartex" xmlns:cx2="http://schemas.microsoft.com/office/drawing/2015/10/21/chartex" xmlns:cx3="http://schemas.microsoft.com/office/drawing/2016/5/9/chartex" xmlns:cx4="http://schemas.microsoft.com/office/drawing/2016/5/10/chartex" xmlns:cx5="http://schemas.microsoft.com/office/drawing/2016/5/11/chartex" xmlns:cx6="http://schemas.microsoft.com/office/drawing/2016/5/12/chartex" xmlns:cx7="http://schemas.microsoft.com/office/drawing/2016/5/13/chartex" xmlns:cx8="http://schemas.microsoft.com/office/drawing/2016/5/14/chartex" xmlns:mc="http://schemas.openxmlformats.org/markup-compatibility/2006" xmlns:aink="http://schemas.microsoft.com/office/drawing/2016/ink" xmlns:am3d="http://schemas.microsoft.com/office/drawing/2017/model3d" xmlns:o="urn:schemas-microsoft-com:office:office" xmlns:oel="http://schemas.microsoft.com/office/2019/extlst" xmlns:r="http://schemas.openxmlformats.org/officeDocument/2006/relationships" xmlns:m="http://schemas.openxmlformats.org/officeDocument/2006/math" xmlns:v="urn:schemas-microsoft-com:vml" xmlns:wp14="http://schemas.microsoft.com/office/word/2010/wordprocessingDrawing" xmlns:wp="http://schemas.openxmlformats.org/drawingml/2006/wordprocessingDrawing" xmlns:w10="urn:schemas-microsoft-com:office:word" xmlns:w="http://schemas.openxmlformats.org/wordprocessingml/2006/main" xmlns:w14="http://schemas.microsoft.com/office/word/2010/wordml" xmlns:w15="http://schemas.microsoft.com/office/word/2012/wordml" xmlns:w16cex="http://schemas.microsoft.com/office/word/2018/wordml/cex" xmlns:w16cid="http://schemas.microsoft.com/office/word/2016/wordml/cid" xmlns:w16="http://schemas.microsoft.com/office/word/2018/wordml" xmlns:w16du="http://schemas.microsoft.com/office/word/2023/wordml/word16du" xmlns:w16sdtdh="http://schemas.microsoft.com/office/word/2020/wordml/sdtdatahash" xmlns:w16sdtfl="http://schemas.microsoft.com/office/word/2024/wordml/sdtformatlock" xmlns:w16se="http://schemas.microsoft.com/office/word/2015/wordml/symex" xmlns:wpg="http://schemas.microsoft.com/office/word/2010/wordprocessingGroup" xmlns:wpi="http://schemas.microsoft.com/office/word/2010/wordprocessingInk" xmlns:wne="http://schemas.microsoft.com/office/word/2006/wordml" xmlns:wps="http://schemas.microsoft.com/office/word/2010/wordprocessingShape" mc:Ignorable="w14 w15 w16se w16cid w16 w16cex w16sdtdh w16sdtfl w16du wp14">
+<w:document xmlns:wpc="http://schemas.microsoft.com/office/word/2010/wordprocessingCanvas" xmlns:cx="http://schemas.microsoft.com/office/drawing/2014/chartex" xmlns:mc="http://schemas.openxmlformats.org/markup-compatibility/2006" xmlns:o="urn:schemas-microsoft-com:office:office" xmlns:r="http://schemas.openxmlformats.org/officeDocument/2006/relationships" xmlns:m="http://schemas.openxmlformats.org/officeDocument/2006/math" xmlns:v="urn:schemas-microsoft-com:vml" xmlns:wp14="http://schemas.microsoft.com/office/word/2010/wordprocessingDrawing" xmlns:wp="http://schemas.openxmlformats.org/drawingml/2006/wordprocessingDrawing" xmlns:w10="urn:schemas-microsoft-com:office:word" xmlns:w="http://schemas.openxmlformats.org/wordprocessingml/2006/main" xmlns:w14="http://schemas.microsoft.com/office/word/2010/wordml" xmlns:w15="http://schemas.microsoft.com/office/word/2012/wordml" xmlns:w16se="http://schemas.microsoft.com/office/word/2015/wordml/symex" xmlns:wpg="http://schemas.microsoft.com/office/word/2010/wordprocessingGroup" xmlns:wpi="http://schemas.microsoft.com/office/word/2010/wordprocessingInk" xmlns:wne="http://schemas.microsoft.com/office/word/2006/wordml" xmlns:wps="http://schemas.microsoft.com/office/word/2010/wordprocessingShape" mc:Ignorable="w14 w15 w16se wp14">
   <w:body>
     <w:p>
       <w:pPr>
@@ -42,25 +42,7 @@
           <w:b/>
           <w:u w:val="single"/>
         </w:rPr>
-        <w:t>_INFORME_</w:t>
-      </w:r>
-      <w:proofErr w:type="gramStart"/>
-      <w:r>
-        <w:rPr>
-          <w:rFonts w:ascii="Arial" w:hAnsi="Arial"/>
-          <w:b/>
-          <w:u w:val="single"/>
-        </w:rPr>
-        <w:t>GENERAR }}-</w:t>
-      </w:r>
-      <w:proofErr w:type="gramEnd"/>
-      <w:r>
-        <w:rPr>
-          <w:rFonts w:ascii="Arial" w:hAnsi="Arial"/>
-          <w:b/>
-          <w:u w:val="single"/>
-        </w:rPr>
-        <w:t>2026-MINEDU/VMGI-PRONABEC-DIBEC-SUS</w:t>
+        <w:t>_INFORME_GENERAR }}-2026-MINEDU/VMGI-PRONABEC-DIBEC-SUS</w:t>
       </w:r>
     </w:p>
     <w:p>
@@ -449,77 +431,7 @@
               <w:rPr>
                 <w:rFonts w:ascii="Arial" w:hAnsi="Arial"/>
               </w:rPr>
-              <w:t>_</w:t>
-            </w:r>
-            <w:proofErr w:type="gramStart"/>
-            <w:r>
-              <w:rPr>
-                <w:rFonts w:ascii="Arial" w:hAnsi="Arial"/>
-              </w:rPr>
-              <w:t>BECARIOS }</w:t>
-            </w:r>
-            <w:proofErr w:type="gramEnd"/>
-            <w:r>
-              <w:rPr>
-                <w:rFonts w:ascii="Arial" w:hAnsi="Arial"/>
-              </w:rPr>
-              <w:t xml:space="preserve">} becarios de la </w:t>
-            </w:r>
-            <w:proofErr w:type="gramStart"/>
-            <w:r>
-              <w:rPr>
-                <w:rFonts w:ascii="Arial" w:hAnsi="Arial"/>
-              </w:rPr>
-              <w:t>{{ BECA</w:t>
-            </w:r>
-            <w:proofErr w:type="gramEnd"/>
-            <w:r>
-              <w:rPr>
-                <w:rFonts w:ascii="Arial" w:hAnsi="Arial"/>
-              </w:rPr>
-              <w:t>_TITULO_</w:t>
-            </w:r>
-            <w:proofErr w:type="gramStart"/>
-            <w:r>
-              <w:rPr>
-                <w:rFonts w:ascii="Arial" w:hAnsi="Arial"/>
-              </w:rPr>
-              <w:t>GLOBAL }</w:t>
-            </w:r>
-            <w:proofErr w:type="gramEnd"/>
-            <w:r>
-              <w:rPr>
-                <w:rFonts w:ascii="Arial" w:hAnsi="Arial"/>
-              </w:rPr>
-              <w:t xml:space="preserve">} de la </w:t>
-            </w:r>
-            <w:proofErr w:type="gramStart"/>
-            <w:r>
-              <w:rPr>
-                <w:rFonts w:ascii="Arial" w:hAnsi="Arial"/>
-              </w:rPr>
-              <w:t>{{ INSTITUCION</w:t>
-            </w:r>
-            <w:proofErr w:type="gramEnd"/>
-            <w:r>
-              <w:rPr>
-                <w:rFonts w:ascii="Arial" w:hAnsi="Arial"/>
-              </w:rPr>
-              <w:t>_</w:t>
-            </w:r>
-            <w:proofErr w:type="gramStart"/>
-            <w:r>
-              <w:rPr>
-                <w:rFonts w:ascii="Arial" w:hAnsi="Arial"/>
-              </w:rPr>
-              <w:t>GLOBAL }</w:t>
-            </w:r>
-            <w:proofErr w:type="gramEnd"/>
-            <w:r>
-              <w:rPr>
-                <w:rFonts w:ascii="Arial" w:hAnsi="Arial"/>
-              </w:rPr>
-              <w:t>}, en aplicación del artículo 30 del Reglamento del PRONABEC</w:t>
+              <w:t>_BECARIOS }} becarios de la {{ BECA_TITULO_GLOBAL }} de la {{ INSTITUCION_GLOBAL }}, en aplicación del artículo 30 del Reglamento del PRONABEC</w:t>
             </w:r>
           </w:p>
           <w:p>
@@ -624,14 +536,7 @@
               <w:rPr>
                 <w:rFonts w:ascii="Arial" w:hAnsi="Arial" w:cs="Arial"/>
               </w:rPr>
-              <w:t xml:space="preserve"> in REFERENCIAS </w:t>
-            </w:r>
-            <w:proofErr w:type="gramStart"/>
-            <w:r>
-              <w:rPr>
-                <w:rFonts w:ascii="Arial" w:hAnsi="Arial" w:cs="Arial"/>
-              </w:rPr>
-              <w:t xml:space="preserve">%}{{ </w:t>
+              <w:t xml:space="preserve"> in REFERENCIAS %}{{ </w:t>
             </w:r>
             <w:proofErr w:type="spellStart"/>
             <w:r>
@@ -641,7 +546,6 @@
               <w:t>ref</w:t>
             </w:r>
             <w:proofErr w:type="spellEnd"/>
-            <w:proofErr w:type="gramEnd"/>
             <w:r>
               <w:rPr>
                 <w:rFonts w:ascii="Arial" w:hAnsi="Arial" w:cs="Arial"/>
@@ -760,21 +664,7 @@
               <w:rPr>
                 <w:rFonts w:ascii="Arial" w:hAnsi="Arial" w:cs="Arial"/>
               </w:rPr>
-              <w:t>_ACTUAL_</w:t>
-            </w:r>
-            <w:proofErr w:type="gramStart"/>
-            <w:r>
-              <w:rPr>
-                <w:rFonts w:ascii="Arial" w:hAnsi="Arial" w:cs="Arial"/>
-              </w:rPr>
-              <w:t>TEXTO }</w:t>
-            </w:r>
-            <w:proofErr w:type="gramEnd"/>
-            <w:r>
-              <w:rPr>
-                <w:rFonts w:ascii="Arial" w:hAnsi="Arial" w:cs="Arial"/>
-              </w:rPr>
-              <w:t>}</w:t>
+              <w:t>_ACTUAL_TEXTO }}</w:t>
             </w:r>
           </w:p>
           <w:p>
@@ -813,23 +703,7 @@
                 <w:rFonts w:ascii="Arial" w:hAnsi="Arial" w:cs="Arial"/>
                 <w:b/>
               </w:rPr>
-              <w:t xml:space="preserve"> </w:t>
-            </w:r>
-            <w:proofErr w:type="gramStart"/>
-            <w:r>
-              <w:rPr>
-                <w:rFonts w:ascii="Arial" w:hAnsi="Arial" w:cs="Arial"/>
-                <w:b/>
-              </w:rPr>
-              <w:t>{{ NUMERO</w:t>
-            </w:r>
-            <w:proofErr w:type="gramEnd"/>
-            <w:r>
-              <w:rPr>
-                <w:rFonts w:ascii="Arial" w:hAnsi="Arial" w:cs="Arial"/>
-                <w:b/>
-              </w:rPr>
-              <w:t>_SIGEDO_GLOBAL }}</w:t>
+              <w:t xml:space="preserve"> {{ NUMERO_SIGEDO_GLOBAL }}</w:t>
             </w:r>
           </w:p>
         </w:tc>
@@ -997,34 +871,26 @@
           <w:rFonts w:ascii="Arial" w:eastAsia="Arial" w:hAnsi="Arial" w:cs="Arial"/>
           <w:lang w:val="es-ES"/>
         </w:rPr>
-        <w:t>Decreto Supremo N°</w:t>
-      </w:r>
-      <w:r>
-        <w:rPr>
-          <w:rFonts w:ascii="Arial" w:eastAsia="Arial" w:hAnsi="Arial" w:cs="Arial"/>
-        </w:rPr>
-        <w:t xml:space="preserve"> 018-2020-MINEDU, modificado por los Decretos Supremos </w:t>
-      </w:r>
-      <w:proofErr w:type="spellStart"/>
-      <w:r>
-        <w:rPr>
-          <w:rFonts w:ascii="Arial" w:eastAsia="Arial" w:hAnsi="Arial" w:cs="Arial"/>
-        </w:rPr>
-        <w:t>Nros</w:t>
-      </w:r>
-      <w:proofErr w:type="spellEnd"/>
-      <w:r>
-        <w:rPr>
-          <w:rFonts w:ascii="Arial" w:eastAsia="Arial" w:hAnsi="Arial" w:cs="Arial"/>
-        </w:rPr>
-        <w:t xml:space="preserve">. 019-2023-MINEDU y 017-2026-MINEDU, que aprueba el Reglamento de la Ley N° 29837, </w:t>
-      </w:r>
-      <w:r>
-        <w:rPr>
-          <w:rFonts w:ascii="Arial" w:eastAsia="Arial" w:hAnsi="Arial" w:cs="Arial"/>
-          <w:lang w:val="es-ES"/>
-        </w:rPr>
-        <w:t>Ley que crea el Programa Nacional de Becas y Crédito Educativo</w:t>
+        <w:t xml:space="preserve">Decreto </w:t>
+      </w:r>
+      <w:r>
+        <w:rPr>
+          <w:rFonts w:ascii="Arial" w:hAnsi="Arial" w:cs="Arial"/>
+        </w:rPr>
+        <w:t>Supremo N° 018-2020-MINEDU</w:t>
+      </w:r>
+      <w:r>
+        <w:rPr>
+          <w:rStyle w:val="Refdenotaalpie"/>
+          <w:rFonts w:ascii="Arial" w:hAnsi="Arial" w:cs="Arial"/>
+        </w:rPr>
+        <w:footnoteReference w:id="1"/>
+      </w:r>
+      <w:r>
+        <w:rPr>
+          <w:rFonts w:ascii="Arial" w:hAnsi="Arial" w:cs="Arial"/>
+        </w:rPr>
+        <w:t>, que aprueba el Reglamento de la Ley N° 29837, Ley que crea el Programa Nacional de Becas y Crédito Educativo; en adelante el Reglamento de la Ley N° 29837, vigente a partir del 05 de enero del 2021</w:t>
       </w:r>
       <w:r>
         <w:rPr>
@@ -1111,23 +977,7 @@
           <w:rFonts w:ascii="Arial" w:eastAsia="Arial" w:hAnsi="Arial" w:cs="Arial"/>
           <w:lang w:val="es-ES"/>
         </w:rPr>
-        <w:t xml:space="preserve">Resolución </w:t>
-      </w:r>
-      <w:proofErr w:type="gramStart"/>
-      <w:r>
-        <w:rPr>
-          <w:rFonts w:ascii="Arial" w:eastAsia="Arial" w:hAnsi="Arial" w:cs="Arial"/>
-          <w:lang w:val="es-ES"/>
-        </w:rPr>
-        <w:t>Directoral Ejecutiva</w:t>
-      </w:r>
-      <w:proofErr w:type="gramEnd"/>
-      <w:r>
-        <w:rPr>
-          <w:rFonts w:ascii="Arial" w:eastAsia="Arial" w:hAnsi="Arial" w:cs="Arial"/>
-          <w:lang w:val="es-ES"/>
-        </w:rPr>
-        <w:t xml:space="preserve"> N° </w:t>
+        <w:t xml:space="preserve">Resolución Directoral Ejecutiva N° </w:t>
       </w:r>
       <w:r>
         <w:rPr>
@@ -1181,65 +1031,57 @@
           <w:rFonts w:ascii="Arial" w:eastAsia="Arial" w:hAnsi="Arial" w:cs="Arial"/>
           <w:lang w:val="es-ES"/>
         </w:rPr>
-        <w:t xml:space="preserve">Resolución </w:t>
-      </w:r>
-      <w:proofErr w:type="gramStart"/>
+        <w:t xml:space="preserve">Resolución Directoral Ejecutiva N° </w:t>
+      </w:r>
       <w:r>
         <w:rPr>
           <w:rFonts w:ascii="Arial" w:eastAsia="Arial" w:hAnsi="Arial" w:cs="Arial"/>
           <w:lang w:val="es-ES"/>
         </w:rPr>
-        <w:t>Directoral Ejecutiva</w:t>
-      </w:r>
-      <w:proofErr w:type="gramEnd"/>
+        <w:t>119-</w:t>
+      </w:r>
       <w:r>
         <w:rPr>
           <w:rFonts w:ascii="Arial" w:eastAsia="Arial" w:hAnsi="Arial" w:cs="Arial"/>
           <w:lang w:val="es-ES"/>
         </w:rPr>
-        <w:t xml:space="preserve"> N° </w:t>
+        <w:t>202</w:t>
       </w:r>
       <w:r>
         <w:rPr>
           <w:rFonts w:ascii="Arial" w:eastAsia="Arial" w:hAnsi="Arial" w:cs="Arial"/>
           <w:lang w:val="es-ES"/>
         </w:rPr>
-        <w:t>119-</w:t>
+        <w:t>6</w:t>
       </w:r>
       <w:r>
         <w:rPr>
           <w:rFonts w:ascii="Arial" w:eastAsia="Arial" w:hAnsi="Arial" w:cs="Arial"/>
           <w:lang w:val="es-ES"/>
         </w:rPr>
-        <w:t>202</w:t>
+        <w:t>-MINEDU-VMGI-PRONABEC,</w:t>
       </w:r>
       <w:r>
         <w:rPr>
           <w:rFonts w:ascii="Arial" w:eastAsia="Arial" w:hAnsi="Arial" w:cs="Arial"/>
           <w:lang w:val="es-ES"/>
         </w:rPr>
-        <w:t>6</w:t>
+        <w:t xml:space="preserve"> </w:t>
       </w:r>
       <w:r>
         <w:rPr>
           <w:rFonts w:ascii="Arial" w:eastAsia="Arial" w:hAnsi="Arial" w:cs="Arial"/>
           <w:lang w:val="es-ES"/>
         </w:rPr>
-        <w:t>-MINEDU-VMGI-PRONABEC,</w:t>
+        <w:t xml:space="preserve">que </w:t>
       </w:r>
       <w:r>
         <w:rPr>
           <w:rFonts w:ascii="Arial" w:eastAsia="Arial" w:hAnsi="Arial" w:cs="Arial"/>
           <w:lang w:val="es-ES"/>
         </w:rPr>
-        <w:t xml:space="preserve"> </w:t>
-      </w:r>
-      <w:r>
-        <w:rPr>
-          <w:rFonts w:ascii="Arial" w:eastAsia="Arial" w:hAnsi="Arial" w:cs="Arial"/>
-          <w:lang w:val="es-ES"/>
-        </w:rPr>
-        <w:t xml:space="preserve">que aprueba la </w:t>
+        <w:lastRenderedPageBreak/>
+        <w:t xml:space="preserve">aprueba la </w:t>
       </w:r>
       <w:r>
         <w:rPr>
@@ -1252,6 +1094,13 @@
           <w:rFonts w:ascii="Arial" w:hAnsi="Arial" w:cs="Arial"/>
         </w:rPr>
         <w:t xml:space="preserve"> versión 02</w:t>
+      </w:r>
+      <w:r>
+        <w:rPr>
+          <w:rStyle w:val="Refdenotaalpie"/>
+          <w:rFonts w:ascii="Arial" w:hAnsi="Arial" w:cs="Arial"/>
+        </w:rPr>
+        <w:footnoteReference w:id="2"/>
       </w:r>
       <w:r>
         <w:rPr>
@@ -1345,7 +1194,6 @@
         <w:rPr>
           <w:sz w:val="22"/>
         </w:rPr>
-        <w:lastRenderedPageBreak/>
         <w:t xml:space="preserve">Mediante el </w:t>
       </w:r>
       <w:proofErr w:type="gramStart"/>
@@ -1360,77 +1208,7 @@
         <w:rPr>
           <w:sz w:val="22"/>
         </w:rPr>
-        <w:t>_INFORME_</w:t>
-      </w:r>
-      <w:proofErr w:type="gramStart"/>
-      <w:r>
-        <w:rPr>
-          <w:sz w:val="22"/>
-        </w:rPr>
-        <w:t>SUCCOR }</w:t>
-      </w:r>
-      <w:proofErr w:type="gramEnd"/>
-      <w:r>
-        <w:rPr>
-          <w:sz w:val="22"/>
-        </w:rPr>
-        <w:t xml:space="preserve">}, la Subdirección de Coordinación y Cooperación Regional Lima, traslada la solicitud de ampliación excepcional de la duración del periodo de estudios por el semestre 2026-II de </w:t>
-      </w:r>
-      <w:proofErr w:type="gramStart"/>
-      <w:r>
-        <w:rPr>
-          <w:sz w:val="22"/>
-        </w:rPr>
-        <w:t>{{ CANTIDAD</w:t>
-      </w:r>
-      <w:proofErr w:type="gramEnd"/>
-      <w:r>
-        <w:rPr>
-          <w:sz w:val="22"/>
-        </w:rPr>
-        <w:t>_</w:t>
-      </w:r>
-      <w:proofErr w:type="gramStart"/>
-      <w:r>
-        <w:rPr>
-          <w:sz w:val="22"/>
-        </w:rPr>
-        <w:t>BECARIOS }</w:t>
-      </w:r>
-      <w:proofErr w:type="gramEnd"/>
-      <w:r>
-        <w:rPr>
-          <w:sz w:val="22"/>
-        </w:rPr>
-        <w:t xml:space="preserve">} becarios de la </w:t>
-      </w:r>
-      <w:proofErr w:type="gramStart"/>
-      <w:r>
-        <w:rPr>
-          <w:sz w:val="22"/>
-        </w:rPr>
-        <w:t>{{ BECA</w:t>
-      </w:r>
-      <w:proofErr w:type="gramEnd"/>
-      <w:r>
-        <w:rPr>
-          <w:sz w:val="22"/>
-        </w:rPr>
-        <w:t>_TITULO_</w:t>
-      </w:r>
-      <w:proofErr w:type="gramStart"/>
-      <w:r>
-        <w:rPr>
-          <w:sz w:val="22"/>
-        </w:rPr>
-        <w:t>GLOBAL }</w:t>
-      </w:r>
-      <w:proofErr w:type="gramEnd"/>
-      <w:r>
-        <w:rPr>
-          <w:sz w:val="22"/>
-        </w:rPr>
-        <w:t xml:space="preserve">}, conforme al siguiente detalle:  </w:t>
+        <w:t xml:space="preserve">_INFORME_SUCCOR }}, la Subdirección de Coordinación y Cooperación Regional Lima, traslada la solicitud de ampliación excepcional de la duración del periodo de estudios por el semestre 2026-II de {{ CANTIDAD_BECARIOS }} becarios de la {{ BECA_TITULO_GLOBAL }}, conforme al siguiente detalle:  </w:t>
       </w:r>
     </w:p>
     <w:p>
@@ -1651,7 +1429,7 @@
                 <w:szCs w:val="16"/>
                 <w:lang w:val="es-ES"/>
               </w:rPr>
-              <w:footnoteReference w:id="1"/>
+              <w:footnoteReference w:id="3"/>
             </w:r>
           </w:p>
         </w:tc>
@@ -1919,7 +1697,6 @@
                 <w:szCs w:val="16"/>
               </w:rPr>
             </w:pPr>
-            <w:proofErr w:type="gramStart"/>
             <w:r>
               <w:rPr>
                 <w:rFonts w:ascii="Arial" w:hAnsi="Arial" w:cs="Arial"/>
@@ -1935,16 +1712,7 @@
                 <w:sz w:val="16"/>
                 <w:szCs w:val="16"/>
               </w:rPr>
-              <w:t>loop</w:t>
-            </w:r>
-            <w:proofErr w:type="gramEnd"/>
-            <w:r>
-              <w:rPr>
-                <w:rFonts w:ascii="Arial" w:hAnsi="Arial" w:cs="Arial"/>
-                <w:sz w:val="16"/>
-                <w:szCs w:val="16"/>
-              </w:rPr>
-              <w:t>.index</w:t>
+              <w:t>loop.index</w:t>
             </w:r>
             <w:proofErr w:type="spellEnd"/>
             <w:r>
@@ -1971,7 +1739,6 @@
                 <w:szCs w:val="16"/>
               </w:rPr>
             </w:pPr>
-            <w:proofErr w:type="gramStart"/>
             <w:r>
               <w:rPr>
                 <w:rFonts w:ascii="Arial" w:hAnsi="Arial" w:cs="Arial"/>
@@ -1987,16 +1754,7 @@
                 <w:sz w:val="16"/>
                 <w:szCs w:val="16"/>
               </w:rPr>
-              <w:t>b</w:t>
-            </w:r>
-            <w:proofErr w:type="gramEnd"/>
-            <w:r>
-              <w:rPr>
-                <w:rFonts w:ascii="Arial" w:hAnsi="Arial" w:cs="Arial"/>
-                <w:sz w:val="16"/>
-                <w:szCs w:val="16"/>
-              </w:rPr>
-              <w:t>.EXPEDIENTE</w:t>
+              <w:t>b.EXPEDIENTE</w:t>
             </w:r>
             <w:proofErr w:type="spellEnd"/>
             <w:r>
@@ -2024,7 +1782,6 @@
                 <w:szCs w:val="16"/>
               </w:rPr>
             </w:pPr>
-            <w:proofErr w:type="gramStart"/>
             <w:r>
               <w:rPr>
                 <w:rFonts w:ascii="Arial" w:hAnsi="Arial" w:cs="Arial"/>
@@ -2040,16 +1797,7 @@
                 <w:sz w:val="16"/>
                 <w:szCs w:val="16"/>
               </w:rPr>
-              <w:t>b.RJD</w:t>
-            </w:r>
-            <w:proofErr w:type="gramEnd"/>
-            <w:r>
-              <w:rPr>
-                <w:rFonts w:ascii="Arial" w:hAnsi="Arial" w:cs="Arial"/>
-                <w:sz w:val="16"/>
-                <w:szCs w:val="16"/>
-              </w:rPr>
-              <w:t>_ADJUDICACION</w:t>
+              <w:t>b.RJD_ADJUDICACION</w:t>
             </w:r>
             <w:proofErr w:type="spellEnd"/>
             <w:r>
@@ -2077,7 +1825,6 @@
                 <w:szCs w:val="16"/>
               </w:rPr>
             </w:pPr>
-            <w:proofErr w:type="gramStart"/>
             <w:r>
               <w:rPr>
                 <w:rFonts w:ascii="Arial" w:hAnsi="Arial" w:cs="Arial"/>
@@ -2093,16 +1840,7 @@
                 <w:sz w:val="16"/>
                 <w:szCs w:val="16"/>
               </w:rPr>
-              <w:t>b</w:t>
-            </w:r>
-            <w:proofErr w:type="gramEnd"/>
-            <w:r>
-              <w:rPr>
-                <w:rFonts w:ascii="Arial" w:hAnsi="Arial" w:cs="Arial"/>
-                <w:sz w:val="16"/>
-                <w:szCs w:val="16"/>
-              </w:rPr>
-              <w:t>.BECA_Y_CONVOCATORIA_VALIDADA</w:t>
+              <w:t>b.BECA_Y_CONVOCATORIA_VALIDADA</w:t>
             </w:r>
             <w:proofErr w:type="spellEnd"/>
             <w:r>
@@ -2130,7 +1868,6 @@
                 <w:szCs w:val="16"/>
               </w:rPr>
             </w:pPr>
-            <w:proofErr w:type="gramStart"/>
             <w:r>
               <w:rPr>
                 <w:rFonts w:ascii="Arial" w:hAnsi="Arial" w:cs="Arial"/>
@@ -2146,16 +1883,7 @@
                 <w:sz w:val="16"/>
                 <w:szCs w:val="16"/>
               </w:rPr>
-              <w:t>b</w:t>
-            </w:r>
-            <w:proofErr w:type="gramEnd"/>
-            <w:r>
-              <w:rPr>
-                <w:rFonts w:ascii="Arial" w:hAnsi="Arial" w:cs="Arial"/>
-                <w:sz w:val="16"/>
-                <w:szCs w:val="16"/>
-              </w:rPr>
-              <w:t>.INSTITUCION</w:t>
+              <w:t>b.INSTITUCION</w:t>
             </w:r>
             <w:proofErr w:type="spellEnd"/>
             <w:r>
@@ -2183,7 +1911,6 @@
                 <w:szCs w:val="16"/>
               </w:rPr>
             </w:pPr>
-            <w:proofErr w:type="gramStart"/>
             <w:r>
               <w:rPr>
                 <w:rFonts w:ascii="Arial" w:hAnsi="Arial" w:cs="Arial"/>
@@ -2199,16 +1926,7 @@
                 <w:sz w:val="16"/>
                 <w:szCs w:val="16"/>
               </w:rPr>
-              <w:t>b</w:t>
-            </w:r>
-            <w:proofErr w:type="gramEnd"/>
-            <w:r>
-              <w:rPr>
-                <w:rFonts w:ascii="Arial" w:hAnsi="Arial" w:cs="Arial"/>
-                <w:sz w:val="16"/>
-                <w:szCs w:val="16"/>
-              </w:rPr>
-              <w:t>.CARRERA</w:t>
+              <w:t>b.CARRERA</w:t>
             </w:r>
             <w:proofErr w:type="spellEnd"/>
             <w:r>
@@ -2235,23 +1953,13 @@
                 <w:szCs w:val="16"/>
               </w:rPr>
             </w:pPr>
-            <w:proofErr w:type="gramStart"/>
             <w:r>
               <w:rPr>
                 <w:rFonts w:ascii="Arial" w:hAnsi="Arial" w:cs="Arial"/>
                 <w:sz w:val="16"/>
                 <w:szCs w:val="16"/>
               </w:rPr>
-              <w:t>{{ b</w:t>
-            </w:r>
-            <w:proofErr w:type="gramEnd"/>
-            <w:r>
-              <w:rPr>
-                <w:rFonts w:ascii="Arial" w:hAnsi="Arial" w:cs="Arial"/>
-                <w:sz w:val="16"/>
-                <w:szCs w:val="16"/>
-              </w:rPr>
-              <w:t>.FECHA_SOLICITUD_TEXTO }}</w:t>
+              <w:t>{{ b.FECHA_SOLICITUD_TEXTO }}</w:t>
             </w:r>
           </w:p>
         </w:tc>
@@ -2502,27 +2210,7 @@
           <w:sz w:val="22"/>
           <w:szCs w:val="22"/>
         </w:rPr>
-        <w:t xml:space="preserve">Los costos académicos hasta por 1 (un) periodo académico adicional para estudios de pregrado, conforme a las disposiciones que emita el PRONABEC mediante Resolución </w:t>
-      </w:r>
-      <w:proofErr w:type="gramStart"/>
-      <w:r>
-        <w:rPr>
-          <w:i/>
-          <w:iCs/>
-          <w:sz w:val="22"/>
-          <w:szCs w:val="22"/>
-        </w:rPr>
-        <w:t>Directoral Ejecutiva</w:t>
-      </w:r>
-      <w:proofErr w:type="gramEnd"/>
-      <w:r>
-        <w:rPr>
-          <w:i/>
-          <w:iCs/>
-          <w:sz w:val="22"/>
-          <w:szCs w:val="22"/>
-        </w:rPr>
-        <w:t xml:space="preserve"> del PRONABEC. </w:t>
+        <w:t xml:space="preserve">Los costos académicos hasta por 1 (un) periodo académico adicional para estudios de pregrado, conforme a las disposiciones que emita el PRONABEC mediante Resolución Directoral Ejecutiva del PRONABEC. </w:t>
       </w:r>
     </w:p>
     <w:p>
@@ -2591,23 +2279,7 @@
           <w:sz w:val="22"/>
           <w:szCs w:val="22"/>
         </w:rPr>
-        <w:t xml:space="preserve">, aprobada mediante Resolución </w:t>
-      </w:r>
-      <w:proofErr w:type="gramStart"/>
-      <w:r>
-        <w:rPr>
-          <w:sz w:val="22"/>
-          <w:szCs w:val="22"/>
-        </w:rPr>
-        <w:t>Directoral Ejecutiva</w:t>
-      </w:r>
-      <w:proofErr w:type="gramEnd"/>
-      <w:r>
-        <w:rPr>
-          <w:sz w:val="22"/>
-          <w:szCs w:val="22"/>
-        </w:rPr>
-        <w:t xml:space="preserve"> N° </w:t>
+        <w:t xml:space="preserve">, aprobada mediante Resolución Directoral Ejecutiva N° </w:t>
       </w:r>
       <w:r>
         <w:rPr>
@@ -2784,7 +2456,6 @@
           <w:sz w:val="22"/>
           <w:szCs w:val="22"/>
         </w:rPr>
-        <w:lastRenderedPageBreak/>
         <w:t xml:space="preserve">El becario presenta la solicitud de ampliación excepcional de un (01) periodo de estudios, por mesa de partes del PRONABEC al culminar su último periodo programado en el SIBEC </w:t>
       </w:r>
       <w:r>
@@ -3298,7 +2969,7 @@
           <w:sz w:val="22"/>
           <w:szCs w:val="22"/>
         </w:rPr>
-        <w:t xml:space="preserve">“el becario presenta la solicitud de ampliación excepcional de un (1) periodo de estudios, por </w:t>
+        <w:t>“</w:t>
       </w:r>
       <w:r>
         <w:rPr>
@@ -3306,15 +2977,16 @@
           <w:sz w:val="22"/>
           <w:szCs w:val="22"/>
         </w:rPr>
-        <w:t>M</w:t>
-      </w:r>
-      <w:r>
-        <w:rPr>
+        <w:t xml:space="preserve">El becario presenta la solicitud de ampliación excepcional de un (1) período de estudios, por Mesa de Partes del PRONABEC al culminar su último período programado en el SIBEC </w:t>
+      </w:r>
+      <w:r>
+        <w:rPr>
+          <w:bCs/>
           <w:i/>
           <w:sz w:val="22"/>
           <w:szCs w:val="22"/>
         </w:rPr>
-        <w:t xml:space="preserve">esa de </w:t>
+        <w:t>y antes de la matrícula e inicio del período académico a ampliar</w:t>
       </w:r>
       <w:r>
         <w:rPr>
@@ -3322,15 +2994,16 @@
           <w:sz w:val="22"/>
           <w:szCs w:val="22"/>
         </w:rPr>
-        <w:t>P</w:t>
-      </w:r>
-      <w:r>
-        <w:rPr>
+        <w:t xml:space="preserve">, adjuntando la documentación que acredite que aún no ha culminado la carrera o programa de estudios y que precise los cursos pendientes que tiene el becario. La ampliación excepcional se otorga por un (1) período académico adicional, </w:t>
+      </w:r>
+      <w:r>
+        <w:rPr>
+          <w:bCs/>
           <w:i/>
           <w:sz w:val="22"/>
           <w:szCs w:val="22"/>
         </w:rPr>
-        <w:t>artes del PRONABEC al culminar su último periodo programado en el SIBEC</w:t>
+        <w:t>está sujeta a la disponibilidad presupuestal</w:t>
       </w:r>
       <w:r>
         <w:rPr>
@@ -3338,15 +3011,16 @@
           <w:sz w:val="22"/>
           <w:szCs w:val="22"/>
         </w:rPr>
-        <w:t xml:space="preserve"> y antes de la matricula e inicio del periodo académico a ampliar</w:t>
-      </w:r>
-      <w:r>
-        <w:rPr>
+        <w:t xml:space="preserve">, se debe efectuar en el período académico inmediato posterior al término del período de estudios programado </w:t>
+      </w:r>
+      <w:r>
+        <w:rPr>
+          <w:bCs/>
           <w:i/>
           <w:sz w:val="22"/>
           <w:szCs w:val="22"/>
         </w:rPr>
-        <w:t xml:space="preserve">, adjuntando la documentación que acredite que aún no ha culminado </w:t>
+        <w:t>y debe ser suficiente para culminar la carrera o programa de estudios</w:t>
       </w:r>
       <w:r>
         <w:rPr>
@@ -3354,15 +3028,7 @@
           <w:sz w:val="22"/>
           <w:szCs w:val="22"/>
         </w:rPr>
-        <w:t>la carrera o programa de</w:t>
-      </w:r>
-      <w:r>
-        <w:rPr>
-          <w:i/>
-          <w:sz w:val="22"/>
-          <w:szCs w:val="22"/>
-        </w:rPr>
-        <w:t xml:space="preserve"> estudios y que precise los cursos pendientes que tiene el becario”</w:t>
+        <w:t>”</w:t>
       </w:r>
       <w:r>
         <w:rPr>
@@ -3410,262 +3076,87 @@
           <w:sz w:val="22"/>
           <w:szCs w:val="22"/>
         </w:rPr>
-        <w:t xml:space="preserve">Por lo </w:t>
-      </w:r>
-      <w:r>
-        <w:rPr>
-          <w:sz w:val="22"/>
-          <w:szCs w:val="22"/>
-        </w:rPr>
-        <w:t>tanto, se deslinda que la</w:t>
-      </w:r>
-      <w:r>
-        <w:rPr>
-          <w:sz w:val="22"/>
-          <w:szCs w:val="22"/>
-        </w:rPr>
-        <w:t xml:space="preserve"> citada norma </w:t>
-      </w:r>
-      <w:r>
-        <w:rPr>
-          <w:sz w:val="22"/>
-          <w:szCs w:val="22"/>
-        </w:rPr>
-        <w:t>precisa</w:t>
-      </w:r>
-      <w:r>
-        <w:rPr>
-          <w:sz w:val="22"/>
-          <w:szCs w:val="22"/>
-        </w:rPr>
-        <w:t xml:space="preserve"> </w:t>
-      </w:r>
-      <w:r>
-        <w:rPr>
-          <w:sz w:val="22"/>
-          <w:szCs w:val="22"/>
-        </w:rPr>
-        <w:t>3</w:t>
-      </w:r>
-      <w:r>
-        <w:rPr>
-          <w:sz w:val="22"/>
-          <w:szCs w:val="22"/>
-        </w:rPr>
-        <w:t xml:space="preserve"> </w:t>
-      </w:r>
-      <w:r>
-        <w:rPr>
-          <w:sz w:val="22"/>
-          <w:szCs w:val="22"/>
-        </w:rPr>
-        <w:t>puntos a tomar en cuenta</w:t>
-      </w:r>
-      <w:r>
-        <w:rPr>
-          <w:sz w:val="22"/>
-          <w:szCs w:val="22"/>
-        </w:rPr>
-        <w:t xml:space="preserve"> para la evaluación de la </w:t>
-      </w:r>
-      <w:r>
-        <w:rPr>
-          <w:sz w:val="22"/>
-          <w:szCs w:val="22"/>
-        </w:rPr>
-        <w:t>ampliación excepcional de la duración del periodo de estudios</w:t>
-      </w:r>
-      <w:r>
-        <w:rPr>
-          <w:sz w:val="22"/>
-          <w:szCs w:val="22"/>
-        </w:rPr>
-        <w:t xml:space="preserve">: </w:t>
-      </w:r>
-    </w:p>
-    <w:p>
-      <w:pPr>
-        <w:pStyle w:val="Default"/>
-        <w:jc w:val="both"/>
-        <w:rPr>
-          <w:sz w:val="16"/>
-          <w:szCs w:val="16"/>
-        </w:rPr>
-      </w:pPr>
-    </w:p>
-    <w:p>
-      <w:pPr>
-        <w:pStyle w:val="Default"/>
-        <w:numPr>
-          <w:ilvl w:val="0"/>
-          <w:numId w:val="36"/>
-        </w:numPr>
-        <w:jc w:val="both"/>
-        <w:rPr>
-          <w:sz w:val="22"/>
-          <w:szCs w:val="22"/>
-        </w:rPr>
-      </w:pPr>
-      <w:r>
-        <w:rPr>
-          <w:sz w:val="22"/>
-          <w:szCs w:val="22"/>
-        </w:rPr>
-        <w:t>E</w:t>
-      </w:r>
-      <w:r>
-        <w:rPr>
-          <w:sz w:val="22"/>
-          <w:szCs w:val="22"/>
-        </w:rPr>
-        <w:t>l plazo de presentación</w:t>
-      </w:r>
-      <w:r>
-        <w:rPr>
-          <w:sz w:val="22"/>
-          <w:szCs w:val="22"/>
-        </w:rPr>
-        <w:t>.</w:t>
-      </w:r>
-    </w:p>
-    <w:p>
-      <w:pPr>
-        <w:pStyle w:val="Default"/>
-        <w:numPr>
-          <w:ilvl w:val="0"/>
-          <w:numId w:val="36"/>
-        </w:numPr>
-        <w:jc w:val="both"/>
-        <w:rPr>
-          <w:sz w:val="22"/>
-          <w:szCs w:val="22"/>
-        </w:rPr>
-      </w:pPr>
-      <w:r>
-        <w:rPr>
-          <w:sz w:val="22"/>
-          <w:szCs w:val="22"/>
-        </w:rPr>
-        <w:t>L</w:t>
-      </w:r>
-      <w:r>
-        <w:rPr>
-          <w:sz w:val="22"/>
-          <w:szCs w:val="22"/>
-        </w:rPr>
-        <w:t>os</w:t>
-      </w:r>
-      <w:r>
-        <w:rPr>
-          <w:sz w:val="22"/>
-          <w:szCs w:val="22"/>
-        </w:rPr>
-        <w:t xml:space="preserve"> </w:t>
-      </w:r>
-      <w:r>
-        <w:rPr>
-          <w:sz w:val="22"/>
-          <w:szCs w:val="22"/>
-        </w:rPr>
-        <w:t xml:space="preserve">documentos académicos a presentar para acreditar </w:t>
-      </w:r>
-      <w:r>
-        <w:rPr>
-          <w:sz w:val="22"/>
-          <w:szCs w:val="22"/>
-        </w:rPr>
-        <w:t xml:space="preserve">que </w:t>
-      </w:r>
-      <w:r>
-        <w:rPr>
-          <w:sz w:val="22"/>
-          <w:szCs w:val="22"/>
-        </w:rPr>
-        <w:t>aún no se ha culminado la carrera</w:t>
-      </w:r>
-      <w:r>
-        <w:rPr>
-          <w:sz w:val="22"/>
-          <w:szCs w:val="22"/>
-        </w:rPr>
-        <w:t xml:space="preserve"> (</w:t>
-      </w:r>
-      <w:r>
-        <w:rPr>
-          <w:sz w:val="22"/>
-          <w:szCs w:val="22"/>
-        </w:rPr>
-        <w:t>con</w:t>
-      </w:r>
-      <w:r>
-        <w:rPr>
-          <w:sz w:val="22"/>
-          <w:szCs w:val="22"/>
-        </w:rPr>
-        <w:t xml:space="preserve"> los cursos pendientes que tiene el becario</w:t>
-      </w:r>
-      <w:r>
-        <w:rPr>
-          <w:sz w:val="22"/>
-          <w:szCs w:val="22"/>
-        </w:rPr>
-        <w:t>)</w:t>
-      </w:r>
-      <w:r>
-        <w:rPr>
-          <w:sz w:val="22"/>
-          <w:szCs w:val="22"/>
-        </w:rPr>
-        <w:t>.</w:t>
-      </w:r>
-    </w:p>
-    <w:p>
-      <w:pPr>
-        <w:pStyle w:val="Default"/>
-        <w:numPr>
-          <w:ilvl w:val="0"/>
-          <w:numId w:val="36"/>
-        </w:numPr>
-        <w:jc w:val="both"/>
-        <w:rPr>
-          <w:sz w:val="22"/>
-          <w:szCs w:val="22"/>
-        </w:rPr>
-      </w:pPr>
-      <w:r>
-        <w:rPr>
-          <w:sz w:val="22"/>
-          <w:szCs w:val="22"/>
-        </w:rPr>
-        <w:t xml:space="preserve">Los cursos pendientes </w:t>
-      </w:r>
-      <w:r>
-        <w:rPr>
-          <w:sz w:val="22"/>
-          <w:szCs w:val="22"/>
-        </w:rPr>
-        <w:t xml:space="preserve">deben ser suficientes para culminar la carrera o programa de estudios y </w:t>
-      </w:r>
-      <w:r>
-        <w:rPr>
-          <w:sz w:val="22"/>
-          <w:szCs w:val="22"/>
-        </w:rPr>
-        <w:t>deben efectuar</w:t>
-      </w:r>
-      <w:r>
-        <w:rPr>
-          <w:sz w:val="22"/>
-          <w:szCs w:val="22"/>
-        </w:rPr>
-        <w:t>se</w:t>
-      </w:r>
-      <w:r>
-        <w:rPr>
-          <w:sz w:val="22"/>
-          <w:szCs w:val="22"/>
-        </w:rPr>
-        <w:t xml:space="preserve"> en el periodo académico inmediato posterior al término del periodo de estudios programado. </w:t>
+        <w:t>Respecto al plazo de presentación</w:t>
+      </w:r>
+      <w:r>
+        <w:rPr>
+          <w:sz w:val="22"/>
+          <w:szCs w:val="22"/>
+        </w:rPr>
+        <w:t>, de la revisión de la documentación presentada, l</w:t>
+      </w:r>
+      <w:r>
+        <w:rPr>
+          <w:sz w:val="22"/>
+          <w:szCs w:val="22"/>
+        </w:rPr>
+        <w:t xml:space="preserve">as solicitudes de los </w:t>
+      </w:r>
+      <w:proofErr w:type="gramStart"/>
+      <w:r>
+        <w:rPr>
+          <w:sz w:val="22"/>
+          <w:szCs w:val="22"/>
+        </w:rPr>
+        <w:t>{{ CANTIDAD</w:t>
+      </w:r>
+      <w:proofErr w:type="gramEnd"/>
+      <w:r>
+        <w:rPr>
+          <w:sz w:val="22"/>
+          <w:szCs w:val="22"/>
+        </w:rPr>
+        <w:t>_BECARIOS }} becarios fueron ingresadas por mesa de partes con fecha {{ FECHAS_SOLICITUD_TEXTO }}</w:t>
+      </w:r>
+      <w:r>
+        <w:rPr>
+          <w:sz w:val="22"/>
+          <w:szCs w:val="22"/>
+        </w:rPr>
+        <w:t>,</w:t>
+      </w:r>
+      <w:r>
+        <w:rPr>
+          <w:sz w:val="22"/>
+          <w:szCs w:val="22"/>
+        </w:rPr>
+        <w:t xml:space="preserve"> por </w:t>
+      </w:r>
+      <w:r>
+        <w:rPr>
+          <w:sz w:val="22"/>
+          <w:szCs w:val="22"/>
+        </w:rPr>
+        <w:lastRenderedPageBreak/>
+        <w:t>lo tanto, se verifica que fue</w:t>
+      </w:r>
+      <w:r>
+        <w:rPr>
+          <w:sz w:val="22"/>
+          <w:szCs w:val="22"/>
+        </w:rPr>
+        <w:t>ron</w:t>
+      </w:r>
+      <w:r>
+        <w:rPr>
+          <w:sz w:val="22"/>
+          <w:szCs w:val="22"/>
+        </w:rPr>
+        <w:t xml:space="preserve"> presentad</w:t>
+      </w:r>
+      <w:r>
+        <w:rPr>
+          <w:sz w:val="22"/>
+          <w:szCs w:val="22"/>
+        </w:rPr>
+        <w:t>as</w:t>
+      </w:r>
+      <w:r>
+        <w:rPr>
+          <w:sz w:val="22"/>
+          <w:szCs w:val="22"/>
+        </w:rPr>
+        <w:t xml:space="preserve"> antes de la matrícula e inicio del periodo académico a ampliar.</w:t>
       </w:r>
     </w:p>
     <w:p>
@@ -3674,8 +3165,8 @@
         <w:ind w:left="567"/>
         <w:jc w:val="both"/>
         <w:rPr>
-          <w:sz w:val="22"/>
-          <w:szCs w:val="22"/>
+          <w:sz w:val="16"/>
+          <w:szCs w:val="16"/>
         </w:rPr>
       </w:pPr>
     </w:p>
@@ -3689,30 +3180,59 @@
         <w:ind w:left="567"/>
         <w:jc w:val="both"/>
         <w:rPr>
-          <w:sz w:val="22"/>
-          <w:szCs w:val="22"/>
-        </w:rPr>
-      </w:pPr>
-      <w:r>
-        <w:rPr>
-          <w:sz w:val="22"/>
-          <w:szCs w:val="22"/>
-        </w:rPr>
-        <w:t>Respecto al plazo de presentación</w:t>
-      </w:r>
-      <w:r>
-        <w:rPr>
-          <w:sz w:val="22"/>
-          <w:szCs w:val="22"/>
-        </w:rPr>
-        <w:t>, de la revisión de la documentación presentada, l</w:t>
-      </w:r>
-      <w:r>
-        <w:rPr>
-          <w:sz w:val="22"/>
-          <w:szCs w:val="22"/>
-        </w:rPr>
-        <w:t xml:space="preserve">as solicitudes de los </w:t>
+          <w:i/>
+          <w:sz w:val="22"/>
+          <w:szCs w:val="22"/>
+        </w:rPr>
+      </w:pPr>
+      <w:r>
+        <w:rPr>
+          <w:sz w:val="22"/>
+          <w:szCs w:val="22"/>
+        </w:rPr>
+        <w:t xml:space="preserve">Respecto a los </w:t>
+      </w:r>
+      <w:r>
+        <w:rPr>
+          <w:sz w:val="22"/>
+          <w:szCs w:val="22"/>
+        </w:rPr>
+        <w:t xml:space="preserve">documentos académicos a presentar para acreditar </w:t>
+      </w:r>
+      <w:r>
+        <w:rPr>
+          <w:sz w:val="22"/>
+          <w:szCs w:val="22"/>
+        </w:rPr>
+        <w:t xml:space="preserve">que </w:t>
+      </w:r>
+      <w:r>
+        <w:rPr>
+          <w:sz w:val="22"/>
+          <w:szCs w:val="22"/>
+        </w:rPr>
+        <w:t>aún no se ha culminado la carrera</w:t>
+      </w:r>
+      <w:r>
+        <w:rPr>
+          <w:sz w:val="22"/>
+          <w:szCs w:val="22"/>
+        </w:rPr>
+        <w:t>,</w:t>
+      </w:r>
+      <w:r>
+        <w:rPr>
+          <w:sz w:val="22"/>
+          <w:szCs w:val="22"/>
+        </w:rPr>
+        <w:t xml:space="preserve"> se revisó la información de los cursos pendientes informados por </w:t>
+      </w:r>
+      <w:r>
+        <w:rPr>
+          <w:sz w:val="22"/>
+          <w:szCs w:val="22"/>
+        </w:rPr>
+        <w:t xml:space="preserve">los </w:t>
       </w:r>
       <w:proofErr w:type="gramStart"/>
       <w:r>
@@ -3728,213 +3248,7 @@
           <w:sz w:val="22"/>
           <w:szCs w:val="22"/>
         </w:rPr>
-        <w:t>_</w:t>
-      </w:r>
-      <w:proofErr w:type="gramStart"/>
-      <w:r>
-        <w:rPr>
-          <w:sz w:val="22"/>
-          <w:szCs w:val="22"/>
-        </w:rPr>
-        <w:t>BECARIOS }</w:t>
-      </w:r>
-      <w:proofErr w:type="gramEnd"/>
-      <w:r>
-        <w:rPr>
-          <w:sz w:val="22"/>
-          <w:szCs w:val="22"/>
-        </w:rPr>
-        <w:t xml:space="preserve">} becarios fueron </w:t>
-      </w:r>
-      <w:r>
-        <w:rPr>
-          <w:sz w:val="22"/>
-          <w:szCs w:val="22"/>
-        </w:rPr>
-        <w:lastRenderedPageBreak/>
-        <w:t xml:space="preserve">ingresadas por mesa de partes con fecha </w:t>
-      </w:r>
-      <w:proofErr w:type="gramStart"/>
-      <w:r>
-        <w:rPr>
-          <w:sz w:val="22"/>
-          <w:szCs w:val="22"/>
-        </w:rPr>
-        <w:t>{{ FECHAS</w:t>
-      </w:r>
-      <w:proofErr w:type="gramEnd"/>
-      <w:r>
-        <w:rPr>
-          <w:sz w:val="22"/>
-          <w:szCs w:val="22"/>
-        </w:rPr>
-        <w:t>_SOLICITUD_</w:t>
-      </w:r>
-      <w:proofErr w:type="gramStart"/>
-      <w:r>
-        <w:rPr>
-          <w:sz w:val="22"/>
-          <w:szCs w:val="22"/>
-        </w:rPr>
-        <w:t>TEXTO }</w:t>
-      </w:r>
-      <w:proofErr w:type="gramEnd"/>
-      <w:r>
-        <w:rPr>
-          <w:sz w:val="22"/>
-          <w:szCs w:val="22"/>
-        </w:rPr>
-        <w:t>}</w:t>
-      </w:r>
-      <w:r>
-        <w:rPr>
-          <w:sz w:val="22"/>
-          <w:szCs w:val="22"/>
-        </w:rPr>
-        <w:t>,</w:t>
-      </w:r>
-      <w:r>
-        <w:rPr>
-          <w:sz w:val="22"/>
-          <w:szCs w:val="22"/>
-        </w:rPr>
-        <w:t xml:space="preserve"> por lo tanto, se verifica que fue</w:t>
-      </w:r>
-      <w:r>
-        <w:rPr>
-          <w:sz w:val="22"/>
-          <w:szCs w:val="22"/>
-        </w:rPr>
-        <w:t>ron</w:t>
-      </w:r>
-      <w:r>
-        <w:rPr>
-          <w:sz w:val="22"/>
-          <w:szCs w:val="22"/>
-        </w:rPr>
-        <w:t xml:space="preserve"> presentad</w:t>
-      </w:r>
-      <w:r>
-        <w:rPr>
-          <w:sz w:val="22"/>
-          <w:szCs w:val="22"/>
-        </w:rPr>
-        <w:t>as</w:t>
-      </w:r>
-      <w:r>
-        <w:rPr>
-          <w:sz w:val="22"/>
-          <w:szCs w:val="22"/>
-        </w:rPr>
-        <w:t xml:space="preserve"> antes de la matrícula e inicio del periodo académico a ampliar.</w:t>
-      </w:r>
-    </w:p>
-    <w:p>
-      <w:pPr>
-        <w:pStyle w:val="Default"/>
-        <w:ind w:left="567"/>
-        <w:jc w:val="both"/>
-        <w:rPr>
-          <w:sz w:val="16"/>
-          <w:szCs w:val="16"/>
-        </w:rPr>
-      </w:pPr>
-    </w:p>
-    <w:p>
-      <w:pPr>
-        <w:pStyle w:val="Default"/>
-        <w:numPr>
-          <w:ilvl w:val="1"/>
-          <w:numId w:val="11"/>
-        </w:numPr>
-        <w:ind w:left="567"/>
-        <w:jc w:val="both"/>
-        <w:rPr>
-          <w:i/>
-          <w:sz w:val="22"/>
-          <w:szCs w:val="22"/>
-        </w:rPr>
-      </w:pPr>
-      <w:r>
-        <w:rPr>
-          <w:sz w:val="22"/>
-          <w:szCs w:val="22"/>
-        </w:rPr>
-        <w:t xml:space="preserve">Respecto a los </w:t>
-      </w:r>
-      <w:r>
-        <w:rPr>
-          <w:sz w:val="22"/>
-          <w:szCs w:val="22"/>
-        </w:rPr>
-        <w:t xml:space="preserve">documentos académicos a presentar para acreditar </w:t>
-      </w:r>
-      <w:r>
-        <w:rPr>
-          <w:sz w:val="22"/>
-          <w:szCs w:val="22"/>
-        </w:rPr>
-        <w:t xml:space="preserve">que </w:t>
-      </w:r>
-      <w:r>
-        <w:rPr>
-          <w:sz w:val="22"/>
-          <w:szCs w:val="22"/>
-        </w:rPr>
-        <w:t>aún no se ha culminado la carrera</w:t>
-      </w:r>
-      <w:r>
-        <w:rPr>
-          <w:sz w:val="22"/>
-          <w:szCs w:val="22"/>
-        </w:rPr>
-        <w:t>,</w:t>
-      </w:r>
-      <w:r>
-        <w:rPr>
-          <w:sz w:val="22"/>
-          <w:szCs w:val="22"/>
-        </w:rPr>
-        <w:t xml:space="preserve"> se revisó la información de los cursos pendientes informados por </w:t>
-      </w:r>
-      <w:r>
-        <w:rPr>
-          <w:sz w:val="22"/>
-          <w:szCs w:val="22"/>
-        </w:rPr>
-        <w:t xml:space="preserve">los </w:t>
-      </w:r>
-      <w:proofErr w:type="gramStart"/>
-      <w:r>
-        <w:rPr>
-          <w:sz w:val="22"/>
-          <w:szCs w:val="22"/>
-        </w:rPr>
-        <w:t>{{ CANTIDAD</w:t>
-      </w:r>
-      <w:proofErr w:type="gramEnd"/>
-      <w:r>
-        <w:rPr>
-          <w:sz w:val="22"/>
-          <w:szCs w:val="22"/>
-        </w:rPr>
-        <w:t>_</w:t>
-      </w:r>
-      <w:proofErr w:type="gramStart"/>
-      <w:r>
-        <w:rPr>
-          <w:sz w:val="22"/>
-          <w:szCs w:val="22"/>
-        </w:rPr>
-        <w:t>BECARIOS }</w:t>
-      </w:r>
-      <w:proofErr w:type="gramEnd"/>
-      <w:r>
-        <w:rPr>
-          <w:sz w:val="22"/>
-          <w:szCs w:val="22"/>
-        </w:rPr>
-        <w:t>} becarios</w:t>
+        <w:t>_BECARIOS }} becarios</w:t>
       </w:r>
       <w:r>
         <w:rPr>
@@ -3955,39 +3269,7 @@
           <w:sz w:val="22"/>
           <w:szCs w:val="22"/>
         </w:rPr>
-        <w:t xml:space="preserve">ediante </w:t>
-      </w:r>
-      <w:proofErr w:type="gramStart"/>
-      <w:r>
-        <w:rPr>
-          <w:sz w:val="22"/>
-          <w:szCs w:val="22"/>
-        </w:rPr>
-        <w:t>{{ REFERENCIA</w:t>
-      </w:r>
-      <w:proofErr w:type="gramEnd"/>
-      <w:r>
-        <w:rPr>
-          <w:sz w:val="22"/>
-          <w:szCs w:val="22"/>
-        </w:rPr>
-        <w:t>_DOC_</w:t>
-      </w:r>
-      <w:proofErr w:type="gramStart"/>
-      <w:r>
-        <w:rPr>
-          <w:sz w:val="22"/>
-          <w:szCs w:val="22"/>
-        </w:rPr>
-        <w:t>IES }</w:t>
-      </w:r>
-      <w:proofErr w:type="gramEnd"/>
-      <w:r>
-        <w:rPr>
-          <w:sz w:val="22"/>
-          <w:szCs w:val="22"/>
-        </w:rPr>
-        <w:t xml:space="preserve">}, </w:t>
+        <w:t xml:space="preserve">ediante {{ REFERENCIA_DOC_IES }}, </w:t>
       </w:r>
       <w:r>
         <w:rPr>
@@ -4001,39 +3283,7 @@
           <w:sz w:val="22"/>
           <w:szCs w:val="22"/>
         </w:rPr>
-        <w:t xml:space="preserve">la </w:t>
-      </w:r>
-      <w:proofErr w:type="gramStart"/>
-      <w:r>
-        <w:rPr>
-          <w:sz w:val="22"/>
-          <w:szCs w:val="22"/>
-        </w:rPr>
-        <w:t>{{ INSTITUCION</w:t>
-      </w:r>
-      <w:proofErr w:type="gramEnd"/>
-      <w:r>
-        <w:rPr>
-          <w:sz w:val="22"/>
-          <w:szCs w:val="22"/>
-        </w:rPr>
-        <w:t>_</w:t>
-      </w:r>
-      <w:proofErr w:type="gramStart"/>
-      <w:r>
-        <w:rPr>
-          <w:sz w:val="22"/>
-          <w:szCs w:val="22"/>
-        </w:rPr>
-        <w:t>GLOBAL }</w:t>
-      </w:r>
-      <w:proofErr w:type="gramEnd"/>
-      <w:r>
-        <w:rPr>
-          <w:sz w:val="22"/>
-          <w:szCs w:val="22"/>
-        </w:rPr>
-        <w:t xml:space="preserve">} </w:t>
+        <w:t xml:space="preserve">la {{ INSTITUCION_GLOBAL }} </w:t>
       </w:r>
       <w:r>
         <w:rPr>
@@ -4047,39 +3297,7 @@
           <w:sz w:val="22"/>
           <w:szCs w:val="22"/>
         </w:rPr>
-        <w:t xml:space="preserve"> la relación de cursos que tienen pendientes los </w:t>
-      </w:r>
-      <w:proofErr w:type="gramStart"/>
-      <w:r>
-        <w:rPr>
-          <w:sz w:val="22"/>
-          <w:szCs w:val="22"/>
-        </w:rPr>
-        <w:t>{{ CANTIDAD</w:t>
-      </w:r>
-      <w:proofErr w:type="gramEnd"/>
-      <w:r>
-        <w:rPr>
-          <w:sz w:val="22"/>
-          <w:szCs w:val="22"/>
-        </w:rPr>
-        <w:t>_</w:t>
-      </w:r>
-      <w:proofErr w:type="gramStart"/>
-      <w:r>
-        <w:rPr>
-          <w:sz w:val="22"/>
-          <w:szCs w:val="22"/>
-        </w:rPr>
-        <w:t>BECARIOS }</w:t>
-      </w:r>
-      <w:proofErr w:type="gramEnd"/>
-      <w:r>
-        <w:rPr>
-          <w:sz w:val="22"/>
-          <w:szCs w:val="22"/>
-        </w:rPr>
-        <w:t>} becarios señalados en el Cuadro Nº 1 al finalizar el semestre 2026-I. De la revisión de</w:t>
+        <w:t xml:space="preserve"> la relación de cursos que tienen pendientes los {{ CANTIDAD_BECARIOS }} becarios señalados en el Cuadro Nº 1 al finalizar el semestre 2026-I. De la revisión de</w:t>
       </w:r>
       <w:r>
         <w:rPr>
@@ -4615,7 +3833,6 @@
                 <w:szCs w:val="16"/>
               </w:rPr>
             </w:pPr>
-            <w:proofErr w:type="gramStart"/>
             <w:r>
               <w:rPr>
                 <w:rFonts w:ascii="Arial" w:hAnsi="Arial" w:cs="Arial"/>
@@ -4631,16 +3848,7 @@
                 <w:sz w:val="16"/>
                 <w:szCs w:val="16"/>
               </w:rPr>
-              <w:t>loop</w:t>
-            </w:r>
-            <w:proofErr w:type="gramEnd"/>
-            <w:r>
-              <w:rPr>
-                <w:rFonts w:ascii="Arial" w:hAnsi="Arial" w:cs="Arial"/>
-                <w:sz w:val="16"/>
-                <w:szCs w:val="16"/>
-              </w:rPr>
-              <w:t>.index</w:t>
+              <w:t>loop.index</w:t>
             </w:r>
             <w:proofErr w:type="spellEnd"/>
             <w:r>
@@ -4667,7 +3875,6 @@
                 <w:szCs w:val="16"/>
               </w:rPr>
             </w:pPr>
-            <w:proofErr w:type="gramStart"/>
             <w:r>
               <w:rPr>
                 <w:rFonts w:ascii="Arial" w:hAnsi="Arial" w:cs="Arial"/>
@@ -4683,16 +3890,7 @@
                 <w:sz w:val="16"/>
                 <w:szCs w:val="16"/>
               </w:rPr>
-              <w:t>b</w:t>
-            </w:r>
-            <w:proofErr w:type="gramEnd"/>
-            <w:r>
-              <w:rPr>
-                <w:rFonts w:ascii="Arial" w:hAnsi="Arial" w:cs="Arial"/>
-                <w:sz w:val="16"/>
-                <w:szCs w:val="16"/>
-              </w:rPr>
-              <w:t>.EXPEDIENTE</w:t>
+              <w:t>b.EXPEDIENTE</w:t>
             </w:r>
             <w:proofErr w:type="spellEnd"/>
             <w:r>
@@ -4719,7 +3917,6 @@
                 <w:szCs w:val="16"/>
               </w:rPr>
             </w:pPr>
-            <w:proofErr w:type="gramStart"/>
             <w:r>
               <w:rPr>
                 <w:rFonts w:ascii="Arial" w:hAnsi="Arial" w:cs="Arial"/>
@@ -4735,16 +3932,7 @@
                 <w:sz w:val="16"/>
                 <w:szCs w:val="16"/>
               </w:rPr>
-              <w:t>b</w:t>
-            </w:r>
-            <w:proofErr w:type="gramEnd"/>
-            <w:r>
-              <w:rPr>
-                <w:rFonts w:ascii="Arial" w:hAnsi="Arial" w:cs="Arial"/>
-                <w:sz w:val="16"/>
-                <w:szCs w:val="16"/>
-              </w:rPr>
-              <w:t>.CURSOS_PENDIENTES</w:t>
+              <w:t>b.CURSOS_PENDIENTES</w:t>
             </w:r>
             <w:proofErr w:type="spellEnd"/>
             <w:r>
@@ -4771,7 +3959,6 @@
                 <w:szCs w:val="16"/>
               </w:rPr>
             </w:pPr>
-            <w:proofErr w:type="gramStart"/>
             <w:r>
               <w:rPr>
                 <w:rFonts w:ascii="Arial" w:hAnsi="Arial" w:cs="Arial"/>
@@ -4787,16 +3974,7 @@
                 <w:sz w:val="16"/>
                 <w:szCs w:val="16"/>
               </w:rPr>
-              <w:t>b</w:t>
-            </w:r>
-            <w:proofErr w:type="gramEnd"/>
-            <w:r>
-              <w:rPr>
-                <w:rFonts w:ascii="Arial" w:hAnsi="Arial" w:cs="Arial"/>
-                <w:sz w:val="16"/>
-                <w:szCs w:val="16"/>
-              </w:rPr>
-              <w:t>.FECHA_INICIO_SIBEC</w:t>
+              <w:t>b.FECHA_INICIO_SIBEC</w:t>
             </w:r>
             <w:proofErr w:type="spellEnd"/>
             <w:r>
@@ -4823,7 +4001,6 @@
                 <w:szCs w:val="16"/>
               </w:rPr>
             </w:pPr>
-            <w:proofErr w:type="gramStart"/>
             <w:r>
               <w:rPr>
                 <w:rFonts w:ascii="Arial" w:hAnsi="Arial" w:cs="Arial"/>
@@ -4839,16 +4016,7 @@
                 <w:sz w:val="16"/>
                 <w:szCs w:val="16"/>
               </w:rPr>
-              <w:t>b</w:t>
-            </w:r>
-            <w:proofErr w:type="gramEnd"/>
-            <w:r>
-              <w:rPr>
-                <w:rFonts w:ascii="Arial" w:hAnsi="Arial" w:cs="Arial"/>
-                <w:sz w:val="16"/>
-                <w:szCs w:val="16"/>
-              </w:rPr>
-              <w:t>.FECHA_FIN_SIBEC</w:t>
+              <w:t>b.FECHA_FIN_SIBEC</w:t>
             </w:r>
             <w:proofErr w:type="spellEnd"/>
             <w:r>
@@ -5061,23 +4229,7 @@
           <w:sz w:val="22"/>
           <w:szCs w:val="22"/>
         </w:rPr>
-        <w:t>_</w:t>
-      </w:r>
-      <w:proofErr w:type="gramStart"/>
-      <w:r>
-        <w:rPr>
-          <w:sz w:val="22"/>
-          <w:szCs w:val="22"/>
-        </w:rPr>
-        <w:t>BECARIOS }</w:t>
-      </w:r>
-      <w:proofErr w:type="gramEnd"/>
-      <w:r>
-        <w:rPr>
-          <w:sz w:val="22"/>
-          <w:szCs w:val="22"/>
-        </w:rPr>
-        <w:t>} becarios</w:t>
+        <w:t>_BECARIOS }} becarios</w:t>
       </w:r>
       <w:r>
         <w:rPr>
@@ -5224,23 +4376,7 @@
           <w:sz w:val="22"/>
           <w:szCs w:val="22"/>
         </w:rPr>
-        <w:t>_</w:t>
-      </w:r>
-      <w:proofErr w:type="gramStart"/>
-      <w:r>
-        <w:rPr>
-          <w:sz w:val="22"/>
-          <w:szCs w:val="22"/>
-        </w:rPr>
-        <w:t>BECARIOS }</w:t>
-      </w:r>
-      <w:proofErr w:type="gramEnd"/>
-      <w:r>
-        <w:rPr>
-          <w:sz w:val="22"/>
-          <w:szCs w:val="22"/>
-        </w:rPr>
-        <w:t>} becarios señalados en el presente Informe cumplen con los supuestos establecidos en el literal a) del artículo 30 del Reglamento del PRONABEC de la Ley N° 29837 y las Disposiciones para el becario del PRONABEC</w:t>
+        <w:t>_BECARIOS }} becarios señalados en el presente Informe cumplen con los supuestos establecidos en el literal a) del artículo 30 del Reglamento del PRONABEC de la Ley N° 29837 y las Disposiciones para el becario del PRONABEC</w:t>
       </w:r>
       <w:r>
         <w:rPr>
@@ -5317,23 +4453,7 @@
           <w:sz w:val="22"/>
           <w:szCs w:val="22"/>
         </w:rPr>
-        <w:t>_</w:t>
-      </w:r>
-      <w:proofErr w:type="gramStart"/>
-      <w:r>
-        <w:rPr>
-          <w:sz w:val="22"/>
-          <w:szCs w:val="22"/>
-        </w:rPr>
-        <w:t>BECARIOS }</w:t>
-      </w:r>
-      <w:proofErr w:type="gramEnd"/>
-      <w:r>
-        <w:rPr>
-          <w:sz w:val="22"/>
-          <w:szCs w:val="22"/>
-        </w:rPr>
-        <w:t>}</w:t>
+        <w:t>_BECARIOS }}</w:t>
       </w:r>
       <w:r>
         <w:rPr>
@@ -5450,7 +4570,14 @@
         <w:rPr>
           <w:rFonts w:ascii="Arial" w:hAnsi="Arial"/>
         </w:rPr>
-        <w:t>De conformidad a lo informado por la Subdirección de Coordinación y Cooperación Regional Lima mediante {{ NOMBRE_INFORME_SUCCOR }} se concluye que los {{ CANTIDAD_BECARIOS }} becarios detallados en el presente Informe cumplen con los supuestos establecidos en el literal a) del artículo 30 del Reglamento de la Ley N° 29837 y las Disposiciones para el becario del PRONABEC</w:t>
+        <w:t xml:space="preserve">De conformidad a lo informado por la Subdirección de Coordinación y Cooperación </w:t>
+      </w:r>
+      <w:r>
+        <w:rPr>
+          <w:rFonts w:ascii="Arial" w:hAnsi="Arial"/>
+        </w:rPr>
+        <w:lastRenderedPageBreak/>
+        <w:t>Regional Lima mediante {{ NOMBRE_INFORME_SUCCOR }} se concluye que los {{ CANTIDAD_BECARIOS }} becarios detallados en el presente Informe cumplen con los supuestos establecidos en el literal a) del artículo 30 del Reglamento de la Ley N° 29837 y las Disposiciones para el becario del PRONABEC</w:t>
       </w:r>
       <w:r>
         <w:rPr>
@@ -5741,23 +4868,21 @@
         </w:rPr>
         <w:t xml:space="preserve">Con la conformidad del </w:t>
       </w:r>
-      <w:proofErr w:type="gramStart"/>
       <w:r>
         <w:rPr>
           <w:rFonts w:ascii="Arial" w:eastAsia="Times New Roman" w:hAnsi="Arial" w:cs="Arial"/>
           <w:bCs/>
           <w:lang w:val="es-ES" w:eastAsia="es-ES"/>
         </w:rPr>
-        <w:t>Responsable</w:t>
-      </w:r>
-      <w:proofErr w:type="gramEnd"/>
+        <w:t>Responsable del Equipo de</w:t>
+      </w:r>
       <w:r>
         <w:rPr>
           <w:rFonts w:ascii="Arial" w:eastAsia="Times New Roman" w:hAnsi="Arial" w:cs="Arial"/>
           <w:bCs/>
           <w:lang w:val="es-ES" w:eastAsia="es-ES"/>
         </w:rPr>
-        <w:t xml:space="preserve"> del Equipo de</w:t>
+        <w:t xml:space="preserve"> Seguimiento Académico</w:t>
       </w:r>
       <w:r>
         <w:rPr>
@@ -5765,7 +4890,7 @@
           <w:bCs/>
           <w:lang w:val="es-ES" w:eastAsia="es-ES"/>
         </w:rPr>
-        <w:t xml:space="preserve"> Seguimiento Académico</w:t>
+        <w:t xml:space="preserve"> que suscribe se remite el presente informe a la</w:t>
       </w:r>
       <w:r>
         <w:rPr>
@@ -5773,7 +4898,7 @@
           <w:bCs/>
           <w:lang w:val="es-ES" w:eastAsia="es-ES"/>
         </w:rPr>
-        <w:t xml:space="preserve"> que suscribe se remite el presente informe a la</w:t>
+        <w:t xml:space="preserve"> Subdirección de Seguimiento y Supervisión de la </w:t>
       </w:r>
       <w:r>
         <w:rPr>
@@ -5781,7 +4906,7 @@
           <w:bCs/>
           <w:lang w:val="es-ES" w:eastAsia="es-ES"/>
         </w:rPr>
-        <w:t xml:space="preserve"> Subdirección de Seguimiento y Supervisión de la </w:t>
+        <w:t>Dirección de Gestión de Becas para su conocimiento y fines correspondientes</w:t>
       </w:r>
       <w:r>
         <w:rPr>
@@ -5789,14 +4914,6 @@
           <w:bCs/>
           <w:lang w:val="es-ES" w:eastAsia="es-ES"/>
         </w:rPr>
-        <w:t>Dirección de Gestión de Becas para su conocimiento y fines correspondientes</w:t>
-      </w:r>
-      <w:r>
-        <w:rPr>
-          <w:rFonts w:ascii="Arial" w:eastAsia="Times New Roman" w:hAnsi="Arial" w:cs="Arial"/>
-          <w:bCs/>
-          <w:lang w:val="es-ES" w:eastAsia="es-ES"/>
-        </w:rPr>
         <w:t>.</w:t>
       </w:r>
     </w:p>
@@ -5874,7 +4991,6 @@
         </w:rPr>
         <w:t xml:space="preserve"> </w:t>
       </w:r>
-      <w:proofErr w:type="gramStart"/>
       <w:r>
         <w:rPr>
           <w:rFonts w:ascii="Arial" w:hAnsi="Arial" w:cs="Arial"/>
@@ -5893,7 +5009,6 @@
         </w:rPr>
         <w:t>a</w:t>
       </w:r>
-      <w:proofErr w:type="gramEnd"/>
       <w:r>
         <w:rPr>
           <w:rFonts w:ascii="Arial" w:hAnsi="Arial" w:cs="Arial"/>
@@ -6049,7 +5164,7 @@
 </file>
 
 <file path=word/endnotes.xml><?xml version="1.0" encoding="utf-8"?>
-<w:endnotes xmlns:wpc="http://schemas.microsoft.com/office/word/2010/wordprocessingCanvas" xmlns:cx="http://schemas.microsoft.com/office/drawing/2014/chartex" xmlns:cx1="http://schemas.microsoft.com/office/drawing/2015/9/8/chartex" xmlns:cx2="http://schemas.microsoft.com/office/drawing/2015/10/21/chartex" xmlns:cx3="http://schemas.microsoft.com/office/drawing/2016/5/9/chartex" xmlns:cx4="http://schemas.microsoft.com/office/drawing/2016/5/10/chartex" xmlns:cx5="http://schemas.microsoft.com/office/drawing/2016/5/11/chartex" xmlns:cx6="http://schemas.microsoft.com/office/drawing/2016/5/12/chartex" xmlns:cx7="http://schemas.microsoft.com/office/drawing/2016/5/13/chartex" xmlns:cx8="http://schemas.microsoft.com/office/drawing/2016/5/14/chartex" xmlns:mc="http://schemas.openxmlformats.org/markup-compatibility/2006" xmlns:aink="http://schemas.microsoft.com/office/drawing/2016/ink" xmlns:am3d="http://schemas.microsoft.com/office/drawing/2017/model3d" xmlns:o="urn:schemas-microsoft-com:office:office" xmlns:oel="http://schemas.microsoft.com/office/2019/extlst" xmlns:r="http://schemas.openxmlformats.org/officeDocument/2006/relationships" xmlns:m="http://schemas.openxmlformats.org/officeDocument/2006/math" xmlns:v="urn:schemas-microsoft-com:vml" xmlns:wp14="http://schemas.microsoft.com/office/word/2010/wordprocessingDrawing" xmlns:wp="http://schemas.openxmlformats.org/drawingml/2006/wordprocessingDrawing" xmlns:w10="urn:schemas-microsoft-com:office:word" xmlns:w="http://schemas.openxmlformats.org/wordprocessingml/2006/main" xmlns:w14="http://schemas.microsoft.com/office/word/2010/wordml" xmlns:w15="http://schemas.microsoft.com/office/word/2012/wordml" xmlns:w16cex="http://schemas.microsoft.com/office/word/2018/wordml/cex" xmlns:w16cid="http://schemas.microsoft.com/office/word/2016/wordml/cid" xmlns:w16="http://schemas.microsoft.com/office/word/2018/wordml" xmlns:w16du="http://schemas.microsoft.com/office/word/2023/wordml/word16du" xmlns:w16sdtdh="http://schemas.microsoft.com/office/word/2020/wordml/sdtdatahash" xmlns:w16sdtfl="http://schemas.microsoft.com/office/word/2024/wordml/sdtformatlock" xmlns:w16se="http://schemas.microsoft.com/office/word/2015/wordml/symex" xmlns:wpg="http://schemas.microsoft.com/office/word/2010/wordprocessingGroup" xmlns:wpi="http://schemas.microsoft.com/office/word/2010/wordprocessingInk" xmlns:wne="http://schemas.microsoft.com/office/word/2006/wordml" xmlns:wps="http://schemas.microsoft.com/office/word/2010/wordprocessingShape" mc:Ignorable="w14 w15 w16se w16cid w16 w16cex w16sdtdh w16sdtfl w16du wp14">
+<w:endnotes xmlns:wpc="http://schemas.microsoft.com/office/word/2010/wordprocessingCanvas" xmlns:cx="http://schemas.microsoft.com/office/drawing/2014/chartex" xmlns:mc="http://schemas.openxmlformats.org/markup-compatibility/2006" xmlns:o="urn:schemas-microsoft-com:office:office" xmlns:r="http://schemas.openxmlformats.org/officeDocument/2006/relationships" xmlns:m="http://schemas.openxmlformats.org/officeDocument/2006/math" xmlns:v="urn:schemas-microsoft-com:vml" xmlns:wp14="http://schemas.microsoft.com/office/word/2010/wordprocessingDrawing" xmlns:wp="http://schemas.openxmlformats.org/drawingml/2006/wordprocessingDrawing" xmlns:w10="urn:schemas-microsoft-com:office:word" xmlns:w="http://schemas.openxmlformats.org/wordprocessingml/2006/main" xmlns:w14="http://schemas.microsoft.com/office/word/2010/wordml" xmlns:w15="http://schemas.microsoft.com/office/word/2012/wordml" xmlns:w16se="http://schemas.microsoft.com/office/word/2015/wordml/symex" xmlns:wpg="http://schemas.microsoft.com/office/word/2010/wordprocessingGroup" xmlns:wpi="http://schemas.microsoft.com/office/word/2010/wordprocessingInk" xmlns:wne="http://schemas.microsoft.com/office/word/2006/wordml" xmlns:wps="http://schemas.microsoft.com/office/word/2010/wordprocessingShape" mc:Ignorable="w14 w15 w16se wp14">
   <w:endnote w:type="separator" w:id="-1">
     <w:p>
       <w:pPr>
@@ -6074,7 +5189,7 @@
 </file>
 
 <file path=word/footer1.xml><?xml version="1.0" encoding="utf-8"?>
-<w:ftr xmlns:wpc="http://schemas.microsoft.com/office/word/2010/wordprocessingCanvas" xmlns:cx="http://schemas.microsoft.com/office/drawing/2014/chartex" xmlns:cx1="http://schemas.microsoft.com/office/drawing/2015/9/8/chartex" xmlns:cx2="http://schemas.microsoft.com/office/drawing/2015/10/21/chartex" xmlns:cx3="http://schemas.microsoft.com/office/drawing/2016/5/9/chartex" xmlns:cx4="http://schemas.microsoft.com/office/drawing/2016/5/10/chartex" xmlns:cx5="http://schemas.microsoft.com/office/drawing/2016/5/11/chartex" xmlns:cx6="http://schemas.microsoft.com/office/drawing/2016/5/12/chartex" xmlns:cx7="http://schemas.microsoft.com/office/drawing/2016/5/13/chartex" xmlns:cx8="http://schemas.microsoft.com/office/drawing/2016/5/14/chartex" xmlns:mc="http://schemas.openxmlformats.org/markup-compatibility/2006" xmlns:aink="http://schemas.microsoft.com/office/drawing/2016/ink" xmlns:am3d="http://schemas.microsoft.com/office/drawing/2017/model3d" xmlns:o="urn:schemas-microsoft-com:office:office" xmlns:oel="http://schemas.microsoft.com/office/2019/extlst" xmlns:r="http://schemas.openxmlformats.org/officeDocument/2006/relationships" xmlns:m="http://schemas.openxmlformats.org/officeDocument/2006/math" xmlns:v="urn:schemas-microsoft-com:vml" xmlns:wp14="http://schemas.microsoft.com/office/word/2010/wordprocessingDrawing" xmlns:wp="http://schemas.openxmlformats.org/drawingml/2006/wordprocessingDrawing" xmlns:w10="urn:schemas-microsoft-com:office:word" xmlns:w="http://schemas.openxmlformats.org/wordprocessingml/2006/main" xmlns:w14="http://schemas.microsoft.com/office/word/2010/wordml" xmlns:w15="http://schemas.microsoft.com/office/word/2012/wordml" xmlns:w16cex="http://schemas.microsoft.com/office/word/2018/wordml/cex" xmlns:w16cid="http://schemas.microsoft.com/office/word/2016/wordml/cid" xmlns:w16="http://schemas.microsoft.com/office/word/2018/wordml" xmlns:w16du="http://schemas.microsoft.com/office/word/2023/wordml/word16du" xmlns:w16sdtdh="http://schemas.microsoft.com/office/word/2020/wordml/sdtdatahash" xmlns:w16sdtfl="http://schemas.microsoft.com/office/word/2024/wordml/sdtformatlock" xmlns:w16se="http://schemas.microsoft.com/office/word/2015/wordml/symex" xmlns:wpg="http://schemas.microsoft.com/office/word/2010/wordprocessingGroup" xmlns:wpi="http://schemas.microsoft.com/office/word/2010/wordprocessingInk" xmlns:wne="http://schemas.microsoft.com/office/word/2006/wordml" xmlns:wps="http://schemas.microsoft.com/office/word/2010/wordprocessingShape" mc:Ignorable="w14 w15 w16se w16cid w16 w16cex w16sdtdh w16sdtfl w16du wp14">
+<w:ftr xmlns:wpc="http://schemas.microsoft.com/office/word/2010/wordprocessingCanvas" xmlns:cx="http://schemas.microsoft.com/office/drawing/2014/chartex" xmlns:mc="http://schemas.openxmlformats.org/markup-compatibility/2006" xmlns:o="urn:schemas-microsoft-com:office:office" xmlns:r="http://schemas.openxmlformats.org/officeDocument/2006/relationships" xmlns:m="http://schemas.openxmlformats.org/officeDocument/2006/math" xmlns:v="urn:schemas-microsoft-com:vml" xmlns:wp14="http://schemas.microsoft.com/office/word/2010/wordprocessingDrawing" xmlns:wp="http://schemas.openxmlformats.org/drawingml/2006/wordprocessingDrawing" xmlns:w10="urn:schemas-microsoft-com:office:word" xmlns:w="http://schemas.openxmlformats.org/wordprocessingml/2006/main" xmlns:w14="http://schemas.microsoft.com/office/word/2010/wordml" xmlns:w15="http://schemas.microsoft.com/office/word/2012/wordml" xmlns:w16se="http://schemas.microsoft.com/office/word/2015/wordml/symex" xmlns:wpg="http://schemas.microsoft.com/office/word/2010/wordprocessingGroup" xmlns:wpi="http://schemas.microsoft.com/office/word/2010/wordprocessingInk" xmlns:wne="http://schemas.microsoft.com/office/word/2006/wordml" xmlns:wps="http://schemas.microsoft.com/office/word/2010/wordprocessingShape" mc:Ignorable="w14 w15 w16se wp14">
   <w:p>
     <w:pPr>
       <w:spacing w:after="0" w:line="240" w:lineRule="auto"/>
@@ -6679,7 +5794,7 @@
 </file>
 
 <file path=word/footnotes.xml><?xml version="1.0" encoding="utf-8"?>
-<w:footnotes xmlns:wpc="http://schemas.microsoft.com/office/word/2010/wordprocessingCanvas" xmlns:cx="http://schemas.microsoft.com/office/drawing/2014/chartex" xmlns:cx1="http://schemas.microsoft.com/office/drawing/2015/9/8/chartex" xmlns:cx2="http://schemas.microsoft.com/office/drawing/2015/10/21/chartex" xmlns:cx3="http://schemas.microsoft.com/office/drawing/2016/5/9/chartex" xmlns:cx4="http://schemas.microsoft.com/office/drawing/2016/5/10/chartex" xmlns:cx5="http://schemas.microsoft.com/office/drawing/2016/5/11/chartex" xmlns:cx6="http://schemas.microsoft.com/office/drawing/2016/5/12/chartex" xmlns:cx7="http://schemas.microsoft.com/office/drawing/2016/5/13/chartex" xmlns:cx8="http://schemas.microsoft.com/office/drawing/2016/5/14/chartex" xmlns:mc="http://schemas.openxmlformats.org/markup-compatibility/2006" xmlns:aink="http://schemas.microsoft.com/office/drawing/2016/ink" xmlns:am3d="http://schemas.microsoft.com/office/drawing/2017/model3d" xmlns:o="urn:schemas-microsoft-com:office:office" xmlns:oel="http://schemas.microsoft.com/office/2019/extlst" xmlns:r="http://schemas.openxmlformats.org/officeDocument/2006/relationships" xmlns:m="http://schemas.openxmlformats.org/officeDocument/2006/math" xmlns:v="urn:schemas-microsoft-com:vml" xmlns:wp14="http://schemas.microsoft.com/office/word/2010/wordprocessingDrawing" xmlns:wp="http://schemas.openxmlformats.org/drawingml/2006/wordprocessingDrawing" xmlns:w10="urn:schemas-microsoft-com:office:word" xmlns:w="http://schemas.openxmlformats.org/wordprocessingml/2006/main" xmlns:w14="http://schemas.microsoft.com/office/word/2010/wordml" xmlns:w15="http://schemas.microsoft.com/office/word/2012/wordml" xmlns:w16cex="http://schemas.microsoft.com/office/word/2018/wordml/cex" xmlns:w16cid="http://schemas.microsoft.com/office/word/2016/wordml/cid" xmlns:w16="http://schemas.microsoft.com/office/word/2018/wordml" xmlns:w16du="http://schemas.microsoft.com/office/word/2023/wordml/word16du" xmlns:w16sdtdh="http://schemas.microsoft.com/office/word/2020/wordml/sdtdatahash" xmlns:w16sdtfl="http://schemas.microsoft.com/office/word/2024/wordml/sdtformatlock" xmlns:w16se="http://schemas.microsoft.com/office/word/2015/wordml/symex" xmlns:wpg="http://schemas.microsoft.com/office/word/2010/wordprocessingGroup" xmlns:wpi="http://schemas.microsoft.com/office/word/2010/wordprocessingInk" xmlns:wne="http://schemas.microsoft.com/office/word/2006/wordml" xmlns:wps="http://schemas.microsoft.com/office/word/2010/wordprocessingShape" mc:Ignorable="w14 w15 w16se w16cid w16 w16cex w16sdtdh w16sdtfl w16du wp14">
+<w:footnotes xmlns:wpc="http://schemas.microsoft.com/office/word/2010/wordprocessingCanvas" xmlns:cx="http://schemas.microsoft.com/office/drawing/2014/chartex" xmlns:mc="http://schemas.openxmlformats.org/markup-compatibility/2006" xmlns:o="urn:schemas-microsoft-com:office:office" xmlns:r="http://schemas.openxmlformats.org/officeDocument/2006/relationships" xmlns:m="http://schemas.openxmlformats.org/officeDocument/2006/math" xmlns:v="urn:schemas-microsoft-com:vml" xmlns:wp14="http://schemas.microsoft.com/office/word/2010/wordprocessingDrawing" xmlns:wp="http://schemas.openxmlformats.org/drawingml/2006/wordprocessingDrawing" xmlns:w10="urn:schemas-microsoft-com:office:word" xmlns:w="http://schemas.openxmlformats.org/wordprocessingml/2006/main" xmlns:w14="http://schemas.microsoft.com/office/word/2010/wordml" xmlns:w15="http://schemas.microsoft.com/office/word/2012/wordml" xmlns:w16se="http://schemas.microsoft.com/office/word/2015/wordml/symex" xmlns:wpg="http://schemas.microsoft.com/office/word/2010/wordprocessingGroup" xmlns:wpi="http://schemas.microsoft.com/office/word/2010/wordprocessingInk" xmlns:wne="http://schemas.microsoft.com/office/word/2006/wordml" xmlns:wps="http://schemas.microsoft.com/office/word/2010/wordprocessingShape" mc:Ignorable="w14 w15 w16se wp14">
   <w:footnote w:type="separator" w:id="-1">
     <w:p>
       <w:pPr>
@@ -6701,6 +5816,168 @@
     </w:p>
   </w:footnote>
   <w:footnote w:id="1">
+    <w:p>
+      <w:pPr>
+        <w:pStyle w:val="Textonotapie"/>
+        <w:jc w:val="both"/>
+        <w:rPr>
+          <w:rFonts w:ascii="Arial" w:hAnsi="Arial" w:cs="Arial"/>
+          <w:sz w:val="18"/>
+          <w:szCs w:val="18"/>
+        </w:rPr>
+      </w:pPr>
+      <w:r>
+        <w:rPr>
+          <w:rStyle w:val="Refdenotaalpie"/>
+          <w:rFonts w:ascii="Arial" w:hAnsi="Arial" w:cs="Arial"/>
+          <w:sz w:val="18"/>
+          <w:szCs w:val="18"/>
+        </w:rPr>
+        <w:footnoteRef/>
+      </w:r>
+      <w:r>
+        <w:rPr>
+          <w:rFonts w:ascii="Arial" w:hAnsi="Arial" w:cs="Arial"/>
+          <w:sz w:val="18"/>
+          <w:szCs w:val="18"/>
+        </w:rPr>
+        <w:t xml:space="preserve"> Si bien el Reglamento fue modificado mediante el Decreto Supremo N° 017-2026-MINEDU, dicha modificación entra en vigencia al día siguiente de su publicación, es decir, el 25 de setiembre de 2026. Por ello, no resulta aplicable al presente caso.</w:t>
+      </w:r>
+    </w:p>
+  </w:footnote>
+  <w:footnote w:id="2">
+    <w:p>
+      <w:pPr>
+        <w:pStyle w:val="Textonotapie"/>
+        <w:jc w:val="both"/>
+        <w:rPr>
+          <w:lang w:val="es-ES"/>
+        </w:rPr>
+      </w:pPr>
+      <w:r>
+        <w:rPr>
+          <w:rStyle w:val="Refdenotaalpie"/>
+        </w:rPr>
+        <w:footnoteRef/>
+      </w:r>
+      <w:r>
+        <w:t xml:space="preserve"> </w:t>
+      </w:r>
+      <w:r>
+        <w:rPr>
+          <w:rFonts w:ascii="Arial" w:hAnsi="Arial" w:cs="Arial"/>
+          <w:sz w:val="18"/>
+          <w:szCs w:val="18"/>
+        </w:rPr>
+        <w:t xml:space="preserve">Si bien las “Disposiciones para el becario del PRONABEC”, fue modificado mediante Resolución </w:t>
+      </w:r>
+      <w:r>
+        <w:rPr>
+          <w:rFonts w:ascii="Arial" w:eastAsia="Arial" w:hAnsi="Arial" w:cs="Arial"/>
+          <w:sz w:val="18"/>
+          <w:szCs w:val="18"/>
+          <w:lang w:val="es-ES"/>
+        </w:rPr>
+        <w:t xml:space="preserve">Directoral Ejecutiva N° </w:t>
+      </w:r>
+      <w:r>
+        <w:rPr>
+          <w:rFonts w:ascii="Arial" w:eastAsia="Arial" w:hAnsi="Arial" w:cs="Arial"/>
+          <w:sz w:val="18"/>
+          <w:szCs w:val="18"/>
+          <w:lang w:val="es-ES"/>
+        </w:rPr>
+        <w:t>1</w:t>
+      </w:r>
+      <w:r>
+        <w:rPr>
+          <w:rFonts w:ascii="Arial" w:eastAsia="Arial" w:hAnsi="Arial" w:cs="Arial"/>
+          <w:sz w:val="18"/>
+          <w:szCs w:val="18"/>
+          <w:lang w:val="es-ES"/>
+        </w:rPr>
+        <w:t>67-202</w:t>
+      </w:r>
+      <w:r>
+        <w:rPr>
+          <w:rFonts w:ascii="Arial" w:eastAsia="Arial" w:hAnsi="Arial" w:cs="Arial"/>
+          <w:sz w:val="18"/>
+          <w:szCs w:val="18"/>
+          <w:lang w:val="es-ES"/>
+        </w:rPr>
+        <w:t>6</w:t>
+      </w:r>
+      <w:r>
+        <w:rPr>
+          <w:rFonts w:ascii="Arial" w:eastAsia="Arial" w:hAnsi="Arial" w:cs="Arial"/>
+          <w:sz w:val="18"/>
+          <w:szCs w:val="18"/>
+          <w:lang w:val="es-ES"/>
+        </w:rPr>
+        <w:t>-MINED</w:t>
+      </w:r>
+      <w:bookmarkStart w:id="0" w:name="_GoBack"/>
+      <w:bookmarkEnd w:id="0"/>
+      <w:r>
+        <w:rPr>
+          <w:rFonts w:ascii="Arial" w:eastAsia="Arial" w:hAnsi="Arial" w:cs="Arial"/>
+          <w:sz w:val="18"/>
+          <w:szCs w:val="18"/>
+          <w:lang w:val="es-ES"/>
+        </w:rPr>
+        <w:t>U-VMGI-PRONABEC</w:t>
+      </w:r>
+      <w:r>
+        <w:rPr>
+          <w:rFonts w:ascii="Arial" w:hAnsi="Arial" w:cs="Arial"/>
+          <w:sz w:val="18"/>
+          <w:szCs w:val="18"/>
+        </w:rPr>
+        <w:t xml:space="preserve">, dicha modificación entra en vigencia al día siguiente de su publicación, es decir, el </w:t>
+      </w:r>
+      <w:r>
+        <w:rPr>
+          <w:rFonts w:ascii="Arial" w:hAnsi="Arial" w:cs="Arial"/>
+          <w:sz w:val="18"/>
+          <w:szCs w:val="18"/>
+        </w:rPr>
+        <w:t>01</w:t>
+      </w:r>
+      <w:r>
+        <w:rPr>
+          <w:rFonts w:ascii="Arial" w:hAnsi="Arial" w:cs="Arial"/>
+          <w:sz w:val="18"/>
+          <w:szCs w:val="18"/>
+        </w:rPr>
+        <w:t xml:space="preserve"> de </w:t>
+      </w:r>
+      <w:r>
+        <w:rPr>
+          <w:rFonts w:ascii="Arial" w:hAnsi="Arial" w:cs="Arial"/>
+          <w:sz w:val="18"/>
+          <w:szCs w:val="18"/>
+        </w:rPr>
+        <w:t>octubre</w:t>
+      </w:r>
+      <w:r>
+        <w:rPr>
+          <w:rFonts w:ascii="Arial" w:hAnsi="Arial" w:cs="Arial"/>
+          <w:sz w:val="18"/>
+          <w:szCs w:val="18"/>
+        </w:rPr>
+        <w:t xml:space="preserve"> de 2026. Por ello, no resulta aplicable al presente caso</w:t>
+      </w:r>
+      <w:r>
+        <w:rPr>
+          <w:rFonts w:ascii="Arial" w:hAnsi="Arial" w:cs="Arial"/>
+          <w:sz w:val="18"/>
+          <w:szCs w:val="18"/>
+        </w:rPr>
+        <w:t>.</w:t>
+      </w:r>
+    </w:p>
+  </w:footnote>
+  <w:footnote w:id="3">
     <w:p>
       <w:pPr>
         <w:pStyle w:val="Textonotapie"/>
@@ -6735,7 +6012,7 @@
 </file>
 
 <file path=word/header1.xml><?xml version="1.0" encoding="utf-8"?>
-<w:hdr xmlns:wpc="http://schemas.microsoft.com/office/word/2010/wordprocessingCanvas" xmlns:cx="http://schemas.microsoft.com/office/drawing/2014/chartex" xmlns:cx1="http://schemas.microsoft.com/office/drawing/2015/9/8/chartex" xmlns:cx2="http://schemas.microsoft.com/office/drawing/2015/10/21/chartex" xmlns:cx3="http://schemas.microsoft.com/office/drawing/2016/5/9/chartex" xmlns:cx4="http://schemas.microsoft.com/office/drawing/2016/5/10/chartex" xmlns:cx5="http://schemas.microsoft.com/office/drawing/2016/5/11/chartex" xmlns:cx6="http://schemas.microsoft.com/office/drawing/2016/5/12/chartex" xmlns:cx7="http://schemas.microsoft.com/office/drawing/2016/5/13/chartex" xmlns:cx8="http://schemas.microsoft.com/office/drawing/2016/5/14/chartex" xmlns:mc="http://schemas.openxmlformats.org/markup-compatibility/2006" xmlns:aink="http://schemas.microsoft.com/office/drawing/2016/ink" xmlns:am3d="http://schemas.microsoft.com/office/drawing/2017/model3d" xmlns:o="urn:schemas-microsoft-com:office:office" xmlns:oel="http://schemas.microsoft.com/office/2019/extlst" xmlns:r="http://schemas.openxmlformats.org/officeDocument/2006/relationships" xmlns:m="http://schemas.openxmlformats.org/officeDocument/2006/math" xmlns:v="urn:schemas-microsoft-com:vml" xmlns:wp14="http://schemas.microsoft.com/office/word/2010/wordprocessingDrawing" xmlns:wp="http://schemas.openxmlformats.org/drawingml/2006/wordprocessingDrawing" xmlns:w10="urn:schemas-microsoft-com:office:word" xmlns:w="http://schemas.openxmlformats.org/wordprocessingml/2006/main" xmlns:w14="http://schemas.microsoft.com/office/word/2010/wordml" xmlns:w15="http://schemas.microsoft.com/office/word/2012/wordml" xmlns:w16cex="http://schemas.microsoft.com/office/word/2018/wordml/cex" xmlns:w16cid="http://schemas.microsoft.com/office/word/2016/wordml/cid" xmlns:w16="http://schemas.microsoft.com/office/word/2018/wordml" xmlns:w16du="http://schemas.microsoft.com/office/word/2023/wordml/word16du" xmlns:w16sdtdh="http://schemas.microsoft.com/office/word/2020/wordml/sdtdatahash" xmlns:w16sdtfl="http://schemas.microsoft.com/office/word/2024/wordml/sdtformatlock" xmlns:w16se="http://schemas.microsoft.com/office/word/2015/wordml/symex" xmlns:wpg="http://schemas.microsoft.com/office/word/2010/wordprocessingGroup" xmlns:wpi="http://schemas.microsoft.com/office/word/2010/wordprocessingInk" xmlns:wne="http://schemas.microsoft.com/office/word/2006/wordml" xmlns:wps="http://schemas.microsoft.com/office/word/2010/wordprocessingShape" mc:Ignorable="w14 w15 w16se w16cid w16 w16cex w16sdtdh w16sdtfl w16du wp14">
+<w:hdr xmlns:wpc="http://schemas.microsoft.com/office/word/2010/wordprocessingCanvas" xmlns:cx="http://schemas.microsoft.com/office/drawing/2014/chartex" xmlns:mc="http://schemas.openxmlformats.org/markup-compatibility/2006" xmlns:o="urn:schemas-microsoft-com:office:office" xmlns:r="http://schemas.openxmlformats.org/officeDocument/2006/relationships" xmlns:m="http://schemas.openxmlformats.org/officeDocument/2006/math" xmlns:v="urn:schemas-microsoft-com:vml" xmlns:wp14="http://schemas.microsoft.com/office/word/2010/wordprocessingDrawing" xmlns:wp="http://schemas.openxmlformats.org/drawingml/2006/wordprocessingDrawing" xmlns:w10="urn:schemas-microsoft-com:office:word" xmlns:w="http://schemas.openxmlformats.org/wordprocessingml/2006/main" xmlns:w14="http://schemas.microsoft.com/office/word/2010/wordml" xmlns:w15="http://schemas.microsoft.com/office/word/2012/wordml" xmlns:w16se="http://schemas.microsoft.com/office/word/2015/wordml/symex" xmlns:wpg="http://schemas.microsoft.com/office/word/2010/wordprocessingGroup" xmlns:wpi="http://schemas.microsoft.com/office/word/2010/wordprocessingInk" xmlns:wne="http://schemas.microsoft.com/office/word/2006/wordml" xmlns:wps="http://schemas.microsoft.com/office/word/2010/wordprocessingShape" mc:Ignorable="w14 w15 w16se wp14">
   <w:p>
     <w:pPr>
       <w:pStyle w:val="Encabezado"/>
@@ -6878,7 +6155,7 @@
 </file>
 
 <file path=word/numbering.xml><?xml version="1.0" encoding="utf-8"?>
-<w:numbering xmlns:wpc="http://schemas.microsoft.com/office/word/2010/wordprocessingCanvas" xmlns:cx="http://schemas.microsoft.com/office/drawing/2014/chartex" xmlns:cx1="http://schemas.microsoft.com/office/drawing/2015/9/8/chartex" xmlns:cx2="http://schemas.microsoft.com/office/drawing/2015/10/21/chartex" xmlns:cx3="http://schemas.microsoft.com/office/drawing/2016/5/9/chartex" xmlns:cx4="http://schemas.microsoft.com/office/drawing/2016/5/10/chartex" xmlns:cx5="http://schemas.microsoft.com/office/drawing/2016/5/11/chartex" xmlns:cx6="http://schemas.microsoft.com/office/drawing/2016/5/12/chartex" xmlns:cx7="http://schemas.microsoft.com/office/drawing/2016/5/13/chartex" xmlns:cx8="http://schemas.microsoft.com/office/drawing/2016/5/14/chartex" xmlns:mc="http://schemas.openxmlformats.org/markup-compatibility/2006" xmlns:aink="http://schemas.microsoft.com/office/drawing/2016/ink" xmlns:am3d="http://schemas.microsoft.com/office/drawing/2017/model3d" xmlns:o="urn:schemas-microsoft-com:office:office" xmlns:oel="http://schemas.microsoft.com/office/2019/extlst" xmlns:r="http://schemas.openxmlformats.org/officeDocument/2006/relationships" xmlns:m="http://schemas.openxmlformats.org/officeDocument/2006/math" xmlns:v="urn:schemas-microsoft-com:vml" xmlns:wp14="http://schemas.microsoft.com/office/word/2010/wordprocessingDrawing" xmlns:wp="http://schemas.openxmlformats.org/drawingml/2006/wordprocessingDrawing" xmlns:w10="urn:schemas-microsoft-com:office:word" xmlns:w="http://schemas.openxmlformats.org/wordprocessingml/2006/main" xmlns:w14="http://schemas.microsoft.com/office/word/2010/wordml" xmlns:w15="http://schemas.microsoft.com/office/word/2012/wordml" xmlns:w16cex="http://schemas.microsoft.com/office/word/2018/wordml/cex" xmlns:w16cid="http://schemas.microsoft.com/office/word/2016/wordml/cid" xmlns:w16="http://schemas.microsoft.com/office/word/2018/wordml" xmlns:w16du="http://schemas.microsoft.com/office/word/2023/wordml/word16du" xmlns:w16sdtdh="http://schemas.microsoft.com/office/word/2020/wordml/sdtdatahash" xmlns:w16sdtfl="http://schemas.microsoft.com/office/word/2024/wordml/sdtformatlock" xmlns:w16se="http://schemas.microsoft.com/office/word/2015/wordml/symex" xmlns:wpg="http://schemas.microsoft.com/office/word/2010/wordprocessingGroup" xmlns:wpi="http://schemas.microsoft.com/office/word/2010/wordprocessingInk" xmlns:wne="http://schemas.microsoft.com/office/word/2006/wordml" xmlns:wps="http://schemas.microsoft.com/office/word/2010/wordprocessingShape" mc:Ignorable="w14 w15 w16se w16cid w16 w16cex w16sdtdh w16sdtfl w16du wp14">
+<w:numbering xmlns:wpc="http://schemas.microsoft.com/office/word/2010/wordprocessingCanvas" xmlns:cx="http://schemas.microsoft.com/office/drawing/2014/chartex" xmlns:mc="http://schemas.openxmlformats.org/markup-compatibility/2006" xmlns:o="urn:schemas-microsoft-com:office:office" xmlns:r="http://schemas.openxmlformats.org/officeDocument/2006/relationships" xmlns:m="http://schemas.openxmlformats.org/officeDocument/2006/math" xmlns:v="urn:schemas-microsoft-com:vml" xmlns:wp14="http://schemas.microsoft.com/office/word/2010/wordprocessingDrawing" xmlns:wp="http://schemas.openxmlformats.org/drawingml/2006/wordprocessingDrawing" xmlns:w10="urn:schemas-microsoft-com:office:word" xmlns:w="http://schemas.openxmlformats.org/wordprocessingml/2006/main" xmlns:w14="http://schemas.microsoft.com/office/word/2010/wordml" xmlns:w15="http://schemas.microsoft.com/office/word/2012/wordml" xmlns:w16se="http://schemas.microsoft.com/office/word/2015/wordml/symex" xmlns:wpg="http://schemas.microsoft.com/office/word/2010/wordprocessingGroup" xmlns:wpi="http://schemas.microsoft.com/office/word/2010/wordprocessingInk" xmlns:wne="http://schemas.microsoft.com/office/word/2006/wordml" xmlns:wps="http://schemas.microsoft.com/office/word/2010/wordprocessingShape" mc:Ignorable="w14 w15 w16se wp14">
   <w:abstractNum w:abstractNumId="0" w15:restartNumberingAfterBreak="0">
     <w:nsid w:val="00112996"/>
     <w:multiLevelType w:val="hybridMultilevel"/>
@@ -10917,125 +10194,125 @@
       </w:pPr>
     </w:lvl>
   </w:abstractNum>
-  <w:num w:numId="1" w16cid:durableId="923488740">
+  <w:num w:numId="1">
     <w:abstractNumId w:val="7"/>
   </w:num>
-  <w:num w:numId="2" w16cid:durableId="1499615309">
+  <w:num w:numId="2">
     <w:abstractNumId w:val="24"/>
   </w:num>
-  <w:num w:numId="3" w16cid:durableId="2039429278">
+  <w:num w:numId="3">
     <w:abstractNumId w:val="3"/>
   </w:num>
-  <w:num w:numId="4" w16cid:durableId="1597982715">
+  <w:num w:numId="4">
     <w:abstractNumId w:val="26"/>
   </w:num>
-  <w:num w:numId="5" w16cid:durableId="1696536968">
+  <w:num w:numId="5">
     <w:abstractNumId w:val="28"/>
   </w:num>
-  <w:num w:numId="6" w16cid:durableId="1452899795">
+  <w:num w:numId="6">
     <w:abstractNumId w:val="32"/>
   </w:num>
-  <w:num w:numId="7" w16cid:durableId="1081293344">
+  <w:num w:numId="7">
     <w:abstractNumId w:val="31"/>
   </w:num>
-  <w:num w:numId="8" w16cid:durableId="404258306">
+  <w:num w:numId="8">
     <w:abstractNumId w:val="4"/>
   </w:num>
-  <w:num w:numId="9" w16cid:durableId="1589342364">
+  <w:num w:numId="9">
     <w:abstractNumId w:val="29"/>
   </w:num>
-  <w:num w:numId="10" w16cid:durableId="431821149">
+  <w:num w:numId="10">
     <w:abstractNumId w:val="16"/>
   </w:num>
-  <w:num w:numId="11" w16cid:durableId="1273826658">
+  <w:num w:numId="11">
     <w:abstractNumId w:val="21"/>
   </w:num>
-  <w:num w:numId="12" w16cid:durableId="1207255843">
+  <w:num w:numId="12">
     <w:abstractNumId w:val="14"/>
   </w:num>
-  <w:num w:numId="13" w16cid:durableId="1351687375">
+  <w:num w:numId="13">
     <w:abstractNumId w:val="0"/>
   </w:num>
-  <w:num w:numId="14" w16cid:durableId="1779135839">
+  <w:num w:numId="14">
     <w:abstractNumId w:val="19"/>
   </w:num>
-  <w:num w:numId="15" w16cid:durableId="1013847988">
+  <w:num w:numId="15">
     <w:abstractNumId w:val="34"/>
   </w:num>
-  <w:num w:numId="16" w16cid:durableId="922644748">
+  <w:num w:numId="16">
     <w:abstractNumId w:val="10"/>
   </w:num>
-  <w:num w:numId="17" w16cid:durableId="1305624670">
+  <w:num w:numId="17">
     <w:abstractNumId w:val="23"/>
   </w:num>
-  <w:num w:numId="18" w16cid:durableId="963585575">
+  <w:num w:numId="18">
     <w:abstractNumId w:val="17"/>
   </w:num>
-  <w:num w:numId="19" w16cid:durableId="921374376">
+  <w:num w:numId="19">
     <w:abstractNumId w:val="35"/>
   </w:num>
-  <w:num w:numId="20" w16cid:durableId="402878699">
+  <w:num w:numId="20">
     <w:abstractNumId w:val="6"/>
   </w:num>
-  <w:num w:numId="21" w16cid:durableId="1016692703">
+  <w:num w:numId="21">
     <w:abstractNumId w:val="37"/>
   </w:num>
-  <w:num w:numId="22" w16cid:durableId="319039496">
+  <w:num w:numId="22">
     <w:abstractNumId w:val="27"/>
   </w:num>
-  <w:num w:numId="23" w16cid:durableId="617444214">
+  <w:num w:numId="23">
     <w:abstractNumId w:val="9"/>
   </w:num>
-  <w:num w:numId="24" w16cid:durableId="1884904132">
+  <w:num w:numId="24">
     <w:abstractNumId w:val="11"/>
   </w:num>
-  <w:num w:numId="25" w16cid:durableId="171990317">
+  <w:num w:numId="25">
     <w:abstractNumId w:val="13"/>
   </w:num>
-  <w:num w:numId="26" w16cid:durableId="2098480154">
+  <w:num w:numId="26">
     <w:abstractNumId w:val="36"/>
   </w:num>
-  <w:num w:numId="27" w16cid:durableId="482158957">
+  <w:num w:numId="27">
     <w:abstractNumId w:val="22"/>
   </w:num>
-  <w:num w:numId="28" w16cid:durableId="2047176541">
+  <w:num w:numId="28">
     <w:abstractNumId w:val="20"/>
   </w:num>
-  <w:num w:numId="29" w16cid:durableId="1919629848">
+  <w:num w:numId="29">
     <w:abstractNumId w:val="33"/>
   </w:num>
-  <w:num w:numId="30" w16cid:durableId="1476949721">
+  <w:num w:numId="30">
     <w:abstractNumId w:val="2"/>
   </w:num>
-  <w:num w:numId="31" w16cid:durableId="278029106">
+  <w:num w:numId="31">
     <w:abstractNumId w:val="8"/>
   </w:num>
-  <w:num w:numId="32" w16cid:durableId="141970651">
+  <w:num w:numId="32">
     <w:abstractNumId w:val="30"/>
   </w:num>
-  <w:num w:numId="33" w16cid:durableId="1591543735">
+  <w:num w:numId="33">
     <w:abstractNumId w:val="25"/>
   </w:num>
-  <w:num w:numId="34" w16cid:durableId="1622105029">
+  <w:num w:numId="34">
     <w:abstractNumId w:val="5"/>
   </w:num>
-  <w:num w:numId="35" w16cid:durableId="310407938">
+  <w:num w:numId="35">
     <w:abstractNumId w:val="1"/>
   </w:num>
-  <w:num w:numId="36" w16cid:durableId="1892423785">
+  <w:num w:numId="36">
     <w:abstractNumId w:val="18"/>
   </w:num>
-  <w:num w:numId="37" w16cid:durableId="1275094994">
+  <w:num w:numId="37">
     <w:abstractNumId w:val="15"/>
   </w:num>
-  <w:num w:numId="38" w16cid:durableId="53772083">
+  <w:num w:numId="38">
     <w:abstractNumId w:val="12"/>
   </w:num>
 </w:numbering>
 </file>
 
 <file path=word/styles.xml><?xml version="1.0" encoding="utf-8"?>
-<w:styles xmlns:mc="http://schemas.openxmlformats.org/markup-compatibility/2006" xmlns:r="http://schemas.openxmlformats.org/officeDocument/2006/relationships" xmlns:w="http://schemas.openxmlformats.org/wordprocessingml/2006/main" xmlns:w14="http://schemas.microsoft.com/office/word/2010/wordml" xmlns:w15="http://schemas.microsoft.com/office/word/2012/wordml" xmlns:w16cex="http://schemas.microsoft.com/office/word/2018/wordml/cex" xmlns:w16cid="http://schemas.microsoft.com/office/word/2016/wordml/cid" xmlns:w16="http://schemas.microsoft.com/office/word/2018/wordml" xmlns:w16du="http://schemas.microsoft.com/office/word/2023/wordml/word16du" xmlns:w16sdtdh="http://schemas.microsoft.com/office/word/2020/wordml/sdtdatahash" xmlns:w16sdtfl="http://schemas.microsoft.com/office/word/2024/wordml/sdtformatlock" xmlns:w16se="http://schemas.microsoft.com/office/word/2015/wordml/symex" mc:Ignorable="w14 w15 w16se w16cid w16 w16cex w16sdtdh w16sdtfl w16du">
+<w:styles xmlns:mc="http://schemas.openxmlformats.org/markup-compatibility/2006" xmlns:r="http://schemas.openxmlformats.org/officeDocument/2006/relationships" xmlns:w="http://schemas.openxmlformats.org/wordprocessingml/2006/main" xmlns:w14="http://schemas.microsoft.com/office/word/2010/wordml" xmlns:w15="http://schemas.microsoft.com/office/word/2012/wordml" xmlns:w16se="http://schemas.microsoft.com/office/word/2015/wordml/symex" mc:Ignorable="w14 w15 w16se">
   <w:docDefaults>
     <w:rPrDefault>
       <w:rPr>
@@ -11051,7 +10328,7 @@
       </w:pPr>
     </w:pPrDefault>
   </w:docDefaults>
-  <w:latentStyles w:defLockedState="0" w:defUIPriority="99" w:defSemiHidden="0" w:defUnhideWhenUsed="0" w:defQFormat="0" w:count="376">
+  <w:latentStyles w:defLockedState="0" w:defUIPriority="99" w:defSemiHidden="0" w:defUnhideWhenUsed="0" w:defQFormat="0" w:count="371">
     <w:lsdException w:name="Normal" w:uiPriority="0" w:qFormat="1"/>
     <w:lsdException w:name="heading 1" w:uiPriority="9" w:qFormat="1"/>
     <w:lsdException w:name="heading 2" w:semiHidden="1" w:uiPriority="9" w:unhideWhenUsed="1" w:qFormat="1"/>
@@ -11423,11 +10700,6 @@
     <w:lsdException w:name="List Table 5 Dark Accent 6" w:uiPriority="50"/>
     <w:lsdException w:name="List Table 6 Colorful Accent 6" w:uiPriority="51"/>
     <w:lsdException w:name="List Table 7 Colorful Accent 6" w:uiPriority="52"/>
-    <w:lsdException w:name="Mention" w:semiHidden="1" w:unhideWhenUsed="1"/>
-    <w:lsdException w:name="Smart Hyperlink" w:semiHidden="1" w:unhideWhenUsed="1"/>
-    <w:lsdException w:name="Hashtag" w:semiHidden="1" w:unhideWhenUsed="1"/>
-    <w:lsdException w:name="Unresolved Mention" w:semiHidden="1" w:unhideWhenUsed="1"/>
-    <w:lsdException w:name="Smart Link" w:semiHidden="1" w:unhideWhenUsed="1"/>
   </w:latentStyles>
   <w:style w:type="paragraph" w:default="1" w:styleId="Normal">
     <w:name w:val="Normal"/>
@@ -11629,9 +10901,9 @@
   </w:style>
   <w:style w:type="character" w:styleId="Refdenotaalpie">
     <w:name w:val="footnote reference"/>
+    <w:aliases w:val="FC"/>
     <w:basedOn w:val="Fuentedeprrafopredeter"/>
     <w:uiPriority w:val="99"/>
-    <w:semiHidden/>
     <w:unhideWhenUsed/>
     <w:rsid w:val="00B86A87"/>
     <w:rPr>
@@ -11993,7 +11265,7 @@
 </file>
 
 <file path=customXml/itemProps1.xml><?xml version="1.0" encoding="utf-8"?>
-<ds:datastoreItem xmlns:ds="http://schemas.openxmlformats.org/officeDocument/2006/customXml" ds:itemID="{6D4D26CB-3947-48FA-9FF6-F78ECFB6CB98}">
+<ds:datastoreItem xmlns:ds="http://schemas.openxmlformats.org/officeDocument/2006/customXml" ds:itemID="{81EC8500-B887-441E-8F33-9CBD7F0DB236}">
   <ds:schemaRefs>
     <ds:schemaRef ds:uri="http://schemas.openxmlformats.org/officeDocument/2006/bibliography"/>
   </ds:schemaRefs>

--- a/plantillas/plantilla_informe_multiple.docx
+++ b/plantillas/plantilla_informe_multiple.docx
@@ -128,20 +128,20 @@
           </w:tcPr>
           <w:p>
             <w:pPr>
+              <w:ind w:left="1416" w:right="-105" w:hanging="1416"/>
               <w:jc w:val="both"/>
+              <w:rPr>
+                <w:rFonts w:ascii="Arial" w:eastAsia="Calibri" w:hAnsi="Arial" w:cs="Arial"/>
+                <w:b/>
+              </w:rPr>
+            </w:pPr>
+            <w:r>
               <w:rPr>
                 <w:rFonts w:ascii="Arial" w:eastAsia="Times New Roman" w:hAnsi="Arial" w:cs="Arial"/>
                 <w:b/>
-                <w:lang w:eastAsia="es-ES" w:bidi="es-ES"/>
-              </w:rPr>
-            </w:pPr>
-            <w:r>
-              <w:rPr>
-                <w:rFonts w:ascii="Arial" w:eastAsia="Times New Roman" w:hAnsi="Arial" w:cs="Arial"/>
-                <w:b/>
-                <w:lang w:eastAsia="es-ES" w:bidi="es-ES"/>
-              </w:rPr>
-              <w:t>ADRIANA SOYER VERRI</w:t>
+                <w:lang w:val="es-ES" w:eastAsia="es-ES" w:bidi="es-ES"/>
+              </w:rPr>
+              <w:t>NELLY MIRIAM NÚÑEZ SÁNCHEZ</w:t>
             </w:r>
           </w:p>
           <w:p>
@@ -155,11 +155,26 @@
             </w:pPr>
             <w:r>
               <w:rPr>
+                <w:rFonts w:ascii="Arial" w:eastAsia="Calibri" w:hAnsi="Arial" w:cs="Arial"/>
+                <w:bCs/>
+              </w:rPr>
+              <w:t>Coordinadora</w:t>
+            </w:r>
+            <w:r>
+              <w:rPr>
                 <w:rFonts w:ascii="Arial" w:eastAsia="Times New Roman" w:hAnsi="Arial" w:cs="Arial"/>
                 <w:bCs/>
                 <w:lang w:eastAsia="es-ES" w:bidi="es-ES"/>
               </w:rPr>
-              <w:t>Coordinadora (e) de la Subdirección de Seguimiento y Supervisión</w:t>
+              <w:t xml:space="preserve"> </w:t>
+            </w:r>
+            <w:r>
+              <w:rPr>
+                <w:rFonts w:ascii="Arial" w:eastAsia="Times New Roman" w:hAnsi="Arial" w:cs="Arial"/>
+                <w:bCs/>
+                <w:lang w:eastAsia="es-ES" w:bidi="es-ES"/>
+              </w:rPr>
+              <w:t>de la Subdirección de Seguimiento y Supervisión</w:t>
             </w:r>
           </w:p>
           <w:p>
@@ -1073,21 +1088,20 @@
           <w:rFonts w:ascii="Arial" w:eastAsia="Arial" w:hAnsi="Arial" w:cs="Arial"/>
           <w:lang w:val="es-ES"/>
         </w:rPr>
-        <w:t xml:space="preserve">que </w:t>
-      </w:r>
-      <w:r>
-        <w:rPr>
-          <w:rFonts w:ascii="Arial" w:eastAsia="Arial" w:hAnsi="Arial" w:cs="Arial"/>
-          <w:lang w:val="es-ES"/>
+        <w:t xml:space="preserve">que aprueba la </w:t>
+      </w:r>
+      <w:r>
+        <w:rPr>
+          <w:rFonts w:ascii="Arial" w:hAnsi="Arial" w:cs="Arial"/>
+        </w:rPr>
+        <w:t xml:space="preserve">norma técnica denominada “Disposiciones para el becario del </w:t>
+      </w:r>
+      <w:r>
+        <w:rPr>
+          <w:rFonts w:ascii="Arial" w:hAnsi="Arial" w:cs="Arial"/>
         </w:rPr>
         <w:lastRenderedPageBreak/>
-        <w:t xml:space="preserve">aprueba la </w:t>
-      </w:r>
-      <w:r>
-        <w:rPr>
-          <w:rFonts w:ascii="Arial" w:hAnsi="Arial" w:cs="Arial"/>
-        </w:rPr>
-        <w:t>norma técnica denominada “Disposiciones para el becario del PRONABEC”</w:t>
+        <w:t>PRONABEC”</w:t>
       </w:r>
       <w:r>
         <w:rPr>
@@ -2363,6 +2377,7 @@
           <w:sz w:val="22"/>
           <w:szCs w:val="22"/>
         </w:rPr>
+        <w:lastRenderedPageBreak/>
         <w:t xml:space="preserve">“(…) </w:t>
       </w:r>
     </w:p>
@@ -2456,16 +2471,16 @@
           <w:sz w:val="22"/>
           <w:szCs w:val="22"/>
         </w:rPr>
-        <w:t xml:space="preserve">El becario presenta la solicitud de ampliación excepcional de un (01) periodo de estudios, por mesa de partes del PRONABEC al culminar su último periodo programado en el SIBEC </w:t>
-      </w:r>
-      <w:r>
-        <w:rPr>
-          <w:b/>
+        <w:t xml:space="preserve">El becario presenta la solicitud de ampliación excepcional de un (1) período de estudios, por Mesa de Partes del PRONABEC al culminar su último período programado en el SIBEC </w:t>
+      </w:r>
+      <w:r>
+        <w:rPr>
+          <w:bCs/>
           <w:i/>
           <w:sz w:val="22"/>
           <w:szCs w:val="22"/>
         </w:rPr>
-        <w:t>y antes de la matrícula e inicio del periodo académico a ampliar</w:t>
+        <w:t>y antes de la matrícula e inicio del período académico a ampliar</w:t>
       </w:r>
       <w:r>
         <w:rPr>
@@ -2473,11 +2488,11 @@
           <w:sz w:val="22"/>
           <w:szCs w:val="22"/>
         </w:rPr>
-        <w:t xml:space="preserve">, adjuntando la documentación que acredite que aún no ha culminado la carrera o programa de estudios y que precise los cursos pendientes que tiene el becario. La ampliación excepcional se otorga por un (01) periodo académico adicional, </w:t>
-      </w:r>
-      <w:r>
-        <w:rPr>
-          <w:b/>
+        <w:t xml:space="preserve">, adjuntando la documentación que acredite que aún no ha culminado la carrera o programa de estudios y que precise los cursos pendientes que tiene el becario. La ampliación excepcional se otorga por un (1) período académico adicional, </w:t>
+      </w:r>
+      <w:r>
+        <w:rPr>
+          <w:bCs/>
           <w:i/>
           <w:sz w:val="22"/>
           <w:szCs w:val="22"/>
@@ -2490,11 +2505,11 @@
           <w:sz w:val="22"/>
           <w:szCs w:val="22"/>
         </w:rPr>
-        <w:t xml:space="preserve">, se debe efectuar en el periodo académico inmediato posterior al término del periodo de estudios programado </w:t>
-      </w:r>
-      <w:r>
-        <w:rPr>
-          <w:b/>
+        <w:t xml:space="preserve">, se debe efectuar en el período académico inmediato posterior al término del período de estudios programado </w:t>
+      </w:r>
+      <w:r>
+        <w:rPr>
+          <w:bCs/>
           <w:i/>
           <w:sz w:val="22"/>
           <w:szCs w:val="22"/>
@@ -2556,7 +2571,16 @@
           <w:sz w:val="22"/>
           <w:szCs w:val="22"/>
         </w:rPr>
-        <w:t xml:space="preserve">La OAGD traslada la solicitud a la SUCCOR o la que haga sus veces, quien se encarga de verificar la información presentada por el becario y remite, mediante informe, el expediente a la DIBEC. </w:t>
+        <w:t>La OAGD traslada la solicitud a la SUCCOR, quien se encarga de verificar la información presentada por el becario y remite, mediante informe, el expediente a la DIBEC</w:t>
+      </w:r>
+      <w:r>
+        <w:rPr>
+          <w:i/>
+          <w:iCs/>
+          <w:sz w:val="22"/>
+          <w:szCs w:val="22"/>
+        </w:rPr>
+        <w:t xml:space="preserve">. </w:t>
       </w:r>
     </w:p>
     <w:p>
@@ -2596,7 +2620,16 @@
           <w:sz w:val="22"/>
           <w:szCs w:val="22"/>
         </w:rPr>
-        <w:t xml:space="preserve">La DIBEC evalúa cada caso y emite opinión, mediante informe, y con oficio emite pronunciamiento al becario, con copia a la SUCCOR o la que haga sus veces, quien tramita su notificación ante la OAGD. La opinión favorable es también comunicada a la OAF para los fines correspondientes. </w:t>
+        <w:t>La DIBEC, a través de la SUS, evalúa cada caso y emite el informe correspondiente. El resultado de dicha evaluación es comunicado al solicitante mediante oficio emitido por la DIBEC, la cual tramita ante la OAGD la notificación correspondiente, con copia a la SUCCOR para su conocimiento. Cuando la evaluación resulte favorable, la comunicación también se remite a la OAF para los fines correspondientes</w:t>
+      </w:r>
+      <w:r>
+        <w:rPr>
+          <w:i/>
+          <w:iCs/>
+          <w:sz w:val="22"/>
+          <w:szCs w:val="22"/>
+        </w:rPr>
+        <w:t xml:space="preserve">. </w:t>
       </w:r>
     </w:p>
     <w:p>
@@ -2636,7 +2669,16 @@
           <w:sz w:val="22"/>
           <w:szCs w:val="22"/>
         </w:rPr>
-        <w:t xml:space="preserve">La SUS de la DIBEC actualiza la fecha de duración de la beca en los casos que otorgue opinión favorable a la solicitud del becario. Asimismo, actualiza el estado y condición del becario en el SIBEC. </w:t>
+        <w:t>Cuando la opinión respecto de la solicitud del becario sea favorable, la SUS actualiza en el SIBEC la fecha de duración de la beca, así como la condición y situación del becario</w:t>
+      </w:r>
+      <w:r>
+        <w:rPr>
+          <w:i/>
+          <w:iCs/>
+          <w:sz w:val="22"/>
+          <w:szCs w:val="22"/>
+        </w:rPr>
+        <w:t xml:space="preserve">. </w:t>
       </w:r>
     </w:p>
     <w:p>
@@ -2660,33 +2702,8 @@
         </w:rPr>
         <w:t>(…)”</w:t>
       </w:r>
-      <w:r>
-        <w:rPr>
-          <w:i/>
-          <w:iCs/>
-          <w:sz w:val="22"/>
-          <w:szCs w:val="22"/>
-        </w:rPr>
-        <w:t>.</w:t>
-      </w:r>
-      <w:r>
-        <w:rPr>
-          <w:i/>
-          <w:iCs/>
-          <w:sz w:val="22"/>
-          <w:szCs w:val="22"/>
-        </w:rPr>
-        <w:t xml:space="preserve"> </w:t>
-      </w:r>
-      <w:r>
-        <w:rPr>
-          <w:i/>
-          <w:iCs/>
-          <w:sz w:val="22"/>
-          <w:szCs w:val="22"/>
-        </w:rPr>
-        <w:t xml:space="preserve"> </w:t>
-      </w:r>
+      <w:bookmarkStart w:id="0" w:name="_GoBack"/>
+      <w:bookmarkEnd w:id="0"/>
     </w:p>
     <w:p>
       <w:pPr>
@@ -3106,7 +3123,15 @@
           <w:sz w:val="22"/>
           <w:szCs w:val="22"/>
         </w:rPr>
-        <w:t>_BECARIOS }} becarios fueron ingresadas por mesa de partes con fecha {{ FECHAS_SOLICITUD_TEXTO }}</w:t>
+        <w:t xml:space="preserve">_BECARIOS }} becarios fueron </w:t>
+      </w:r>
+      <w:r>
+        <w:rPr>
+          <w:sz w:val="22"/>
+          <w:szCs w:val="22"/>
+        </w:rPr>
+        <w:lastRenderedPageBreak/>
+        <w:t>ingresadas por mesa de partes con fecha {{ FECHAS_SOLICITUD_TEXTO }}</w:t>
       </w:r>
       <w:r>
         <w:rPr>
@@ -3120,15 +3145,7 @@
           <w:sz w:val="22"/>
           <w:szCs w:val="22"/>
         </w:rPr>
-        <w:t xml:space="preserve"> por </w:t>
-      </w:r>
-      <w:r>
-        <w:rPr>
-          <w:sz w:val="22"/>
-          <w:szCs w:val="22"/>
-        </w:rPr>
-        <w:lastRenderedPageBreak/>
-        <w:t>lo tanto, se verifica que fue</w:t>
+        <w:t xml:space="preserve"> por lo tanto, se verifica que fue</w:t>
       </w:r>
       <w:r>
         <w:rPr>
@@ -4570,14 +4587,7 @@
         <w:rPr>
           <w:rFonts w:ascii="Arial" w:hAnsi="Arial"/>
         </w:rPr>
-        <w:t xml:space="preserve">De conformidad a lo informado por la Subdirección de Coordinación y Cooperación </w:t>
-      </w:r>
-      <w:r>
-        <w:rPr>
-          <w:rFonts w:ascii="Arial" w:hAnsi="Arial"/>
-        </w:rPr>
-        <w:lastRenderedPageBreak/>
-        <w:t>Regional Lima mediante {{ NOMBRE_INFORME_SUCCOR }} se concluye que los {{ CANTIDAD_BECARIOS }} becarios detallados en el presente Informe cumplen con los supuestos establecidos en el literal a) del artículo 30 del Reglamento de la Ley N° 29837 y las Disposiciones para el becario del PRONABEC</w:t>
+        <w:t>De conformidad a lo informado por la Subdirección de Coordinación y Cooperación Regional Lima mediante {{ NOMBRE_INFORME_SUCCOR }} se concluye que los {{ CANTIDAD_BECARIOS }} becarios detallados en el presente Informe cumplen con los supuestos establecidos en el literal a) del artículo 30 del Reglamento de la Ley N° 29837 y las Disposiciones para el becario del PRONABEC</w:t>
       </w:r>
       <w:r>
         <w:rPr>
@@ -5093,63 +5103,6 @@
           <w:lang w:val="es-ES"/>
         </w:rPr>
       </w:pPr>
-    </w:p>
-    <w:p>
-      <w:pPr>
-        <w:pStyle w:val="Default"/>
-        <w:jc w:val="both"/>
-        <w:rPr>
-          <w:rFonts w:eastAsia="Arial"/>
-          <w:bCs/>
-          <w:sz w:val="20"/>
-          <w:szCs w:val="20"/>
-          <w:lang w:val="es-ES"/>
-        </w:rPr>
-      </w:pPr>
-      <w:r>
-        <w:rPr>
-          <w:rFonts w:eastAsia="Arial"/>
-          <w:bCs/>
-          <w:sz w:val="20"/>
-          <w:szCs w:val="20"/>
-          <w:lang w:val="es-ES"/>
-        </w:rPr>
-        <w:t>ASV/</w:t>
-      </w:r>
-      <w:proofErr w:type="spellStart"/>
-      <w:r>
-        <w:rPr>
-          <w:rFonts w:eastAsia="Arial"/>
-          <w:bCs/>
-          <w:sz w:val="20"/>
-          <w:szCs w:val="20"/>
-          <w:lang w:val="es-ES"/>
-        </w:rPr>
-        <w:t>jobs</w:t>
-      </w:r>
-      <w:proofErr w:type="spellEnd"/>
-      <w:r>
-        <w:rPr>
-          <w:rFonts w:eastAsia="Arial"/>
-          <w:bCs/>
-          <w:sz w:val="20"/>
-          <w:szCs w:val="20"/>
-          <w:lang w:val="es-ES"/>
-        </w:rPr>
-        <w:t>/</w:t>
-      </w:r>
-      <w:proofErr w:type="spellStart"/>
-      <w:r>
-        <w:rPr>
-          <w:rFonts w:eastAsia="Arial"/>
-          <w:bCs/>
-          <w:sz w:val="20"/>
-          <w:szCs w:val="20"/>
-          <w:lang w:val="es-ES"/>
-        </w:rPr>
-        <w:t>jgds</w:t>
-      </w:r>
-      <w:proofErr w:type="spellEnd"/>
     </w:p>
     <w:sectPr>
       <w:headerReference w:type="default" r:id="rId8"/>
@@ -5914,18 +5867,7 @@
           <w:szCs w:val="18"/>
           <w:lang w:val="es-ES"/>
         </w:rPr>
-        <w:t>-MINED</w:t>
-      </w:r>
-      <w:bookmarkStart w:id="0" w:name="_GoBack"/>
-      <w:bookmarkEnd w:id="0"/>
-      <w:r>
-        <w:rPr>
-          <w:rFonts w:ascii="Arial" w:eastAsia="Arial" w:hAnsi="Arial" w:cs="Arial"/>
-          <w:sz w:val="18"/>
-          <w:szCs w:val="18"/>
-          <w:lang w:val="es-ES"/>
-        </w:rPr>
-        <w:t>U-VMGI-PRONABEC</w:t>
+        <w:t>-MINEDU-VMGI-PRONABEC</w:t>
       </w:r>
       <w:r>
         <w:rPr>
@@ -11265,7 +11207,7 @@
 </file>
 
 <file path=customXml/itemProps1.xml><?xml version="1.0" encoding="utf-8"?>
-<ds:datastoreItem xmlns:ds="http://schemas.openxmlformats.org/officeDocument/2006/customXml" ds:itemID="{81EC8500-B887-441E-8F33-9CBD7F0DB236}">
+<ds:datastoreItem xmlns:ds="http://schemas.openxmlformats.org/officeDocument/2006/customXml" ds:itemID="{20702479-0B5A-48FB-9F38-75D663A083F5}">
   <ds:schemaRefs>
     <ds:schemaRef ds:uri="http://schemas.openxmlformats.org/officeDocument/2006/bibliography"/>
   </ds:schemaRefs>
